--- a/final Report.docx
+++ b/final Report.docx
@@ -4,7 +4,7 @@
   <w:body>
     <w:p>
       <w:pPr>
-        <w:spacing w:before="40" w:after="40"/>
+        <w:pStyle w:val="Heading1"/>
       </w:pPr>
     </w:p>
     <w:p>
@@ -3447,6 +3447,72 @@
       </w:r>
     </w:p>
     <w:p>
+      <w:r>
+        <w:rPr>
+          <w:b/>
+          <w:sz w:val="32"/>
+        </w:rPr>
+        <w:lastRenderedPageBreak/>
+        <w:t>Table of Contents</w:t>
+      </w:r>
+    </w:p>
+    <w:p/>
+    <w:p>
+      <w:r>
+        <w:t>1. Introduction ........................................................................ 3</w:t>
+      </w:r>
+    </w:p>
+    <w:p>
+      <w:r>
+        <w:t xml:space="preserve">   1.1 Background and Purpose of the Study ............................................. 3</w:t>
+      </w:r>
+    </w:p>
+    <w:p>
+      <w:r>
+        <w:t>2. Methodology ......................................................................... 3</w:t>
+      </w:r>
+    </w:p>
+    <w:p>
+      <w:r>
+        <w:t>3. Task 1: Steady-State Resource Demand (Linear Algebra) ............................... 4</w:t>
+      </w:r>
+    </w:p>
+    <w:p>
+      <w:r>
+        <w:t>4. Task 2: Demand Over Time (Calculus) ................................................. 8</w:t>
+      </w:r>
+    </w:p>
+    <w:p>
+      <w:r>
+        <w:t>5. Task 3: Forecasting Error Risk (Probability) ....................................... 11</w:t>
+      </w:r>
+    </w:p>
+    <w:p>
+      <w:r>
+        <w:t>6. Task 4: Consumption by Building Type (Statistics) .................................. 13</w:t>
+      </w:r>
+    </w:p>
+    <w:p>
+      <w:r>
+        <w:t>7. Conclusion ......................................................................... 16</w:t>
+      </w:r>
+    </w:p>
+    <w:p>
+      <w:r>
+        <w:t>10. References ........................................................................ 17</w:t>
+      </w:r>
+    </w:p>
+    <w:p>
+      <w:r>
+        <w:t>11. Appendix .......................................................................... 18</w:t>
+      </w:r>
+    </w:p>
+    <w:p>
+      <w:r>
+        <w:br w:type="page"/>
+      </w:r>
+    </w:p>
+    <w:p>
       <w:pPr>
         <w:pStyle w:val="Heading1"/>
       </w:pPr>
@@ -3479,39 +3545,64 @@
     <w:p>
       <w:bookmarkStart w:id="2" w:name="OLE_LINK2"/>
       <w:r>
-        <w:t>Math’s can be a powerful tool for mapping and modelling how cities use and share key resources like water, energy and housing services. It can help to understand the distribution of demand across various submarkets in the city, the diurnal variation of demand, the impact of uncertainty on forecasts, and consumption patterns across household types. Urban analytics is an area that uses mathematical and statistical methods to inform decision-making, monitoring and long-term planning by local governments.</w:t>
-      </w:r>
-    </w:p>
-    <w:p>
-      <w:r>
-        <w:t xml:space="preserve">The purpose of this assignment is to explore the use of a variety of sophisticated mathematical techniques to examine the pattern of resource consumption in an urban residential system. The investigation follows a scenario created by Urban Resource Intelligence (URI), a consultancy offering local governments advice on how to enhance the efficiency, sustainability and resilience of urban resource systems. To move on to more complex data science projects, as part of the induction process a mathematical investigation must be undertaken that shows the ability to use the skills learned in the previous subjects, Linear Algebra, Calculus, Probability and Statistics, to a </w:t>
-      </w:r>
-      <w:proofErr w:type="gramStart"/>
-      <w:r>
-        <w:t>real world</w:t>
-      </w:r>
-      <w:proofErr w:type="gramEnd"/>
-      <w:r>
-        <w:t xml:space="preserve"> problem in analytics. The findings are presented for non-technical audiences, in the context of policy and planning, and the focus is on the meaning and implications of the results, rather than on the detail of the procedures.</w:t>
-      </w:r>
-    </w:p>
-    <w:p>
-      <w:r>
-        <w:t>The investigation brings together four inter-related areas of analysis. The four linear equations are first solved to find the steady-state (equilibrium) daily resource demand between the four interconnected residential zones and to determine if there is a stable and unique steady-state (equilibrium) for load-balancing purposes. Second, using calculus, a cubic demand function is analyzed to determine how the demand in a high-density residential area is changing over time, including when it is growing quickly and when it is decreasing quickly, and whether there are any critical points of interest for considerations on peak demand management. Third, a normal distribution with mean 0 and standard deviation 5 units in the space of short-term forecasting errors is assumed to capture the behavioral variability and the effect of environmental factors, to assess the probability of large errors and to provide information for risk management and contingency planning. Finally, following appropriate statistical tests, the daily average consumption from three different residential building typologies (apartments, terraced houses and detached houses) is compared in order to test if there are significant differences between the means of consumption, thus enabling the design of specific efficiency interventions.</w:t>
-      </w:r>
-    </w:p>
-    <w:bookmarkEnd w:id="2"/>
-    <w:p>
-      <w:r>
-        <w:lastRenderedPageBreak/>
-        <w:t>These four tasks, when combined, give a clear and evidence-based view of the nature of resource demand throughout the city, which helps in achieving URI's mission to assist planners in allocating resources efficiently and planning for uncertainty.</w:t>
+        <w:t>Mathematics offers a powerful toolkit for understanding how cities share limited resources such as water, energy and housing. This report continues the Urban Resource Intelligence (URI) consultancy scenario, applying linear algebra, calculus, probability and statistics to a real urban residential analytics problem. Findings are presented for non-technical planning and policy stakeholders, focusing on what the results mean rather than on technical procedure.</w:t>
+      </w:r>
+    </w:p>
+    <w:p>
+      <w:r>
+        <w:t>Four linked analyses are carried out:</w:t>
+      </w:r>
+    </w:p>
+    <w:p>
+      <w:pPr>
+        <w:pStyle w:val="ListBullet"/>
+        <w:ind w:left="720"/>
+      </w:pPr>
+      <w:r>
+        <w:t>Solving a system of linear equations for steady-state resource demand across four zones (Task 1);</w:t>
+      </w:r>
+    </w:p>
+    <w:p>
+      <w:pPr>
+        <w:pStyle w:val="ListBullet"/>
+        <w:ind w:left="720"/>
+      </w:pPr>
+      <w:r>
+        <w:t>Using calculus to track how demand changes over a working day (Task 2);</w:t>
+      </w:r>
+    </w:p>
+    <w:p>
+      <w:pPr>
+        <w:pStyle w:val="ListBullet"/>
+        <w:ind w:left="720"/>
+      </w:pPr>
+      <w:r>
+        <w:t>Applying probability theory to quantify forecasting risk (Task 3);</w:t>
+      </w:r>
+    </w:p>
+    <w:p>
+      <w:pPr>
+        <w:pStyle w:val="ListBullet"/>
+        <w:ind w:left="720"/>
+      </w:pPr>
+      <w:r>
+        <w:t>Using statistical testing to compare consumption across building types (Task 4).</w:t>
+      </w:r>
+    </w:p>
+    <w:p>
+      <w:r>
+        <w:t>Together, these give URI planners an evidence-based view of demand, uncertainty and behavioural differences across the city.</w:t>
       </w:r>
     </w:p>
     <w:p>
       <w:pPr>
         <w:pStyle w:val="Heading1"/>
+        <w:rPr>
+          <w:rFonts w:ascii="Times New Roman" w:hAnsi="Times New Roman"/>
+        </w:rPr>
       </w:pPr>
       <w:bookmarkStart w:id="3" w:name="_Toc234938362"/>
+      <w:bookmarkEnd w:id="2"/>
       <w:r>
         <w:rPr>
           <w:rFonts w:ascii="Times New Roman" w:hAnsi="Times New Roman"/>
@@ -3521,60 +3612,39 @@
       <w:bookmarkEnd w:id="3"/>
     </w:p>
     <w:p>
-      <w:r>
-        <w:t xml:space="preserve">This assignment is </w:t>
-      </w:r>
-      <w:r>
-        <w:t>organized</w:t>
-      </w:r>
-      <w:r>
-        <w:t xml:space="preserve"> step-by-step. The approach adopted to each task represents one of the mathematical methods that is appropriate for the nature of the urban resource problem under investigation. The mathematical theory is given first, followed by a typed solution, results checking in Python, a visualization of the results and an interpretation of the results written for non-technical users for each task. Computation and visualization are all performed in Python, making use of the NumPy, </w:t>
-      </w:r>
-      <w:proofErr w:type="spellStart"/>
-      <w:r>
-        <w:t>SymPy</w:t>
-      </w:r>
-      <w:proofErr w:type="spellEnd"/>
-      <w:r>
-        <w:t>, Matplotlib and Seaborn libraries, and screenshots of the computational processes and results are provided as evidence of the work.</w:t>
-      </w:r>
-    </w:p>
-    <w:p>
-      <w:r>
-        <w:t>The first is steady state demand of resources and is explored by linear algebra techniques. The four interconnected residential zones are described by a system of four equations, which are written in matrix form and solved numerically by Gaussian elimination, the solution being checked numerically. The determinant, rank and condition number of the coefficient matrix are also computed, to verify if a unique and numerically stable equilibrium exists. This method enables the long-term balances of demand between the zones to be analyzed with confidence.</w:t>
-      </w:r>
-    </w:p>
-    <w:p>
-      <w:r>
-        <w:t xml:space="preserve">The second task uses differential calculus to analyses the changing demand for resources in a </w:t>
-      </w:r>
-      <w:r>
-        <w:t>high-density</w:t>
-      </w:r>
-      <w:r>
-        <w:t xml:space="preserve"> residential area over time. The first and second derivatives of the demand function are computed to find critical points, determine whether they are maxima or minima, to find out if there are any inflection points, and to find the intervals on which the demand is increasing or decreasing. Using this method, peak and trough periods that are important for operation planning can be identified.</w:t>
-      </w:r>
-    </w:p>
-    <w:p>
-      <w:r>
-        <w:t>The third task investigates the errors in short-term forecasting from a probabilistic perspective. The errors made in forecasting are not systematic but due to a behavioral variability and to the environment; they are therefore assumed to follow a normal distribution with mean = 0, and standard deviation = 5 units. The probability of large deviations from the expected demand is calculated using standardization (z-scores) and this information is useful for risk management and contingency planning.</w:t>
-      </w:r>
-    </w:p>
-    <w:p>
-      <w:r>
-        <w:t xml:space="preserve">For the last task, the data related to the daily average consumption of the three types of residential buildings are analyzed using a one-way Analysis of Variance (ANOVA). This method is suitable due to the fact that it compares the means of more than two groups and it is able to handle unequal sample sizes properly. The hypotheses and assumptions are </w:t>
-      </w:r>
-      <w:r>
-        <w:lastRenderedPageBreak/>
-        <w:t>explicit and a post-hoc test is used if there is a significant difference to determine which building type(s) are different.</w:t>
-      </w:r>
-    </w:p>
-    <w:p>
-      <w:r>
-        <w:t>These methods combined enable a transparent and reliable urban resource demand behavior analysis to be generated.</w:t>
-      </w:r>
-      <w:r>
-        <w:br w:type="page"/>
+      <w:pPr>
+        <w:ind w:firstLine="720"/>
+      </w:pPr>
+      <w:r>
+        <w:t xml:space="preserve">The tasks are all set up in the same way: mathematical theory, a step by step solution in a typewritten format, Python verification (console output), visualisation, and interpretation (for non-technical parties). Everything is computed and visualized with NumPy, SciPy, SymPy, Pandas, Seaborn and Matplotlib. </w:t>
+      </w:r>
+    </w:p>
+    <w:p>
+      <w:r>
+        <w:t xml:space="preserve">Task 1: Use Gaussian elimination and matrix algebra to find the solution to the four-zone demand system, checked using NumPy. </w:t>
+      </w:r>
+    </w:p>
+    <w:p>
+      <w:r>
+        <w:t xml:space="preserve">Task 2: Differential calculus (first and second derivatives) to find critical points and trends in demand. </w:t>
+      </w:r>
+    </w:p>
+    <w:p>
+      <w:r>
+        <w:t>Task 3: Measurement of forecast-error risk with the normal distribution and z-scores.</w:t>
+      </w:r>
+    </w:p>
+    <w:p>
+      <w:r>
+        <w:t xml:space="preserve">Task 4: One-way ANOVA with Shapiro-Wilk, Levene and Tukey HSD tests to compare consumption between building types. </w:t>
+      </w:r>
+    </w:p>
+    <w:p>
+      <w:pPr>
+        <w:ind w:firstLine="720"/>
+      </w:pPr>
+      <w:r>
+        <w:t>These methods were applied consistently and checked in python, and can be used as a solid foundation for the analysis that follows.</w:t>
       </w:r>
     </w:p>
     <w:p>
@@ -3609,15 +3679,7 @@
         <w:spacing w:after="120"/>
       </w:pPr>
       <w:r>
-        <w:t>Students are expected to be able to write a system of linear equations and solve it using matrices and matrix algebra. Students should be able to write a system of linear equations and solve it with matrices and matrix algebra.</w:t>
-      </w:r>
-    </w:p>
-    <w:p>
-      <w:pPr>
-        <w:spacing w:after="120"/>
-      </w:pPr>
-      <w:r>
-        <w:t>The objective is to achieve the balance of the four interrelated cities' daily resource requirements. A set of four linear equations in four unknowns x1, x2, x3, x4, where x1 is the net daily demand (units) of zone 1, x2 is the net daily demand (units) of zone 2 etc., represents the relationship between the zones.</w:t>
+        <w:t>The objective is to balance the four interconnected zones' daily resource demand. Four linear equations in four unknowns (x1-x4) represent the net daily demand in each zone.</w:t>
       </w:r>
     </w:p>
     <w:p>
@@ -3918,7 +3980,7 @@
         <w:spacing w:after="120"/>
       </w:pPr>
       <w:r>
-        <w:t>To ensure that a matrix A has a unique, stable solution to its linear system, it is necessary to check three properties: (1) the determinant must not be zero (otherwise there is no unique solution), (2) the rank must equal the number of equations (otherwise the linear system is not full rank, meaning it is not linearly independent), and (3) the condition number must be small (otherwise the solution is not numerically stable).</w:t>
+        <w:t>A unique, stable solution requires three checks: the determinant must be non-zero, the rank must equal the number of equations (full rank), and the condition number must be small (numerical stability).</w:t>
       </w:r>
     </w:p>
     <w:p>
@@ -3952,7 +4014,7 @@
         <w:spacing w:after="120"/>
       </w:pPr>
       <w:r>
-        <w:t>To obtain the augmented matrix. To form an augmented matrix.</w:t>
+        <w:t>To form the augmented matrix.</w:t>
       </w:r>
     </w:p>
     <w:p>
@@ -4702,13 +4764,12 @@
         <w:rPr>
           <w:b/>
         </w:rPr>
-        <w:t xml:space="preserve">Step 2: </w:t>
+        <w:t>Step 2: Make use of row 2 as a pivot to eliminate x2 from rows 3 and 4.</w:t>
       </w:r>
       <w:r>
         <w:rPr>
           <w:b/>
         </w:rPr>
-        <w:t>Step 2: Make use of row 2 as a pivot to eliminate x2 from rows 3 and 4.</w:t>
       </w:r>
     </w:p>
     <w:p>
@@ -6667,7 +6728,7 @@
     </w:p>
     <w:p>
       <w:r>
-        <w:t xml:space="preserve">Resource demand is modelled by the demand function </w:t>
+        <w:t>Resource demand is modelled by D(t) over a 4-hour period. The aim is to identify when demand is high or low, its rate of change, and what this means for operational planning.</w:t>
       </w:r>
       <m:oMath>
         <m:r>
@@ -6677,18 +6738,11 @@
           <m:t>D(t)= 4t^3  - 18t^2  + 24t + 90</m:t>
         </m:r>
       </m:oMath>
-      <w:r>
-        <w:t xml:space="preserve"> for a 4-hour period (t in hours). The purpose is to identify where demand is high or low, the rate of change of demand and what this means for operational planning.</w:t>
-      </w:r>
-    </w:p>
-    <w:p>
-      <w:r>
-        <w:t>Consider the function, f, and use differential calculus to analyses it.</w:t>
-      </w:r>
-    </w:p>
-    <w:p>
-      <w:r>
-        <w:t>The first derivative D'(t) will provide the rate at which the demand function will change at any given time.</w:t>
+      <w:r/>
+    </w:p>
+    <w:p>
+      <w:r>
+        <w:t>D'(t), the first derivative, gives the rate of change of demand at any point in time.</w:t>
       </w:r>
     </w:p>
     <w:p>
@@ -6698,7 +6752,7 @@
     </w:p>
     <w:p>
       <w:r>
-        <w:t>The critical points occur when D'(t) = 0. These are points that could be local max or min.</w:t>
+        <w:t>Critical points occur where D'(t) = 0, and may be local maxima or minima.</w:t>
       </w:r>
     </w:p>
     <w:p>
@@ -6708,7 +6762,7 @@
     </w:p>
     <w:p>
       <w:r>
-        <w:t>The points where D''(t) = 0 are called points of inflection, because they mark a change in concavity.</w:t>
+        <w:t>Points where D''(t) = 0 are inflection points, marking a change in concavity.</w:t>
       </w:r>
     </w:p>
     <w:p>
@@ -7737,15 +7791,7 @@
         <w:spacing w:after="120"/>
       </w:pPr>
       <w:r>
-        <w:t xml:space="preserve">The symbolic computation of derivatives and the solving of critical points was done using </w:t>
-      </w:r>
-      <w:proofErr w:type="spellStart"/>
-      <w:r>
-        <w:t>SymPy</w:t>
-      </w:r>
-      <w:proofErr w:type="spellEnd"/>
-      <w:r>
-        <w:t xml:space="preserve">. </w:t>
+        <w:t xml:space="preserve">The symbolic computation of derivatives and the solving of critical points was done using SymPy. </w:t>
       </w:r>
     </w:p>
     <w:p>
@@ -7939,7 +7985,7 @@
     </w:p>
     <w:p>
       <w:pPr>
-        <w:pStyle w:val="Heading2"/>
+        <w:pStyle w:val="Heading1"/>
       </w:pPr>
       <w:bookmarkStart w:id="26" w:name="_Toc234938383"/>
       <w:r>
@@ -7961,7 +8007,7 @@
     </w:p>
     <w:p>
       <w:r>
-        <w:t>Forecast errors are the differences between what was forecasted and what has actually been demanded. These errors are not systematic (they are caused by behavioral or environmental variation, either too many or too few residents are using the library). Due to the fact that errors are random and equally likely to be positive or negative, the errors are modelled as having a normal distribution with mean 0 and standard deviation 5 units.</w:t>
+        <w:t>Forecast errors are the difference between predicted and actual demand. They arise from behavioural and environmental variability rather than any systematic bias, and since they are equally likely to be positive or negative, they are modelled as a normal distribution with mean 0 and standard deviation 5 units.</w:t>
       </w:r>
     </w:p>
     <w:p/>
@@ -8943,17 +8989,17 @@
     </w:p>
     <w:p>
       <w:r>
-        <w:t>The normal distribution model gives a very clear and intuitive picture of the risk of the forecast. The forecast error will be within ±5 units of the actual demand approximately 68% of the time. The error will be within ± 10 units about 95% of the time. The error would be greater than ±15 units only about 0.3% of the time (about once a year).</w:t>
-      </w:r>
-    </w:p>
-    <w:p>
-      <w:r>
-        <w:t>This implies that, for urban resource planners, there is virtually no loss of confidence that a contingency buffer of ±10 units will be sufficient for almost all days (95.4%). These 4.6% days with the high errors are rare events and should be taken as emergency days and taken care of. A ±15 units buffer is so conservative (covers 99.7% of days) that resources would be tied up that could be used elsewhere. The best approach is to design for ±10 units and put in place emergency procedures to handle the few days when they are outside of that range.</w:t>
-      </w:r>
-    </w:p>
-    <w:p>
-      <w:r>
-        <w:t>Assumptions of the model include normally distributed forecast errors with constant variance. In practice, the size of the errors could be larger during unusual events (such as heatwaves, festivals or major disruptions) and so the standard deviation σ = 5, should be adjusted periodically with past forecast performance data. This is a common approach during operational forecasting.</w:t>
+        <w:t>The normal distribution model gives a clear picture of forecast risk: errors stay within ±5 units about 68% of the time, within ±10 units about 95% of the time, and exceed ±15 units only about 0.3% of the time (roughly once a year).</w:t>
+      </w:r>
+    </w:p>
+    <w:p>
+      <w:r>
+        <w:t>For planners, this means a ±10 unit contingency buffer is sufficient for 95.4% of days, with the remaining 4.6% best handled through emergency procedures rather than a larger, more conservative ±15 unit buffer that would tie up resources unnecessarily.</w:t>
+      </w:r>
+    </w:p>
+    <w:p>
+      <w:r>
+        <w:t>This model assumes normally distributed errors with constant variance; in practice, σ = 5 should be reviewed periodically, since unusual events (heatwaves, festivals, major disruptions) can widen errors beyond this baseline.</w:t>
       </w:r>
     </w:p>
     <w:p>
@@ -9184,11 +9230,9 @@
         <w:spacing w:after="120"/>
       </w:pPr>
       <w:r>
-        <w:t>This task explores the question of whether the water consumed per day is different for three types of building: Apartments, n=8; Terraced houses, n=10; Detached houses, n=6. Samples are not equal, use one-way ANOVA as that is designed to work with unequal group sizes</w:t>
-      </w:r>
-      <w:r>
-        <w:t>.</w:t>
-      </w:r>
+        <w:t>This task tests whether daily water consumption differs across three building types: Apartments (n=8), Terraced houses (n=10), and Detached houses (n=6). Since sample sizes are unequal, one-way ANOVA is used, as it handles this naturally.</w:t>
+      </w:r>
+      <w:r/>
     </w:p>
     <w:p>
       <w:pPr>
@@ -9295,16 +9339,16 @@
         <w:spacing w:after="120"/>
       </w:pPr>
       <w:r>
-        <w:t xml:space="preserve">Two assumptions need to be tested before running ANOVA: (1) data for each group are normally distributed (Shapiro-Wilk test), (2) variances are equal among the groups (Levene's test). Standard </w:t>
-      </w:r>
-      <w:proofErr w:type="gramStart"/>
-      <w:r>
-        <w:t>one way</w:t>
-      </w:r>
-      <w:proofErr w:type="gramEnd"/>
-      <w:r>
-        <w:t xml:space="preserve"> ANOVA is appropriate when both of these assumptions are met. When the variances are not equal, then the Welch's ANOVA is a good option.</w:t>
-      </w:r>
+        <w:t>Two assumptions are tested before running ANOVA: normality (Shapiro-Wilk) and equal variances (Levene's test). Standard ANOVA is appropriate when both hold; otherwise, Welch's ANOVA is a robust alternative.</w:t>
+      </w:r>
+      <w:proofErr w:type="gramStart"/>
+      <w:r/>
+      <w:proofErr w:type="gramEnd"/>
+      <w:r/>
+      <w:proofErr w:type="gramStart"/>
+      <w:r/>
+      <w:proofErr w:type="gramEnd"/>
+      <w:r/>
     </w:p>
     <w:p>
       <w:pPr>
@@ -10020,11 +10064,41 @@
         <w:ind w:left="567"/>
       </w:pPr>
       <w:r>
-        <w:rPr>
-          <w:rFonts w:ascii="Courier New" w:hAnsi="Courier New"/>
-          <w:sz w:val="14"/>
-        </w:rPr>
-        <w:t>======================================================================</w:t>
+        <w:drawing>
+          <wp:inline distT="0" distB="0" distL="0" distR="0" wp14:anchorId="54351CA6" wp14:editId="1498F0F0">
+            <wp:extent cx="4105848" cy="4267796"/>
+            <wp:effectExtent l="0" t="0" r="9525" b="0"/>
+            <wp:docPr id="646274084" name="Picture 1"/>
+            <wp:cNvGraphicFramePr>
+              <a:graphicFrameLocks xmlns:a="http://schemas.openxmlformats.org/drawingml/2006/main" noChangeAspect="1"/>
+            </wp:cNvGraphicFramePr>
+            <a:graphic xmlns:a="http://schemas.openxmlformats.org/drawingml/2006/main">
+              <a:graphicData uri="http://schemas.openxmlformats.org/drawingml/2006/picture">
+                <pic:pic xmlns:pic="http://schemas.openxmlformats.org/drawingml/2006/picture">
+                  <pic:nvPicPr>
+                    <pic:cNvPr id="646274084" name=""/>
+                    <pic:cNvPicPr/>
+                  </pic:nvPicPr>
+                  <pic:blipFill>
+                    <a:blip r:embed="rId17"/>
+                    <a:stretch>
+                      <a:fillRect/>
+                    </a:stretch>
+                  </pic:blipFill>
+                  <pic:spPr>
+                    <a:xfrm>
+                      <a:off x="0" y="0"/>
+                      <a:ext cx="4105848" cy="4267796"/>
+                    </a:xfrm>
+                    <a:prstGeom prst="rect">
+                      <a:avLst/>
+                    </a:prstGeom>
+                  </pic:spPr>
+                </pic:pic>
+              </a:graphicData>
+            </a:graphic>
+          </wp:inline>
+        </w:drawing>
       </w:r>
     </w:p>
     <w:p>
@@ -10033,11 +10107,42 @@
         <w:ind w:left="567"/>
       </w:pPr>
       <w:r>
-        <w:rPr>
-          <w:rFonts w:ascii="Courier New" w:hAnsi="Courier New"/>
-          <w:sz w:val="14"/>
-        </w:rPr>
-        <w:t>TASK 4 - CONSUMPTION BY BUILDING TYPE (STATISTICS)</w:t>
+        <w:lastRenderedPageBreak/>
+        <w:drawing>
+          <wp:inline distT="0" distB="0" distL="0" distR="0" wp14:anchorId="081D4686" wp14:editId="662742AB">
+            <wp:extent cx="5191850" cy="4915586"/>
+            <wp:effectExtent l="0" t="0" r="8890" b="0"/>
+            <wp:docPr id="348381622" name="Picture 1"/>
+            <wp:cNvGraphicFramePr>
+              <a:graphicFrameLocks xmlns:a="http://schemas.openxmlformats.org/drawingml/2006/main" noChangeAspect="1"/>
+            </wp:cNvGraphicFramePr>
+            <a:graphic xmlns:a="http://schemas.openxmlformats.org/drawingml/2006/main">
+              <a:graphicData uri="http://schemas.openxmlformats.org/drawingml/2006/picture">
+                <pic:pic xmlns:pic="http://schemas.openxmlformats.org/drawingml/2006/picture">
+                  <pic:nvPicPr>
+                    <pic:cNvPr id="348381622" name=""/>
+                    <pic:cNvPicPr/>
+                  </pic:nvPicPr>
+                  <pic:blipFill>
+                    <a:blip r:embed="rId18"/>
+                    <a:stretch>
+                      <a:fillRect/>
+                    </a:stretch>
+                  </pic:blipFill>
+                  <pic:spPr>
+                    <a:xfrm>
+                      <a:off x="0" y="0"/>
+                      <a:ext cx="5191850" cy="4915586"/>
+                    </a:xfrm>
+                    <a:prstGeom prst="rect">
+                      <a:avLst/>
+                    </a:prstGeom>
+                  </pic:spPr>
+                </pic:pic>
+              </a:graphicData>
+            </a:graphic>
+          </wp:inline>
+        </w:drawing>
       </w:r>
     </w:p>
     <w:p>
@@ -10046,11 +10151,42 @@
         <w:ind w:left="567"/>
       </w:pPr>
       <w:r>
-        <w:rPr>
-          <w:rFonts w:ascii="Courier New" w:hAnsi="Courier New"/>
-          <w:sz w:val="14"/>
-        </w:rPr>
-        <w:t>======================================================================</w:t>
+        <w:lastRenderedPageBreak/>
+        <w:drawing>
+          <wp:inline distT="0" distB="0" distL="0" distR="0" wp14:anchorId="1148E872" wp14:editId="39D5807B">
+            <wp:extent cx="4848860" cy="4911725"/>
+            <wp:effectExtent l="0" t="0" r="8890" b="3175"/>
+            <wp:docPr id="2106011227" name="Picture 1"/>
+            <wp:cNvGraphicFramePr>
+              <a:graphicFrameLocks xmlns:a="http://schemas.openxmlformats.org/drawingml/2006/main" noChangeAspect="1"/>
+            </wp:cNvGraphicFramePr>
+            <a:graphic xmlns:a="http://schemas.openxmlformats.org/drawingml/2006/main">
+              <a:graphicData uri="http://schemas.openxmlformats.org/drawingml/2006/picture">
+                <pic:pic xmlns:pic="http://schemas.openxmlformats.org/drawingml/2006/picture">
+                  <pic:nvPicPr>
+                    <pic:cNvPr id="2106011227" name=""/>
+                    <pic:cNvPicPr/>
+                  </pic:nvPicPr>
+                  <pic:blipFill>
+                    <a:blip r:embed="rId19"/>
+                    <a:stretch>
+                      <a:fillRect/>
+                    </a:stretch>
+                  </pic:blipFill>
+                  <pic:spPr>
+                    <a:xfrm>
+                      <a:off x="0" y="0"/>
+                      <a:ext cx="4859214" cy="4922213"/>
+                    </a:xfrm>
+                    <a:prstGeom prst="rect">
+                      <a:avLst/>
+                    </a:prstGeom>
+                  </pic:spPr>
+                </pic:pic>
+              </a:graphicData>
+            </a:graphic>
+          </wp:inline>
+        </w:drawing>
       </w:r>
     </w:p>
     <w:p>
@@ -10058,1148 +10194,42 @@
         <w:spacing w:after="0"/>
         <w:ind w:left="567"/>
       </w:pPr>
-    </w:p>
-    <w:p>
-      <w:pPr>
-        <w:spacing w:after="0"/>
-        <w:ind w:left="567"/>
-      </w:pPr>
-      <w:r>
-        <w:rPr>
-          <w:rFonts w:ascii="Courier New" w:hAnsi="Courier New"/>
-          <w:sz w:val="14"/>
-        </w:rPr>
-        <w:t>----------------------------------------------------------------------</w:t>
-      </w:r>
-    </w:p>
-    <w:p>
-      <w:pPr>
-        <w:spacing w:after="0"/>
-        <w:ind w:left="567"/>
-      </w:pPr>
-      <w:r>
-        <w:rPr>
-          <w:rFonts w:ascii="Courier New" w:hAnsi="Courier New"/>
-          <w:sz w:val="14"/>
-        </w:rPr>
-        <w:t>1. DESCRIPTIVE STATISTICS PER GROUP</w:t>
-      </w:r>
-    </w:p>
-    <w:p>
-      <w:pPr>
-        <w:spacing w:after="0"/>
-        <w:ind w:left="567"/>
-      </w:pPr>
-      <w:r>
-        <w:rPr>
-          <w:rFonts w:ascii="Courier New" w:hAnsi="Courier New"/>
-          <w:sz w:val="14"/>
-        </w:rPr>
-        <w:t>----------------------------------------------------------------------</w:t>
-      </w:r>
-    </w:p>
-    <w:p>
-      <w:pPr>
-        <w:spacing w:after="0"/>
-        <w:ind w:left="567"/>
-      </w:pPr>
-      <w:r>
-        <w:rPr>
-          <w:rFonts w:ascii="Courier New" w:hAnsi="Courier New"/>
-          <w:sz w:val="14"/>
-        </w:rPr>
-        <w:t>Group           n      Mean       SD         Min      Max</w:t>
-      </w:r>
-    </w:p>
-    <w:p>
-      <w:pPr>
-        <w:spacing w:after="0"/>
-        <w:ind w:left="567"/>
-      </w:pPr>
-      <w:r>
-        <w:rPr>
-          <w:rFonts w:ascii="Courier New" w:hAnsi="Courier New"/>
-          <w:sz w:val="14"/>
-        </w:rPr>
-        <w:t>------------------------------------------------------------</w:t>
-      </w:r>
-    </w:p>
-    <w:p>
-      <w:pPr>
-        <w:spacing w:after="0"/>
-        <w:ind w:left="567"/>
-      </w:pPr>
-      <w:r>
-        <w:rPr>
-          <w:rFonts w:ascii="Courier New" w:hAnsi="Courier New"/>
-          <w:sz w:val="14"/>
-        </w:rPr>
-        <w:t>Apartments      8      17.3000    0.5555     16.50    18.10</w:t>
-      </w:r>
-    </w:p>
-    <w:p>
-      <w:pPr>
-        <w:spacing w:after="0"/>
-        <w:ind w:left="567"/>
-      </w:pPr>
-      <w:r>
-        <w:rPr>
-          <w:rFonts w:ascii="Courier New" w:hAnsi="Courier New"/>
-          <w:sz w:val="14"/>
-        </w:rPr>
-        <w:t>Terraced        10     18.8500    0.3028     18.40    19.30</w:t>
-      </w:r>
-    </w:p>
-    <w:p>
-      <w:pPr>
-        <w:spacing w:after="0"/>
-        <w:ind w:left="567"/>
-      </w:pPr>
-      <w:r>
-        <w:rPr>
-          <w:rFonts w:ascii="Courier New" w:hAnsi="Courier New"/>
-          <w:sz w:val="14"/>
-        </w:rPr>
-        <w:t>Detached        6      20.1500    0.3271     19.70    20.60</w:t>
-      </w:r>
-    </w:p>
-    <w:p>
-      <w:pPr>
-        <w:spacing w:after="0"/>
-        <w:ind w:left="567"/>
-      </w:pPr>
-      <w:r>
-        <w:rPr>
-          <w:rFonts w:ascii="Courier New" w:hAnsi="Courier New"/>
-          <w:sz w:val="14"/>
-        </w:rPr>
-        <w:t>----------------------------------------------------------------------</w:t>
-      </w:r>
-    </w:p>
-    <w:p>
-      <w:pPr>
-        <w:spacing w:after="0"/>
-        <w:ind w:left="567"/>
-      </w:pPr>
-      <w:r>
-        <w:rPr>
-          <w:rFonts w:ascii="Courier New" w:hAnsi="Courier New"/>
-          <w:sz w:val="14"/>
-        </w:rPr>
-        <w:t>2. ASSUMPTION CHECKS</w:t>
-      </w:r>
-    </w:p>
-    <w:p>
-      <w:pPr>
-        <w:spacing w:after="0"/>
-        <w:ind w:left="567"/>
-      </w:pPr>
-      <w:r>
-        <w:rPr>
-          <w:rFonts w:ascii="Courier New" w:hAnsi="Courier New"/>
-          <w:sz w:val="14"/>
-        </w:rPr>
-        <w:t>----------------------------------------------------------------------</w:t>
-      </w:r>
-    </w:p>
-    <w:p>
-      <w:pPr>
-        <w:spacing w:after="0"/>
-        <w:ind w:left="567"/>
-      </w:pPr>
-      <w:r>
-        <w:rPr>
-          <w:rFonts w:ascii="Courier New" w:hAnsi="Courier New"/>
-          <w:sz w:val="14"/>
-        </w:rPr>
-        <w:t>2a. Normality Check (Shapiro-Wilk):</w:t>
-      </w:r>
-    </w:p>
-    <w:p>
-      <w:pPr>
-        <w:spacing w:after="0"/>
-        <w:ind w:left="567"/>
-      </w:pPr>
-      <w:r>
-        <w:rPr>
-          <w:rFonts w:ascii="Courier New" w:hAnsi="Courier New"/>
-          <w:sz w:val="14"/>
-        </w:rPr>
-        <w:t xml:space="preserve">    H0: Data follows a normal distribution</w:t>
-      </w:r>
-    </w:p>
-    <w:p>
-      <w:pPr>
-        <w:spacing w:after="0"/>
-        <w:ind w:left="567"/>
-      </w:pPr>
-      <w:r>
-        <w:rPr>
-          <w:rFonts w:ascii="Courier New" w:hAnsi="Courier New"/>
-          <w:sz w:val="14"/>
-        </w:rPr>
-        <w:t xml:space="preserve">    H1: Data does NOT follow a normal distribution</w:t>
-      </w:r>
-    </w:p>
-    <w:p>
-      <w:pPr>
-        <w:spacing w:after="0"/>
-        <w:ind w:left="567"/>
-      </w:pPr>
-      <w:r>
-        <w:rPr>
-          <w:rFonts w:ascii="Courier New" w:hAnsi="Courier New"/>
-          <w:sz w:val="14"/>
-        </w:rPr>
-        <w:t>Group           W-statistic     p-value         Normal?</w:t>
-      </w:r>
-    </w:p>
-    <w:p>
-      <w:pPr>
-        <w:spacing w:after="0"/>
-        <w:ind w:left="567"/>
-      </w:pPr>
-      <w:r>
-        <w:rPr>
-          <w:rFonts w:ascii="Courier New" w:hAnsi="Courier New"/>
-          <w:sz w:val="14"/>
-        </w:rPr>
-        <w:t>-------------------------------------------------------</w:t>
-      </w:r>
-    </w:p>
-    <w:p>
-      <w:pPr>
-        <w:spacing w:after="0"/>
-        <w:ind w:left="567"/>
-      </w:pPr>
-      <w:r>
-        <w:rPr>
-          <w:rFonts w:ascii="Courier New" w:hAnsi="Courier New"/>
-          <w:sz w:val="14"/>
-        </w:rPr>
-        <w:t>Apartments      0.9733          0.9222          Yes</w:t>
-      </w:r>
-    </w:p>
-    <w:p>
-      <w:pPr>
-        <w:spacing w:after="0"/>
-        <w:ind w:left="567"/>
-      </w:pPr>
-      <w:r>
-        <w:rPr>
-          <w:rFonts w:ascii="Courier New" w:hAnsi="Courier New"/>
-          <w:sz w:val="14"/>
-        </w:rPr>
-        <w:t>Terraced        0.9702          0.8924          Yes</w:t>
-      </w:r>
-    </w:p>
-    <w:p>
-      <w:pPr>
-        <w:spacing w:after="0"/>
-        <w:ind w:left="567"/>
-      </w:pPr>
-      <w:r>
-        <w:rPr>
-          <w:rFonts w:ascii="Courier New" w:hAnsi="Courier New"/>
-          <w:sz w:val="14"/>
-        </w:rPr>
-        <w:t>Detached        0.9902          0.9897          Yes</w:t>
-      </w:r>
-    </w:p>
-    <w:p>
-      <w:pPr>
-        <w:spacing w:after="0"/>
-        <w:ind w:left="567"/>
-      </w:pPr>
-    </w:p>
-    <w:p>
-      <w:pPr>
-        <w:spacing w:after="0"/>
-        <w:ind w:left="567"/>
-      </w:pPr>
-      <w:r>
-        <w:rPr>
-          <w:rFonts w:ascii="Courier New" w:hAnsi="Courier New"/>
-          <w:sz w:val="14"/>
-        </w:rPr>
-        <w:t xml:space="preserve">  -&gt; All groups appear normally distributed (p &gt; 0.05).</w:t>
-      </w:r>
-    </w:p>
-    <w:p>
-      <w:pPr>
-        <w:spacing w:after="0"/>
-        <w:ind w:left="567"/>
-      </w:pPr>
-    </w:p>
-    <w:p>
-      <w:pPr>
-        <w:spacing w:after="0"/>
-        <w:ind w:left="567"/>
-      </w:pPr>
-      <w:r>
-        <w:rPr>
-          <w:rFonts w:ascii="Courier New" w:hAnsi="Courier New"/>
-          <w:sz w:val="14"/>
-        </w:rPr>
-        <w:t>2b. Equal Variances Check (Levene's Test):</w:t>
-      </w:r>
-    </w:p>
-    <w:p>
-      <w:pPr>
-        <w:spacing w:after="0"/>
-        <w:ind w:left="567"/>
-      </w:pPr>
-      <w:r>
-        <w:rPr>
-          <w:rFonts w:ascii="Courier New" w:hAnsi="Courier New"/>
-          <w:sz w:val="14"/>
-        </w:rPr>
-        <w:t xml:space="preserve">    H0: All group variances are equal</w:t>
-      </w:r>
-    </w:p>
-    <w:p>
-      <w:pPr>
-        <w:spacing w:after="0"/>
-        <w:ind w:left="567"/>
-      </w:pPr>
-      <w:r>
-        <w:rPr>
-          <w:rFonts w:ascii="Courier New" w:hAnsi="Courier New"/>
-          <w:sz w:val="14"/>
-        </w:rPr>
-        <w:t xml:space="preserve">    H1: At least one group variance differs</w:t>
-      </w:r>
-    </w:p>
-    <w:p>
-      <w:pPr>
-        <w:spacing w:after="0"/>
-        <w:ind w:left="567"/>
-      </w:pPr>
-      <w:r>
-        <w:rPr>
-          <w:rFonts w:ascii="Courier New" w:hAnsi="Courier New"/>
-          <w:sz w:val="14"/>
-        </w:rPr>
-        <w:t xml:space="preserve">    Levene statistic = 2.4889</w:t>
-      </w:r>
-    </w:p>
-    <w:p>
-      <w:pPr>
-        <w:spacing w:after="0"/>
-        <w:ind w:left="567"/>
-      </w:pPr>
-      <w:r>
-        <w:rPr>
-          <w:rFonts w:ascii="Courier New" w:hAnsi="Courier New"/>
-          <w:sz w:val="14"/>
-        </w:rPr>
-        <w:t xml:space="preserve">    p-value          = 0.1071</w:t>
-      </w:r>
-    </w:p>
-    <w:p>
-      <w:pPr>
-        <w:spacing w:after="0"/>
-        <w:ind w:left="567"/>
-      </w:pPr>
-    </w:p>
-    <w:p>
-      <w:pPr>
-        <w:spacing w:after="0"/>
-        <w:ind w:left="567"/>
-      </w:pPr>
-      <w:r>
-        <w:rPr>
-          <w:rFonts w:ascii="Courier New" w:hAnsi="Courier New"/>
-          <w:sz w:val="14"/>
-        </w:rPr>
-        <w:t xml:space="preserve">  -&gt; Variances are equal (p &gt; 0.05) - standard ANOVA is appropriate.</w:t>
-      </w:r>
-    </w:p>
-    <w:p>
-      <w:pPr>
-        <w:spacing w:after="0"/>
-        <w:ind w:left="567"/>
-      </w:pPr>
-      <w:r>
-        <w:rPr>
-          <w:rFonts w:ascii="Courier New" w:hAnsi="Courier New"/>
-          <w:sz w:val="14"/>
-        </w:rPr>
-        <w:t>----------------------------------------------------------------------</w:t>
-      </w:r>
-    </w:p>
-    <w:p>
-      <w:pPr>
-        <w:spacing w:after="0"/>
-        <w:ind w:left="567"/>
-      </w:pPr>
-      <w:r>
-        <w:rPr>
-          <w:rFonts w:ascii="Courier New" w:hAnsi="Courier New"/>
-          <w:sz w:val="14"/>
-        </w:rPr>
-        <w:t>3. ONE-WAY ANOVA</w:t>
-      </w:r>
-    </w:p>
-    <w:p>
-      <w:pPr>
-        <w:spacing w:after="0"/>
-        <w:ind w:left="567"/>
-      </w:pPr>
-      <w:r>
-        <w:rPr>
-          <w:rFonts w:ascii="Courier New" w:hAnsi="Courier New"/>
-          <w:sz w:val="14"/>
-        </w:rPr>
-        <w:t>----------------------------------------------------------------------</w:t>
-      </w:r>
-    </w:p>
-    <w:p>
-      <w:pPr>
-        <w:spacing w:after="0"/>
-        <w:ind w:left="567"/>
-      </w:pPr>
-      <w:r>
-        <w:rPr>
-          <w:rFonts w:ascii="Courier New" w:hAnsi="Courier New"/>
-          <w:sz w:val="14"/>
-        </w:rPr>
-        <w:t xml:space="preserve">    H0: </w:t>
-      </w:r>
-      <w:proofErr w:type="spellStart"/>
-      <w:r>
-        <w:rPr>
-          <w:rFonts w:ascii="Courier New" w:hAnsi="Courier New"/>
-          <w:sz w:val="14"/>
-        </w:rPr>
-        <w:t>mean_apartments</w:t>
-      </w:r>
-      <w:proofErr w:type="spellEnd"/>
-      <w:r>
-        <w:rPr>
-          <w:rFonts w:ascii="Courier New" w:hAnsi="Courier New"/>
-          <w:sz w:val="14"/>
-        </w:rPr>
-        <w:t xml:space="preserve"> = </w:t>
-      </w:r>
-      <w:proofErr w:type="spellStart"/>
-      <w:r>
-        <w:rPr>
-          <w:rFonts w:ascii="Courier New" w:hAnsi="Courier New"/>
-          <w:sz w:val="14"/>
-        </w:rPr>
-        <w:t>mean_terraced</w:t>
-      </w:r>
-      <w:proofErr w:type="spellEnd"/>
-      <w:r>
-        <w:rPr>
-          <w:rFonts w:ascii="Courier New" w:hAnsi="Courier New"/>
-          <w:sz w:val="14"/>
-        </w:rPr>
-        <w:t xml:space="preserve"> = </w:t>
-      </w:r>
-      <w:proofErr w:type="spellStart"/>
-      <w:r>
-        <w:rPr>
-          <w:rFonts w:ascii="Courier New" w:hAnsi="Courier New"/>
-          <w:sz w:val="14"/>
-        </w:rPr>
-        <w:t>mean_detached</w:t>
-      </w:r>
-      <w:proofErr w:type="spellEnd"/>
-      <w:r>
-        <w:rPr>
-          <w:rFonts w:ascii="Courier New" w:hAnsi="Courier New"/>
-          <w:sz w:val="14"/>
-        </w:rPr>
-        <w:t xml:space="preserve"> (all means equal)</w:t>
-      </w:r>
-    </w:p>
-    <w:p>
-      <w:pPr>
-        <w:spacing w:after="0"/>
-        <w:ind w:left="567"/>
-      </w:pPr>
-      <w:r>
-        <w:rPr>
-          <w:rFonts w:ascii="Courier New" w:hAnsi="Courier New"/>
-          <w:sz w:val="14"/>
-        </w:rPr>
-        <w:t xml:space="preserve">    H1: At least one group mean differs from the others</w:t>
-      </w:r>
-    </w:p>
-    <w:p>
-      <w:pPr>
-        <w:spacing w:after="0"/>
-        <w:ind w:left="567"/>
-      </w:pPr>
-      <w:r>
-        <w:rPr>
-          <w:rFonts w:ascii="Courier New" w:hAnsi="Courier New"/>
-          <w:sz w:val="14"/>
-        </w:rPr>
-        <w:t xml:space="preserve">    alpha = 0.05</w:t>
-      </w:r>
-    </w:p>
-    <w:p>
-      <w:pPr>
-        <w:spacing w:after="0"/>
-        <w:ind w:left="567"/>
-      </w:pPr>
-    </w:p>
-    <w:p>
-      <w:pPr>
-        <w:spacing w:after="0"/>
-        <w:ind w:left="567"/>
-      </w:pPr>
-      <w:r>
-        <w:rPr>
-          <w:rFonts w:ascii="Courier New" w:hAnsi="Courier New"/>
-          <w:sz w:val="14"/>
-        </w:rPr>
-        <w:t xml:space="preserve">    F-statistic = 84.9496</w:t>
-      </w:r>
-    </w:p>
-    <w:p>
-      <w:pPr>
-        <w:spacing w:after="0"/>
-        <w:ind w:left="567"/>
-      </w:pPr>
-      <w:r>
-        <w:rPr>
-          <w:rFonts w:ascii="Courier New" w:hAnsi="Courier New"/>
-          <w:sz w:val="14"/>
-        </w:rPr>
-        <w:t xml:space="preserve">    p-value      = 0.000000</w:t>
-      </w:r>
-    </w:p>
-    <w:p>
-      <w:pPr>
-        <w:spacing w:after="0"/>
-        <w:ind w:left="567"/>
-      </w:pPr>
-    </w:p>
-    <w:p>
-      <w:pPr>
-        <w:spacing w:after="0"/>
-        <w:ind w:left="567"/>
-      </w:pPr>
-      <w:r>
-        <w:rPr>
-          <w:rFonts w:ascii="Courier New" w:hAnsi="Courier New"/>
-          <w:sz w:val="14"/>
-        </w:rPr>
-        <w:t xml:space="preserve">  -&gt; p = 0.000000 &lt; 0.05 -&gt; REJECT H0.</w:t>
-      </w:r>
-    </w:p>
-    <w:p>
-      <w:pPr>
-        <w:spacing w:after="0"/>
-        <w:ind w:left="567"/>
-      </w:pPr>
-      <w:r>
-        <w:rPr>
-          <w:rFonts w:ascii="Courier New" w:hAnsi="Courier New"/>
-          <w:sz w:val="14"/>
-        </w:rPr>
-        <w:t xml:space="preserve">  -&gt; There is a statistically significant difference in mean daily</w:t>
-      </w:r>
-    </w:p>
-    <w:p>
-      <w:pPr>
-        <w:spacing w:after="0"/>
-        <w:ind w:left="567"/>
-      </w:pPr>
-      <w:r>
-        <w:rPr>
-          <w:rFonts w:ascii="Courier New" w:hAnsi="Courier New"/>
-          <w:sz w:val="14"/>
-        </w:rPr>
-        <w:t xml:space="preserve">     consumption between building types.</w:t>
-      </w:r>
-    </w:p>
-    <w:p>
-      <w:pPr>
-        <w:spacing w:after="0"/>
-        <w:ind w:left="567"/>
-      </w:pPr>
-      <w:r>
-        <w:rPr>
-          <w:rFonts w:ascii="Courier New" w:hAnsi="Courier New"/>
-          <w:sz w:val="14"/>
-        </w:rPr>
-        <w:t>----------------------------------------------------------------------</w:t>
-      </w:r>
-    </w:p>
-    <w:p>
-      <w:pPr>
-        <w:spacing w:after="0"/>
-        <w:ind w:left="567"/>
-      </w:pPr>
-      <w:r>
-        <w:rPr>
-          <w:rFonts w:ascii="Courier New" w:hAnsi="Courier New"/>
-          <w:sz w:val="14"/>
-        </w:rPr>
-        <w:t>4. POST-HOC ANALYSIS (Tukey HSD)</w:t>
-      </w:r>
-    </w:p>
-    <w:p>
-      <w:pPr>
-        <w:spacing w:after="0"/>
-        <w:ind w:left="567"/>
-      </w:pPr>
-      <w:r>
-        <w:rPr>
-          <w:rFonts w:ascii="Courier New" w:hAnsi="Courier New"/>
-          <w:sz w:val="14"/>
-        </w:rPr>
-        <w:t>----------------------------------------------------------------------</w:t>
-      </w:r>
-    </w:p>
-    <w:p>
-      <w:pPr>
-        <w:spacing w:after="0"/>
-        <w:ind w:left="567"/>
-      </w:pPr>
-      <w:r>
-        <w:rPr>
-          <w:rFonts w:ascii="Courier New" w:hAnsi="Courier New"/>
-          <w:sz w:val="14"/>
-        </w:rPr>
-        <w:t xml:space="preserve">   Multiple Comparison of Means - Tukey HSD, FWER=0.05</w:t>
-      </w:r>
-    </w:p>
-    <w:p>
-      <w:pPr>
-        <w:spacing w:after="0"/>
-        <w:ind w:left="567"/>
-      </w:pPr>
-      <w:r>
-        <w:rPr>
-          <w:rFonts w:ascii="Courier New" w:hAnsi="Courier New"/>
-          <w:sz w:val="14"/>
-        </w:rPr>
-        <w:t>=========================================================</w:t>
-      </w:r>
-    </w:p>
-    <w:p>
-      <w:pPr>
-        <w:spacing w:after="0"/>
-        <w:ind w:left="567"/>
-      </w:pPr>
-      <w:r>
-        <w:rPr>
-          <w:rFonts w:ascii="Courier New" w:hAnsi="Courier New"/>
-          <w:sz w:val="14"/>
-        </w:rPr>
-        <w:t xml:space="preserve">  group1    group</w:t>
-      </w:r>
-      <w:proofErr w:type="gramStart"/>
-      <w:r>
-        <w:rPr>
-          <w:rFonts w:ascii="Courier New" w:hAnsi="Courier New"/>
-          <w:sz w:val="14"/>
-        </w:rPr>
-        <w:t xml:space="preserve">2  </w:t>
-      </w:r>
-      <w:proofErr w:type="spellStart"/>
-      <w:r>
-        <w:rPr>
-          <w:rFonts w:ascii="Courier New" w:hAnsi="Courier New"/>
-          <w:sz w:val="14"/>
-        </w:rPr>
-        <w:t>meandiff</w:t>
-      </w:r>
-      <w:proofErr w:type="spellEnd"/>
-      <w:proofErr w:type="gramEnd"/>
-      <w:r>
-        <w:rPr>
-          <w:rFonts w:ascii="Courier New" w:hAnsi="Courier New"/>
-          <w:sz w:val="14"/>
-        </w:rPr>
-        <w:t xml:space="preserve"> p-</w:t>
-      </w:r>
-      <w:proofErr w:type="gramStart"/>
-      <w:r>
-        <w:rPr>
-          <w:rFonts w:ascii="Courier New" w:hAnsi="Courier New"/>
-          <w:sz w:val="14"/>
-        </w:rPr>
-        <w:t>adj  lower</w:t>
-      </w:r>
-      <w:proofErr w:type="gramEnd"/>
-      <w:r>
-        <w:rPr>
-          <w:rFonts w:ascii="Courier New" w:hAnsi="Courier New"/>
-          <w:sz w:val="14"/>
-        </w:rPr>
-        <w:t xml:space="preserve">   </w:t>
-      </w:r>
-      <w:proofErr w:type="gramStart"/>
-      <w:r>
-        <w:rPr>
-          <w:rFonts w:ascii="Courier New" w:hAnsi="Courier New"/>
-          <w:sz w:val="14"/>
-        </w:rPr>
-        <w:t>upper  reject</w:t>
-      </w:r>
-      <w:proofErr w:type="gramEnd"/>
-    </w:p>
-    <w:p>
-      <w:pPr>
-        <w:spacing w:after="0"/>
-        <w:ind w:left="567"/>
-      </w:pPr>
-      <w:r>
-        <w:rPr>
-          <w:rFonts w:ascii="Courier New" w:hAnsi="Courier New"/>
-          <w:sz w:val="14"/>
-        </w:rPr>
-        <w:t>---------------------------------------------------------</w:t>
-      </w:r>
-    </w:p>
-    <w:p>
-      <w:pPr>
-        <w:spacing w:after="0"/>
-        <w:ind w:left="567"/>
-      </w:pPr>
-      <w:r>
-        <w:rPr>
-          <w:rFonts w:ascii="Courier New" w:hAnsi="Courier New"/>
-          <w:sz w:val="14"/>
-        </w:rPr>
-        <w:t xml:space="preserve">Apartments Detached     2.85   </w:t>
-      </w:r>
-      <w:proofErr w:type="gramStart"/>
-      <w:r>
-        <w:rPr>
-          <w:rFonts w:ascii="Courier New" w:hAnsi="Courier New"/>
-          <w:sz w:val="14"/>
-        </w:rPr>
-        <w:t>0.0  2.2927</w:t>
-      </w:r>
-      <w:proofErr w:type="gramEnd"/>
-      <w:r>
-        <w:rPr>
-          <w:rFonts w:ascii="Courier New" w:hAnsi="Courier New"/>
-          <w:sz w:val="14"/>
-        </w:rPr>
-        <w:t xml:space="preserve">  3.4073   True</w:t>
-      </w:r>
-    </w:p>
-    <w:p>
-      <w:pPr>
-        <w:spacing w:after="0"/>
-        <w:ind w:left="567"/>
-      </w:pPr>
-      <w:r>
-        <w:rPr>
-          <w:rFonts w:ascii="Courier New" w:hAnsi="Courier New"/>
-          <w:sz w:val="14"/>
-        </w:rPr>
-        <w:t xml:space="preserve">Apartments Terraced     1.55   </w:t>
-      </w:r>
-      <w:proofErr w:type="gramStart"/>
-      <w:r>
-        <w:rPr>
-          <w:rFonts w:ascii="Courier New" w:hAnsi="Courier New"/>
-          <w:sz w:val="14"/>
-        </w:rPr>
-        <w:t>0.0  1.0605</w:t>
-      </w:r>
-      <w:proofErr w:type="gramEnd"/>
-      <w:r>
-        <w:rPr>
-          <w:rFonts w:ascii="Courier New" w:hAnsi="Courier New"/>
-          <w:sz w:val="14"/>
-        </w:rPr>
-        <w:t xml:space="preserve">  2.0395   True</w:t>
-      </w:r>
-    </w:p>
-    <w:p>
-      <w:pPr>
-        <w:spacing w:after="0"/>
-        <w:ind w:left="567"/>
-      </w:pPr>
-      <w:r>
-        <w:rPr>
-          <w:rFonts w:ascii="Courier New" w:hAnsi="Courier New"/>
-          <w:sz w:val="14"/>
-        </w:rPr>
-        <w:t xml:space="preserve">  Detached Terraced     -1.3   0.0 -1.8329 -0.7671   True</w:t>
-      </w:r>
-    </w:p>
-    <w:p>
-      <w:pPr>
-        <w:spacing w:after="0"/>
-        <w:ind w:left="567"/>
-      </w:pPr>
-      <w:r>
-        <w:rPr>
-          <w:rFonts w:ascii="Courier New" w:hAnsi="Courier New"/>
-          <w:sz w:val="14"/>
-        </w:rPr>
-        <w:t>---------------------------------------------------------</w:t>
-      </w:r>
-    </w:p>
-    <w:p>
-      <w:pPr>
-        <w:spacing w:after="0"/>
-        <w:ind w:left="567"/>
-      </w:pPr>
-    </w:p>
-    <w:p>
-      <w:pPr>
-        <w:spacing w:after="0"/>
-        <w:ind w:left="567"/>
-      </w:pPr>
-      <w:r>
-        <w:rPr>
-          <w:rFonts w:ascii="Courier New" w:hAnsi="Courier New"/>
-          <w:sz w:val="14"/>
-        </w:rPr>
-        <w:t>Tukey HSD interpretation:</w:t>
-      </w:r>
-    </w:p>
-    <w:p>
-      <w:pPr>
-        <w:spacing w:after="0"/>
-        <w:ind w:left="567"/>
-      </w:pPr>
-      <w:r>
-        <w:rPr>
-          <w:rFonts w:ascii="Courier New" w:hAnsi="Courier New"/>
-          <w:sz w:val="14"/>
-        </w:rPr>
-        <w:t xml:space="preserve">  Groups sharing the same letter/reject=False are NOT significantly different.</w:t>
-      </w:r>
-    </w:p>
-    <w:p>
-      <w:pPr>
-        <w:spacing w:after="0"/>
-        <w:ind w:left="567"/>
-      </w:pPr>
-      <w:r>
-        <w:rPr>
-          <w:rFonts w:ascii="Courier New" w:hAnsi="Courier New"/>
-          <w:sz w:val="14"/>
-        </w:rPr>
-        <w:t xml:space="preserve">  Groups with reject=True have significantly different means.</w:t>
-      </w:r>
-    </w:p>
-    <w:p>
-      <w:pPr>
-        <w:spacing w:after="0"/>
-        <w:ind w:left="567"/>
-      </w:pPr>
-    </w:p>
-    <w:p>
-      <w:pPr>
-        <w:spacing w:after="0"/>
-        <w:ind w:left="567"/>
-      </w:pPr>
-      <w:r>
-        <w:rPr>
-          <w:rFonts w:ascii="Courier New" w:hAnsi="Courier New"/>
-          <w:sz w:val="14"/>
-        </w:rPr>
-        <w:t>----------------------------------------------------------------------</w:t>
-      </w:r>
-    </w:p>
-    <w:p>
-      <w:pPr>
-        <w:spacing w:after="0"/>
-        <w:ind w:left="567"/>
-      </w:pPr>
-      <w:r>
-        <w:rPr>
-          <w:rFonts w:ascii="Courier New" w:hAnsi="Courier New"/>
-          <w:sz w:val="14"/>
-        </w:rPr>
-        <w:t>5. VISUALISATION - Boxplot by Building Type</w:t>
-      </w:r>
-    </w:p>
-    <w:p>
-      <w:pPr>
-        <w:spacing w:after="0"/>
-        <w:ind w:left="567"/>
-      </w:pPr>
-      <w:r>
-        <w:rPr>
-          <w:rFonts w:ascii="Courier New" w:hAnsi="Courier New"/>
-          <w:sz w:val="14"/>
-        </w:rPr>
-        <w:t>----------------------------------------------------------------------</w:t>
-      </w:r>
-    </w:p>
-    <w:p>
-      <w:pPr>
-        <w:spacing w:after="0"/>
-        <w:ind w:left="567"/>
-      </w:pPr>
-      <w:r>
-        <w:rPr>
-          <w:rFonts w:ascii="Courier New" w:hAnsi="Courier New"/>
-          <w:sz w:val="14"/>
-        </w:rPr>
-        <w:t>Figure saved: figures/fig_task4_boxplot.png</w:t>
-      </w:r>
-    </w:p>
-    <w:p>
-      <w:pPr>
-        <w:spacing w:after="0"/>
-        <w:ind w:left="567"/>
-      </w:pPr>
-      <w:r>
-        <w:rPr>
-          <w:rFonts w:ascii="Courier New" w:hAnsi="Courier New"/>
-          <w:sz w:val="14"/>
-        </w:rPr>
-        <w:t>----------------------------------------------------------------------</w:t>
-      </w:r>
-    </w:p>
-    <w:p>
-      <w:pPr>
-        <w:spacing w:after="0"/>
-        <w:ind w:left="567"/>
-      </w:pPr>
-      <w:r>
-        <w:rPr>
-          <w:rFonts w:ascii="Courier New" w:hAnsi="Courier New"/>
-          <w:sz w:val="14"/>
-        </w:rPr>
-        <w:t>6. SUMMARY OF FINDINGS</w:t>
-      </w:r>
-    </w:p>
-    <w:p>
-      <w:pPr>
-        <w:spacing w:after="0"/>
-        <w:ind w:left="567"/>
-      </w:pPr>
-      <w:r>
-        <w:rPr>
-          <w:rFonts w:ascii="Courier New" w:hAnsi="Courier New"/>
-          <w:sz w:val="14"/>
-        </w:rPr>
-        <w:t>----------------------------------------------------------------------</w:t>
-      </w:r>
-    </w:p>
-    <w:p>
-      <w:pPr>
-        <w:spacing w:after="0"/>
-        <w:ind w:left="567"/>
-      </w:pPr>
-      <w:r>
-        <w:rPr>
-          <w:rFonts w:ascii="Courier New" w:hAnsi="Courier New"/>
-          <w:sz w:val="14"/>
-        </w:rPr>
-        <w:t xml:space="preserve">  Apartments: mean = 17.30, n = 8</w:t>
-      </w:r>
-    </w:p>
-    <w:p>
-      <w:pPr>
-        <w:spacing w:after="0"/>
-        <w:ind w:left="567"/>
-      </w:pPr>
-      <w:r>
-        <w:rPr>
-          <w:rFonts w:ascii="Courier New" w:hAnsi="Courier New"/>
-          <w:sz w:val="14"/>
-        </w:rPr>
-        <w:t xml:space="preserve">  Terraced:   mean = 18.85, n = 10</w:t>
-      </w:r>
-    </w:p>
-    <w:p>
-      <w:pPr>
-        <w:spacing w:after="0"/>
-        <w:ind w:left="567"/>
-      </w:pPr>
-      <w:r>
-        <w:rPr>
-          <w:rFonts w:ascii="Courier New" w:hAnsi="Courier New"/>
-          <w:sz w:val="14"/>
-        </w:rPr>
-        <w:t xml:space="preserve">  Detached:   mean = 20.15, n = 6</w:t>
-      </w:r>
-    </w:p>
-    <w:p>
-      <w:pPr>
-        <w:spacing w:after="0"/>
-        <w:ind w:left="567"/>
-      </w:pPr>
-      <w:r>
-        <w:rPr>
-          <w:rFonts w:ascii="Courier New" w:hAnsi="Courier New"/>
-          <w:sz w:val="14"/>
-        </w:rPr>
-        <w:t xml:space="preserve">  ANOVA:      </w:t>
-      </w:r>
-      <w:proofErr w:type="gramStart"/>
-      <w:r>
-        <w:rPr>
-          <w:rFonts w:ascii="Courier New" w:hAnsi="Courier New"/>
-          <w:sz w:val="14"/>
-        </w:rPr>
-        <w:t>F(</w:t>
-      </w:r>
-      <w:proofErr w:type="gramEnd"/>
-      <w:r>
-        <w:rPr>
-          <w:rFonts w:ascii="Courier New" w:hAnsi="Courier New"/>
-          <w:sz w:val="14"/>
-        </w:rPr>
-        <w:t>2,21) = 84.95, p = 0.000000</w:t>
-      </w:r>
-    </w:p>
-    <w:p>
-      <w:pPr>
-        <w:spacing w:after="0"/>
-        <w:ind w:left="567"/>
-      </w:pPr>
-      <w:r>
-        <w:rPr>
-          <w:rFonts w:ascii="Courier New" w:hAnsi="Courier New"/>
-          <w:sz w:val="14"/>
-        </w:rPr>
-        <w:t xml:space="preserve">  Tukey HSD:  See table above for pairwise comparisons.</w:t>
-      </w:r>
-    </w:p>
-    <w:p>
-      <w:pPr>
-        <w:spacing w:after="0"/>
-        <w:ind w:left="567"/>
-      </w:pPr>
-    </w:p>
-    <w:p>
-      <w:pPr>
-        <w:spacing w:after="0"/>
-        <w:ind w:left="567"/>
-      </w:pPr>
-      <w:r>
-        <w:rPr>
-          <w:rFonts w:ascii="Courier New" w:hAnsi="Courier New"/>
-          <w:sz w:val="14"/>
-        </w:rPr>
-        <w:t xml:space="preserve">  Key interpretation:</w:t>
-      </w:r>
-    </w:p>
-    <w:p>
-      <w:pPr>
-        <w:spacing w:after="0"/>
-        <w:ind w:left="567"/>
-      </w:pPr>
-      <w:r>
-        <w:rPr>
-          <w:rFonts w:ascii="Courier New" w:hAnsi="Courier New"/>
-          <w:sz w:val="14"/>
-        </w:rPr>
-        <w:t xml:space="preserve">  - Detached homes show the highest consumption, suggesting they are</w:t>
-      </w:r>
-    </w:p>
-    <w:p>
-      <w:pPr>
-        <w:spacing w:after="0"/>
-        <w:ind w:left="567"/>
-      </w:pPr>
-      <w:r>
-        <w:rPr>
-          <w:rFonts w:ascii="Courier New" w:hAnsi="Courier New"/>
-          <w:sz w:val="14"/>
-        </w:rPr>
-        <w:t xml:space="preserve">    the priority segment for efficiency interventions.</w:t>
-      </w:r>
-    </w:p>
-    <w:p>
-      <w:pPr>
-        <w:spacing w:after="0"/>
-        <w:ind w:left="567"/>
-      </w:pPr>
-      <w:r>
-        <w:rPr>
-          <w:rFonts w:ascii="Courier New" w:hAnsi="Courier New"/>
-          <w:sz w:val="14"/>
-        </w:rPr>
-        <w:t xml:space="preserve">  - Apartments show the lowest consumption, likely due to shared</w:t>
-      </w:r>
-    </w:p>
-    <w:p>
-      <w:pPr>
-        <w:spacing w:after="0"/>
-        <w:ind w:left="567"/>
-      </w:pPr>
-      <w:r>
-        <w:rPr>
-          <w:rFonts w:ascii="Courier New" w:hAnsi="Courier New"/>
-          <w:sz w:val="14"/>
-        </w:rPr>
-        <w:t xml:space="preserve">    infrastructure and smaller living spaces.</w:t>
-      </w:r>
-    </w:p>
-    <w:p>
-      <w:pPr>
-        <w:spacing w:after="0"/>
-        <w:ind w:left="567"/>
-      </w:pPr>
-      <w:r>
-        <w:rPr>
-          <w:rFonts w:ascii="Courier New" w:hAnsi="Courier New"/>
-          <w:sz w:val="14"/>
-        </w:rPr>
-        <w:t xml:space="preserve">  - Terraced homes fall in between, but may differ significantly</w:t>
-      </w:r>
-    </w:p>
-    <w:p>
-      <w:pPr>
-        <w:spacing w:after="0"/>
-        <w:ind w:left="567"/>
-      </w:pPr>
-      <w:r>
-        <w:rPr>
-          <w:rFonts w:ascii="Courier New" w:hAnsi="Courier New"/>
-          <w:sz w:val="14"/>
-        </w:rPr>
-        <w:t xml:space="preserve">    from both other groups (check Tukey HSD results).</w:t>
-      </w:r>
-    </w:p>
-    <w:p>
-      <w:pPr>
-        <w:spacing w:after="0"/>
-        <w:ind w:left="567"/>
-      </w:pPr>
-      <w:r>
-        <w:rPr>
-          <w:rFonts w:ascii="Courier New" w:hAnsi="Courier New"/>
-          <w:sz w:val="14"/>
-        </w:rPr>
-        <w:t>======================================================================</w:t>
-      </w:r>
-    </w:p>
-    <w:p>
-      <w:pPr>
-        <w:spacing w:after="0"/>
-        <w:ind w:left="567"/>
-      </w:pPr>
-      <w:r>
-        <w:rPr>
-          <w:rFonts w:ascii="Courier New" w:hAnsi="Courier New"/>
-          <w:sz w:val="14"/>
-        </w:rPr>
-        <w:t>TASK 4 COMPLETE</w:t>
-      </w:r>
-    </w:p>
-    <w:p>
-      <w:pPr>
-        <w:spacing w:after="0"/>
-        <w:ind w:left="567"/>
-      </w:pPr>
-      <w:r>
-        <w:rPr>
-          <w:rFonts w:ascii="Courier New" w:hAnsi="Courier New"/>
-          <w:sz w:val="14"/>
-        </w:rPr>
-        <w:t>======================================================================</w:t>
+      <w:r>
+        <w:drawing>
+          <wp:inline distT="0" distB="0" distL="0" distR="0" wp14:anchorId="27061890" wp14:editId="2FE90722">
+            <wp:extent cx="4848902" cy="628738"/>
+            <wp:effectExtent l="0" t="0" r="0" b="0"/>
+            <wp:docPr id="1528117153" name="Picture 1"/>
+            <wp:cNvGraphicFramePr>
+              <a:graphicFrameLocks xmlns:a="http://schemas.openxmlformats.org/drawingml/2006/main" noChangeAspect="1"/>
+            </wp:cNvGraphicFramePr>
+            <a:graphic xmlns:a="http://schemas.openxmlformats.org/drawingml/2006/main">
+              <a:graphicData uri="http://schemas.openxmlformats.org/drawingml/2006/picture">
+                <pic:pic xmlns:pic="http://schemas.openxmlformats.org/drawingml/2006/picture">
+                  <pic:nvPicPr>
+                    <pic:cNvPr id="1528117153" name=""/>
+                    <pic:cNvPicPr/>
+                  </pic:nvPicPr>
+                  <pic:blipFill>
+                    <a:blip r:embed="rId20"/>
+                    <a:stretch>
+                      <a:fillRect/>
+                    </a:stretch>
+                  </pic:blipFill>
+                  <pic:spPr>
+                    <a:xfrm>
+                      <a:off x="0" y="0"/>
+                      <a:ext cx="4848902" cy="628738"/>
+                    </a:xfrm>
+                    <a:prstGeom prst="rect">
+                      <a:avLst/>
+                    </a:prstGeom>
+                  </pic:spPr>
+                </pic:pic>
+              </a:graphicData>
+            </a:graphic>
+          </wp:inline>
+        </w:drawing>
       </w:r>
     </w:p>
     <w:p>
@@ -11236,6 +10266,7 @@
         <w:spacing w:after="120"/>
       </w:pPr>
       <w:r>
+        <w:lastRenderedPageBreak/>
         <w:t xml:space="preserve">For urban planners, these results suggest that energy efficiency interventions should be </w:t>
       </w:r>
       <w:proofErr w:type="spellStart"/>
@@ -11256,7 +10287,6 @@
         <w:rPr>
           <w:rFonts w:ascii="Times New Roman" w:hAnsi="Times New Roman"/>
         </w:rPr>
-        <w:lastRenderedPageBreak/>
         <w:t>6.4 Visualization</w:t>
       </w:r>
       <w:bookmarkEnd w:id="41"/>
@@ -11285,7 +10315,7 @@
                     <pic:cNvPicPr/>
                   </pic:nvPicPr>
                   <pic:blipFill>
-                    <a:blip r:embed="rId17"/>
+                    <a:blip r:embed="rId21"/>
                     <a:stretch>
                       <a:fillRect/>
                     </a:stretch>
@@ -11342,15 +10372,79 @@
     <w:p>
       <w:pPr>
         <w:pStyle w:val="Heading1"/>
-      </w:pPr>
-      <w:bookmarkStart w:id="42" w:name="_Toc234938398"/>
+        <w:rPr>
+          <w:rFonts w:ascii="Times New Roman" w:hAnsi="Times New Roman"/>
+        </w:rPr>
+      </w:pPr>
+      <w:bookmarkStart w:id="42" w:name="_Toc234938404"/>
+      <w:r>
+        <w:rPr>
+          <w:rFonts w:ascii="Times New Roman" w:hAnsi="Times New Roman"/>
+        </w:rPr>
+        <w:t>7. Conclusion</w:t>
+      </w:r>
+      <w:bookmarkEnd w:id="42"/>
+    </w:p>
+    <w:p>
+      <w:pPr>
+        <w:spacing w:after="120"/>
+      </w:pPr>
+      <w:r>
+        <w:t>In this portfolio, four different mathematical methods have been used to understand how resources are used across the city.</w:t>
+      </w:r>
+    </w:p>
+    <w:p>
+      <w:pPr>
+        <w:spacing w:after="120"/>
+      </w:pPr>
+      <w:r>
+        <w:t>The linear algebra analysis revealed a stable, predictable pattern of demand across the four zones, with Zone 2 requiring the most resources and Zone 3 the least. This is important for planners, as it means resources can be allocated with confidence rather than reacting to sudden change.</w:t>
+      </w:r>
+    </w:p>
+    <w:p>
+      <w:pPr>
+        <w:spacing w:after="120"/>
+      </w:pPr>
+      <w:r>
+        <w:t>Calculus analysis showed clear fluctuations in demand across the day, including a mid-period dip followed by a warning sign (the inflection point) that recovery was already beginning. This points to the 1-2 hour window as the best time for maintenance, when the system is under least stress.</w:t>
+      </w:r>
+    </w:p>
+    <w:p>
+      <w:pPr>
+        <w:spacing w:after="120"/>
+      </w:pPr>
+      <w:r>
+        <w:t>The probability analysis gave a practical way to size forecast-error risk. A buffer of ±10 units covers about 95% of days, balancing preparedness against cost, while larger deviations are rare enough to be handled through emergency measures rather than costly permanent reserves.</w:t>
+      </w:r>
+    </w:p>
+    <w:p>
+      <w:pPr>
+        <w:spacing w:after="120"/>
+      </w:pPr>
+      <w:r>
+        <w:t>The statistics analysis showed that resource use differs significantly between building types, with detached houses consuming the most, apartments the least, and terraced houses in between. This points to detached homes as the priority segment for efficiency interventions.</w:t>
+      </w:r>
+    </w:p>
+    <w:p>
+      <w:pPr>
+        <w:spacing w:after="120"/>
+      </w:pPr>
+      <w:r>
+        <w:t>Together, these four analyses give city planners a robust, evidence-based understanding of resource flow across the city — where demand is highest and lowest, what buffer is needed for uncertainty, and which housing types need efficiency improvements. In short, mathematics makes cities work better for everyone.</w:t>
+      </w:r>
+    </w:p>
+    <w:p>
+      <w:pPr>
+        <w:pStyle w:val="Heading1"/>
+      </w:pPr>
+      <w:bookmarkStart w:id="43" w:name="_Toc234938398"/>
       <w:r>
         <w:rPr>
           <w:rFonts w:ascii="Times New Roman" w:hAnsi="Times New Roman"/>
         </w:rPr>
         <w:t>10. References</w:t>
       </w:r>
-      <w:bookmarkEnd w:id="42"/>
+      <w:bookmarkEnd w:id="43"/>
     </w:p>
     <w:p>
       <w:r>
@@ -11362,21 +10456,11 @@
     </w:p>
     <w:p>
       <w:r>
-        <w:t xml:space="preserve">Anton, H., </w:t>
-      </w:r>
-      <w:proofErr w:type="spellStart"/>
-      <w:r>
-        <w:t>Rorres</w:t>
-      </w:r>
-      <w:proofErr w:type="spellEnd"/>
-      <w:r>
-        <w:t xml:space="preserve">, C. and Kaul, A. (2014) Elementary Linear Algebra: Applications Version. 11th </w:t>
-      </w:r>
-      <w:proofErr w:type="spellStart"/>
+        <w:t xml:space="preserve">Anton, H., Rorres, C. and Kaul, A. (2014) Elementary Linear Algebra: Applications Version. 11th </w:t>
+      </w:r>
       <w:r>
         <w:t>edn</w:t>
       </w:r>
-      <w:proofErr w:type="spellEnd"/>
       <w:r>
         <w:t>. Hoboken: Wiley.</w:t>
       </w:r>
@@ -11388,15 +10472,8 @@
     </w:p>
     <w:p>
       <w:r>
-        <w:t xml:space="preserve">Strang, G. (2016) Introduction to Linear Algebra. 5th </w:t>
-      </w:r>
-      <w:proofErr w:type="spellStart"/>
-      <w:r>
-        <w:t>edn</w:t>
-      </w:r>
-      <w:proofErr w:type="spellEnd"/>
-      <w:r>
-        <w:t>. Wellesley: Wellesley-Cambridge Press.</w:t>
+        <w:lastRenderedPageBreak/>
+        <w:t>Strang, G. (2016) Introduction to Linear Algebra. 5th edn. Wellesley: Wellesley-Cambridge Press.</w:t>
       </w:r>
     </w:p>
     <w:p>
@@ -11404,34 +10481,17 @@
         <w:rPr>
           <w:b/>
         </w:rPr>
-        <w:lastRenderedPageBreak/>
         <w:t>Task 2: Calculus</w:t>
       </w:r>
     </w:p>
     <w:p>
       <w:r>
-        <w:t xml:space="preserve">Stewart, J. (2016) Calculus: Early Transcendentals. 8th </w:t>
-      </w:r>
-      <w:proofErr w:type="spellStart"/>
-      <w:r>
-        <w:t>edn</w:t>
-      </w:r>
-      <w:proofErr w:type="spellEnd"/>
-      <w:r>
-        <w:t>. Boston: Cengage Learning.</w:t>
-      </w:r>
-    </w:p>
-    <w:p>
-      <w:r>
-        <w:t xml:space="preserve">Thomas, G.B., Weir, M.D. and Hass, J. (2018) Thomas' Calculus. 14th </w:t>
-      </w:r>
-      <w:proofErr w:type="spellStart"/>
-      <w:r>
-        <w:t>edn</w:t>
-      </w:r>
-      <w:proofErr w:type="spellEnd"/>
-      <w:r>
-        <w:t>. Boston: Pearson.</w:t>
+        <w:t>Stewart, J. (2016) Calculus: Early Transcendentals. 8th edn. Boston: Cengage Learning.</w:t>
+      </w:r>
+    </w:p>
+    <w:p>
+      <w:r>
+        <w:t>Thomas, G.B., Weir, M.D. and Hass, J. (2018) Thomas' Calculus. 14th edn. Boston: Pearson.</w:t>
       </w:r>
     </w:p>
     <w:p>
@@ -11444,15 +10504,7 @@
     </w:p>
     <w:p>
       <w:r>
-        <w:t xml:space="preserve">Ross, S.M. (2019) Introduction to Probability Models. 12th </w:t>
-      </w:r>
-      <w:proofErr w:type="spellStart"/>
-      <w:r>
-        <w:t>edn</w:t>
-      </w:r>
-      <w:proofErr w:type="spellEnd"/>
-      <w:r>
-        <w:t>. London: Academic Press.</w:t>
+        <w:t>Ross, S.M. (2019) Introduction to Probability Models. 12th edn. London: Academic Press.</w:t>
       </w:r>
     </w:p>
     <w:p>
@@ -11465,15 +10517,7 @@
       </w:r>
       <w:proofErr w:type="spellEnd"/>
       <w:r>
-        <w:t xml:space="preserve">, D. (2020) Probability and Random Processes. 4th </w:t>
-      </w:r>
-      <w:proofErr w:type="spellStart"/>
-      <w:r>
-        <w:t>edn</w:t>
-      </w:r>
-      <w:proofErr w:type="spellEnd"/>
-      <w:r>
-        <w:t>. Oxford: Oxford University Press.</w:t>
+        <w:t>, D. (2020) Probability and Random Processes. 4th edn. Oxford: Oxford University Press.</w:t>
       </w:r>
     </w:p>
     <w:p>
@@ -11493,28 +10537,12 @@
     </w:p>
     <w:p>
       <w:r>
-        <w:t xml:space="preserve">Devore, J.L. (2015) Probability and Statistics for Engineering and the Sciences. 9th </w:t>
-      </w:r>
-      <w:proofErr w:type="spellStart"/>
-      <w:r>
-        <w:t>edn</w:t>
-      </w:r>
-      <w:proofErr w:type="spellEnd"/>
-      <w:r>
-        <w:t>. Boston: Cengage Learning.</w:t>
-      </w:r>
-    </w:p>
-    <w:p>
-      <w:r>
-        <w:t xml:space="preserve">Montgomery, D.C. (2017) Design and Analysis of Experiments. 9th </w:t>
-      </w:r>
-      <w:proofErr w:type="spellStart"/>
-      <w:r>
-        <w:t>edn</w:t>
-      </w:r>
-      <w:proofErr w:type="spellEnd"/>
-      <w:r>
-        <w:t>. Hoboken: Wiley.</w:t>
+        <w:t>Devore, J.L. (2015) Probability and Statistics for Engineering and the Sciences. 9th edn. Boston: Cengage Learning.</w:t>
+      </w:r>
+    </w:p>
+    <w:p>
+      <w:r>
+        <w:t>Montgomery, D.C. (2017) Design and Analysis of Experiments. 9th edn. Hoboken: Wiley.</w:t>
       </w:r>
     </w:p>
     <w:p>
@@ -11536,7 +10564,7 @@
       <w:pPr>
         <w:pStyle w:val="Heading1"/>
       </w:pPr>
-      <w:bookmarkStart w:id="43" w:name="_Toc234938399"/>
+      <w:bookmarkStart w:id="44" w:name="_Toc234938399"/>
       <w:r>
         <w:rPr>
           <w:rFonts w:ascii="Times New Roman" w:hAnsi="Times New Roman"/>
@@ -11544,7 +10572,7 @@
         <w:lastRenderedPageBreak/>
         <w:t>11. Appendix</w:t>
       </w:r>
-      <w:bookmarkEnd w:id="43"/>
+      <w:bookmarkEnd w:id="44"/>
     </w:p>
     <w:p>
       <w:pPr>
@@ -11564,14 +10592,14 @@
           <w:rFonts w:ascii="Times New Roman" w:hAnsi="Times New Roman"/>
         </w:rPr>
       </w:pPr>
-      <w:bookmarkStart w:id="44" w:name="_Toc234938400"/>
+      <w:bookmarkStart w:id="45" w:name="_Toc234938400"/>
       <w:r>
         <w:rPr>
           <w:rFonts w:ascii="Times New Roman" w:hAnsi="Times New Roman"/>
         </w:rPr>
         <w:t>Task 1: Linear Algebra</w:t>
       </w:r>
-      <w:bookmarkEnd w:id="44"/>
+      <w:bookmarkEnd w:id="45"/>
     </w:p>
     <w:p>
       <w:pPr>
@@ -11690,7 +10718,15 @@
         <w:spacing w:after="0" w:line="240" w:lineRule="auto"/>
       </w:pPr>
       <w:r>
-        <w:t xml:space="preserve">    [ 2, -</w:t>
+        <w:t xml:space="preserve">    </w:t>
+      </w:r>
+      <w:proofErr w:type="gramStart"/>
+      <w:r>
+        <w:t>[ 2</w:t>
+      </w:r>
+      <w:proofErr w:type="gramEnd"/>
+      <w:r>
+        <w:t>, -</w:t>
       </w:r>
       <w:proofErr w:type="gramStart"/>
       <w:r>
@@ -11738,7 +10774,15 @@
         <w:spacing w:after="0" w:line="240" w:lineRule="auto"/>
       </w:pPr>
       <w:r>
-        <w:t xml:space="preserve">    [ 0, -</w:t>
+        <w:t xml:space="preserve">    </w:t>
+      </w:r>
+      <w:proofErr w:type="gramStart"/>
+      <w:r>
+        <w:t>[ 0</w:t>
+      </w:r>
+      <w:proofErr w:type="gramEnd"/>
+      <w:r>
+        <w:t>, -</w:t>
       </w:r>
       <w:proofErr w:type="gramStart"/>
       <w:r>
@@ -12325,7 +11369,15 @@
       </w:r>
       <w:proofErr w:type="spellEnd"/>
       <w:r>
-        <w:t xml:space="preserve"> number kappa(A) = {cond_A:.4f}")</w:t>
+        <w:t xml:space="preserve"> number kappa(A) = {cond_A:.4</w:t>
+      </w:r>
+      <w:proofErr w:type="gramStart"/>
+      <w:r>
+        <w:t>f}"</w:t>
+      </w:r>
+      <w:proofErr w:type="gramEnd"/>
+      <w:r>
+        <w:t>)</w:t>
       </w:r>
     </w:p>
     <w:p>
@@ -12660,12 +11712,17 @@
         <w:t>{</w:t>
       </w:r>
       <w:proofErr w:type="spellStart"/>
+      <w:proofErr w:type="gramStart"/>
       <w:r>
         <w:t>i</w:t>
       </w:r>
       <w:proofErr w:type="spellEnd"/>
       <w:r>
-        <w:t>} ({label}) = {val:.4</w:t>
+        <w:t>} ({label})</w:t>
+      </w:r>
+      <w:proofErr w:type="gramEnd"/>
+      <w:r>
+        <w:t xml:space="preserve"> = {val:.4</w:t>
       </w:r>
       <w:proofErr w:type="gramStart"/>
       <w:r>
@@ -12715,7 +11772,15 @@
       </w:r>
       <w:proofErr w:type="spellEnd"/>
       <w:r>
-        <w:t xml:space="preserve"> (A @ x should equal b):")</w:t>
+        <w:t xml:space="preserve"> (</w:t>
+      </w:r>
+      <w:proofErr w:type="gramStart"/>
+      <w:r>
+        <w:t>A @</w:t>
+      </w:r>
+      <w:proofErr w:type="gramEnd"/>
+      <w:r>
+        <w:t xml:space="preserve"> x should equal b):")</w:t>
       </w:r>
     </w:p>
     <w:p>
@@ -12736,10 +11801,13 @@
       </w:r>
       <w:proofErr w:type="gramEnd"/>
       <w:r>
-        <w:t xml:space="preserve"> (max error): {</w:t>
-      </w:r>
-      <w:proofErr w:type="spellStart"/>
-      <w:proofErr w:type="gramStart"/>
+        <w:t xml:space="preserve"> (max error</w:t>
+      </w:r>
+      <w:proofErr w:type="gramStart"/>
+      <w:r>
+        <w:t>): {</w:t>
+      </w:r>
+      <w:proofErr w:type="spellStart"/>
       <w:r>
         <w:t>np.max</w:t>
       </w:r>
@@ -12753,11 +11821,19 @@
       </w:r>
       <w:proofErr w:type="spellEnd"/>
       <w:r>
-        <w:t>(</w:t>
-      </w:r>
-      <w:proofErr w:type="gramEnd"/>
-      <w:r>
-        <w:t>A @ x - b)):.2e}")</w:t>
+        <w:t>(A @</w:t>
+      </w:r>
+      <w:proofErr w:type="gramEnd"/>
+      <w:r>
+        <w:t xml:space="preserve"> x - b)):.2</w:t>
+      </w:r>
+      <w:proofErr w:type="gramStart"/>
+      <w:r>
+        <w:t>e}"</w:t>
+      </w:r>
+      <w:proofErr w:type="gramEnd"/>
+      <w:r>
+        <w:t>)</w:t>
       </w:r>
     </w:p>
     <w:p>
@@ -12856,11 +11932,11 @@
       </w:pPr>
       <w:proofErr w:type="gramStart"/>
       <w:r>
-        <w:t>print(</w:t>
-      </w:r>
-      <w:proofErr w:type="gramEnd"/>
-      <w:r>
-        <w:t>f"""</w:t>
+        <w:t>print(f""</w:t>
+      </w:r>
+      <w:proofErr w:type="gramEnd"/>
+      <w:r>
+        <w:t>"</w:t>
       </w:r>
     </w:p>
     <w:p>
@@ -12900,9 +11976,14 @@
         <w:spacing w:after="0" w:line="240" w:lineRule="auto"/>
       </w:pPr>
       <w:r>
-        <w:t>- The zone with highest demand: {</w:t>
-      </w:r>
-      <w:proofErr w:type="spellStart"/>
+        <w:t xml:space="preserve">- The zone with highest </w:t>
+      </w:r>
+      <w:proofErr w:type="gramStart"/>
+      <w:r>
+        <w:t>demand: {</w:t>
+      </w:r>
+      <w:proofErr w:type="spellStart"/>
+      <w:proofErr w:type="gramEnd"/>
       <w:r>
         <w:t>zone_labels</w:t>
       </w:r>
@@ -12918,7 +11999,15 @@
       <w:proofErr w:type="spellEnd"/>
       <w:proofErr w:type="gramEnd"/>
       <w:r>
-        <w:t>(x)]} ({</w:t>
+        <w:t>(x</w:t>
+      </w:r>
+      <w:proofErr w:type="gramStart"/>
+      <w:r>
+        <w:t>)]}</w:t>
+      </w:r>
+      <w:proofErr w:type="gramEnd"/>
+      <w:r>
+        <w:t xml:space="preserve"> ({</w:t>
       </w:r>
       <w:proofErr w:type="spellStart"/>
       <w:r>
@@ -12926,8 +12015,13 @@
       </w:r>
       <w:proofErr w:type="spellEnd"/>
       <w:r>
-        <w:t>():.1f})</w:t>
-      </w:r>
+        <w:t>():.1</w:t>
+      </w:r>
+      <w:proofErr w:type="gramStart"/>
+      <w:r>
+        <w:t>f})</w:t>
+      </w:r>
+      <w:proofErr w:type="gramEnd"/>
     </w:p>
     <w:p>
       <w:pPr>
@@ -12957,7 +12051,15 @@
       <w:proofErr w:type="spellEnd"/>
       <w:proofErr w:type="gramEnd"/>
       <w:r>
-        <w:t>(x)]} ({</w:t>
+        <w:t>(x</w:t>
+      </w:r>
+      <w:proofErr w:type="gramStart"/>
+      <w:r>
+        <w:t>)]}</w:t>
+      </w:r>
+      <w:proofErr w:type="gramEnd"/>
+      <w:r>
+        <w:t xml:space="preserve"> ({</w:t>
       </w:r>
       <w:proofErr w:type="spellStart"/>
       <w:r>
@@ -12965,8 +12067,13 @@
       </w:r>
       <w:proofErr w:type="spellEnd"/>
       <w:r>
-        <w:t>():.1f})</w:t>
-      </w:r>
+        <w:t>():.1</w:t>
+      </w:r>
+      <w:proofErr w:type="gramStart"/>
+      <w:r>
+        <w:t>f})</w:t>
+      </w:r>
+      <w:proofErr w:type="gramEnd"/>
     </w:p>
     <w:p>
       <w:pPr>
@@ -13704,15 +12811,28 @@
       </w:r>
       <w:proofErr w:type="spellEnd"/>
       <w:r>
-        <w:t xml:space="preserve"> saved to '{</w:t>
-      </w:r>
-      <w:proofErr w:type="spellStart"/>
-      <w:r>
-        <w:t>fig_path</w:t>
-      </w:r>
-      <w:proofErr w:type="spellEnd"/>
-      <w:r>
-        <w:t>}'")</w:t>
+        <w:t xml:space="preserve"> saved </w:t>
+      </w:r>
+      <w:proofErr w:type="gramStart"/>
+      <w:r>
+        <w:t>to '{</w:t>
+      </w:r>
+      <w:proofErr w:type="spellStart"/>
+      <w:proofErr w:type="gramEnd"/>
+      <w:r>
+        <w:t>fig_</w:t>
+      </w:r>
+      <w:proofErr w:type="gramStart"/>
+      <w:r>
+        <w:t>path</w:t>
+      </w:r>
+      <w:proofErr w:type="spellEnd"/>
+      <w:r>
+        <w:t>}'</w:t>
+      </w:r>
+      <w:proofErr w:type="gramEnd"/>
+      <w:r>
+        <w:t>")</w:t>
       </w:r>
     </w:p>
     <w:p>
@@ -13800,14 +12920,14 @@
           <w:rFonts w:ascii="Times New Roman" w:hAnsi="Times New Roman"/>
         </w:rPr>
       </w:pPr>
-      <w:bookmarkStart w:id="45" w:name="_Toc234938401"/>
+      <w:bookmarkStart w:id="46" w:name="_Toc234938401"/>
       <w:r>
         <w:rPr>
           <w:rFonts w:ascii="Times New Roman" w:hAnsi="Times New Roman"/>
         </w:rPr>
         <w:t>Task 2: Calculus</w:t>
       </w:r>
-      <w:bookmarkEnd w:id="45"/>
+      <w:bookmarkEnd w:id="46"/>
     </w:p>
     <w:p/>
     <w:p>
@@ -14089,11 +13209,19 @@
       </w:r>
       <w:proofErr w:type="spellStart"/>
       <w:r>
-        <w:t>D_double_sym</w:t>
-      </w:r>
-      <w:proofErr w:type="spellEnd"/>
-      <w:r>
-        <w:t>}")</w:t>
+        <w:t>D_double_</w:t>
+      </w:r>
+      <w:proofErr w:type="gramStart"/>
+      <w:r>
+        <w:t>sym</w:t>
+      </w:r>
+      <w:proofErr w:type="spellEnd"/>
+      <w:r>
+        <w:t>}"</w:t>
+      </w:r>
+      <w:proofErr w:type="gramEnd"/>
+      <w:r>
+        <w:t>)</w:t>
       </w:r>
     </w:p>
     <w:p>
@@ -14149,7 +13277,47 @@
       </w:r>
       <w:proofErr w:type="gramEnd"/>
       <w:r>
-        <w:t>={t:.1f}: D={4*t**3-18*t**2+24*t+90:.2f}, D'={12*t**2-36*t+24:.2f}, D''={24*t-36:.2f}")</w:t>
+        <w:t>={t:.1</w:t>
+      </w:r>
+      <w:proofErr w:type="gramStart"/>
+      <w:r>
+        <w:t>f}:</w:t>
+      </w:r>
+      <w:proofErr w:type="gramEnd"/>
+      <w:r>
+        <w:t xml:space="preserve"> D={4*t**3-18*t**2+24*t+90:.2</w:t>
+      </w:r>
+      <w:proofErr w:type="gramStart"/>
+      <w:r>
+        <w:t>f},</w:t>
+      </w:r>
+      <w:proofErr w:type="gramEnd"/>
+      <w:r>
+        <w:t xml:space="preserve"> D'={12*t**2-36*t+24:.2</w:t>
+      </w:r>
+      <w:proofErr w:type="gramStart"/>
+      <w:r>
+        <w:t>f},</w:t>
+      </w:r>
+      <w:proofErr w:type="gramEnd"/>
+      <w:r>
+        <w:t xml:space="preserve"> </w:t>
+      </w:r>
+      <w:proofErr w:type="gramStart"/>
+      <w:r>
+        <w:t>D''</w:t>
+      </w:r>
+      <w:proofErr w:type="gramEnd"/>
+      <w:r>
+        <w:t>={24*t-36:.2</w:t>
+      </w:r>
+      <w:proofErr w:type="gramStart"/>
+      <w:r>
+        <w:t>f}"</w:t>
+      </w:r>
+      <w:proofErr w:type="gramEnd"/>
+      <w:r>
+        <w:t>)</w:t>
       </w:r>
     </w:p>
     <w:p>
@@ -14275,7 +13443,23 @@
       </w:r>
       <w:proofErr w:type="gramEnd"/>
       <w:r>
-        <w:t>={t}: D''={Dpp:.0f} -&gt; {</w:t>
+        <w:t xml:space="preserve">={t}: </w:t>
+      </w:r>
+      <w:proofErr w:type="gramStart"/>
+      <w:r>
+        <w:t>D''</w:t>
+      </w:r>
+      <w:proofErr w:type="gramEnd"/>
+      <w:r>
+        <w:t>={Dpp:.0</w:t>
+      </w:r>
+      <w:proofErr w:type="gramStart"/>
+      <w:r>
+        <w:t>f} -</w:t>
+      </w:r>
+      <w:proofErr w:type="gramEnd"/>
+      <w:r>
+        <w:t>&gt; {</w:t>
       </w:r>
       <w:proofErr w:type="spellStart"/>
       <w:r>
@@ -14283,7 +13467,15 @@
       </w:r>
       <w:proofErr w:type="spellEnd"/>
       <w:r>
-        <w:t>}, D({t</w:t>
+        <w:t xml:space="preserve">}, </w:t>
+      </w:r>
+      <w:proofErr w:type="gramStart"/>
+      <w:r>
+        <w:t>D({</w:t>
+      </w:r>
+      <w:proofErr w:type="gramEnd"/>
+      <w:r>
+        <w:t>t</w:t>
       </w:r>
       <w:proofErr w:type="gramStart"/>
       <w:r>
@@ -14291,7 +13483,15 @@
       </w:r>
       <w:proofErr w:type="gramEnd"/>
       <w:r>
-        <w:t>{Dv:.2f}")</w:t>
+        <w:t>{Dv:.2</w:t>
+      </w:r>
+      <w:proofErr w:type="gramStart"/>
+      <w:r>
+        <w:t>f}"</w:t>
+      </w:r>
+      <w:proofErr w:type="gramEnd"/>
+      <w:r>
+        <w:t>)</w:t>
       </w:r>
     </w:p>
     <w:p>
@@ -14317,22 +13517,40 @@
         <w:t>print(f"\</w:t>
       </w:r>
       <w:proofErr w:type="spellStart"/>
+      <w:proofErr w:type="gramStart"/>
       <w:r>
         <w:t>nD</w:t>
       </w:r>
       <w:proofErr w:type="spellEnd"/>
       <w:r>
-        <w:t>''(t)=0 -&gt; 24t-36=0 -&gt; t={</w:t>
-      </w:r>
-      <w:proofErr w:type="spellStart"/>
-      <w:r>
-        <w:t>t_inf</w:t>
-      </w:r>
-      <w:proofErr w:type="spellEnd"/>
-      <w:r>
-        <w:t>}, D({</w:t>
-      </w:r>
-      <w:proofErr w:type="spellStart"/>
+        <w:t>''</w:t>
+      </w:r>
+      <w:proofErr w:type="gramEnd"/>
+      <w:r>
+        <w:t>(t)=0 -&gt; 24t-36=0 -&gt; t={</w:t>
+      </w:r>
+      <w:proofErr w:type="spellStart"/>
+      <w:r>
+        <w:t>t_</w:t>
+      </w:r>
+      <w:proofErr w:type="gramStart"/>
+      <w:r>
+        <w:t>inf</w:t>
+      </w:r>
+      <w:proofErr w:type="spellEnd"/>
+      <w:r>
+        <w:t>},</w:t>
+      </w:r>
+      <w:proofErr w:type="gramEnd"/>
+      <w:r>
+        <w:t xml:space="preserve"> </w:t>
+      </w:r>
+      <w:proofErr w:type="gramStart"/>
+      <w:r>
+        <w:t>D({</w:t>
+      </w:r>
+      <w:proofErr w:type="spellStart"/>
+      <w:proofErr w:type="gramEnd"/>
       <w:r>
         <w:t>t_inf</w:t>
       </w:r>
@@ -14381,7 +13599,23 @@
       </w:r>
       <w:proofErr w:type="spellEnd"/>
       <w:r>
-        <w:t>&lt;1: D increasing | 1&lt;t&lt;2: D decreasing | t&gt;2: D increasing")</w:t>
+        <w:t xml:space="preserve">&lt;1: D </w:t>
+      </w:r>
+      <w:proofErr w:type="gramStart"/>
+      <w:r>
+        <w:t>increasing | 1</w:t>
+      </w:r>
+      <w:proofErr w:type="gramEnd"/>
+      <w:r>
+        <w:t xml:space="preserve">&lt;t&lt;2: D </w:t>
+      </w:r>
+      <w:proofErr w:type="gramStart"/>
+      <w:r>
+        <w:t>decreasing | t</w:t>
+      </w:r>
+      <w:proofErr w:type="gramEnd"/>
+      <w:r>
+        <w:t>&gt;2: D increasing")</w:t>
       </w:r>
     </w:p>
     <w:p>
@@ -15031,10 +14265,13 @@
       </w:r>
       <w:proofErr w:type="spellEnd"/>
       <w:r>
-        <w:t xml:space="preserve"> verification -&gt; Critical: {</w:t>
-      </w:r>
-      <w:proofErr w:type="spellStart"/>
-      <w:proofErr w:type="gramStart"/>
+        <w:t xml:space="preserve"> verification -&gt; </w:t>
+      </w:r>
+      <w:proofErr w:type="gramStart"/>
+      <w:r>
+        <w:t>Critical: {</w:t>
+      </w:r>
+      <w:proofErr w:type="spellStart"/>
       <w:r>
         <w:t>sp.solve</w:t>
       </w:r>
@@ -15053,14 +14290,25 @@
       </w:r>
       <w:proofErr w:type="spellStart"/>
       <w:r>
-        <w:t>t_sym</w:t>
-      </w:r>
-      <w:proofErr w:type="spellEnd"/>
-      <w:r>
-        <w:t>)}, Inflection: {</w:t>
-      </w:r>
-      <w:proofErr w:type="spellStart"/>
-      <w:proofErr w:type="gramStart"/>
+        <w:t>t_</w:t>
+      </w:r>
+      <w:proofErr w:type="gramStart"/>
+      <w:r>
+        <w:t>sym</w:t>
+      </w:r>
+      <w:proofErr w:type="spellEnd"/>
+      <w:r>
+        <w:t>)}</w:t>
+      </w:r>
+      <w:proofErr w:type="gramEnd"/>
+      <w:r>
+        <w:t xml:space="preserve">, </w:t>
+      </w:r>
+      <w:proofErr w:type="gramStart"/>
+      <w:r>
+        <w:t>Inflection: {</w:t>
+      </w:r>
+      <w:proofErr w:type="spellStart"/>
       <w:r>
         <w:t>sp.solve</w:t>
       </w:r>
@@ -15079,11 +14327,19 @@
       </w:r>
       <w:proofErr w:type="spellStart"/>
       <w:r>
-        <w:t>t_sym</w:t>
-      </w:r>
-      <w:proofErr w:type="spellEnd"/>
-      <w:r>
-        <w:t>)}")</w:t>
+        <w:t>t_</w:t>
+      </w:r>
+      <w:proofErr w:type="gramStart"/>
+      <w:r>
+        <w:t>sym</w:t>
+      </w:r>
+      <w:proofErr w:type="spellEnd"/>
+      <w:r>
+        <w:t>)}</w:t>
+      </w:r>
+      <w:proofErr w:type="gramEnd"/>
+      <w:r>
+        <w:t>")</w:t>
       </w:r>
     </w:p>
     <w:p>
@@ -15110,16 +14366,16 @@
       <w:pPr>
         <w:pStyle w:val="Heading2"/>
       </w:pPr>
-      <w:bookmarkStart w:id="46" w:name="OLE_LINK3"/>
-      <w:bookmarkStart w:id="47" w:name="_Toc234938402"/>
+      <w:bookmarkStart w:id="47" w:name="OLE_LINK3"/>
+      <w:bookmarkStart w:id="48" w:name="_Toc234938402"/>
       <w:r>
         <w:t xml:space="preserve">Task 3: </w:t>
       </w:r>
-      <w:bookmarkEnd w:id="46"/>
+      <w:bookmarkEnd w:id="47"/>
       <w:r>
         <w:t>Probability</w:t>
       </w:r>
-      <w:bookmarkEnd w:id="47"/>
+      <w:bookmarkEnd w:id="48"/>
     </w:p>
     <w:p>
       <w:pPr>
@@ -15308,7 +14564,15 @@
       </w:r>
       <w:proofErr w:type="gramEnd"/>
       <w:r>
-        <w:t>|error| &gt; {t}) = {p:.6f} ({p*100:.4</w:t>
+        <w:t>|error| &gt; {t}) = {p:.6</w:t>
+      </w:r>
+      <w:proofErr w:type="gramStart"/>
+      <w:r>
+        <w:t>f} ({</w:t>
+      </w:r>
+      <w:proofErr w:type="gramEnd"/>
+      <w:r>
+        <w:t>p*100:.4</w:t>
       </w:r>
       <w:proofErr w:type="gramStart"/>
       <w:r>
@@ -15382,9 +14646,14 @@
       </w:r>
       <w:proofErr w:type="gramEnd"/>
       <w:r>
-        <w:t>|error| &lt;= {t}) = {p_in:.6f} ({</w:t>
-      </w:r>
-      <w:proofErr w:type="spellStart"/>
+        <w:t>|error| &lt;= {t}) = {p_in:.6</w:t>
+      </w:r>
+      <w:proofErr w:type="gramStart"/>
+      <w:r>
+        <w:t>f} ({</w:t>
+      </w:r>
+      <w:proofErr w:type="spellStart"/>
+      <w:proofErr w:type="gramEnd"/>
       <w:r>
         <w:t>p_in</w:t>
       </w:r>
@@ -15440,7 +14709,15 @@
       </w:r>
       <w:proofErr w:type="spellEnd"/>
       <w:r>
-        <w:t xml:space="preserve"> for threshold {t}: {(t - mu) / sigma:.2f}")</w:t>
+        <w:t xml:space="preserve"> for threshold {t}: {(t - mu) / sigma:.2</w:t>
+      </w:r>
+      <w:proofErr w:type="gramStart"/>
+      <w:r>
+        <w:t>f}"</w:t>
+      </w:r>
+      <w:proofErr w:type="gramEnd"/>
+      <w:r>
+        <w:t>)</w:t>
       </w:r>
     </w:p>
     <w:p>
@@ -16156,7 +15433,15 @@
       </w:r>
       <w:proofErr w:type="spellEnd"/>
       <w:r>
-        <w:t xml:space="preserve"> ±{t}: covers {cov:.2</w:t>
+        <w:t xml:space="preserve"> ±</w:t>
+      </w:r>
+      <w:proofErr w:type="gramStart"/>
+      <w:r>
+        <w:t>{t}:</w:t>
+      </w:r>
+      <w:proofErr w:type="gramEnd"/>
+      <w:r>
+        <w:t xml:space="preserve"> covers {cov:.2</w:t>
       </w:r>
       <w:proofErr w:type="gramStart"/>
       <w:r>
@@ -16164,7 +15449,23 @@
       </w:r>
       <w:proofErr w:type="gramEnd"/>
       <w:r>
-        <w:t xml:space="preserve"> of days | risk of exceedance: {probabilities[t]*100:.2</w:t>
+        <w:t xml:space="preserve"> of days | risk of </w:t>
+      </w:r>
+      <w:proofErr w:type="gramStart"/>
+      <w:r>
+        <w:t>exceedance: {</w:t>
+      </w:r>
+      <w:proofErr w:type="gramEnd"/>
+      <w:r>
+        <w:t>probabilities[</w:t>
+      </w:r>
+      <w:proofErr w:type="gramStart"/>
+      <w:r>
+        <w:t>t]*</w:t>
+      </w:r>
+      <w:proofErr w:type="gramEnd"/>
+      <w:r>
+        <w:t>100:.2</w:t>
       </w:r>
       <w:proofErr w:type="gramStart"/>
       <w:r>
@@ -16180,7 +15481,7 @@
       <w:pPr>
         <w:pStyle w:val="Heading2"/>
       </w:pPr>
-      <w:bookmarkStart w:id="48" w:name="_Toc234938403"/>
+      <w:bookmarkStart w:id="49" w:name="_Toc234938403"/>
       <w:r>
         <w:t>Task 4:</w:t>
       </w:r>
@@ -16193,7 +15494,7 @@
       <w:r>
         <w:t>tatistics</w:t>
       </w:r>
-      <w:bookmarkEnd w:id="48"/>
+      <w:bookmarkEnd w:id="49"/>
     </w:p>
     <w:p>
       <w:pPr>
@@ -16489,7 +15790,15 @@
         <w:spacing w:after="0" w:line="240" w:lineRule="auto"/>
       </w:pPr>
       <w:r>
-        <w:t>    print(f"{name:&lt;12} {</w:t>
+        <w:t>    print(</w:t>
+      </w:r>
+      <w:proofErr w:type="gramStart"/>
+      <w:r>
+        <w:t>f"{</w:t>
+      </w:r>
+      <w:proofErr w:type="gramEnd"/>
+      <w:r>
+        <w:t>name:&lt;12} {</w:t>
       </w:r>
       <w:proofErr w:type="spellStart"/>
       <w:r>
@@ -16560,7 +15869,15 @@
       </w:r>
       <w:proofErr w:type="gramEnd"/>
       <w:r>
-        <w:t>7.2f}")</w:t>
+        <w:t>7.2</w:t>
+      </w:r>
+      <w:proofErr w:type="gramStart"/>
+      <w:r>
+        <w:t>f}"</w:t>
+      </w:r>
+      <w:proofErr w:type="gramEnd"/>
+      <w:r>
+        <w:t>)</w:t>
       </w:r>
     </w:p>
     <w:p>
@@ -16659,7 +15976,31 @@
       </w:r>
       <w:proofErr w:type="gramEnd"/>
       <w:r>
-        <w:t>name:&lt;12} W={w:.4f}, p={p:.4f} -&gt; {'Normal' if p &gt; 0.05 else 'Not normal'}")</w:t>
+        <w:t>name:&lt;12} W={w:.4</w:t>
+      </w:r>
+      <w:proofErr w:type="gramStart"/>
+      <w:r>
+        <w:t>f},</w:t>
+      </w:r>
+      <w:proofErr w:type="gramEnd"/>
+      <w:r>
+        <w:t xml:space="preserve"> p={p:.4</w:t>
+      </w:r>
+      <w:proofErr w:type="gramStart"/>
+      <w:r>
+        <w:t>f} -&gt; {'</w:t>
+      </w:r>
+      <w:proofErr w:type="gramEnd"/>
+      <w:r>
+        <w:t xml:space="preserve">Normal' if p &gt; 0.05 else 'Not </w:t>
+      </w:r>
+      <w:proofErr w:type="gramStart"/>
+      <w:r>
+        <w:t>normal'}</w:t>
+      </w:r>
+      <w:proofErr w:type="gramEnd"/>
+      <w:r>
+        <w:t>")</w:t>
       </w:r>
     </w:p>
     <w:p>
@@ -16716,7 +16057,23 @@
       </w:r>
       <w:proofErr w:type="gramEnd"/>
       <w:r>
-        <w:t xml:space="preserve"> test: stat={lev_stat:.4f}, p={lev_p:.4f} -&gt; {'Equal variances' if </w:t>
+        <w:t xml:space="preserve"> test: stat={lev_stat:.4</w:t>
+      </w:r>
+      <w:proofErr w:type="gramStart"/>
+      <w:r>
+        <w:t>f},</w:t>
+      </w:r>
+      <w:proofErr w:type="gramEnd"/>
+      <w:r>
+        <w:t xml:space="preserve"> p={lev_p:.4</w:t>
+      </w:r>
+      <w:proofErr w:type="gramStart"/>
+      <w:r>
+        <w:t>f} -&gt; {'</w:t>
+      </w:r>
+      <w:proofErr w:type="gramEnd"/>
+      <w:r>
+        <w:t xml:space="preserve">Equal variances' if </w:t>
       </w:r>
       <w:proofErr w:type="spellStart"/>
       <w:r>
@@ -16724,7 +16081,15 @@
       </w:r>
       <w:proofErr w:type="spellEnd"/>
       <w:r>
-        <w:t xml:space="preserve"> &gt; 0.05 else 'Unequal variances'}")</w:t>
+        <w:t xml:space="preserve"> &gt; 0.05 else 'Unequal </w:t>
+      </w:r>
+      <w:proofErr w:type="gramStart"/>
+      <w:r>
+        <w:t>variances'}</w:t>
+      </w:r>
+      <w:proofErr w:type="gramEnd"/>
+      <w:r>
+        <w:t>")</w:t>
       </w:r>
     </w:p>
     <w:p>
@@ -16826,7 +16191,23 @@
       </w:r>
       <w:proofErr w:type="gramEnd"/>
       <w:r>
-        <w:t xml:space="preserve"> = {f_stat:.4f}, p = {anova_p:.6f}")</w:t>
+        <w:t xml:space="preserve"> = {f_stat:.4</w:t>
+      </w:r>
+      <w:proofErr w:type="gramStart"/>
+      <w:r>
+        <w:t>f},</w:t>
+      </w:r>
+      <w:proofErr w:type="gramEnd"/>
+      <w:r>
+        <w:t xml:space="preserve"> p = {anova_p:.6</w:t>
+      </w:r>
+      <w:proofErr w:type="gramStart"/>
+      <w:r>
+        <w:t>f}"</w:t>
+      </w:r>
+      <w:proofErr w:type="gramEnd"/>
+      <w:r>
+        <w:t>)</w:t>
       </w:r>
     </w:p>
     <w:p>
@@ -16843,11 +16224,11 @@
       </w:r>
       <w:proofErr w:type="gramStart"/>
       <w:r>
-        <w:t>"  -</w:t>
-      </w:r>
-      <w:proofErr w:type="gramEnd"/>
-      <w:r>
-        <w:t xml:space="preserve">&gt; {'REJECT H0: significant difference exists' if </w:t>
+        <w:t>"  -&gt; {'</w:t>
+      </w:r>
+      <w:proofErr w:type="gramEnd"/>
+      <w:r>
+        <w:t xml:space="preserve">REJECT H0: significant difference exists' if </w:t>
       </w:r>
       <w:proofErr w:type="spellStart"/>
       <w:r>
@@ -16855,7 +16236,15 @@
       </w:r>
       <w:proofErr w:type="spellEnd"/>
       <w:r>
-        <w:t xml:space="preserve"> &lt; 0.05 else 'Fail to reject H0'}")</w:t>
+        <w:t xml:space="preserve"> &lt; 0.05 else 'Fail to reject </w:t>
+      </w:r>
+      <w:proofErr w:type="gramStart"/>
+      <w:r>
+        <w:t>H0'}</w:t>
+      </w:r>
+      <w:proofErr w:type="gramEnd"/>
+      <w:r>
+        <w:t>")</w:t>
       </w:r>
     </w:p>
     <w:p>
@@ -17032,13 +16421,8 @@
         <w:spacing w:after="0" w:line="240" w:lineRule="auto"/>
       </w:pPr>
       <w:r>
-        <w:t xml:space="preserve"># 5. </w:t>
-      </w:r>
-      <w:proofErr w:type="spellStart"/>
-      <w:r>
-        <w:t>Visualisation</w:t>
-      </w:r>
-      <w:proofErr w:type="spellEnd"/>
+        <w:t># 5. Visualisation</w:t>
+      </w:r>
     </w:p>
     <w:p>
       <w:pPr>
@@ -17103,12 +16487,17 @@
       </w:r>
       <w:proofErr w:type="spellStart"/>
       <w:r>
-        <w:t>all_vals</w:t>
+        <w:t>all_</w:t>
+      </w:r>
+      <w:proofErr w:type="gramStart"/>
+      <w:r>
+        <w:t>vals</w:t>
       </w:r>
       <w:proofErr w:type="spellEnd"/>
       <w:r>
         <w:t>})</w:t>
       </w:r>
+      <w:proofErr w:type="gramEnd"/>
     </w:p>
     <w:p>
       <w:pPr>
@@ -17436,11 +16825,11 @@
       </w:r>
       <w:proofErr w:type="gramStart"/>
       <w:r>
-        <w:t>"  {</w:t>
-      </w:r>
-      <w:proofErr w:type="gramEnd"/>
-      <w:r>
-        <w:t>name}: mean={</w:t>
+        <w:t>"  {name}:</w:t>
+      </w:r>
+      <w:proofErr w:type="gramEnd"/>
+      <w:r>
+        <w:t xml:space="preserve"> mean={</w:t>
       </w:r>
       <w:proofErr w:type="spellStart"/>
       <w:proofErr w:type="gramStart"/>
@@ -17450,7 +16839,15 @@
       <w:proofErr w:type="spellEnd"/>
       <w:proofErr w:type="gramEnd"/>
       <w:r>
-        <w:t>():.2f}, n={</w:t>
+        <w:t>():.2</w:t>
+      </w:r>
+      <w:proofErr w:type="gramStart"/>
+      <w:r>
+        <w:t>f},</w:t>
+      </w:r>
+      <w:proofErr w:type="gramEnd"/>
+      <w:r>
+        <w:t xml:space="preserve"> n={</w:t>
       </w:r>
       <w:proofErr w:type="spellStart"/>
       <w:r>
@@ -17458,7 +16855,15 @@
       </w:r>
       <w:proofErr w:type="spellEnd"/>
       <w:r>
-        <w:t>(d)}")</w:t>
+        <w:t>(</w:t>
+      </w:r>
+      <w:proofErr w:type="gramStart"/>
+      <w:r>
+        <w:t>d)}</w:t>
+      </w:r>
+      <w:proofErr w:type="gramEnd"/>
+      <w:r>
+        <w:t>")</w:t>
       </w:r>
     </w:p>
     <w:p>
@@ -17503,7 +16908,15 @@
       </w:r>
       <w:proofErr w:type="gramEnd"/>
       <w:r>
-        <w:t>: F({2</w:t>
+        <w:t xml:space="preserve">: </w:t>
+      </w:r>
+      <w:proofErr w:type="gramStart"/>
+      <w:r>
+        <w:t>F({</w:t>
+      </w:r>
+      <w:proofErr w:type="gramEnd"/>
+      <w:r>
+        <w:t>2</w:t>
       </w:r>
       <w:proofErr w:type="gramStart"/>
       <w:r>
@@ -17511,7 +16924,31 @@
       </w:r>
       <w:proofErr w:type="gramEnd"/>
       <w:r>
-        <w:t>n-3}) = {f_stat:.2f}, p = {anova_p:.6f}")</w:t>
+        <w:t>n-</w:t>
+      </w:r>
+      <w:proofErr w:type="gramStart"/>
+      <w:r>
+        <w:t>3})</w:t>
+      </w:r>
+      <w:proofErr w:type="gramEnd"/>
+      <w:r>
+        <w:t xml:space="preserve"> = {f_stat:.2</w:t>
+      </w:r>
+      <w:proofErr w:type="gramStart"/>
+      <w:r>
+        <w:t>f},</w:t>
+      </w:r>
+      <w:proofErr w:type="gramEnd"/>
+      <w:r>
+        <w:t xml:space="preserve"> p = {anova_p:.6</w:t>
+      </w:r>
+      <w:proofErr w:type="gramStart"/>
+      <w:r>
+        <w:t>f}"</w:t>
+      </w:r>
+      <w:proofErr w:type="gramEnd"/>
+      <w:r>
+        <w:t>)</w:t>
       </w:r>
     </w:p>
     <w:p>
@@ -17558,89 +16995,8 @@
         <w:spacing w:after="0"/>
       </w:pPr>
     </w:p>
-    <w:p>
-      <w:pPr>
-        <w:pStyle w:val="Heading1"/>
-        <w:rPr>
-          <w:rFonts w:ascii="Times New Roman" w:hAnsi="Times New Roman"/>
-        </w:rPr>
-      </w:pPr>
-      <w:bookmarkStart w:id="49" w:name="_Toc234938404"/>
-      <w:r>
-        <w:rPr>
-          <w:rFonts w:ascii="Times New Roman" w:hAnsi="Times New Roman"/>
-        </w:rPr>
-        <w:t>7. Conclusion</w:t>
-      </w:r>
-      <w:bookmarkEnd w:id="49"/>
-    </w:p>
-    <w:p>
-      <w:pPr>
-        <w:spacing w:after="120"/>
-      </w:pPr>
-      <w:r>
-        <w:t>In this portfolio four different mathematical methods have been employed to gain an understanding of the use of resources in a city. All methods provided us with a facet into the puzzle, and when combined, paint a picture of urban resource demand.</w:t>
-      </w:r>
-    </w:p>
-    <w:p>
-      <w:pPr>
-        <w:spacing w:after="120"/>
-      </w:pPr>
-      <w:r>
-        <w:t xml:space="preserve">The linear algebra analysis revealed the pattern of demand from the four city Zones which has become a fixed pattern. The most </w:t>
-      </w:r>
-      <w:proofErr w:type="gramStart"/>
-      <w:r>
-        <w:t>amount</w:t>
-      </w:r>
-      <w:proofErr w:type="gramEnd"/>
-      <w:r>
-        <w:t xml:space="preserve"> of resources is required for Zone 2 (123 units per day) while Zone 3 requires the least (33 units per day). This is not a random </w:t>
-      </w:r>
-      <w:proofErr w:type="gramStart"/>
-      <w:r>
-        <w:t>balance,</w:t>
-      </w:r>
-      <w:proofErr w:type="gramEnd"/>
-      <w:r>
-        <w:t xml:space="preserve"> this is a stable predictable balance. This is important for planners because they can be confident, they can allocate resources because it is not going to suddenly change to a different pattern.</w:t>
-      </w:r>
-    </w:p>
-    <w:p>
-      <w:pPr>
-        <w:spacing w:after="120"/>
-      </w:pPr>
-      <w:r>
-        <w:t>Calculus analysis indicated for us the fluctuations in demand during the day. The maximum value is at 1 hour (100 units), the minimum is at 2 hours (98 units) and it increases strongly at 4 hours (154 units). An early warning sign is the inflection point at 1.5 hours, which occurs before the lowest point of demand, and is like the system preparing for a recovery. This indicates that the ideal point in time for maintenance is 1-2 hours after the system has been in use, when it is not under the most stress.</w:t>
-      </w:r>
-    </w:p>
-    <w:p>
-      <w:pPr>
-        <w:spacing w:after="120"/>
-      </w:pPr>
-      <w:r>
-        <w:t>The probability analysis provided an easy-to-use way to consider the errors in our forecasts. A buffer of ±10 units will cover 95% of all days - a balance of being prepared and not spending resources. This error will rarely be more than ±15 units and when this occurs, it can be dealt with by emergency measures and not by maintaining costly reserves on standby.</w:t>
-      </w:r>
-    </w:p>
-    <w:p>
-      <w:pPr>
-        <w:spacing w:after="120"/>
-      </w:pPr>
-      <w:r>
-        <w:lastRenderedPageBreak/>
-        <w:t>Last, but definitely not least, the statistics analysis revealed that homes are used very differently when it comes to using resources. The largest number of units used per day (20.15) is used by detached houses, the least (17.30) is used by apartments, and the numbers (18.85) for the other housing types are in between. The differences are not arbitrary, but actually statistically significant, that is, real patterns. This indicates that priority should be given to detached houses, where the highest efficiency savings can be achieved, in efficiency programmers.</w:t>
-      </w:r>
-    </w:p>
-    <w:p>
-      <w:pPr>
-        <w:spacing w:after="120"/>
-      </w:pPr>
-      <w:r>
-        <w:t>Combinations of these four analyses provide city planners with a comprehensive and robust understanding of resource flow through the city, based on evidence. We understand where the highest demand is (when the demand is highest and lowest), what is required for a buffer for uncertainty, and what types of houses require efficiency improvements. In brief, math’s makes cities more effective for all. In short, math’s makes cities more effective for all.</w:t>
-      </w:r>
-    </w:p>
     <w:sectPr>
-      <w:headerReference w:type="default" r:id="rId18"/>
+      <w:headerReference w:type="default" r:id="rId22"/>
       <w:pgSz w:w="12240" w:h="15840"/>
       <w:pgMar w:top="1440" w:right="1800" w:bottom="1440" w:left="1800" w:header="720" w:footer="720" w:gutter="0"/>
       <w:cols w:space="720"/>
@@ -17927,7 +17283,7 @@
   <w:abstractNum w:abstractNumId="8" w15:restartNumberingAfterBreak="0">
     <w:nsid w:val="FFFFFF89"/>
     <w:multiLevelType w:val="singleLevel"/>
-    <w:tmpl w:val="E514BFEC"/>
+    <w:tmpl w:val="88FE08F2"/>
     <w:lvl w:ilvl="0">
       <w:start w:val="1"/>
       <w:numFmt w:val="bullet"/>
@@ -27498,7 +26854,7 @@
       </w:tcPr>
     </w:tblStylePr>
   </w:style>
-  <w:style w:type="table" w:styleId="ColourfulShading">
+  <w:style w:type="table" w:styleId="ColorfulShading">
     <w:name w:val="Colorful Shading"/>
     <w:basedOn w:val="TableNormal"/>
     <w:uiPriority w:val="71"/>
@@ -27613,7 +26969,7 @@
       </w:rPr>
     </w:tblStylePr>
   </w:style>
-  <w:style w:type="table" w:styleId="ColourfulShadingAccent1">
+  <w:style w:type="table" w:styleId="ColorfulShading-Accent1">
     <w:name w:val="Colorful Shading Accent 1"/>
     <w:basedOn w:val="TableNormal"/>
     <w:uiPriority w:val="71"/>
@@ -27728,7 +27084,7 @@
       </w:rPr>
     </w:tblStylePr>
   </w:style>
-  <w:style w:type="table" w:styleId="ColourfulShadingAccent2">
+  <w:style w:type="table" w:styleId="ColorfulShading-Accent2">
     <w:name w:val="Colorful Shading Accent 2"/>
     <w:basedOn w:val="TableNormal"/>
     <w:uiPriority w:val="71"/>
@@ -27843,7 +27199,7 @@
       </w:rPr>
     </w:tblStylePr>
   </w:style>
-  <w:style w:type="table" w:styleId="ColourfulShadingAccent3">
+  <w:style w:type="table" w:styleId="ColorfulShading-Accent3">
     <w:name w:val="Colorful Shading Accent 3"/>
     <w:basedOn w:val="TableNormal"/>
     <w:uiPriority w:val="71"/>
@@ -27948,7 +27304,7 @@
       </w:tcPr>
     </w:tblStylePr>
   </w:style>
-  <w:style w:type="table" w:styleId="ColourfulShadingAccent4">
+  <w:style w:type="table" w:styleId="ColorfulShading-Accent4">
     <w:name w:val="Colorful Shading Accent 4"/>
     <w:basedOn w:val="TableNormal"/>
     <w:uiPriority w:val="71"/>
@@ -28063,7 +27419,7 @@
       </w:rPr>
     </w:tblStylePr>
   </w:style>
-  <w:style w:type="table" w:styleId="ColourfulShadingAccent5">
+  <w:style w:type="table" w:styleId="ColorfulShading-Accent5">
     <w:name w:val="Colorful Shading Accent 5"/>
     <w:basedOn w:val="TableNormal"/>
     <w:uiPriority w:val="71"/>
@@ -28178,7 +27534,7 @@
       </w:rPr>
     </w:tblStylePr>
   </w:style>
-  <w:style w:type="table" w:styleId="ColourfulShadingAccent6">
+  <w:style w:type="table" w:styleId="ColorfulShading-Accent6">
     <w:name w:val="Colorful Shading Accent 6"/>
     <w:basedOn w:val="TableNormal"/>
     <w:uiPriority w:val="71"/>
@@ -28293,7 +27649,7 @@
       </w:rPr>
     </w:tblStylePr>
   </w:style>
-  <w:style w:type="table" w:styleId="ColourfulList">
+  <w:style w:type="table" w:styleId="ColorfulList">
     <w:name w:val="Colorful List"/>
     <w:basedOn w:val="TableNormal"/>
     <w:uiPriority w:val="72"/>
@@ -28372,7 +27728,7 @@
       </w:tcPr>
     </w:tblStylePr>
   </w:style>
-  <w:style w:type="table" w:styleId="ColourfulListAccent1">
+  <w:style w:type="table" w:styleId="ColorfulList-Accent1">
     <w:name w:val="Colorful List Accent 1"/>
     <w:basedOn w:val="TableNormal"/>
     <w:uiPriority w:val="72"/>
@@ -28451,7 +27807,7 @@
       </w:tcPr>
     </w:tblStylePr>
   </w:style>
-  <w:style w:type="table" w:styleId="ColourfulListAccent2">
+  <w:style w:type="table" w:styleId="ColorfulList-Accent2">
     <w:name w:val="Colorful List Accent 2"/>
     <w:basedOn w:val="TableNormal"/>
     <w:uiPriority w:val="72"/>
@@ -28530,7 +27886,7 @@
       </w:tcPr>
     </w:tblStylePr>
   </w:style>
-  <w:style w:type="table" w:styleId="ColourfulListAccent3">
+  <w:style w:type="table" w:styleId="ColorfulList-Accent3">
     <w:name w:val="Colorful List Accent 3"/>
     <w:basedOn w:val="TableNormal"/>
     <w:uiPriority w:val="72"/>
@@ -28609,7 +27965,7 @@
       </w:tcPr>
     </w:tblStylePr>
   </w:style>
-  <w:style w:type="table" w:styleId="ColourfulListAccent4">
+  <w:style w:type="table" w:styleId="ColorfulList-Accent4">
     <w:name w:val="Colorful List Accent 4"/>
     <w:basedOn w:val="TableNormal"/>
     <w:uiPriority w:val="72"/>
@@ -28688,7 +28044,7 @@
       </w:tcPr>
     </w:tblStylePr>
   </w:style>
-  <w:style w:type="table" w:styleId="ColourfulListAccent5">
+  <w:style w:type="table" w:styleId="ColorfulList-Accent5">
     <w:name w:val="Colorful List Accent 5"/>
     <w:basedOn w:val="TableNormal"/>
     <w:uiPriority w:val="72"/>
@@ -28767,7 +28123,7 @@
       </w:tcPr>
     </w:tblStylePr>
   </w:style>
-  <w:style w:type="table" w:styleId="ColourfulListAccent6">
+  <w:style w:type="table" w:styleId="ColorfulList-Accent6">
     <w:name w:val="Colorful List Accent 6"/>
     <w:basedOn w:val="TableNormal"/>
     <w:uiPriority w:val="72"/>
@@ -28846,7 +28202,7 @@
       </w:tcPr>
     </w:tblStylePr>
   </w:style>
-  <w:style w:type="table" w:styleId="ColourfulGrid">
+  <w:style w:type="table" w:styleId="ColorfulGrid">
     <w:name w:val="Colorful Grid"/>
     <w:basedOn w:val="TableNormal"/>
     <w:uiPriority w:val="73"/>
@@ -28919,7 +28275,7 @@
       </w:tcPr>
     </w:tblStylePr>
   </w:style>
-  <w:style w:type="table" w:styleId="ColourfulGridAccent1">
+  <w:style w:type="table" w:styleId="ColorfulGrid-Accent1">
     <w:name w:val="Colorful Grid Accent 1"/>
     <w:basedOn w:val="TableNormal"/>
     <w:uiPriority w:val="73"/>
@@ -28992,7 +28348,7 @@
       </w:tcPr>
     </w:tblStylePr>
   </w:style>
-  <w:style w:type="table" w:styleId="ColourfulGridAccent2">
+  <w:style w:type="table" w:styleId="ColorfulGrid-Accent2">
     <w:name w:val="Colorful Grid Accent 2"/>
     <w:basedOn w:val="TableNormal"/>
     <w:uiPriority w:val="73"/>
@@ -29065,7 +28421,7 @@
       </w:tcPr>
     </w:tblStylePr>
   </w:style>
-  <w:style w:type="table" w:styleId="ColourfulGridAccent3">
+  <w:style w:type="table" w:styleId="ColorfulGrid-Accent3">
     <w:name w:val="Colorful Grid Accent 3"/>
     <w:basedOn w:val="TableNormal"/>
     <w:uiPriority w:val="73"/>
@@ -29138,7 +28494,7 @@
       </w:tcPr>
     </w:tblStylePr>
   </w:style>
-  <w:style w:type="table" w:styleId="ColourfulGridAccent4">
+  <w:style w:type="table" w:styleId="ColorfulGrid-Accent4">
     <w:name w:val="Colorful Grid Accent 4"/>
     <w:basedOn w:val="TableNormal"/>
     <w:uiPriority w:val="73"/>
@@ -29211,7 +28567,7 @@
       </w:tcPr>
     </w:tblStylePr>
   </w:style>
-  <w:style w:type="table" w:styleId="ColourfulGridAccent5">
+  <w:style w:type="table" w:styleId="ColorfulGrid-Accent5">
     <w:name w:val="Colorful Grid Accent 5"/>
     <w:basedOn w:val="TableNormal"/>
     <w:uiPriority w:val="73"/>
@@ -29284,7 +28640,7 @@
       </w:tcPr>
     </w:tblStylePr>
   </w:style>
-  <w:style w:type="table" w:styleId="ColourfulGridAccent6">
+  <w:style w:type="table" w:styleId="ColorfulGrid-Accent6">
     <w:name w:val="Colorful Grid Accent 6"/>
     <w:basedOn w:val="TableNormal"/>
     <w:uiPriority w:val="73"/>

--- a/final Report.docx
+++ b/final Report.docx
@@ -203,7 +203,7 @@
           <w:r>
             <w:fldChar w:fldCharType="separate"/>
           </w:r>
-          <w:hyperlink w:anchor="_Toc234938360" w:history="1">
+          <w:hyperlink w:anchor="_Toc235086728" w:history="1">
             <w:r>
               <w:rPr>
                 <w:rStyle w:val="Hyperlink"/>
@@ -230,7 +230,7 @@
                 <w:noProof/>
                 <w:webHidden/>
               </w:rPr>
-              <w:instrText xml:space="preserve"> PAGEREF _Toc234938360 \h </w:instrText>
+              <w:instrText xml:space="preserve"> PAGEREF _Toc235086728 \h </w:instrText>
             </w:r>
             <w:r>
               <w:rPr>
@@ -275,7 +275,7 @@
               <w14:ligatures w14:val="standardContextual"/>
             </w:rPr>
           </w:pPr>
-          <w:hyperlink w:anchor="_Toc234938361" w:history="1">
+          <w:hyperlink w:anchor="_Toc235086729" w:history="1">
             <w:r>
               <w:rPr>
                 <w:rStyle w:val="Hyperlink"/>
@@ -302,7 +302,7 @@
                 <w:noProof/>
                 <w:webHidden/>
               </w:rPr>
-              <w:instrText xml:space="preserve"> PAGEREF _Toc234938361 \h </w:instrText>
+              <w:instrText xml:space="preserve"> PAGEREF _Toc235086729 \h </w:instrText>
             </w:r>
             <w:r>
               <w:rPr>
@@ -347,7 +347,7 @@
               <w14:ligatures w14:val="standardContextual"/>
             </w:rPr>
           </w:pPr>
-          <w:hyperlink w:anchor="_Toc234938362" w:history="1">
+          <w:hyperlink w:anchor="_Toc235086730" w:history="1">
             <w:r>
               <w:rPr>
                 <w:rStyle w:val="Hyperlink"/>
@@ -374,7 +374,7 @@
                 <w:noProof/>
                 <w:webHidden/>
               </w:rPr>
-              <w:instrText xml:space="preserve"> PAGEREF _Toc234938362 \h </w:instrText>
+              <w:instrText xml:space="preserve"> PAGEREF _Toc235086730 \h </w:instrText>
             </w:r>
             <w:r>
               <w:rPr>
@@ -394,7 +394,7 @@
                 <w:noProof/>
                 <w:webHidden/>
               </w:rPr>
-              <w:t>5</w:t>
+              <w:t>4</w:t>
             </w:r>
             <w:r>
               <w:rPr>
@@ -419,7 +419,7 @@
               <w14:ligatures w14:val="standardContextual"/>
             </w:rPr>
           </w:pPr>
-          <w:hyperlink w:anchor="_Toc234938363" w:history="1">
+          <w:hyperlink w:anchor="_Toc235086731" w:history="1">
             <w:r>
               <w:rPr>
                 <w:rStyle w:val="Hyperlink"/>
@@ -446,7 +446,7 @@
                 <w:noProof/>
                 <w:webHidden/>
               </w:rPr>
-              <w:instrText xml:space="preserve"> PAGEREF _Toc234938363 \h </w:instrText>
+              <w:instrText xml:space="preserve"> PAGEREF _Toc235086731 \h </w:instrText>
             </w:r>
             <w:r>
               <w:rPr>
@@ -466,7 +466,7 @@
                 <w:noProof/>
                 <w:webHidden/>
               </w:rPr>
-              <w:t>7</w:t>
+              <w:t>5</w:t>
             </w:r>
             <w:r>
               <w:rPr>
@@ -491,7 +491,7 @@
               <w14:ligatures w14:val="standardContextual"/>
             </w:rPr>
           </w:pPr>
-          <w:hyperlink w:anchor="_Toc234938364" w:history="1">
+          <w:hyperlink w:anchor="_Toc235086732" w:history="1">
             <w:r>
               <w:rPr>
                 <w:rStyle w:val="Hyperlink"/>
@@ -518,7 +518,7 @@
                 <w:noProof/>
                 <w:webHidden/>
               </w:rPr>
-              <w:instrText xml:space="preserve"> PAGEREF _Toc234938364 \h </w:instrText>
+              <w:instrText xml:space="preserve"> PAGEREF _Toc235086732 \h </w:instrText>
             </w:r>
             <w:r>
               <w:rPr>
@@ -538,7 +538,7 @@
                 <w:noProof/>
                 <w:webHidden/>
               </w:rPr>
-              <w:t>7</w:t>
+              <w:t>5</w:t>
             </w:r>
             <w:r>
               <w:rPr>
@@ -563,7 +563,7 @@
               <w14:ligatures w14:val="standardContextual"/>
             </w:rPr>
           </w:pPr>
-          <w:hyperlink w:anchor="_Toc234938365" w:history="1">
+          <w:hyperlink w:anchor="_Toc235086733" w:history="1">
             <w:r>
               <w:rPr>
                 <w:rStyle w:val="Hyperlink"/>
@@ -590,7 +590,7 @@
                 <w:noProof/>
                 <w:webHidden/>
               </w:rPr>
-              <w:instrText xml:space="preserve"> PAGEREF _Toc234938365 \h </w:instrText>
+              <w:instrText xml:space="preserve"> PAGEREF _Toc235086733 \h </w:instrText>
             </w:r>
             <w:r>
               <w:rPr>
@@ -610,7 +610,7 @@
                 <w:noProof/>
                 <w:webHidden/>
               </w:rPr>
-              <w:t>7</w:t>
+              <w:t>5</w:t>
             </w:r>
             <w:r>
               <w:rPr>
@@ -635,7 +635,7 @@
               <w14:ligatures w14:val="standardContextual"/>
             </w:rPr>
           </w:pPr>
-          <w:hyperlink w:anchor="_Toc234938366" w:history="1">
+          <w:hyperlink w:anchor="_Toc235086734" w:history="1">
             <w:r>
               <w:rPr>
                 <w:rStyle w:val="Hyperlink"/>
@@ -662,7 +662,7 @@
                 <w:noProof/>
                 <w:webHidden/>
               </w:rPr>
-              <w:instrText xml:space="preserve"> PAGEREF _Toc234938366 \h </w:instrText>
+              <w:instrText xml:space="preserve"> PAGEREF _Toc235086734 \h </w:instrText>
             </w:r>
             <w:r>
               <w:rPr>
@@ -682,7 +682,7 @@
                 <w:noProof/>
                 <w:webHidden/>
               </w:rPr>
-              <w:t>7</w:t>
+              <w:t>5</w:t>
             </w:r>
             <w:r>
               <w:rPr>
@@ -707,7 +707,7 @@
               <w14:ligatures w14:val="standardContextual"/>
             </w:rPr>
           </w:pPr>
-          <w:hyperlink w:anchor="_Toc234938367" w:history="1">
+          <w:hyperlink w:anchor="_Toc235086735" w:history="1">
             <w:r>
               <w:rPr>
                 <w:rStyle w:val="Hyperlink"/>
@@ -734,7 +734,7 @@
                 <w:noProof/>
                 <w:webHidden/>
               </w:rPr>
-              <w:instrText xml:space="preserve"> PAGEREF _Toc234938367 \h </w:instrText>
+              <w:instrText xml:space="preserve"> PAGEREF _Toc235086735 \h </w:instrText>
             </w:r>
             <w:r>
               <w:rPr>
@@ -754,7 +754,7 @@
                 <w:noProof/>
                 <w:webHidden/>
               </w:rPr>
-              <w:t>8</w:t>
+              <w:t>5</w:t>
             </w:r>
             <w:r>
               <w:rPr>
@@ -779,7 +779,7 @@
               <w14:ligatures w14:val="standardContextual"/>
             </w:rPr>
           </w:pPr>
-          <w:hyperlink w:anchor="_Toc234938368" w:history="1">
+          <w:hyperlink w:anchor="_Toc235086736" w:history="1">
             <w:r>
               <w:rPr>
                 <w:rStyle w:val="Hyperlink"/>
@@ -806,7 +806,7 @@
                 <w:noProof/>
                 <w:webHidden/>
               </w:rPr>
-              <w:instrText xml:space="preserve"> PAGEREF _Toc234938368 \h </w:instrText>
+              <w:instrText xml:space="preserve"> PAGEREF _Toc235086736 \h </w:instrText>
             </w:r>
             <w:r>
               <w:rPr>
@@ -826,7 +826,7 @@
                 <w:noProof/>
                 <w:webHidden/>
               </w:rPr>
-              <w:t>9</w:t>
+              <w:t>6</w:t>
             </w:r>
             <w:r>
               <w:rPr>
@@ -851,7 +851,7 @@
               <w14:ligatures w14:val="standardContextual"/>
             </w:rPr>
           </w:pPr>
-          <w:hyperlink w:anchor="_Toc234938369" w:history="1">
+          <w:hyperlink w:anchor="_Toc235086737" w:history="1">
             <w:r>
               <w:rPr>
                 <w:rStyle w:val="Hyperlink"/>
@@ -878,7 +878,7 @@
                 <w:noProof/>
                 <w:webHidden/>
               </w:rPr>
-              <w:instrText xml:space="preserve"> PAGEREF _Toc234938369 \h </w:instrText>
+              <w:instrText xml:space="preserve"> PAGEREF _Toc235086737 \h </w:instrText>
             </w:r>
             <w:r>
               <w:rPr>
@@ -898,7 +898,7 @@
                 <w:noProof/>
                 <w:webHidden/>
               </w:rPr>
-              <w:t>10</w:t>
+              <w:t>7</w:t>
             </w:r>
             <w:r>
               <w:rPr>
@@ -923,7 +923,7 @@
               <w14:ligatures w14:val="standardContextual"/>
             </w:rPr>
           </w:pPr>
-          <w:hyperlink w:anchor="_Toc234938370" w:history="1">
+          <w:hyperlink w:anchor="_Toc235086738" w:history="1">
             <w:r>
               <w:rPr>
                 <w:rStyle w:val="Hyperlink"/>
@@ -950,7 +950,7 @@
                 <w:noProof/>
                 <w:webHidden/>
               </w:rPr>
-              <w:instrText xml:space="preserve"> PAGEREF _Toc234938370 \h </w:instrText>
+              <w:instrText xml:space="preserve"> PAGEREF _Toc235086738 \h </w:instrText>
             </w:r>
             <w:r>
               <w:rPr>
@@ -970,7 +970,7 @@
                 <w:noProof/>
                 <w:webHidden/>
               </w:rPr>
-              <w:t>11</w:t>
+              <w:t>8</w:t>
             </w:r>
             <w:r>
               <w:rPr>
@@ -995,7 +995,7 @@
               <w14:ligatures w14:val="standardContextual"/>
             </w:rPr>
           </w:pPr>
-          <w:hyperlink w:anchor="_Toc234938371" w:history="1">
+          <w:hyperlink w:anchor="_Toc235086739" w:history="1">
             <w:r>
               <w:rPr>
                 <w:rStyle w:val="Hyperlink"/>
@@ -1022,7 +1022,7 @@
                 <w:noProof/>
                 <w:webHidden/>
               </w:rPr>
-              <w:instrText xml:space="preserve"> PAGEREF _Toc234938371 \h </w:instrText>
+              <w:instrText xml:space="preserve"> PAGEREF _Toc235086739 \h </w:instrText>
             </w:r>
             <w:r>
               <w:rPr>
@@ -1042,7 +1042,7 @@
                 <w:noProof/>
                 <w:webHidden/>
               </w:rPr>
-              <w:t>11</w:t>
+              <w:t>9</w:t>
             </w:r>
             <w:r>
               <w:rPr>
@@ -1067,7 +1067,7 @@
               <w14:ligatures w14:val="standardContextual"/>
             </w:rPr>
           </w:pPr>
-          <w:hyperlink w:anchor="_Toc234938372" w:history="1">
+          <w:hyperlink w:anchor="_Toc235086740" w:history="1">
             <w:r>
               <w:rPr>
                 <w:rStyle w:val="Hyperlink"/>
@@ -1094,7 +1094,7 @@
                 <w:noProof/>
                 <w:webHidden/>
               </w:rPr>
-              <w:instrText xml:space="preserve"> PAGEREF _Toc234938372 \h </w:instrText>
+              <w:instrText xml:space="preserve"> PAGEREF _Toc235086740 \h </w:instrText>
             </w:r>
             <w:r>
               <w:rPr>
@@ -1114,7 +1114,7 @@
                 <w:noProof/>
                 <w:webHidden/>
               </w:rPr>
-              <w:t>12</w:t>
+              <w:t>10</w:t>
             </w:r>
             <w:r>
               <w:rPr>
@@ -1139,7 +1139,7 @@
               <w14:ligatures w14:val="standardContextual"/>
             </w:rPr>
           </w:pPr>
-          <w:hyperlink w:anchor="_Toc234938373" w:history="1">
+          <w:hyperlink w:anchor="_Toc235086741" w:history="1">
             <w:r>
               <w:rPr>
                 <w:rStyle w:val="Hyperlink"/>
@@ -1166,7 +1166,7 @@
                 <w:noProof/>
                 <w:webHidden/>
               </w:rPr>
-              <w:instrText xml:space="preserve"> PAGEREF _Toc234938373 \h </w:instrText>
+              <w:instrText xml:space="preserve"> PAGEREF _Toc235086741 \h </w:instrText>
             </w:r>
             <w:r>
               <w:rPr>
@@ -1186,7 +1186,7 @@
                 <w:noProof/>
                 <w:webHidden/>
               </w:rPr>
-              <w:t>12</w:t>
+              <w:t>10</w:t>
             </w:r>
             <w:r>
               <w:rPr>
@@ -1211,7 +1211,7 @@
               <w14:ligatures w14:val="standardContextual"/>
             </w:rPr>
           </w:pPr>
-          <w:hyperlink w:anchor="_Toc234938374" w:history="1">
+          <w:hyperlink w:anchor="_Toc235086742" w:history="1">
             <w:r>
               <w:rPr>
                 <w:rStyle w:val="Hyperlink"/>
@@ -1238,7 +1238,7 @@
                 <w:noProof/>
                 <w:webHidden/>
               </w:rPr>
-              <w:instrText xml:space="preserve"> PAGEREF _Toc234938374 \h </w:instrText>
+              <w:instrText xml:space="preserve"> PAGEREF _Toc235086742 \h </w:instrText>
             </w:r>
             <w:r>
               <w:rPr>
@@ -1258,7 +1258,7 @@
                 <w:noProof/>
                 <w:webHidden/>
               </w:rPr>
-              <w:t>12</w:t>
+              <w:t>10</w:t>
             </w:r>
             <w:r>
               <w:rPr>
@@ -1283,7 +1283,7 @@
               <w14:ligatures w14:val="standardContextual"/>
             </w:rPr>
           </w:pPr>
-          <w:hyperlink w:anchor="_Toc234938375" w:history="1">
+          <w:hyperlink w:anchor="_Toc235086743" w:history="1">
             <w:r>
               <w:rPr>
                 <w:rStyle w:val="Hyperlink"/>
@@ -1310,7 +1310,7 @@
                 <w:noProof/>
                 <w:webHidden/>
               </w:rPr>
-              <w:instrText xml:space="preserve"> PAGEREF _Toc234938375 \h </w:instrText>
+              <w:instrText xml:space="preserve"> PAGEREF _Toc235086743 \h </w:instrText>
             </w:r>
             <w:r>
               <w:rPr>
@@ -1330,7 +1330,7 @@
                 <w:noProof/>
                 <w:webHidden/>
               </w:rPr>
-              <w:t>12</w:t>
+              <w:t>10</w:t>
             </w:r>
             <w:r>
               <w:rPr>
@@ -1355,7 +1355,7 @@
               <w14:ligatures w14:val="standardContextual"/>
             </w:rPr>
           </w:pPr>
-          <w:hyperlink w:anchor="_Toc234938376" w:history="1">
+          <w:hyperlink w:anchor="_Toc235086744" w:history="1">
             <w:r>
               <w:rPr>
                 <w:rStyle w:val="Hyperlink"/>
@@ -1382,7 +1382,7 @@
                 <w:noProof/>
                 <w:webHidden/>
               </w:rPr>
-              <w:instrText xml:space="preserve"> PAGEREF _Toc234938376 \h </w:instrText>
+              <w:instrText xml:space="preserve"> PAGEREF _Toc235086744 \h </w:instrText>
             </w:r>
             <w:r>
               <w:rPr>
@@ -1402,7 +1402,7 @@
                 <w:noProof/>
                 <w:webHidden/>
               </w:rPr>
-              <w:t>12</w:t>
+              <w:t>10</w:t>
             </w:r>
             <w:r>
               <w:rPr>
@@ -1427,7 +1427,7 @@
               <w14:ligatures w14:val="standardContextual"/>
             </w:rPr>
           </w:pPr>
-          <w:hyperlink w:anchor="_Toc234938377" w:history="1">
+          <w:hyperlink w:anchor="_Toc235086745" w:history="1">
             <w:r>
               <w:rPr>
                 <w:rStyle w:val="Hyperlink"/>
@@ -1454,7 +1454,7 @@
                 <w:noProof/>
                 <w:webHidden/>
               </w:rPr>
-              <w:instrText xml:space="preserve"> PAGEREF _Toc234938377 \h </w:instrText>
+              <w:instrText xml:space="preserve"> PAGEREF _Toc235086745 \h </w:instrText>
             </w:r>
             <w:r>
               <w:rPr>
@@ -1474,7 +1474,7 @@
                 <w:noProof/>
                 <w:webHidden/>
               </w:rPr>
-              <w:t>13</w:t>
+              <w:t>11</w:t>
             </w:r>
             <w:r>
               <w:rPr>
@@ -1499,7 +1499,7 @@
               <w14:ligatures w14:val="standardContextual"/>
             </w:rPr>
           </w:pPr>
-          <w:hyperlink w:anchor="_Toc234938378" w:history="1">
+          <w:hyperlink w:anchor="_Toc235086746" w:history="1">
             <w:r>
               <w:rPr>
                 <w:rStyle w:val="Hyperlink"/>
@@ -1526,7 +1526,7 @@
                 <w:noProof/>
                 <w:webHidden/>
               </w:rPr>
-              <w:instrText xml:space="preserve"> PAGEREF _Toc234938378 \h </w:instrText>
+              <w:instrText xml:space="preserve"> PAGEREF _Toc235086746 \h </w:instrText>
             </w:r>
             <w:r>
               <w:rPr>
@@ -1546,7 +1546,7 @@
                 <w:noProof/>
                 <w:webHidden/>
               </w:rPr>
-              <w:t>13</w:t>
+              <w:t>11</w:t>
             </w:r>
             <w:r>
               <w:rPr>
@@ -1571,7 +1571,7 @@
               <w14:ligatures w14:val="standardContextual"/>
             </w:rPr>
           </w:pPr>
-          <w:hyperlink w:anchor="_Toc234938379" w:history="1">
+          <w:hyperlink w:anchor="_Toc235086747" w:history="1">
             <w:r>
               <w:rPr>
                 <w:rStyle w:val="Hyperlink"/>
@@ -1598,7 +1598,7 @@
                 <w:noProof/>
                 <w:webHidden/>
               </w:rPr>
-              <w:instrText xml:space="preserve"> PAGEREF _Toc234938379 \h </w:instrText>
+              <w:instrText xml:space="preserve"> PAGEREF _Toc235086747 \h </w:instrText>
             </w:r>
             <w:r>
               <w:rPr>
@@ -1618,7 +1618,7 @@
                 <w:noProof/>
                 <w:webHidden/>
               </w:rPr>
-              <w:t>13</w:t>
+              <w:t>11</w:t>
             </w:r>
             <w:r>
               <w:rPr>
@@ -1643,7 +1643,7 @@
               <w14:ligatures w14:val="standardContextual"/>
             </w:rPr>
           </w:pPr>
-          <w:hyperlink w:anchor="_Toc234938380" w:history="1">
+          <w:hyperlink w:anchor="_Toc235086748" w:history="1">
             <w:r>
               <w:rPr>
                 <w:rStyle w:val="Hyperlink"/>
@@ -1670,7 +1670,7 @@
                 <w:noProof/>
                 <w:webHidden/>
               </w:rPr>
-              <w:instrText xml:space="preserve"> PAGEREF _Toc234938380 \h </w:instrText>
+              <w:instrText xml:space="preserve"> PAGEREF _Toc235086748 \h </w:instrText>
             </w:r>
             <w:r>
               <w:rPr>
@@ -1690,7 +1690,7 @@
                 <w:noProof/>
                 <w:webHidden/>
               </w:rPr>
-              <w:t>14</w:t>
+              <w:t>12</w:t>
             </w:r>
             <w:r>
               <w:rPr>
@@ -1715,7 +1715,7 @@
               <w14:ligatures w14:val="standardContextual"/>
             </w:rPr>
           </w:pPr>
-          <w:hyperlink w:anchor="_Toc234938381" w:history="1">
+          <w:hyperlink w:anchor="_Toc235086749" w:history="1">
             <w:r>
               <w:rPr>
                 <w:rStyle w:val="Hyperlink"/>
@@ -1742,7 +1742,7 @@
                 <w:noProof/>
                 <w:webHidden/>
               </w:rPr>
-              <w:instrText xml:space="preserve"> PAGEREF _Toc234938381 \h </w:instrText>
+              <w:instrText xml:space="preserve"> PAGEREF _Toc235086749 \h </w:instrText>
             </w:r>
             <w:r>
               <w:rPr>
@@ -1762,7 +1762,7 @@
                 <w:noProof/>
                 <w:webHidden/>
               </w:rPr>
-              <w:t>14</w:t>
+              <w:t>12</w:t>
             </w:r>
             <w:r>
               <w:rPr>
@@ -1787,7 +1787,7 @@
               <w14:ligatures w14:val="standardContextual"/>
             </w:rPr>
           </w:pPr>
-          <w:hyperlink w:anchor="_Toc234938382" w:history="1">
+          <w:hyperlink w:anchor="_Toc235086750" w:history="1">
             <w:r>
               <w:rPr>
                 <w:rStyle w:val="Hyperlink"/>
@@ -1814,7 +1814,7 @@
                 <w:noProof/>
                 <w:webHidden/>
               </w:rPr>
-              <w:instrText xml:space="preserve"> PAGEREF _Toc234938382 \h </w:instrText>
+              <w:instrText xml:space="preserve"> PAGEREF _Toc235086750 \h </w:instrText>
             </w:r>
             <w:r>
               <w:rPr>
@@ -1834,7 +1834,79 @@
                 <w:noProof/>
                 <w:webHidden/>
               </w:rPr>
-              <w:t>15</w:t>
+              <w:t>13</w:t>
+            </w:r>
+            <w:r>
+              <w:rPr>
+                <w:noProof/>
+                <w:webHidden/>
+              </w:rPr>
+              <w:fldChar w:fldCharType="end"/>
+            </w:r>
+          </w:hyperlink>
+        </w:p>
+        <w:p>
+          <w:pPr>
+            <w:pStyle w:val="TOC1"/>
+            <w:tabs>
+              <w:tab w:val="right" w:leader="dot" w:pos="8630"/>
+            </w:tabs>
+            <w:rPr>
+              <w:rFonts w:asciiTheme="minorHAnsi" w:hAnsiTheme="minorHAnsi"/>
+              <w:noProof/>
+              <w:kern w:val="2"/>
+              <w:szCs w:val="24"/>
+              <w14:ligatures w14:val="standardContextual"/>
+            </w:rPr>
+          </w:pPr>
+          <w:hyperlink w:anchor="_Toc235086751" w:history="1">
+            <w:r>
+              <w:rPr>
+                <w:rStyle w:val="Hyperlink"/>
+                <w:noProof/>
+              </w:rPr>
+              <w:t>5. Task 3: Forecasting Error Risk (Probability)</w:t>
+            </w:r>
+            <w:r>
+              <w:rPr>
+                <w:noProof/>
+                <w:webHidden/>
+              </w:rPr>
+              <w:tab/>
+            </w:r>
+            <w:r>
+              <w:rPr>
+                <w:noProof/>
+                <w:webHidden/>
+              </w:rPr>
+              <w:fldChar w:fldCharType="begin"/>
+            </w:r>
+            <w:r>
+              <w:rPr>
+                <w:noProof/>
+                <w:webHidden/>
+              </w:rPr>
+              <w:instrText xml:space="preserve"> PAGEREF _Toc235086751 \h </w:instrText>
+            </w:r>
+            <w:r>
+              <w:rPr>
+                <w:noProof/>
+                <w:webHidden/>
+              </w:rPr>
+            </w:r>
+            <w:r>
+              <w:rPr>
+                <w:noProof/>
+                <w:webHidden/>
+              </w:rPr>
+              <w:fldChar w:fldCharType="separate"/>
+            </w:r>
+            <w:r>
+              <w:rPr>
+                <w:noProof/>
+                <w:webHidden/>
+              </w:rPr>
+              <w:t>14</w:t>
             </w:r>
             <w:r>
               <w:rPr>
@@ -1859,13 +1931,13 @@
               <w14:ligatures w14:val="standardContextual"/>
             </w:rPr>
           </w:pPr>
-          <w:hyperlink w:anchor="_Toc234938383" w:history="1">
+          <w:hyperlink w:anchor="_Toc235086752" w:history="1">
             <w:r>
               <w:rPr>
                 <w:rStyle w:val="Hyperlink"/>
                 <w:noProof/>
               </w:rPr>
-              <w:t>5. Task 3: Forecasting Error Risk (Probability)</w:t>
+              <w:t>5.1 Mathematical Analysis (Method Used: Normal Distribution and Probability Theory)</w:t>
             </w:r>
             <w:r>
               <w:rPr>
@@ -1886,7 +1958,7 @@
                 <w:noProof/>
                 <w:webHidden/>
               </w:rPr>
-              <w:instrText xml:space="preserve"> PAGEREF _Toc234938383 \h </w:instrText>
+              <w:instrText xml:space="preserve"> PAGEREF _Toc235086752 \h </w:instrText>
             </w:r>
             <w:r>
               <w:rPr>
@@ -1906,7 +1978,7 @@
                 <w:noProof/>
                 <w:webHidden/>
               </w:rPr>
-              <w:t>16</w:t>
+              <w:t>14</w:t>
             </w:r>
             <w:r>
               <w:rPr>
@@ -1931,13 +2003,13 @@
               <w14:ligatures w14:val="standardContextual"/>
             </w:rPr>
           </w:pPr>
-          <w:hyperlink w:anchor="_Toc234938384" w:history="1">
+          <w:hyperlink w:anchor="_Toc235086753" w:history="1">
             <w:r>
               <w:rPr>
                 <w:rStyle w:val="Hyperlink"/>
                 <w:noProof/>
               </w:rPr>
-              <w:t>5.1 Mathematical Analysis (Method Used: Normal Distribution and Probability Theory)</w:t>
+              <w:t>5.2 Solution</w:t>
             </w:r>
             <w:r>
               <w:rPr>
@@ -1958,7 +2030,7 @@
                 <w:noProof/>
                 <w:webHidden/>
               </w:rPr>
-              <w:instrText xml:space="preserve"> PAGEREF _Toc234938384 \h </w:instrText>
+              <w:instrText xml:space="preserve"> PAGEREF _Toc235086753 \h </w:instrText>
             </w:r>
             <w:r>
               <w:rPr>
@@ -1978,7 +2050,7 @@
                 <w:noProof/>
                 <w:webHidden/>
               </w:rPr>
-              <w:t>16</w:t>
+              <w:t>14</w:t>
             </w:r>
             <w:r>
               <w:rPr>
@@ -2003,13 +2075,13 @@
               <w14:ligatures w14:val="standardContextual"/>
             </w:rPr>
           </w:pPr>
-          <w:hyperlink w:anchor="_Toc234938385" w:history="1">
+          <w:hyperlink w:anchor="_Toc235086754" w:history="1">
             <w:r>
               <w:rPr>
                 <w:rStyle w:val="Hyperlink"/>
                 <w:noProof/>
               </w:rPr>
-              <w:t>5.2 Solution</w:t>
+              <w:t>5.3 Analysis and Results</w:t>
             </w:r>
             <w:r>
               <w:rPr>
@@ -2030,7 +2102,7 @@
                 <w:noProof/>
                 <w:webHidden/>
               </w:rPr>
-              <w:instrText xml:space="preserve"> PAGEREF _Toc234938385 \h </w:instrText>
+              <w:instrText xml:space="preserve"> PAGEREF _Toc235086754 \h </w:instrText>
             </w:r>
             <w:r>
               <w:rPr>
@@ -2075,13 +2147,13 @@
               <w14:ligatures w14:val="standardContextual"/>
             </w:rPr>
           </w:pPr>
-          <w:hyperlink w:anchor="_Toc234938386" w:history="1">
+          <w:hyperlink w:anchor="_Toc235086755" w:history="1">
             <w:r>
               <w:rPr>
                 <w:rStyle w:val="Hyperlink"/>
                 <w:noProof/>
               </w:rPr>
-              <w:t>5.3 Analysis and Results</w:t>
+              <w:t>5.4 Visualisation / Output</w:t>
             </w:r>
             <w:r>
               <w:rPr>
@@ -2102,7 +2174,79 @@
                 <w:noProof/>
                 <w:webHidden/>
               </w:rPr>
-              <w:instrText xml:space="preserve"> PAGEREF _Toc234938386 \h </w:instrText>
+              <w:instrText xml:space="preserve"> PAGEREF _Toc235086755 \h </w:instrText>
+            </w:r>
+            <w:r>
+              <w:rPr>
+                <w:noProof/>
+                <w:webHidden/>
+              </w:rPr>
+            </w:r>
+            <w:r>
+              <w:rPr>
+                <w:noProof/>
+                <w:webHidden/>
+              </w:rPr>
+              <w:fldChar w:fldCharType="separate"/>
+            </w:r>
+            <w:r>
+              <w:rPr>
+                <w:noProof/>
+                <w:webHidden/>
+              </w:rPr>
+              <w:t>16</w:t>
+            </w:r>
+            <w:r>
+              <w:rPr>
+                <w:noProof/>
+                <w:webHidden/>
+              </w:rPr>
+              <w:fldChar w:fldCharType="end"/>
+            </w:r>
+          </w:hyperlink>
+        </w:p>
+        <w:p>
+          <w:pPr>
+            <w:pStyle w:val="TOC1"/>
+            <w:tabs>
+              <w:tab w:val="right" w:leader="dot" w:pos="8630"/>
+            </w:tabs>
+            <w:rPr>
+              <w:rFonts w:asciiTheme="minorHAnsi" w:hAnsiTheme="minorHAnsi"/>
+              <w:noProof/>
+              <w:kern w:val="2"/>
+              <w:szCs w:val="24"/>
+              <w14:ligatures w14:val="standardContextual"/>
+            </w:rPr>
+          </w:pPr>
+          <w:hyperlink w:anchor="_Toc235086756" w:history="1">
+            <w:r>
+              <w:rPr>
+                <w:rStyle w:val="Hyperlink"/>
+                <w:noProof/>
+              </w:rPr>
+              <w:t>6. Task 4: Consumption by Building Type (Statistics)</w:t>
+            </w:r>
+            <w:r>
+              <w:rPr>
+                <w:noProof/>
+                <w:webHidden/>
+              </w:rPr>
+              <w:tab/>
+            </w:r>
+            <w:r>
+              <w:rPr>
+                <w:noProof/>
+                <w:webHidden/>
+              </w:rPr>
+              <w:fldChar w:fldCharType="begin"/>
+            </w:r>
+            <w:r>
+              <w:rPr>
+                <w:noProof/>
+                <w:webHidden/>
+              </w:rPr>
+              <w:instrText xml:space="preserve"> PAGEREF _Toc235086756 \h </w:instrText>
             </w:r>
             <w:r>
               <w:rPr>
@@ -2147,13 +2291,13 @@
               <w14:ligatures w14:val="standardContextual"/>
             </w:rPr>
           </w:pPr>
-          <w:hyperlink w:anchor="_Toc234938387" w:history="1">
+          <w:hyperlink w:anchor="_Toc235086757" w:history="1">
             <w:r>
               <w:rPr>
                 <w:rStyle w:val="Hyperlink"/>
                 <w:noProof/>
               </w:rPr>
-              <w:t>5.4 Visualisation / Output</w:t>
+              <w:t>6.1 Mathematical Analysis (Method Used: One-Way ANOVA and Post-Hoc Testing)</w:t>
             </w:r>
             <w:r>
               <w:rPr>
@@ -2174,7 +2318,7 @@
                 <w:noProof/>
                 <w:webHidden/>
               </w:rPr>
-              <w:instrText xml:space="preserve"> PAGEREF _Toc234938387 \h </w:instrText>
+              <w:instrText xml:space="preserve"> PAGEREF _Toc235086757 \h </w:instrText>
             </w:r>
             <w:r>
               <w:rPr>
@@ -2195,6 +2339,582 @@
                 <w:webHidden/>
               </w:rPr>
               <w:t>18</w:t>
+            </w:r>
+            <w:r>
+              <w:rPr>
+                <w:noProof/>
+                <w:webHidden/>
+              </w:rPr>
+              <w:fldChar w:fldCharType="end"/>
+            </w:r>
+          </w:hyperlink>
+        </w:p>
+        <w:p>
+          <w:pPr>
+            <w:pStyle w:val="TOC2"/>
+            <w:tabs>
+              <w:tab w:val="right" w:leader="dot" w:pos="8630"/>
+            </w:tabs>
+            <w:rPr>
+              <w:rFonts w:asciiTheme="minorHAnsi" w:hAnsiTheme="minorHAnsi"/>
+              <w:noProof/>
+              <w:kern w:val="2"/>
+              <w:szCs w:val="24"/>
+              <w14:ligatures w14:val="standardContextual"/>
+            </w:rPr>
+          </w:pPr>
+          <w:hyperlink w:anchor="_Toc235086758" w:history="1">
+            <w:r>
+              <w:rPr>
+                <w:rStyle w:val="Hyperlink"/>
+                <w:noProof/>
+              </w:rPr>
+              <w:t>6.2 Solution</w:t>
+            </w:r>
+            <w:r>
+              <w:rPr>
+                <w:noProof/>
+                <w:webHidden/>
+              </w:rPr>
+              <w:tab/>
+            </w:r>
+            <w:r>
+              <w:rPr>
+                <w:noProof/>
+                <w:webHidden/>
+              </w:rPr>
+              <w:fldChar w:fldCharType="begin"/>
+            </w:r>
+            <w:r>
+              <w:rPr>
+                <w:noProof/>
+                <w:webHidden/>
+              </w:rPr>
+              <w:instrText xml:space="preserve"> PAGEREF _Toc235086758 \h </w:instrText>
+            </w:r>
+            <w:r>
+              <w:rPr>
+                <w:noProof/>
+                <w:webHidden/>
+              </w:rPr>
+            </w:r>
+            <w:r>
+              <w:rPr>
+                <w:noProof/>
+                <w:webHidden/>
+              </w:rPr>
+              <w:fldChar w:fldCharType="separate"/>
+            </w:r>
+            <w:r>
+              <w:rPr>
+                <w:noProof/>
+                <w:webHidden/>
+              </w:rPr>
+              <w:t>18</w:t>
+            </w:r>
+            <w:r>
+              <w:rPr>
+                <w:noProof/>
+                <w:webHidden/>
+              </w:rPr>
+              <w:fldChar w:fldCharType="end"/>
+            </w:r>
+          </w:hyperlink>
+        </w:p>
+        <w:p>
+          <w:pPr>
+            <w:pStyle w:val="TOC3"/>
+            <w:tabs>
+              <w:tab w:val="right" w:leader="dot" w:pos="8630"/>
+            </w:tabs>
+            <w:rPr>
+              <w:rFonts w:asciiTheme="minorHAnsi" w:hAnsiTheme="minorHAnsi"/>
+              <w:noProof/>
+              <w:kern w:val="2"/>
+              <w:szCs w:val="24"/>
+              <w14:ligatures w14:val="standardContextual"/>
+            </w:rPr>
+          </w:pPr>
+          <w:hyperlink w:anchor="_Toc235086759" w:history="1">
+            <w:r>
+              <w:rPr>
+                <w:rStyle w:val="Hyperlink"/>
+                <w:noProof/>
+              </w:rPr>
+              <w:t>6.2.1 Descriptive Statistics</w:t>
+            </w:r>
+            <w:r>
+              <w:rPr>
+                <w:noProof/>
+                <w:webHidden/>
+              </w:rPr>
+              <w:tab/>
+            </w:r>
+            <w:r>
+              <w:rPr>
+                <w:noProof/>
+                <w:webHidden/>
+              </w:rPr>
+              <w:fldChar w:fldCharType="begin"/>
+            </w:r>
+            <w:r>
+              <w:rPr>
+                <w:noProof/>
+                <w:webHidden/>
+              </w:rPr>
+              <w:instrText xml:space="preserve"> PAGEREF _Toc235086759 \h </w:instrText>
+            </w:r>
+            <w:r>
+              <w:rPr>
+                <w:noProof/>
+                <w:webHidden/>
+              </w:rPr>
+            </w:r>
+            <w:r>
+              <w:rPr>
+                <w:noProof/>
+                <w:webHidden/>
+              </w:rPr>
+              <w:fldChar w:fldCharType="separate"/>
+            </w:r>
+            <w:r>
+              <w:rPr>
+                <w:noProof/>
+                <w:webHidden/>
+              </w:rPr>
+              <w:t>18</w:t>
+            </w:r>
+            <w:r>
+              <w:rPr>
+                <w:noProof/>
+                <w:webHidden/>
+              </w:rPr>
+              <w:fldChar w:fldCharType="end"/>
+            </w:r>
+          </w:hyperlink>
+        </w:p>
+        <w:p>
+          <w:pPr>
+            <w:pStyle w:val="TOC3"/>
+            <w:tabs>
+              <w:tab w:val="right" w:leader="dot" w:pos="8630"/>
+            </w:tabs>
+            <w:rPr>
+              <w:rFonts w:asciiTheme="minorHAnsi" w:hAnsiTheme="minorHAnsi"/>
+              <w:noProof/>
+              <w:kern w:val="2"/>
+              <w:szCs w:val="24"/>
+              <w14:ligatures w14:val="standardContextual"/>
+            </w:rPr>
+          </w:pPr>
+          <w:hyperlink w:anchor="_Toc235086760" w:history="1">
+            <w:r>
+              <w:rPr>
+                <w:rStyle w:val="Hyperlink"/>
+                <w:noProof/>
+              </w:rPr>
+              <w:t>6.2.2 Assumption Checks</w:t>
+            </w:r>
+            <w:r>
+              <w:rPr>
+                <w:noProof/>
+                <w:webHidden/>
+              </w:rPr>
+              <w:tab/>
+            </w:r>
+            <w:r>
+              <w:rPr>
+                <w:noProof/>
+                <w:webHidden/>
+              </w:rPr>
+              <w:fldChar w:fldCharType="begin"/>
+            </w:r>
+            <w:r>
+              <w:rPr>
+                <w:noProof/>
+                <w:webHidden/>
+              </w:rPr>
+              <w:instrText xml:space="preserve"> PAGEREF _Toc235086760 \h </w:instrText>
+            </w:r>
+            <w:r>
+              <w:rPr>
+                <w:noProof/>
+                <w:webHidden/>
+              </w:rPr>
+            </w:r>
+            <w:r>
+              <w:rPr>
+                <w:noProof/>
+                <w:webHidden/>
+              </w:rPr>
+              <w:fldChar w:fldCharType="separate"/>
+            </w:r>
+            <w:r>
+              <w:rPr>
+                <w:noProof/>
+                <w:webHidden/>
+              </w:rPr>
+              <w:t>18</w:t>
+            </w:r>
+            <w:r>
+              <w:rPr>
+                <w:noProof/>
+                <w:webHidden/>
+              </w:rPr>
+              <w:fldChar w:fldCharType="end"/>
+            </w:r>
+          </w:hyperlink>
+        </w:p>
+        <w:p>
+          <w:pPr>
+            <w:pStyle w:val="TOC3"/>
+            <w:tabs>
+              <w:tab w:val="right" w:leader="dot" w:pos="8630"/>
+            </w:tabs>
+            <w:rPr>
+              <w:rFonts w:asciiTheme="minorHAnsi" w:hAnsiTheme="minorHAnsi"/>
+              <w:noProof/>
+              <w:kern w:val="2"/>
+              <w:szCs w:val="24"/>
+              <w14:ligatures w14:val="standardContextual"/>
+            </w:rPr>
+          </w:pPr>
+          <w:hyperlink w:anchor="_Toc235086761" w:history="1">
+            <w:r>
+              <w:rPr>
+                <w:rStyle w:val="Hyperlink"/>
+                <w:noProof/>
+              </w:rPr>
+              <w:t>6.2.3 One-Way ANOVA</w:t>
+            </w:r>
+            <w:r>
+              <w:rPr>
+                <w:noProof/>
+                <w:webHidden/>
+              </w:rPr>
+              <w:tab/>
+            </w:r>
+            <w:r>
+              <w:rPr>
+                <w:noProof/>
+                <w:webHidden/>
+              </w:rPr>
+              <w:fldChar w:fldCharType="begin"/>
+            </w:r>
+            <w:r>
+              <w:rPr>
+                <w:noProof/>
+                <w:webHidden/>
+              </w:rPr>
+              <w:instrText xml:space="preserve"> PAGEREF _Toc235086761 \h </w:instrText>
+            </w:r>
+            <w:r>
+              <w:rPr>
+                <w:noProof/>
+                <w:webHidden/>
+              </w:rPr>
+            </w:r>
+            <w:r>
+              <w:rPr>
+                <w:noProof/>
+                <w:webHidden/>
+              </w:rPr>
+              <w:fldChar w:fldCharType="separate"/>
+            </w:r>
+            <w:r>
+              <w:rPr>
+                <w:noProof/>
+                <w:webHidden/>
+              </w:rPr>
+              <w:t>19</w:t>
+            </w:r>
+            <w:r>
+              <w:rPr>
+                <w:noProof/>
+                <w:webHidden/>
+              </w:rPr>
+              <w:fldChar w:fldCharType="end"/>
+            </w:r>
+          </w:hyperlink>
+        </w:p>
+        <w:p>
+          <w:pPr>
+            <w:pStyle w:val="TOC3"/>
+            <w:tabs>
+              <w:tab w:val="right" w:leader="dot" w:pos="8630"/>
+            </w:tabs>
+            <w:rPr>
+              <w:rFonts w:asciiTheme="minorHAnsi" w:hAnsiTheme="minorHAnsi"/>
+              <w:noProof/>
+              <w:kern w:val="2"/>
+              <w:szCs w:val="24"/>
+              <w14:ligatures w14:val="standardContextual"/>
+            </w:rPr>
+          </w:pPr>
+          <w:hyperlink w:anchor="_Toc235086762" w:history="1">
+            <w:r>
+              <w:rPr>
+                <w:rStyle w:val="Hyperlink"/>
+                <w:noProof/>
+              </w:rPr>
+              <w:t>6.2.4 Post-Hoc Analysis (Tukey HSD)</w:t>
+            </w:r>
+            <w:r>
+              <w:rPr>
+                <w:noProof/>
+                <w:webHidden/>
+              </w:rPr>
+              <w:tab/>
+            </w:r>
+            <w:r>
+              <w:rPr>
+                <w:noProof/>
+                <w:webHidden/>
+              </w:rPr>
+              <w:fldChar w:fldCharType="begin"/>
+            </w:r>
+            <w:r>
+              <w:rPr>
+                <w:noProof/>
+                <w:webHidden/>
+              </w:rPr>
+              <w:instrText xml:space="preserve"> PAGEREF _Toc235086762 \h </w:instrText>
+            </w:r>
+            <w:r>
+              <w:rPr>
+                <w:noProof/>
+                <w:webHidden/>
+              </w:rPr>
+            </w:r>
+            <w:r>
+              <w:rPr>
+                <w:noProof/>
+                <w:webHidden/>
+              </w:rPr>
+              <w:fldChar w:fldCharType="separate"/>
+            </w:r>
+            <w:r>
+              <w:rPr>
+                <w:noProof/>
+                <w:webHidden/>
+              </w:rPr>
+              <w:t>19</w:t>
+            </w:r>
+            <w:r>
+              <w:rPr>
+                <w:noProof/>
+                <w:webHidden/>
+              </w:rPr>
+              <w:fldChar w:fldCharType="end"/>
+            </w:r>
+          </w:hyperlink>
+        </w:p>
+        <w:p>
+          <w:pPr>
+            <w:pStyle w:val="TOC3"/>
+            <w:tabs>
+              <w:tab w:val="right" w:leader="dot" w:pos="8630"/>
+            </w:tabs>
+            <w:rPr>
+              <w:rFonts w:asciiTheme="minorHAnsi" w:hAnsiTheme="minorHAnsi"/>
+              <w:noProof/>
+              <w:kern w:val="2"/>
+              <w:szCs w:val="24"/>
+              <w14:ligatures w14:val="standardContextual"/>
+            </w:rPr>
+          </w:pPr>
+          <w:hyperlink w:anchor="_Toc235086763" w:history="1">
+            <w:r>
+              <w:rPr>
+                <w:rStyle w:val="Hyperlink"/>
+                <w:noProof/>
+              </w:rPr>
+              <w:t>6.2.5 Python Verification with Console Output</w:t>
+            </w:r>
+            <w:r>
+              <w:rPr>
+                <w:noProof/>
+                <w:webHidden/>
+              </w:rPr>
+              <w:tab/>
+            </w:r>
+            <w:r>
+              <w:rPr>
+                <w:noProof/>
+                <w:webHidden/>
+              </w:rPr>
+              <w:fldChar w:fldCharType="begin"/>
+            </w:r>
+            <w:r>
+              <w:rPr>
+                <w:noProof/>
+                <w:webHidden/>
+              </w:rPr>
+              <w:instrText xml:space="preserve"> PAGEREF _Toc235086763 \h </w:instrText>
+            </w:r>
+            <w:r>
+              <w:rPr>
+                <w:noProof/>
+                <w:webHidden/>
+              </w:rPr>
+            </w:r>
+            <w:r>
+              <w:rPr>
+                <w:noProof/>
+                <w:webHidden/>
+              </w:rPr>
+              <w:fldChar w:fldCharType="separate"/>
+            </w:r>
+            <w:r>
+              <w:rPr>
+                <w:noProof/>
+                <w:webHidden/>
+              </w:rPr>
+              <w:t>20</w:t>
+            </w:r>
+            <w:r>
+              <w:rPr>
+                <w:noProof/>
+                <w:webHidden/>
+              </w:rPr>
+              <w:fldChar w:fldCharType="end"/>
+            </w:r>
+          </w:hyperlink>
+        </w:p>
+        <w:p>
+          <w:pPr>
+            <w:pStyle w:val="TOC2"/>
+            <w:tabs>
+              <w:tab w:val="right" w:leader="dot" w:pos="8630"/>
+            </w:tabs>
+            <w:rPr>
+              <w:rFonts w:asciiTheme="minorHAnsi" w:hAnsiTheme="minorHAnsi"/>
+              <w:noProof/>
+              <w:kern w:val="2"/>
+              <w:szCs w:val="24"/>
+              <w14:ligatures w14:val="standardContextual"/>
+            </w:rPr>
+          </w:pPr>
+          <w:hyperlink w:anchor="_Toc235086764" w:history="1">
+            <w:r>
+              <w:rPr>
+                <w:rStyle w:val="Hyperlink"/>
+                <w:noProof/>
+              </w:rPr>
+              <w:t>6.3 Analysis and Results</w:t>
+            </w:r>
+            <w:r>
+              <w:rPr>
+                <w:noProof/>
+                <w:webHidden/>
+              </w:rPr>
+              <w:tab/>
+            </w:r>
+            <w:r>
+              <w:rPr>
+                <w:noProof/>
+                <w:webHidden/>
+              </w:rPr>
+              <w:fldChar w:fldCharType="begin"/>
+            </w:r>
+            <w:r>
+              <w:rPr>
+                <w:noProof/>
+                <w:webHidden/>
+              </w:rPr>
+              <w:instrText xml:space="preserve"> PAGEREF _Toc235086764 \h </w:instrText>
+            </w:r>
+            <w:r>
+              <w:rPr>
+                <w:noProof/>
+                <w:webHidden/>
+              </w:rPr>
+            </w:r>
+            <w:r>
+              <w:rPr>
+                <w:noProof/>
+                <w:webHidden/>
+              </w:rPr>
+              <w:fldChar w:fldCharType="separate"/>
+            </w:r>
+            <w:r>
+              <w:rPr>
+                <w:noProof/>
+                <w:webHidden/>
+              </w:rPr>
+              <w:t>23</w:t>
+            </w:r>
+            <w:r>
+              <w:rPr>
+                <w:noProof/>
+                <w:webHidden/>
+              </w:rPr>
+              <w:fldChar w:fldCharType="end"/>
+            </w:r>
+          </w:hyperlink>
+        </w:p>
+        <w:p>
+          <w:pPr>
+            <w:pStyle w:val="TOC2"/>
+            <w:tabs>
+              <w:tab w:val="right" w:leader="dot" w:pos="8630"/>
+            </w:tabs>
+            <w:rPr>
+              <w:rFonts w:asciiTheme="minorHAnsi" w:hAnsiTheme="minorHAnsi"/>
+              <w:noProof/>
+              <w:kern w:val="2"/>
+              <w:szCs w:val="24"/>
+              <w14:ligatures w14:val="standardContextual"/>
+            </w:rPr>
+          </w:pPr>
+          <w:hyperlink w:anchor="_Toc235086765" w:history="1">
+            <w:r>
+              <w:rPr>
+                <w:rStyle w:val="Hyperlink"/>
+                <w:noProof/>
+              </w:rPr>
+              <w:t>6.4 Visualization</w:t>
+            </w:r>
+            <w:r>
+              <w:rPr>
+                <w:noProof/>
+                <w:webHidden/>
+              </w:rPr>
+              <w:tab/>
+            </w:r>
+            <w:r>
+              <w:rPr>
+                <w:noProof/>
+                <w:webHidden/>
+              </w:rPr>
+              <w:fldChar w:fldCharType="begin"/>
+            </w:r>
+            <w:r>
+              <w:rPr>
+                <w:noProof/>
+                <w:webHidden/>
+              </w:rPr>
+              <w:instrText xml:space="preserve"> PAGEREF _Toc235086765 \h </w:instrText>
+            </w:r>
+            <w:r>
+              <w:rPr>
+                <w:noProof/>
+                <w:webHidden/>
+              </w:rPr>
+            </w:r>
+            <w:r>
+              <w:rPr>
+                <w:noProof/>
+                <w:webHidden/>
+              </w:rPr>
+              <w:fldChar w:fldCharType="separate"/>
+            </w:r>
+            <w:r>
+              <w:rPr>
+                <w:noProof/>
+                <w:webHidden/>
+              </w:rPr>
+              <w:t>24</w:t>
             </w:r>
             <w:r>
               <w:rPr>
@@ -2219,13 +2939,13 @@
               <w14:ligatures w14:val="standardContextual"/>
             </w:rPr>
           </w:pPr>
-          <w:hyperlink w:anchor="_Toc234938388" w:history="1">
+          <w:hyperlink w:anchor="_Toc235086766" w:history="1">
             <w:r>
               <w:rPr>
                 <w:rStyle w:val="Hyperlink"/>
                 <w:noProof/>
               </w:rPr>
-              <w:t>6. Task 4: Consumption by Building Type (Statistics)</w:t>
+              <w:t>7. Conclusion</w:t>
             </w:r>
             <w:r>
               <w:rPr>
@@ -2246,7 +2966,7 @@
                 <w:noProof/>
                 <w:webHidden/>
               </w:rPr>
-              <w:instrText xml:space="preserve"> PAGEREF _Toc234938388 \h </w:instrText>
+              <w:instrText xml:space="preserve"> PAGEREF _Toc235086766 \h </w:instrText>
             </w:r>
             <w:r>
               <w:rPr>
@@ -2266,7 +2986,151 @@
                 <w:noProof/>
                 <w:webHidden/>
               </w:rPr>
-              <w:t>20</w:t>
+              <w:t>24</w:t>
+            </w:r>
+            <w:r>
+              <w:rPr>
+                <w:noProof/>
+                <w:webHidden/>
+              </w:rPr>
+              <w:fldChar w:fldCharType="end"/>
+            </w:r>
+          </w:hyperlink>
+        </w:p>
+        <w:p>
+          <w:pPr>
+            <w:pStyle w:val="TOC1"/>
+            <w:tabs>
+              <w:tab w:val="right" w:leader="dot" w:pos="8630"/>
+            </w:tabs>
+            <w:rPr>
+              <w:rFonts w:asciiTheme="minorHAnsi" w:hAnsiTheme="minorHAnsi"/>
+              <w:noProof/>
+              <w:kern w:val="2"/>
+              <w:szCs w:val="24"/>
+              <w14:ligatures w14:val="standardContextual"/>
+            </w:rPr>
+          </w:pPr>
+          <w:hyperlink w:anchor="_Toc235086767" w:history="1">
+            <w:r>
+              <w:rPr>
+                <w:rStyle w:val="Hyperlink"/>
+                <w:noProof/>
+              </w:rPr>
+              <w:t>10. References</w:t>
+            </w:r>
+            <w:r>
+              <w:rPr>
+                <w:noProof/>
+                <w:webHidden/>
+              </w:rPr>
+              <w:tab/>
+            </w:r>
+            <w:r>
+              <w:rPr>
+                <w:noProof/>
+                <w:webHidden/>
+              </w:rPr>
+              <w:fldChar w:fldCharType="begin"/>
+            </w:r>
+            <w:r>
+              <w:rPr>
+                <w:noProof/>
+                <w:webHidden/>
+              </w:rPr>
+              <w:instrText xml:space="preserve"> PAGEREF _Toc235086767 \h </w:instrText>
+            </w:r>
+            <w:r>
+              <w:rPr>
+                <w:noProof/>
+                <w:webHidden/>
+              </w:rPr>
+            </w:r>
+            <w:r>
+              <w:rPr>
+                <w:noProof/>
+                <w:webHidden/>
+              </w:rPr>
+              <w:fldChar w:fldCharType="separate"/>
+            </w:r>
+            <w:r>
+              <w:rPr>
+                <w:noProof/>
+                <w:webHidden/>
+              </w:rPr>
+              <w:t>25</w:t>
+            </w:r>
+            <w:r>
+              <w:rPr>
+                <w:noProof/>
+                <w:webHidden/>
+              </w:rPr>
+              <w:fldChar w:fldCharType="end"/>
+            </w:r>
+          </w:hyperlink>
+        </w:p>
+        <w:p>
+          <w:pPr>
+            <w:pStyle w:val="TOC1"/>
+            <w:tabs>
+              <w:tab w:val="right" w:leader="dot" w:pos="8630"/>
+            </w:tabs>
+            <w:rPr>
+              <w:rFonts w:asciiTheme="minorHAnsi" w:hAnsiTheme="minorHAnsi"/>
+              <w:noProof/>
+              <w:kern w:val="2"/>
+              <w:szCs w:val="24"/>
+              <w14:ligatures w14:val="standardContextual"/>
+            </w:rPr>
+          </w:pPr>
+          <w:hyperlink w:anchor="_Toc235086768" w:history="1">
+            <w:r>
+              <w:rPr>
+                <w:rStyle w:val="Hyperlink"/>
+                <w:noProof/>
+              </w:rPr>
+              <w:t>11. Appendix</w:t>
+            </w:r>
+            <w:r>
+              <w:rPr>
+                <w:noProof/>
+                <w:webHidden/>
+              </w:rPr>
+              <w:tab/>
+            </w:r>
+            <w:r>
+              <w:rPr>
+                <w:noProof/>
+                <w:webHidden/>
+              </w:rPr>
+              <w:fldChar w:fldCharType="begin"/>
+            </w:r>
+            <w:r>
+              <w:rPr>
+                <w:noProof/>
+                <w:webHidden/>
+              </w:rPr>
+              <w:instrText xml:space="preserve"> PAGEREF _Toc235086768 \h </w:instrText>
+            </w:r>
+            <w:r>
+              <w:rPr>
+                <w:noProof/>
+                <w:webHidden/>
+              </w:rPr>
+            </w:r>
+            <w:r>
+              <w:rPr>
+                <w:noProof/>
+                <w:webHidden/>
+              </w:rPr>
+              <w:fldChar w:fldCharType="separate"/>
+            </w:r>
+            <w:r>
+              <w:rPr>
+                <w:noProof/>
+                <w:webHidden/>
+              </w:rPr>
+              <w:t>27</w:t>
             </w:r>
             <w:r>
               <w:rPr>
@@ -2291,13 +3155,13 @@
               <w14:ligatures w14:val="standardContextual"/>
             </w:rPr>
           </w:pPr>
-          <w:hyperlink w:anchor="_Toc234938389" w:history="1">
+          <w:hyperlink w:anchor="_Toc235086769" w:history="1">
             <w:r>
               <w:rPr>
                 <w:rStyle w:val="Hyperlink"/>
                 <w:noProof/>
               </w:rPr>
-              <w:t>6.1 Mathematical Analysis (Method Used: One-Way ANOVA and Post-Hoc Testing)</w:t>
+              <w:t>Task 1: Linear Algebra</w:t>
             </w:r>
             <w:r>
               <w:rPr>
@@ -2318,7 +3182,7 @@
                 <w:noProof/>
                 <w:webHidden/>
               </w:rPr>
-              <w:instrText xml:space="preserve"> PAGEREF _Toc234938389 \h </w:instrText>
+              <w:instrText xml:space="preserve"> PAGEREF _Toc235086769 \h </w:instrText>
             </w:r>
             <w:r>
               <w:rPr>
@@ -2338,7 +3202,7 @@
                 <w:noProof/>
                 <w:webHidden/>
               </w:rPr>
-              <w:t>20</w:t>
+              <w:t>27</w:t>
             </w:r>
             <w:r>
               <w:rPr>
@@ -2363,13 +3227,13 @@
               <w14:ligatures w14:val="standardContextual"/>
             </w:rPr>
           </w:pPr>
-          <w:hyperlink w:anchor="_Toc234938390" w:history="1">
+          <w:hyperlink w:anchor="_Toc235086770" w:history="1">
             <w:r>
               <w:rPr>
                 <w:rStyle w:val="Hyperlink"/>
                 <w:noProof/>
               </w:rPr>
-              <w:t>6.2 Solution</w:t>
+              <w:t>Task 2: Calculus</w:t>
             </w:r>
             <w:r>
               <w:rPr>
@@ -2390,7 +3254,7 @@
                 <w:noProof/>
                 <w:webHidden/>
               </w:rPr>
-              <w:instrText xml:space="preserve"> PAGEREF _Toc234938390 \h </w:instrText>
+              <w:instrText xml:space="preserve"> PAGEREF _Toc235086770 \h </w:instrText>
             </w:r>
             <w:r>
               <w:rPr>
@@ -2410,367 +3274,7 @@
                 <w:noProof/>
                 <w:webHidden/>
               </w:rPr>
-              <w:t>20</w:t>
-            </w:r>
-            <w:r>
-              <w:rPr>
-                <w:noProof/>
-                <w:webHidden/>
-              </w:rPr>
-              <w:fldChar w:fldCharType="end"/>
-            </w:r>
-          </w:hyperlink>
-        </w:p>
-        <w:p>
-          <w:pPr>
-            <w:pStyle w:val="TOC3"/>
-            <w:tabs>
-              <w:tab w:val="right" w:leader="dot" w:pos="8630"/>
-            </w:tabs>
-            <w:rPr>
-              <w:rFonts w:asciiTheme="minorHAnsi" w:hAnsiTheme="minorHAnsi"/>
-              <w:noProof/>
-              <w:kern w:val="2"/>
-              <w:szCs w:val="24"/>
-              <w14:ligatures w14:val="standardContextual"/>
-            </w:rPr>
-          </w:pPr>
-          <w:hyperlink w:anchor="_Toc234938391" w:history="1">
-            <w:r>
-              <w:rPr>
-                <w:rStyle w:val="Hyperlink"/>
-                <w:noProof/>
-              </w:rPr>
-              <w:t>6.2.1 Descriptive Statistics</w:t>
-            </w:r>
-            <w:r>
-              <w:rPr>
-                <w:noProof/>
-                <w:webHidden/>
-              </w:rPr>
-              <w:tab/>
-            </w:r>
-            <w:r>
-              <w:rPr>
-                <w:noProof/>
-                <w:webHidden/>
-              </w:rPr>
-              <w:fldChar w:fldCharType="begin"/>
-            </w:r>
-            <w:r>
-              <w:rPr>
-                <w:noProof/>
-                <w:webHidden/>
-              </w:rPr>
-              <w:instrText xml:space="preserve"> PAGEREF _Toc234938391 \h </w:instrText>
-            </w:r>
-            <w:r>
-              <w:rPr>
-                <w:noProof/>
-                <w:webHidden/>
-              </w:rPr>
-            </w:r>
-            <w:r>
-              <w:rPr>
-                <w:noProof/>
-                <w:webHidden/>
-              </w:rPr>
-              <w:fldChar w:fldCharType="separate"/>
-            </w:r>
-            <w:r>
-              <w:rPr>
-                <w:noProof/>
-                <w:webHidden/>
-              </w:rPr>
-              <w:t>20</w:t>
-            </w:r>
-            <w:r>
-              <w:rPr>
-                <w:noProof/>
-                <w:webHidden/>
-              </w:rPr>
-              <w:fldChar w:fldCharType="end"/>
-            </w:r>
-          </w:hyperlink>
-        </w:p>
-        <w:p>
-          <w:pPr>
-            <w:pStyle w:val="TOC3"/>
-            <w:tabs>
-              <w:tab w:val="right" w:leader="dot" w:pos="8630"/>
-            </w:tabs>
-            <w:rPr>
-              <w:rFonts w:asciiTheme="minorHAnsi" w:hAnsiTheme="minorHAnsi"/>
-              <w:noProof/>
-              <w:kern w:val="2"/>
-              <w:szCs w:val="24"/>
-              <w14:ligatures w14:val="standardContextual"/>
-            </w:rPr>
-          </w:pPr>
-          <w:hyperlink w:anchor="_Toc234938392" w:history="1">
-            <w:r>
-              <w:rPr>
-                <w:rStyle w:val="Hyperlink"/>
-                <w:noProof/>
-              </w:rPr>
-              <w:t>6.2.2 Assumption Checks</w:t>
-            </w:r>
-            <w:r>
-              <w:rPr>
-                <w:noProof/>
-                <w:webHidden/>
-              </w:rPr>
-              <w:tab/>
-            </w:r>
-            <w:r>
-              <w:rPr>
-                <w:noProof/>
-                <w:webHidden/>
-              </w:rPr>
-              <w:fldChar w:fldCharType="begin"/>
-            </w:r>
-            <w:r>
-              <w:rPr>
-                <w:noProof/>
-                <w:webHidden/>
-              </w:rPr>
-              <w:instrText xml:space="preserve"> PAGEREF _Toc234938392 \h </w:instrText>
-            </w:r>
-            <w:r>
-              <w:rPr>
-                <w:noProof/>
-                <w:webHidden/>
-              </w:rPr>
-            </w:r>
-            <w:r>
-              <w:rPr>
-                <w:noProof/>
-                <w:webHidden/>
-              </w:rPr>
-              <w:fldChar w:fldCharType="separate"/>
-            </w:r>
-            <w:r>
-              <w:rPr>
-                <w:noProof/>
-                <w:webHidden/>
-              </w:rPr>
-              <w:t>20</w:t>
-            </w:r>
-            <w:r>
-              <w:rPr>
-                <w:noProof/>
-                <w:webHidden/>
-              </w:rPr>
-              <w:fldChar w:fldCharType="end"/>
-            </w:r>
-          </w:hyperlink>
-        </w:p>
-        <w:p>
-          <w:pPr>
-            <w:pStyle w:val="TOC3"/>
-            <w:tabs>
-              <w:tab w:val="right" w:leader="dot" w:pos="8630"/>
-            </w:tabs>
-            <w:rPr>
-              <w:rFonts w:asciiTheme="minorHAnsi" w:hAnsiTheme="minorHAnsi"/>
-              <w:noProof/>
-              <w:kern w:val="2"/>
-              <w:szCs w:val="24"/>
-              <w14:ligatures w14:val="standardContextual"/>
-            </w:rPr>
-          </w:pPr>
-          <w:hyperlink w:anchor="_Toc234938393" w:history="1">
-            <w:r>
-              <w:rPr>
-                <w:rStyle w:val="Hyperlink"/>
-                <w:noProof/>
-              </w:rPr>
-              <w:t>6.2.3 One-Way ANOVA</w:t>
-            </w:r>
-            <w:r>
-              <w:rPr>
-                <w:noProof/>
-                <w:webHidden/>
-              </w:rPr>
-              <w:tab/>
-            </w:r>
-            <w:r>
-              <w:rPr>
-                <w:noProof/>
-                <w:webHidden/>
-              </w:rPr>
-              <w:fldChar w:fldCharType="begin"/>
-            </w:r>
-            <w:r>
-              <w:rPr>
-                <w:noProof/>
-                <w:webHidden/>
-              </w:rPr>
-              <w:instrText xml:space="preserve"> PAGEREF _Toc234938393 \h </w:instrText>
-            </w:r>
-            <w:r>
-              <w:rPr>
-                <w:noProof/>
-                <w:webHidden/>
-              </w:rPr>
-            </w:r>
-            <w:r>
-              <w:rPr>
-                <w:noProof/>
-                <w:webHidden/>
-              </w:rPr>
-              <w:fldChar w:fldCharType="separate"/>
-            </w:r>
-            <w:r>
-              <w:rPr>
-                <w:noProof/>
-                <w:webHidden/>
-              </w:rPr>
-              <w:t>21</w:t>
-            </w:r>
-            <w:r>
-              <w:rPr>
-                <w:noProof/>
-                <w:webHidden/>
-              </w:rPr>
-              <w:fldChar w:fldCharType="end"/>
-            </w:r>
-          </w:hyperlink>
-        </w:p>
-        <w:p>
-          <w:pPr>
-            <w:pStyle w:val="TOC3"/>
-            <w:tabs>
-              <w:tab w:val="right" w:leader="dot" w:pos="8630"/>
-            </w:tabs>
-            <w:rPr>
-              <w:rFonts w:asciiTheme="minorHAnsi" w:hAnsiTheme="minorHAnsi"/>
-              <w:noProof/>
-              <w:kern w:val="2"/>
-              <w:szCs w:val="24"/>
-              <w14:ligatures w14:val="standardContextual"/>
-            </w:rPr>
-          </w:pPr>
-          <w:hyperlink w:anchor="_Toc234938394" w:history="1">
-            <w:r>
-              <w:rPr>
-                <w:rStyle w:val="Hyperlink"/>
-                <w:noProof/>
-              </w:rPr>
-              <w:t>6.2.4 Post-Hoc Analysis (Tukey HSD)</w:t>
-            </w:r>
-            <w:r>
-              <w:rPr>
-                <w:noProof/>
-                <w:webHidden/>
-              </w:rPr>
-              <w:tab/>
-            </w:r>
-            <w:r>
-              <w:rPr>
-                <w:noProof/>
-                <w:webHidden/>
-              </w:rPr>
-              <w:fldChar w:fldCharType="begin"/>
-            </w:r>
-            <w:r>
-              <w:rPr>
-                <w:noProof/>
-                <w:webHidden/>
-              </w:rPr>
-              <w:instrText xml:space="preserve"> PAGEREF _Toc234938394 \h </w:instrText>
-            </w:r>
-            <w:r>
-              <w:rPr>
-                <w:noProof/>
-                <w:webHidden/>
-              </w:rPr>
-            </w:r>
-            <w:r>
-              <w:rPr>
-                <w:noProof/>
-                <w:webHidden/>
-              </w:rPr>
-              <w:fldChar w:fldCharType="separate"/>
-            </w:r>
-            <w:r>
-              <w:rPr>
-                <w:noProof/>
-                <w:webHidden/>
-              </w:rPr>
-              <w:t>21</w:t>
-            </w:r>
-            <w:r>
-              <w:rPr>
-                <w:noProof/>
-                <w:webHidden/>
-              </w:rPr>
-              <w:fldChar w:fldCharType="end"/>
-            </w:r>
-          </w:hyperlink>
-        </w:p>
-        <w:p>
-          <w:pPr>
-            <w:pStyle w:val="TOC3"/>
-            <w:tabs>
-              <w:tab w:val="right" w:leader="dot" w:pos="8630"/>
-            </w:tabs>
-            <w:rPr>
-              <w:rFonts w:asciiTheme="minorHAnsi" w:hAnsiTheme="minorHAnsi"/>
-              <w:noProof/>
-              <w:kern w:val="2"/>
-              <w:szCs w:val="24"/>
-              <w14:ligatures w14:val="standardContextual"/>
-            </w:rPr>
-          </w:pPr>
-          <w:hyperlink w:anchor="_Toc234938395" w:history="1">
-            <w:r>
-              <w:rPr>
-                <w:rStyle w:val="Hyperlink"/>
-                <w:noProof/>
-              </w:rPr>
-              <w:t>6.2.5 Python Verification with Console Output</w:t>
-            </w:r>
-            <w:r>
-              <w:rPr>
-                <w:noProof/>
-                <w:webHidden/>
-              </w:rPr>
-              <w:tab/>
-            </w:r>
-            <w:r>
-              <w:rPr>
-                <w:noProof/>
-                <w:webHidden/>
-              </w:rPr>
-              <w:fldChar w:fldCharType="begin"/>
-            </w:r>
-            <w:r>
-              <w:rPr>
-                <w:noProof/>
-                <w:webHidden/>
-              </w:rPr>
-              <w:instrText xml:space="preserve"> PAGEREF _Toc234938395 \h </w:instrText>
-            </w:r>
-            <w:r>
-              <w:rPr>
-                <w:noProof/>
-                <w:webHidden/>
-              </w:rPr>
-            </w:r>
-            <w:r>
-              <w:rPr>
-                <w:noProof/>
-                <w:webHidden/>
-              </w:rPr>
-              <w:fldChar w:fldCharType="separate"/>
-            </w:r>
-            <w:r>
-              <w:rPr>
-                <w:noProof/>
-                <w:webHidden/>
-              </w:rPr>
-              <w:t>22</w:t>
+              <w:t>30</w:t>
             </w:r>
             <w:r>
               <w:rPr>
@@ -2795,13 +3299,13 @@
               <w14:ligatures w14:val="standardContextual"/>
             </w:rPr>
           </w:pPr>
-          <w:hyperlink w:anchor="_Toc234938396" w:history="1">
+          <w:hyperlink w:anchor="_Toc235086771" w:history="1">
             <w:r>
               <w:rPr>
                 <w:rStyle w:val="Hyperlink"/>
                 <w:noProof/>
               </w:rPr>
-              <w:t>6.3 Analysis and Results</w:t>
+              <w:t>Task 3: Probability</w:t>
             </w:r>
             <w:r>
               <w:rPr>
@@ -2822,7 +3326,7 @@
                 <w:noProof/>
                 <w:webHidden/>
               </w:rPr>
-              <w:instrText xml:space="preserve"> PAGEREF _Toc234938396 \h </w:instrText>
+              <w:instrText xml:space="preserve"> PAGEREF _Toc235086771 \h </w:instrText>
             </w:r>
             <w:r>
               <w:rPr>
@@ -2842,7 +3346,7 @@
                 <w:noProof/>
                 <w:webHidden/>
               </w:rPr>
-              <w:t>24</w:t>
+              <w:t>31</w:t>
             </w:r>
             <w:r>
               <w:rPr>
@@ -2867,13 +3371,13 @@
               <w14:ligatures w14:val="standardContextual"/>
             </w:rPr>
           </w:pPr>
-          <w:hyperlink w:anchor="_Toc234938397" w:history="1">
+          <w:hyperlink w:anchor="_Toc235086772" w:history="1">
             <w:r>
               <w:rPr>
                 <w:rStyle w:val="Hyperlink"/>
                 <w:noProof/>
               </w:rPr>
-              <w:t>6.4 Visualization</w:t>
+              <w:t>Task 4: Statistics</w:t>
             </w:r>
             <w:r>
               <w:rPr>
@@ -2894,7 +3398,7 @@
                 <w:noProof/>
                 <w:webHidden/>
               </w:rPr>
-              <w:instrText xml:space="preserve"> PAGEREF _Toc234938397 \h </w:instrText>
+              <w:instrText xml:space="preserve"> PAGEREF _Toc235086772 \h </w:instrText>
             </w:r>
             <w:r>
               <w:rPr>
@@ -2914,511 +3418,7 @@
                 <w:noProof/>
                 <w:webHidden/>
               </w:rPr>
-              <w:t>25</w:t>
-            </w:r>
-            <w:r>
-              <w:rPr>
-                <w:noProof/>
-                <w:webHidden/>
-              </w:rPr>
-              <w:fldChar w:fldCharType="end"/>
-            </w:r>
-          </w:hyperlink>
-        </w:p>
-        <w:p>
-          <w:pPr>
-            <w:pStyle w:val="TOC1"/>
-            <w:tabs>
-              <w:tab w:val="right" w:leader="dot" w:pos="8630"/>
-            </w:tabs>
-            <w:rPr>
-              <w:rFonts w:asciiTheme="minorHAnsi" w:hAnsiTheme="minorHAnsi"/>
-              <w:noProof/>
-              <w:kern w:val="2"/>
-              <w:szCs w:val="24"/>
-              <w14:ligatures w14:val="standardContextual"/>
-            </w:rPr>
-          </w:pPr>
-          <w:hyperlink w:anchor="_Toc234938398" w:history="1">
-            <w:r>
-              <w:rPr>
-                <w:rStyle w:val="Hyperlink"/>
-                <w:noProof/>
-              </w:rPr>
-              <w:t>10. References</w:t>
-            </w:r>
-            <w:r>
-              <w:rPr>
-                <w:noProof/>
-                <w:webHidden/>
-              </w:rPr>
-              <w:tab/>
-            </w:r>
-            <w:r>
-              <w:rPr>
-                <w:noProof/>
-                <w:webHidden/>
-              </w:rPr>
-              <w:fldChar w:fldCharType="begin"/>
-            </w:r>
-            <w:r>
-              <w:rPr>
-                <w:noProof/>
-                <w:webHidden/>
-              </w:rPr>
-              <w:instrText xml:space="preserve"> PAGEREF _Toc234938398 \h </w:instrText>
-            </w:r>
-            <w:r>
-              <w:rPr>
-                <w:noProof/>
-                <w:webHidden/>
-              </w:rPr>
-            </w:r>
-            <w:r>
-              <w:rPr>
-                <w:noProof/>
-                <w:webHidden/>
-              </w:rPr>
-              <w:fldChar w:fldCharType="separate"/>
-            </w:r>
-            <w:r>
-              <w:rPr>
-                <w:noProof/>
-                <w:webHidden/>
-              </w:rPr>
-              <w:t>25</w:t>
-            </w:r>
-            <w:r>
-              <w:rPr>
-                <w:noProof/>
-                <w:webHidden/>
-              </w:rPr>
-              <w:fldChar w:fldCharType="end"/>
-            </w:r>
-          </w:hyperlink>
-        </w:p>
-        <w:p>
-          <w:pPr>
-            <w:pStyle w:val="TOC1"/>
-            <w:tabs>
-              <w:tab w:val="right" w:leader="dot" w:pos="8630"/>
-            </w:tabs>
-            <w:rPr>
-              <w:rFonts w:asciiTheme="minorHAnsi" w:hAnsiTheme="minorHAnsi"/>
-              <w:noProof/>
-              <w:kern w:val="2"/>
-              <w:szCs w:val="24"/>
-              <w14:ligatures w14:val="standardContextual"/>
-            </w:rPr>
-          </w:pPr>
-          <w:hyperlink w:anchor="_Toc234938399" w:history="1">
-            <w:r>
-              <w:rPr>
-                <w:rStyle w:val="Hyperlink"/>
-                <w:noProof/>
-              </w:rPr>
-              <w:t>11. Appendix</w:t>
-            </w:r>
-            <w:r>
-              <w:rPr>
-                <w:noProof/>
-                <w:webHidden/>
-              </w:rPr>
-              <w:tab/>
-            </w:r>
-            <w:r>
-              <w:rPr>
-                <w:noProof/>
-                <w:webHidden/>
-              </w:rPr>
-              <w:fldChar w:fldCharType="begin"/>
-            </w:r>
-            <w:r>
-              <w:rPr>
-                <w:noProof/>
-                <w:webHidden/>
-              </w:rPr>
-              <w:instrText xml:space="preserve"> PAGEREF _Toc234938399 \h </w:instrText>
-            </w:r>
-            <w:r>
-              <w:rPr>
-                <w:noProof/>
-                <w:webHidden/>
-              </w:rPr>
-            </w:r>
-            <w:r>
-              <w:rPr>
-                <w:noProof/>
-                <w:webHidden/>
-              </w:rPr>
-              <w:fldChar w:fldCharType="separate"/>
-            </w:r>
-            <w:r>
-              <w:rPr>
-                <w:noProof/>
-                <w:webHidden/>
-              </w:rPr>
-              <w:t>27</w:t>
-            </w:r>
-            <w:r>
-              <w:rPr>
-                <w:noProof/>
-                <w:webHidden/>
-              </w:rPr>
-              <w:fldChar w:fldCharType="end"/>
-            </w:r>
-          </w:hyperlink>
-        </w:p>
-        <w:p>
-          <w:pPr>
-            <w:pStyle w:val="TOC2"/>
-            <w:tabs>
-              <w:tab w:val="right" w:leader="dot" w:pos="8630"/>
-            </w:tabs>
-            <w:rPr>
-              <w:rFonts w:asciiTheme="minorHAnsi" w:hAnsiTheme="minorHAnsi"/>
-              <w:noProof/>
-              <w:kern w:val="2"/>
-              <w:szCs w:val="24"/>
-              <w14:ligatures w14:val="standardContextual"/>
-            </w:rPr>
-          </w:pPr>
-          <w:hyperlink w:anchor="_Toc234938400" w:history="1">
-            <w:r>
-              <w:rPr>
-                <w:rStyle w:val="Hyperlink"/>
-                <w:noProof/>
-              </w:rPr>
-              <w:t>Task 1: Linear Algebra</w:t>
-            </w:r>
-            <w:r>
-              <w:rPr>
-                <w:noProof/>
-                <w:webHidden/>
-              </w:rPr>
-              <w:tab/>
-            </w:r>
-            <w:r>
-              <w:rPr>
-                <w:noProof/>
-                <w:webHidden/>
-              </w:rPr>
-              <w:fldChar w:fldCharType="begin"/>
-            </w:r>
-            <w:r>
-              <w:rPr>
-                <w:noProof/>
-                <w:webHidden/>
-              </w:rPr>
-              <w:instrText xml:space="preserve"> PAGEREF _Toc234938400 \h </w:instrText>
-            </w:r>
-            <w:r>
-              <w:rPr>
-                <w:noProof/>
-                <w:webHidden/>
-              </w:rPr>
-            </w:r>
-            <w:r>
-              <w:rPr>
-                <w:noProof/>
-                <w:webHidden/>
-              </w:rPr>
-              <w:fldChar w:fldCharType="separate"/>
-            </w:r>
-            <w:r>
-              <w:rPr>
-                <w:noProof/>
-                <w:webHidden/>
-              </w:rPr>
-              <w:t>27</w:t>
-            </w:r>
-            <w:r>
-              <w:rPr>
-                <w:noProof/>
-                <w:webHidden/>
-              </w:rPr>
-              <w:fldChar w:fldCharType="end"/>
-            </w:r>
-          </w:hyperlink>
-        </w:p>
-        <w:p>
-          <w:pPr>
-            <w:pStyle w:val="TOC2"/>
-            <w:tabs>
-              <w:tab w:val="right" w:leader="dot" w:pos="8630"/>
-            </w:tabs>
-            <w:rPr>
-              <w:rFonts w:asciiTheme="minorHAnsi" w:hAnsiTheme="minorHAnsi"/>
-              <w:noProof/>
-              <w:kern w:val="2"/>
-              <w:szCs w:val="24"/>
-              <w14:ligatures w14:val="standardContextual"/>
-            </w:rPr>
-          </w:pPr>
-          <w:hyperlink w:anchor="_Toc234938401" w:history="1">
-            <w:r>
-              <w:rPr>
-                <w:rStyle w:val="Hyperlink"/>
-                <w:noProof/>
-              </w:rPr>
-              <w:t>Task 2: Calculus</w:t>
-            </w:r>
-            <w:r>
-              <w:rPr>
-                <w:noProof/>
-                <w:webHidden/>
-              </w:rPr>
-              <w:tab/>
-            </w:r>
-            <w:r>
-              <w:rPr>
-                <w:noProof/>
-                <w:webHidden/>
-              </w:rPr>
-              <w:fldChar w:fldCharType="begin"/>
-            </w:r>
-            <w:r>
-              <w:rPr>
-                <w:noProof/>
-                <w:webHidden/>
-              </w:rPr>
-              <w:instrText xml:space="preserve"> PAGEREF _Toc234938401 \h </w:instrText>
-            </w:r>
-            <w:r>
-              <w:rPr>
-                <w:noProof/>
-                <w:webHidden/>
-              </w:rPr>
-            </w:r>
-            <w:r>
-              <w:rPr>
-                <w:noProof/>
-                <w:webHidden/>
-              </w:rPr>
-              <w:fldChar w:fldCharType="separate"/>
-            </w:r>
-            <w:r>
-              <w:rPr>
-                <w:noProof/>
-                <w:webHidden/>
-              </w:rPr>
-              <w:t>30</w:t>
-            </w:r>
-            <w:r>
-              <w:rPr>
-                <w:noProof/>
-                <w:webHidden/>
-              </w:rPr>
-              <w:fldChar w:fldCharType="end"/>
-            </w:r>
-          </w:hyperlink>
-        </w:p>
-        <w:p>
-          <w:pPr>
-            <w:pStyle w:val="TOC2"/>
-            <w:tabs>
-              <w:tab w:val="right" w:leader="dot" w:pos="8630"/>
-            </w:tabs>
-            <w:rPr>
-              <w:rFonts w:asciiTheme="minorHAnsi" w:hAnsiTheme="minorHAnsi"/>
-              <w:noProof/>
-              <w:kern w:val="2"/>
-              <w:szCs w:val="24"/>
-              <w14:ligatures w14:val="standardContextual"/>
-            </w:rPr>
-          </w:pPr>
-          <w:hyperlink w:anchor="_Toc234938402" w:history="1">
-            <w:r>
-              <w:rPr>
-                <w:rStyle w:val="Hyperlink"/>
-                <w:noProof/>
-              </w:rPr>
-              <w:t>Task 3: Probability</w:t>
-            </w:r>
-            <w:r>
-              <w:rPr>
-                <w:noProof/>
-                <w:webHidden/>
-              </w:rPr>
-              <w:tab/>
-            </w:r>
-            <w:r>
-              <w:rPr>
-                <w:noProof/>
-                <w:webHidden/>
-              </w:rPr>
-              <w:fldChar w:fldCharType="begin"/>
-            </w:r>
-            <w:r>
-              <w:rPr>
-                <w:noProof/>
-                <w:webHidden/>
-              </w:rPr>
-              <w:instrText xml:space="preserve"> PAGEREF _Toc234938402 \h </w:instrText>
-            </w:r>
-            <w:r>
-              <w:rPr>
-                <w:noProof/>
-                <w:webHidden/>
-              </w:rPr>
-            </w:r>
-            <w:r>
-              <w:rPr>
-                <w:noProof/>
-                <w:webHidden/>
-              </w:rPr>
-              <w:fldChar w:fldCharType="separate"/>
-            </w:r>
-            <w:r>
-              <w:rPr>
-                <w:noProof/>
-                <w:webHidden/>
-              </w:rPr>
-              <w:t>31</w:t>
-            </w:r>
-            <w:r>
-              <w:rPr>
-                <w:noProof/>
-                <w:webHidden/>
-              </w:rPr>
-              <w:fldChar w:fldCharType="end"/>
-            </w:r>
-          </w:hyperlink>
-        </w:p>
-        <w:p>
-          <w:pPr>
-            <w:pStyle w:val="TOC2"/>
-            <w:tabs>
-              <w:tab w:val="right" w:leader="dot" w:pos="8630"/>
-            </w:tabs>
-            <w:rPr>
-              <w:rFonts w:asciiTheme="minorHAnsi" w:hAnsiTheme="minorHAnsi"/>
-              <w:noProof/>
-              <w:kern w:val="2"/>
-              <w:szCs w:val="24"/>
-              <w14:ligatures w14:val="standardContextual"/>
-            </w:rPr>
-          </w:pPr>
-          <w:hyperlink w:anchor="_Toc234938403" w:history="1">
-            <w:r>
-              <w:rPr>
-                <w:rStyle w:val="Hyperlink"/>
-                <w:noProof/>
-              </w:rPr>
-              <w:t>Task 4: Statistics</w:t>
-            </w:r>
-            <w:r>
-              <w:rPr>
-                <w:noProof/>
-                <w:webHidden/>
-              </w:rPr>
-              <w:tab/>
-            </w:r>
-            <w:r>
-              <w:rPr>
-                <w:noProof/>
-                <w:webHidden/>
-              </w:rPr>
-              <w:fldChar w:fldCharType="begin"/>
-            </w:r>
-            <w:r>
-              <w:rPr>
-                <w:noProof/>
-                <w:webHidden/>
-              </w:rPr>
-              <w:instrText xml:space="preserve"> PAGEREF _Toc234938403 \h </w:instrText>
-            </w:r>
-            <w:r>
-              <w:rPr>
-                <w:noProof/>
-                <w:webHidden/>
-              </w:rPr>
-            </w:r>
-            <w:r>
-              <w:rPr>
-                <w:noProof/>
-                <w:webHidden/>
-              </w:rPr>
-              <w:fldChar w:fldCharType="separate"/>
-            </w:r>
-            <w:r>
-              <w:rPr>
-                <w:noProof/>
-                <w:webHidden/>
-              </w:rPr>
               <w:t>33</w:t>
-            </w:r>
-            <w:r>
-              <w:rPr>
-                <w:noProof/>
-                <w:webHidden/>
-              </w:rPr>
-              <w:fldChar w:fldCharType="end"/>
-            </w:r>
-          </w:hyperlink>
-        </w:p>
-        <w:p>
-          <w:pPr>
-            <w:pStyle w:val="TOC1"/>
-            <w:tabs>
-              <w:tab w:val="right" w:leader="dot" w:pos="8630"/>
-            </w:tabs>
-            <w:rPr>
-              <w:rFonts w:asciiTheme="minorHAnsi" w:hAnsiTheme="minorHAnsi"/>
-              <w:noProof/>
-              <w:kern w:val="2"/>
-              <w:szCs w:val="24"/>
-              <w14:ligatures w14:val="standardContextual"/>
-            </w:rPr>
-          </w:pPr>
-          <w:hyperlink w:anchor="_Toc234938404" w:history="1">
-            <w:r>
-              <w:rPr>
-                <w:rStyle w:val="Hyperlink"/>
-                <w:noProof/>
-              </w:rPr>
-              <w:t>7. Conclusion</w:t>
-            </w:r>
-            <w:r>
-              <w:rPr>
-                <w:noProof/>
-                <w:webHidden/>
-              </w:rPr>
-              <w:tab/>
-            </w:r>
-            <w:r>
-              <w:rPr>
-                <w:noProof/>
-                <w:webHidden/>
-              </w:rPr>
-              <w:fldChar w:fldCharType="begin"/>
-            </w:r>
-            <w:r>
-              <w:rPr>
-                <w:noProof/>
-                <w:webHidden/>
-              </w:rPr>
-              <w:instrText xml:space="preserve"> PAGEREF _Toc234938404 \h </w:instrText>
-            </w:r>
-            <w:r>
-              <w:rPr>
-                <w:noProof/>
-                <w:webHidden/>
-              </w:rPr>
-            </w:r>
-            <w:r>
-              <w:rPr>
-                <w:noProof/>
-                <w:webHidden/>
-              </w:rPr>
-              <w:fldChar w:fldCharType="separate"/>
-            </w:r>
-            <w:r>
-              <w:rPr>
-                <w:noProof/>
-                <w:webHidden/>
-              </w:rPr>
-              <w:t>35</w:t>
             </w:r>
             <w:r>
               <w:rPr>
@@ -3447,76 +3447,10 @@
       </w:r>
     </w:p>
     <w:p>
-      <w:r>
-        <w:rPr>
-          <w:b/>
-          <w:sz w:val="32"/>
-        </w:rPr>
-        <w:lastRenderedPageBreak/>
-        <w:t>Table of Contents</w:t>
-      </w:r>
-    </w:p>
-    <w:p/>
-    <w:p>
-      <w:r>
-        <w:t>1. Introduction ........................................................................ 3</w:t>
-      </w:r>
-    </w:p>
-    <w:p>
-      <w:r>
-        <w:t xml:space="preserve">   1.1 Background and Purpose of the Study ............................................. 3</w:t>
-      </w:r>
-    </w:p>
-    <w:p>
-      <w:r>
-        <w:t>2. Methodology ......................................................................... 3</w:t>
-      </w:r>
-    </w:p>
-    <w:p>
-      <w:r>
-        <w:t>3. Task 1: Steady-State Resource Demand (Linear Algebra) ............................... 4</w:t>
-      </w:r>
-    </w:p>
-    <w:p>
-      <w:r>
-        <w:t>4. Task 2: Demand Over Time (Calculus) ................................................. 8</w:t>
-      </w:r>
-    </w:p>
-    <w:p>
-      <w:r>
-        <w:t>5. Task 3: Forecasting Error Risk (Probability) ....................................... 11</w:t>
-      </w:r>
-    </w:p>
-    <w:p>
-      <w:r>
-        <w:t>6. Task 4: Consumption by Building Type (Statistics) .................................. 13</w:t>
-      </w:r>
-    </w:p>
-    <w:p>
-      <w:r>
-        <w:t>7. Conclusion ......................................................................... 16</w:t>
-      </w:r>
-    </w:p>
-    <w:p>
-      <w:r>
-        <w:t>10. References ........................................................................ 17</w:t>
-      </w:r>
-    </w:p>
-    <w:p>
-      <w:r>
-        <w:t>11. Appendix .......................................................................... 18</w:t>
-      </w:r>
-    </w:p>
-    <w:p>
-      <w:r>
-        <w:br w:type="page"/>
-      </w:r>
-    </w:p>
-    <w:p>
       <w:pPr>
         <w:pStyle w:val="Heading1"/>
       </w:pPr>
-      <w:bookmarkStart w:id="0" w:name="_Toc234938360"/>
+      <w:bookmarkStart w:id="0" w:name="_Toc235086728"/>
       <w:r>
         <w:rPr>
           <w:rFonts w:ascii="Times New Roman" w:hAnsi="Times New Roman"/>
@@ -3533,7 +3467,7 @@
           <w:rFonts w:ascii="Times New Roman" w:hAnsi="Times New Roman"/>
         </w:rPr>
       </w:pPr>
-      <w:bookmarkStart w:id="1" w:name="_Toc234938361"/>
+      <w:bookmarkStart w:id="1" w:name="_Toc235086729"/>
       <w:r>
         <w:rPr>
           <w:rFonts w:ascii="Times New Roman" w:hAnsi="Times New Roman"/>
@@ -3601,7 +3535,7 @@
           <w:rFonts w:ascii="Times New Roman" w:hAnsi="Times New Roman"/>
         </w:rPr>
       </w:pPr>
-      <w:bookmarkStart w:id="3" w:name="_Toc234938362"/>
+      <w:bookmarkStart w:id="3" w:name="_Toc235086730"/>
       <w:bookmarkEnd w:id="2"/>
       <w:r>
         <w:rPr>
@@ -3612,11 +3546,27 @@
       <w:bookmarkEnd w:id="3"/>
     </w:p>
     <w:p>
-      <w:pPr>
-        <w:ind w:firstLine="720"/>
-      </w:pPr>
-      <w:r>
-        <w:t xml:space="preserve">The tasks are all set up in the same way: mathematical theory, a step by step solution in a typewritten format, Python verification (console output), visualisation, and interpretation (for non-technical parties). Everything is computed and visualized with NumPy, SciPy, SymPy, Pandas, Seaborn and Matplotlib. </w:t>
+      <w:r>
+        <w:t xml:space="preserve">The tasks all have the following structure: mathematical theory, step by step solution in typewritten format, verification in Python (console output), </w:t>
+      </w:r>
+      <w:proofErr w:type="spellStart"/>
+      <w:r>
+        <w:t>visualisation</w:t>
+      </w:r>
+      <w:proofErr w:type="spellEnd"/>
+      <w:r>
+        <w:t xml:space="preserve"> and interpretation (for parties other than the programmers). All calculations are done with NumPy and SciPy, and all visualizations are done with </w:t>
+      </w:r>
+      <w:proofErr w:type="spellStart"/>
+      <w:r>
+        <w:t>SymPy</w:t>
+      </w:r>
+      <w:proofErr w:type="spellEnd"/>
+      <w:r>
+        <w:t>, Pandas, Seaborn and Matplotlib.</w:t>
+      </w:r>
+      <w:r>
+        <w:t xml:space="preserve"> </w:t>
       </w:r>
     </w:p>
     <w:p>
@@ -3626,32 +3576,35 @@
     </w:p>
     <w:p>
       <w:r>
-        <w:t xml:space="preserve">Task 2: Differential calculus (first and second derivatives) to find critical points and trends in demand. </w:t>
-      </w:r>
-    </w:p>
-    <w:p>
-      <w:r>
-        <w:t>Task 3: Measurement of forecast-error risk with the normal distribution and z-scores.</w:t>
-      </w:r>
-    </w:p>
-    <w:p>
-      <w:r>
-        <w:t xml:space="preserve">Task 4: One-way ANOVA with Shapiro-Wilk, Levene and Tukey HSD tests to compare consumption between building types. </w:t>
-      </w:r>
-    </w:p>
-    <w:p>
-      <w:pPr>
-        <w:ind w:firstLine="720"/>
-      </w:pPr>
-      <w:r>
-        <w:t>These methods were applied consistently and checked in python, and can be used as a solid foundation for the analysis that follows.</w:t>
+        <w:t xml:space="preserve">Task 2: Differential calculus – first and second derivatives – to determine critical points and trends in demand. </w:t>
+      </w:r>
+    </w:p>
+    <w:p>
+      <w:r>
+        <w:t>Task 3: Risk of forecast error for the normal distribution and z-scores.</w:t>
+      </w:r>
+    </w:p>
+    <w:p>
+      <w:r>
+        <w:t>Task 4: Analysis of variance (one</w:t>
+      </w:r>
+      <w:r>
+        <w:t xml:space="preserve"> </w:t>
+      </w:r>
+      <w:r>
+        <w:t xml:space="preserve">way ANOVA) with Shapiro-Wilk, Levene and Tukey HSD tests for comparing consumption between building types. </w:t>
+      </w:r>
+    </w:p>
+    <w:p>
+      <w:r>
+        <w:t>These methods were applied throughout and tested in python, and can be used as a starting point for the analysis that follows.</w:t>
       </w:r>
     </w:p>
     <w:p>
       <w:pPr>
         <w:pStyle w:val="Heading1"/>
       </w:pPr>
-      <w:bookmarkStart w:id="4" w:name="_Toc234938363"/>
+      <w:bookmarkStart w:id="4" w:name="_Toc235086731"/>
       <w:r>
         <w:lastRenderedPageBreak/>
         <w:t>Task 1: Steady-State Resource Demand (Linear Algebra)</w:t>
@@ -3665,7 +3618,7 @@
           <w:rFonts w:ascii="Times New Roman" w:hAnsi="Times New Roman"/>
         </w:rPr>
       </w:pPr>
-      <w:bookmarkStart w:id="5" w:name="_Toc234938364"/>
+      <w:bookmarkStart w:id="5" w:name="_Toc235086732"/>
       <w:r>
         <w:rPr>
           <w:rFonts w:ascii="Times New Roman" w:hAnsi="Times New Roman"/>
@@ -3912,7 +3865,10 @@
         <w:spacing w:after="120"/>
       </w:pPr>
       <w:r>
-        <w:t>This can be written as Ax = b:</w:t>
+        <w:t>This can be written as Ax = b</w:t>
+      </w:r>
+      <w:r>
+        <w:t>.</w:t>
       </w:r>
     </w:p>
     <w:p>
@@ -3959,10 +3915,6 @@
       <w:pPr>
         <w:spacing w:before="80" w:after="80"/>
         <w:jc w:val="center"/>
-        <w:rPr>
-          <w:rFonts w:ascii="Cambria Math" w:hAnsi="Cambria Math"/>
-          <w:oMath/>
-        </w:rPr>
       </w:pPr>
       <m:oMathPara>
         <m:oMath>
@@ -3977,17 +3929,59 @@
     </w:p>
     <w:p>
       <w:pPr>
+        <w:spacing w:before="80" w:after="80"/>
+        <w:jc w:val="center"/>
+        <w:rPr>
+          <w:rFonts w:ascii="Cambria Math" w:hAnsi="Cambria Math"/>
+          <w:oMath/>
+        </w:rPr>
+      </w:pPr>
+    </w:p>
+    <w:p>
+      <w:pPr>
         <w:spacing w:after="120"/>
       </w:pPr>
       <w:r>
-        <w:t>A unique, stable solution requires three checks: the determinant must be non-zero, the rank must equal the number of equations (full rank), and the condition number must be small (numerical stability).</w:t>
+        <w:t>To find a solution that works we need to do three things.</w:t>
+      </w:r>
+    </w:p>
+    <w:p>
+      <w:pPr>
+        <w:spacing w:after="120"/>
+      </w:pPr>
+      <w:r>
+        <w:t>First the determinant of the matrix must not be zero.</w:t>
+      </w:r>
+    </w:p>
+    <w:p>
+      <w:pPr>
+        <w:spacing w:after="120"/>
+      </w:pPr>
+      <w:r>
+        <w:t>The rank of the matrix must be the same as the number of equations we have so it is rank.</w:t>
+      </w:r>
+    </w:p>
+    <w:p>
+      <w:pPr>
+        <w:spacing w:after="120"/>
+      </w:pPr>
+      <w:r>
+        <w:t>We also need the condition number to be small the solution is numerically stable.</w:t>
+      </w:r>
+    </w:p>
+    <w:p>
+      <w:pPr>
+        <w:spacing w:after="120"/>
+      </w:pPr>
+      <w:r>
+        <w:t xml:space="preserve">The solution is unique and stable when these three things are true especially when the condition number is small for stability and the rank is full, for the number of equations </w:t>
       </w:r>
     </w:p>
     <w:p>
       <w:pPr>
         <w:pStyle w:val="Heading2"/>
       </w:pPr>
-      <w:bookmarkStart w:id="6" w:name="_Toc234938365"/>
+      <w:bookmarkStart w:id="6" w:name="_Toc235086733"/>
       <w:r>
         <w:rPr>
           <w:rFonts w:ascii="Times New Roman" w:hAnsi="Times New Roman"/>
@@ -4000,7 +3994,7 @@
       <w:pPr>
         <w:pStyle w:val="Heading3"/>
       </w:pPr>
-      <w:bookmarkStart w:id="7" w:name="_Toc234938366"/>
+      <w:bookmarkStart w:id="7" w:name="_Toc235086734"/>
       <w:r>
         <w:rPr>
           <w:rFonts w:ascii="Times New Roman" w:hAnsi="Times New Roman"/>
@@ -4022,15 +4016,13 @@
         <w:spacing w:after="120"/>
       </w:pPr>
       <w:r>
-        <w:t>The first step in solving the system with Gaussian elimination is to form the augmented matrix [</w:t>
-      </w:r>
-      <w:proofErr w:type="spellStart"/>
-      <w:r>
-        <w:t>A|b</w:t>
-      </w:r>
-      <w:proofErr w:type="spellEnd"/>
-      <w:r>
-        <w:t>] that is made up of the coefficient matrix A and the constant vector b.</w:t>
+        <w:t>The first step in solving the system with Gaussian elimination is to form the augmented matrix [A</w:t>
+      </w:r>
+      <w:r>
+        <w:t>/</w:t>
+      </w:r>
+      <w:r>
+        <w:t>b] that is made up of the coefficient matrix A and the constant vector b.</w:t>
       </w:r>
     </w:p>
     <w:p>
@@ -4336,11 +4328,12 @@
       <w:pPr>
         <w:pStyle w:val="Heading3"/>
       </w:pPr>
-      <w:bookmarkStart w:id="9" w:name="_Toc234938367"/>
+      <w:bookmarkStart w:id="9" w:name="_Toc235086735"/>
       <w:r>
         <w:rPr>
           <w:rFonts w:ascii="Times New Roman" w:hAnsi="Times New Roman"/>
         </w:rPr>
+        <w:lastRenderedPageBreak/>
         <w:t>3.2.2 Gaussian Elimination Step-by-Step</w:t>
       </w:r>
       <w:bookmarkEnd w:id="9"/>
@@ -4766,11 +4759,6 @@
         </w:rPr>
         <w:t>Step 2: Make use of row 2 as a pivot to eliminate x2 from rows 3 and 4.</w:t>
       </w:r>
-      <w:r>
-        <w:rPr>
-          <w:b/>
-        </w:rPr>
-      </w:r>
     </w:p>
     <w:p>
       <w:pPr>
@@ -5258,7 +5246,6 @@
         <w:spacing w:after="120"/>
       </w:pPr>
       <w:r>
-        <w:lastRenderedPageBreak/>
         <w:t>Final row-echelon form:</w:t>
       </w:r>
     </w:p>
@@ -5535,7 +5522,7 @@
           <w:rFonts w:ascii="Times New Roman" w:hAnsi="Times New Roman"/>
         </w:rPr>
       </w:pPr>
-      <w:bookmarkStart w:id="10" w:name="_Toc234938368"/>
+      <w:bookmarkStart w:id="10" w:name="_Toc235086736"/>
       <w:r>
         <w:rPr>
           <w:rFonts w:ascii="Times New Roman" w:hAnsi="Times New Roman"/>
@@ -6172,15 +6159,15 @@
       <w:pPr>
         <w:pStyle w:val="Heading3"/>
       </w:pPr>
-      <w:bookmarkStart w:id="11" w:name="_Toc234938369"/>
-      <w:bookmarkStart w:id="12" w:name="OLE_LINK1"/>
+      <w:bookmarkStart w:id="11" w:name="OLE_LINK1"/>
+      <w:bookmarkStart w:id="12" w:name="_Toc235086737"/>
       <w:r>
         <w:lastRenderedPageBreak/>
         <w:t>3.2.4 Python Verification Output Console</w:t>
       </w:r>
-      <w:bookmarkEnd w:id="11"/>
-    </w:p>
-    <w:bookmarkEnd w:id="12"/>
+      <w:bookmarkEnd w:id="12"/>
+    </w:p>
+    <w:bookmarkEnd w:id="11"/>
     <w:p>
       <w:pPr>
         <w:spacing w:after="120"/>
@@ -6550,11 +6537,16 @@
     </w:p>
     <w:p>
       <w:pPr>
-        <w:spacing w:after="120"/>
-      </w:pPr>
-      <w:r>
-        <w:t>The determinant is 12.00 (which is not 0), so matrix A is invertible and there is 1 solution. The four equations are linearly independent and thus the matrix has rank 4. The condition number 7.92 is quite low, below 100, so the system is well-conditioned. The norm of the residual gives the accuracy of the solution within machine precision: 2.84e-14.</w:t>
-      </w:r>
+        <w:spacing w:before="40" w:after="40"/>
+      </w:pPr>
+      <w:r>
+        <w:t xml:space="preserve">The determinant of matrix A is 12.00, which's not 0 so matrix A is invertible and there is 1 solution for matrix A. The four equations in matrix A are linearly independent and thus matrix A has a rank of 4. The condition number of matrix A is 7.92, which's quite low it is below 100 so the system of matrix A is well-conditioned. The norm of the residual of </w:t>
+      </w:r>
+      <w:r>
+        <w:lastRenderedPageBreak/>
+        <w:t>matrix A gives the accuracy of the solution for matrix A, within machine precision, which's 2.84e-14.</w:t>
+      </w:r>
+      <w:bookmarkStart w:id="13" w:name="OLE_LINK5"/>
     </w:p>
     <w:p>
       <w:pPr>
@@ -6563,15 +6555,15 @@
           <w:rFonts w:ascii="Times New Roman" w:hAnsi="Times New Roman"/>
         </w:rPr>
       </w:pPr>
-      <w:bookmarkStart w:id="13" w:name="_Toc234938370"/>
+      <w:bookmarkStart w:id="14" w:name="_Toc235086738"/>
+      <w:bookmarkEnd w:id="13"/>
       <w:r>
         <w:rPr>
           <w:rFonts w:ascii="Times New Roman" w:hAnsi="Times New Roman"/>
         </w:rPr>
-        <w:lastRenderedPageBreak/>
         <w:t>3.3 Analysis and Results</w:t>
       </w:r>
-      <w:bookmarkEnd w:id="13"/>
+      <w:bookmarkEnd w:id="14"/>
     </w:p>
     <w:p>
       <w:r>
@@ -6595,7 +6587,7 @@
       <w:pPr>
         <w:pStyle w:val="Heading2"/>
       </w:pPr>
-      <w:bookmarkStart w:id="14" w:name="_Toc234938371"/>
+      <w:bookmarkStart w:id="15" w:name="_Toc235086739"/>
       <w:r>
         <w:rPr>
           <w:rFonts w:ascii="Times New Roman" w:hAnsi="Times New Roman"/>
@@ -6608,7 +6600,7 @@
         </w:rPr>
         <w:t>Visualization</w:t>
       </w:r>
-      <w:bookmarkEnd w:id="14"/>
+      <w:bookmarkEnd w:id="15"/>
     </w:p>
     <w:p>
       <w:pPr>
@@ -6688,7 +6680,11 @@
         <w:spacing w:after="120"/>
       </w:pPr>
       <w:r>
-        <w:t>A bar graph of the equilibrium demand for each zone is shown in Figure 1. The highest demand is for Zone 2 (123.33 units/day) and the lowest for Zone 3 (33.33 units/day). The average demand line (106.67 units/day) conveys the planner an overview of whether the zones are above or below average.</w:t>
+        <w:t xml:space="preserve">A bar graph of the equilibrium demand for each zone is shown in Figure 1. The highest demand is for Zone 2 (123.33 units/day) and the lowest for Zone 3 (33.33 units/day). The </w:t>
+      </w:r>
+      <w:r>
+        <w:lastRenderedPageBreak/>
+        <w:t>average demand line (106.67 units/day) conveys the planner an overview of whether the zones are above or below average.</w:t>
       </w:r>
     </w:p>
     <w:p>
@@ -6700,7 +6696,7 @@
       <w:pPr>
         <w:pStyle w:val="Heading1"/>
       </w:pPr>
-      <w:bookmarkStart w:id="15" w:name="_Toc234938372"/>
+      <w:bookmarkStart w:id="16" w:name="_Toc235086740"/>
       <w:r>
         <w:rPr>
           <w:rFonts w:ascii="Times New Roman" w:hAnsi="Times New Roman"/>
@@ -6708,7 +6704,7 @@
         <w:lastRenderedPageBreak/>
         <w:t>4. Task 2: Demand Over Time (Calculus)</w:t>
       </w:r>
-      <w:bookmarkEnd w:id="15"/>
+      <w:bookmarkEnd w:id="16"/>
     </w:p>
     <w:p>
       <w:pPr>
@@ -6717,14 +6713,14 @@
           <w:rFonts w:ascii="Times New Roman" w:hAnsi="Times New Roman"/>
         </w:rPr>
       </w:pPr>
-      <w:bookmarkStart w:id="16" w:name="_Toc234938373"/>
+      <w:bookmarkStart w:id="17" w:name="_Toc235086741"/>
       <w:r>
         <w:rPr>
           <w:rFonts w:ascii="Times New Roman" w:hAnsi="Times New Roman"/>
         </w:rPr>
         <w:t>4.1 Mathematical Analysis (Method Used: Differential Calculus)</w:t>
       </w:r>
-      <w:bookmarkEnd w:id="16"/>
+      <w:bookmarkEnd w:id="17"/>
     </w:p>
     <w:p>
       <w:r>
@@ -6738,7 +6734,6 @@
           <m:t>D(t)= 4t^3  - 18t^2  + 24t + 90</m:t>
         </m:r>
       </m:oMath>
-      <w:r/>
     </w:p>
     <w:p>
       <w:r>
@@ -6752,44 +6747,44 @@
     </w:p>
     <w:p>
       <w:r>
-        <w:t>Critical points occur where D'(t) = 0, and may be local maxima or minima.</w:t>
-      </w:r>
-    </w:p>
-    <w:p>
-      <w:r>
-        <w:t>Each critical point is classified using the second derivative test (D''(t) &gt; 0 – local minimum; D''(t) &lt; 0 – local maximum).</w:t>
-      </w:r>
-    </w:p>
-    <w:p>
-      <w:r>
-        <w:t>Points where D''(t) = 0 are inflection points, marking a change in concavity.</w:t>
+        <w:t>Critical points happen when the derivative D'(t) is equal to zero. These critical points can be the lowest points.</w:t>
+      </w:r>
+    </w:p>
+    <w:p>
+      <w:r>
+        <w:t>Each critical point is figured out by using the derivative test. If D''(t) is greater than zero then it is a minimum. If D''(t) is less than zero then it is a maximum.</w:t>
+      </w:r>
+    </w:p>
+    <w:p>
+      <w:r>
+        <w:t>The points where D''(t) is equal to zero are called inflection points. These inflection points show where the curve changes from being curvy one way to being curvy the way, which is a change in concavity, for the curve of D(t).</w:t>
       </w:r>
     </w:p>
     <w:p>
       <w:pPr>
         <w:pStyle w:val="Heading2"/>
       </w:pPr>
-      <w:bookmarkStart w:id="17" w:name="_Toc234938374"/>
+      <w:bookmarkStart w:id="18" w:name="_Toc235086742"/>
       <w:r>
         <w:rPr>
           <w:rFonts w:ascii="Times New Roman" w:hAnsi="Times New Roman"/>
         </w:rPr>
         <w:t>4.2 Solution</w:t>
       </w:r>
-      <w:bookmarkEnd w:id="17"/>
+      <w:bookmarkEnd w:id="18"/>
     </w:p>
     <w:p>
       <w:pPr>
         <w:pStyle w:val="Heading3"/>
       </w:pPr>
-      <w:bookmarkStart w:id="18" w:name="_Toc234938375"/>
+      <w:bookmarkStart w:id="19" w:name="_Toc235086743"/>
       <w:r>
         <w:rPr>
           <w:rFonts w:ascii="Times New Roman" w:hAnsi="Times New Roman"/>
         </w:rPr>
         <w:t>4.2.1 Application of the Power Rule for Differentiation</w:t>
       </w:r>
-      <w:bookmarkEnd w:id="18"/>
+      <w:bookmarkEnd w:id="19"/>
     </w:p>
     <w:p>
       <w:pPr>
@@ -6971,14 +6966,14 @@
       <w:pPr>
         <w:pStyle w:val="Heading3"/>
       </w:pPr>
-      <w:bookmarkStart w:id="19" w:name="_Toc234938376"/>
+      <w:bookmarkStart w:id="20" w:name="_Toc235086744"/>
       <w:r>
         <w:rPr>
           <w:rFonts w:ascii="Times New Roman" w:hAnsi="Times New Roman"/>
         </w:rPr>
         <w:t>4.2.2 Identification of Critical Points</w:t>
       </w:r>
-      <w:bookmarkEnd w:id="19"/>
+      <w:bookmarkEnd w:id="20"/>
     </w:p>
     <w:p>
       <w:pPr>
@@ -7017,7 +7012,6 @@
         <w:spacing w:after="120"/>
       </w:pPr>
       <w:r>
-        <w:lastRenderedPageBreak/>
         <w:t>Divide by 12:</w:t>
       </w:r>
     </w:p>
@@ -7032,6 +7026,7 @@
             <w:rPr>
               <w:rFonts w:ascii="Cambria Math" w:hAnsi="Cambria Math"/>
             </w:rPr>
+            <w:lastRenderedPageBreak/>
             <m:t>t^2  - 3t + 2 = 0</m:t>
           </m:r>
         </m:oMath>
@@ -7121,14 +7116,14 @@
       <w:pPr>
         <w:pStyle w:val="Heading3"/>
       </w:pPr>
-      <w:bookmarkStart w:id="20" w:name="_Toc234938377"/>
+      <w:bookmarkStart w:id="21" w:name="_Toc235086745"/>
       <w:r>
         <w:rPr>
           <w:rFonts w:ascii="Times New Roman" w:hAnsi="Times New Roman"/>
         </w:rPr>
         <w:t>4.2.3 Second Derivative Test for Classification</w:t>
       </w:r>
-      <w:bookmarkEnd w:id="20"/>
+      <w:bookmarkEnd w:id="21"/>
     </w:p>
     <w:p>
       <w:pPr>
@@ -7290,14 +7285,14 @@
           <w:rFonts w:ascii="Times New Roman" w:hAnsi="Times New Roman"/>
         </w:rPr>
       </w:pPr>
-      <w:bookmarkStart w:id="21" w:name="_Toc234938378"/>
+      <w:bookmarkStart w:id="22" w:name="_Toc235086746"/>
       <w:r>
         <w:rPr>
           <w:rFonts w:ascii="Times New Roman" w:hAnsi="Times New Roman"/>
         </w:rPr>
         <w:t>4.2.4 Inflection Point Analysis</w:t>
       </w:r>
-      <w:bookmarkEnd w:id="21"/>
+      <w:bookmarkEnd w:id="22"/>
     </w:p>
     <w:p>
       <w:pPr>
@@ -7403,14 +7398,14 @@
           <w:rFonts w:ascii="Times New Roman" w:hAnsi="Times New Roman"/>
         </w:rPr>
       </w:pPr>
-      <w:bookmarkStart w:id="22" w:name="_Toc234938379"/>
+      <w:bookmarkStart w:id="23" w:name="_Toc235086747"/>
       <w:r>
         <w:rPr>
           <w:rFonts w:ascii="Times New Roman" w:hAnsi="Times New Roman"/>
         </w:rPr>
         <w:t>4.2.5 Intervals of Increase and Decrease</w:t>
       </w:r>
-      <w:bookmarkEnd w:id="22"/>
+      <w:bookmarkEnd w:id="23"/>
     </w:p>
     <w:p/>
     <w:tbl>
@@ -7777,14 +7772,14 @@
       <w:pPr>
         <w:pStyle w:val="Heading3"/>
       </w:pPr>
-      <w:bookmarkStart w:id="23" w:name="_Toc234938380"/>
+      <w:bookmarkStart w:id="24" w:name="_Toc235086748"/>
       <w:r>
         <w:rPr>
           <w:rFonts w:ascii="Times New Roman" w:hAnsi="Times New Roman"/>
         </w:rPr>
         <w:t>4.2.6 Python Verification with Console Output</w:t>
       </w:r>
-      <w:bookmarkEnd w:id="23"/>
+      <w:bookmarkEnd w:id="24"/>
     </w:p>
     <w:p>
       <w:pPr>
@@ -7847,14 +7842,14 @@
           <w:rFonts w:ascii="Times New Roman" w:hAnsi="Times New Roman"/>
         </w:rPr>
       </w:pPr>
-      <w:bookmarkStart w:id="24" w:name="_Toc234938381"/>
+      <w:bookmarkStart w:id="25" w:name="_Toc235086749"/>
       <w:r>
         <w:rPr>
           <w:rFonts w:ascii="Times New Roman" w:hAnsi="Times New Roman"/>
         </w:rPr>
         <w:t>4.3 Analysis and Results</w:t>
       </w:r>
-      <w:bookmarkEnd w:id="24"/>
+      <w:bookmarkEnd w:id="25"/>
     </w:p>
     <w:p>
       <w:r>
@@ -7868,15 +7863,18 @@
     </w:p>
     <w:p>
       <w:r>
+        <w:t xml:space="preserve">The best time for scheduled maintenance or reallocation of resources for operational planning is when t = 1 to t = 2 hours (dip) when the demand is at a minimum and the </w:t>
+      </w:r>
+      <w:r>
         <w:lastRenderedPageBreak/>
-        <w:t>The best time for scheduled maintenance or reallocation of resources for operational planning is when t = 1 to t = 2 hours (dip) when the demand is at a minimum and the system is under the least stress. There is a need for pre-positioned capacity at the morning peak at t = 1 and plans should be made for further growth at the growth phase after t = 2.</w:t>
+        <w:t>system is under the least stress. There is a need for pre-positioned capacity at the morning peak at t = 1 and plans should be made for further growth at the growth phase after t = 2.</w:t>
       </w:r>
     </w:p>
     <w:p>
       <w:pPr>
         <w:pStyle w:val="Heading2"/>
       </w:pPr>
-      <w:bookmarkStart w:id="25" w:name="_Toc234938382"/>
+      <w:bookmarkStart w:id="26" w:name="_Toc235086750"/>
       <w:r>
         <w:rPr>
           <w:rFonts w:ascii="Times New Roman" w:hAnsi="Times New Roman"/>
@@ -7889,7 +7887,7 @@
         </w:rPr>
         <w:t>Visualization</w:t>
       </w:r>
-      <w:bookmarkEnd w:id="25"/>
+      <w:bookmarkEnd w:id="26"/>
     </w:p>
     <w:p>
       <w:pPr>
@@ -7987,23 +7985,23 @@
       <w:pPr>
         <w:pStyle w:val="Heading1"/>
       </w:pPr>
-      <w:bookmarkStart w:id="26" w:name="_Toc234938383"/>
+      <w:bookmarkStart w:id="27" w:name="_Toc235086751"/>
       <w:r>
         <w:lastRenderedPageBreak/>
         <w:t>5. Task 3: Forecasting Error Risk (Probability)</w:t>
       </w:r>
-      <w:bookmarkEnd w:id="26"/>
+      <w:bookmarkEnd w:id="27"/>
     </w:p>
     <w:p/>
     <w:p>
       <w:pPr>
         <w:pStyle w:val="Heading2"/>
       </w:pPr>
-      <w:bookmarkStart w:id="27" w:name="_Toc234938384"/>
+      <w:bookmarkStart w:id="28" w:name="_Toc235086752"/>
       <w:r>
         <w:t>5.1 Mathematical Analysis (Method Used: Normal Distribution and Probability Theory)</w:t>
       </w:r>
-      <w:bookmarkEnd w:id="27"/>
+      <w:bookmarkEnd w:id="28"/>
     </w:p>
     <w:p>
       <w:r>
@@ -8255,11 +8253,11 @@
       <w:pPr>
         <w:pStyle w:val="Heading2"/>
       </w:pPr>
-      <w:bookmarkStart w:id="28" w:name="_Toc234938385"/>
+      <w:bookmarkStart w:id="29" w:name="_Toc235086753"/>
       <w:r>
         <w:t>5.2 Solution</w:t>
       </w:r>
-      <w:bookmarkEnd w:id="28"/>
+      <w:bookmarkEnd w:id="29"/>
     </w:p>
     <w:p/>
     <w:p>
@@ -8331,7 +8329,6 @@
     </w:p>
     <w:p>
       <w:r>
-        <w:lastRenderedPageBreak/>
         <w:t xml:space="preserve">Using the standard normal CDF: </w:t>
       </w:r>
       <m:oMath>
@@ -8345,6 +8342,7 @@
     </w:p>
     <w:p>
       <w:r>
+        <w:lastRenderedPageBreak/>
         <w:t xml:space="preserve">Therefore: </w:t>
       </w:r>
       <m:oMath>
@@ -8561,30 +8559,80 @@
       </w:r>
     </w:p>
     <w:p>
-      <w:r>
-        <w:t>The calculations were verified using scipy.stats.norm.cdf. The Python script computes exact tail probabilities:</w:t>
-      </w:r>
-    </w:p>
-    <w:p>
-      <w:r>
-        <w:t xml:space="preserve">  scipy.stats.norm.cdf(5, loc=0, scale=5) = 0.8413</w:t>
-      </w:r>
-    </w:p>
-    <w:p>
-      <w:r>
-        <w:t xml:space="preserve">  scipy.stats.norm.cdf(10, loc=0, scale=5) = 0.9772</w:t>
-      </w:r>
-    </w:p>
-    <w:p>
-      <w:r>
-        <w:t xml:space="preserve">  scipy.stats.norm.cdf(15, loc=0, scale=5) = 0.9987</w:t>
-      </w:r>
-    </w:p>
+      <w:bookmarkStart w:id="30" w:name="OLE_LINK7"/>
+      <w:r>
+        <w:t xml:space="preserve">The calculations were checked with </w:t>
+      </w:r>
+      <w:proofErr w:type="spellStart"/>
+      <w:r>
+        <w:t>scipy.stats.norm.cdf</w:t>
+      </w:r>
+      <w:proofErr w:type="spellEnd"/>
+      <w:r>
+        <w:t>. The python script calculates exact tail probabilities</w:t>
+      </w:r>
+      <w:r>
+        <w:t>.</w:t>
+      </w:r>
+    </w:p>
+    <w:p>
+      <w:r>
+        <w:t xml:space="preserve">  </w:t>
+      </w:r>
+      <w:proofErr w:type="spellStart"/>
+      <w:proofErr w:type="gramStart"/>
+      <w:r>
+        <w:t>scipy.stats.norm.cdf</w:t>
+      </w:r>
+      <w:proofErr w:type="spellEnd"/>
+      <w:r>
+        <w:t>(</w:t>
+      </w:r>
+      <w:proofErr w:type="gramEnd"/>
+      <w:r>
+        <w:t>5, loc=0, scale=5) = 0.8413</w:t>
+      </w:r>
+    </w:p>
+    <w:p>
+      <w:r>
+        <w:t xml:space="preserve">  </w:t>
+      </w:r>
+      <w:proofErr w:type="spellStart"/>
+      <w:proofErr w:type="gramStart"/>
+      <w:r>
+        <w:t>scipy.stats.norm.cdf</w:t>
+      </w:r>
+      <w:proofErr w:type="spellEnd"/>
+      <w:r>
+        <w:t>(</w:t>
+      </w:r>
+      <w:proofErr w:type="gramEnd"/>
+      <w:r>
+        <w:t>10, loc=0, scale=5) = 0.9772</w:t>
+      </w:r>
+    </w:p>
+    <w:p>
+      <w:r>
+        <w:t xml:space="preserve">  </w:t>
+      </w:r>
+      <w:proofErr w:type="spellStart"/>
+      <w:proofErr w:type="gramStart"/>
+      <w:r>
+        <w:t>scipy.stats.norm.cdf</w:t>
+      </w:r>
+      <w:proofErr w:type="spellEnd"/>
+      <w:r>
+        <w:t>(</w:t>
+      </w:r>
+      <w:proofErr w:type="gramEnd"/>
+      <w:r>
+        <w:t>15, loc=0, scale=5) = 0.9987</w:t>
+      </w:r>
+    </w:p>
+    <w:bookmarkEnd w:id="30"/>
     <w:p/>
-    <w:p/>
-    <w:p>
-      <w:r>
-        <w:lastRenderedPageBreak/>
+    <w:p>
+      <w:r>
         <w:t>Summary Table:</w:t>
       </w:r>
     </w:p>
@@ -8617,7 +8665,7 @@
                 <w:szCs w:val="20"/>
               </w:rPr>
             </w:pPr>
-            <w:bookmarkStart w:id="29" w:name="_Hlk234419807"/>
+            <w:bookmarkStart w:id="31" w:name="_Hlk234419807"/>
             <w:r>
               <w:rPr>
                 <w:sz w:val="22"/>
@@ -8693,7 +8741,7 @@
           </w:p>
         </w:tc>
       </w:tr>
-      <w:bookmarkEnd w:id="29"/>
+      <w:bookmarkEnd w:id="31"/>
       <w:tr>
         <w:trPr>
           <w:cnfStyle w:val="000000100000" w:firstRow="0" w:lastRow="0" w:firstColumn="0" w:lastColumn="0" w:oddVBand="0" w:evenVBand="0" w:oddHBand="1" w:evenHBand="0" w:firstRowFirstColumn="0" w:firstRowLastColumn="0" w:lastRowFirstColumn="0" w:lastRowLastColumn="0"/>
@@ -8806,6 +8854,7 @@
                 <w:sz w:val="22"/>
                 <w:szCs w:val="20"/>
               </w:rPr>
+              <w:lastRenderedPageBreak/>
               <w:t>±10 units</w:t>
             </w:r>
           </w:p>
@@ -8981,73 +9030,65 @@
       <w:pPr>
         <w:pStyle w:val="Heading2"/>
       </w:pPr>
-      <w:bookmarkStart w:id="30" w:name="_Toc234938386"/>
+      <w:bookmarkStart w:id="32" w:name="_Toc235086754"/>
       <w:r>
         <w:t>5.3 Analysis and Results</w:t>
       </w:r>
-      <w:bookmarkEnd w:id="30"/>
-    </w:p>
-    <w:p>
-      <w:r>
-        <w:t>The normal distribution model gives a clear picture of forecast risk: errors stay within ±5 units about 68% of the time, within ±10 units about 95% of the time, and exceed ±15 units only about 0.3% of the time (roughly once a year).</w:t>
-      </w:r>
-    </w:p>
-    <w:p>
-      <w:r>
-        <w:t>For planners, this means a ±10 unit contingency buffer is sufficient for 95.4% of days, with the remaining 4.6% best handled through emergency procedures rather than a larger, more conservative ±15 unit buffer that would tie up resources unnecessarily.</w:t>
-      </w:r>
-    </w:p>
-    <w:p>
-      <w:r>
-        <w:t>This model assumes normally distributed errors with constant variance; in practice, σ = 5 should be reviewed periodically, since unusual events (heatwaves, festivals, major disruptions) can widen errors beyond this baseline.</w:t>
+      <w:bookmarkEnd w:id="32"/>
+    </w:p>
+    <w:p>
+      <w:r>
+        <w:t>The normal distribution model provides a clear view of the risk associated with the forecast: errors are within ±5 units, about 68% of the time (1 out of every 14 times approximately); within ±10 units, about 95% of the time (1 out of every 20 times approximately); and exceed ±15 units only about 0.3% of the time (about once a year).</w:t>
+      </w:r>
+    </w:p>
+    <w:p>
+      <w:r>
+        <w:t>For planners, this translates to a ±10 contingency unit buffer working for 95.4% of the days, and emergency procedures working for the remaining 4.6% which is far more efficient than a higher, more conservative ±</w:t>
+      </w:r>
+      <w:proofErr w:type="gramStart"/>
+      <w:r>
+        <w:t>15 unit</w:t>
+      </w:r>
+      <w:proofErr w:type="gramEnd"/>
+      <w:r>
+        <w:t xml:space="preserve"> contingency buffer that would tie up resources unnecessarily.</w:t>
+      </w:r>
+    </w:p>
+    <w:p>
+      <w:r>
+        <w:t>The model assumes normally distributed errors with constant variance, but in practice this value of σ, say 5, should be investigated periodically as the errors can be larger than this if abnormal events such as heatwaves, festivals or major disruptions occur.</w:t>
       </w:r>
     </w:p>
     <w:p>
       <w:pPr>
         <w:pStyle w:val="Heading2"/>
       </w:pPr>
-      <w:bookmarkStart w:id="31" w:name="_Toc234938387"/>
-      <w:r>
-        <w:t>5.4 Visualisation / Output</w:t>
-      </w:r>
-      <w:bookmarkEnd w:id="31"/>
-    </w:p>
-    <w:p>
-      <w:r>
-        <w:t xml:space="preserve">Figure 3: Normal distribution </w:t>
-      </w:r>
-      <m:oMath>
-        <m:r>
-          <w:rPr>
-            <w:rFonts w:ascii="Cambria Math" w:hAnsi="Cambria Math"/>
-          </w:rPr>
-          <m:t>N(0, σ=5)</m:t>
-        </m:r>
-      </m:oMath>
-      <w:r>
-        <w:t xml:space="preserve"> showing the probability density curve with shaded tail regions for </w:t>
-      </w:r>
-      <m:oMath>
-        <m:r>
-          <w:rPr>
-            <w:rFonts w:ascii="Cambria Math" w:hAnsi="Cambria Math"/>
-          </w:rPr>
-          <m:t>±1σ, ±2σ</m:t>
-        </m:r>
-      </m:oMath>
-      <w:r>
-        <w:t xml:space="preserve">, and </w:t>
-      </w:r>
-      <m:oMath>
-        <m:r>
-          <w:rPr>
-            <w:rFonts w:ascii="Cambria Math" w:hAnsi="Cambria Math"/>
-          </w:rPr>
-          <m:t>±3σ</m:t>
-        </m:r>
-      </m:oMath>
-      <w:r>
-        <w:t>.</w:t>
+      <w:bookmarkStart w:id="33" w:name="_Toc235086755"/>
+      <w:r>
+        <w:t xml:space="preserve">5.4 </w:t>
+      </w:r>
+      <w:r>
+        <w:t>Visualization</w:t>
+      </w:r>
+      <w:r>
+        <w:t xml:space="preserve"> / Output</w:t>
+      </w:r>
+      <w:bookmarkEnd w:id="33"/>
+    </w:p>
+    <w:p>
+      <w:r>
+        <w:t xml:space="preserve">Figure 3: </w:t>
+      </w:r>
+      <w:r>
+        <w:t>Normal distribution N(</w:t>
+      </w:r>
+      <w:proofErr w:type="gramStart"/>
+      <w:r>
+        <w:t>0,σ</w:t>
+      </w:r>
+      <w:proofErr w:type="gramEnd"/>
+      <w:r>
+        <w:t>=5) with probability density curve to show the ±1σ, ±2σ and ±3σ shaded tails.</w:t>
       </w:r>
     </w:p>
     <w:p/>
@@ -9202,179 +9243,259 @@
       <w:pPr>
         <w:pStyle w:val="Heading1"/>
       </w:pPr>
-      <w:bookmarkStart w:id="32" w:name="_Toc234938388"/>
+      <w:bookmarkStart w:id="34" w:name="_Toc235086756"/>
       <w:r>
         <w:rPr>
           <w:rFonts w:ascii="Times New Roman" w:hAnsi="Times New Roman"/>
         </w:rPr>
         <w:lastRenderedPageBreak/>
-        <w:t>6. Task 4: Consumption by Building Type (Statistics)</w:t>
-      </w:r>
-      <w:bookmarkEnd w:id="32"/>
+        <w:t xml:space="preserve">6. Task 4: </w:t>
+      </w:r>
+      <w:bookmarkStart w:id="35" w:name="OLE_LINK6"/>
+      <w:r>
+        <w:rPr>
+          <w:rFonts w:ascii="Times New Roman" w:hAnsi="Times New Roman"/>
+        </w:rPr>
+        <w:t>Consumption by Building Type (Statistics)</w:t>
+      </w:r>
+      <w:bookmarkEnd w:id="34"/>
     </w:p>
     <w:p>
       <w:pPr>
         <w:pStyle w:val="Heading2"/>
-      </w:pPr>
-      <w:bookmarkStart w:id="33" w:name="_Toc234938389"/>
+        <w:rPr>
+          <w:rFonts w:ascii="Times New Roman" w:hAnsi="Times New Roman"/>
+        </w:rPr>
+      </w:pPr>
+      <w:bookmarkStart w:id="36" w:name="_Toc235086757"/>
       <w:r>
         <w:rPr>
           <w:rFonts w:ascii="Times New Roman" w:hAnsi="Times New Roman"/>
         </w:rPr>
         <w:t>6.1 Mathematical Analysis (Method Used: One-Way ANOVA and Post-Hoc Testing)</w:t>
       </w:r>
-      <w:bookmarkEnd w:id="33"/>
-    </w:p>
-    <w:p>
-      <w:pPr>
-        <w:spacing w:after="120"/>
-      </w:pPr>
-      <w:r>
-        <w:t>This task tests whether daily water consumption differs across three building types: Apartments (n=8), Terraced houses (n=10), and Detached houses (n=6). Since sample sizes are unequal, one-way ANOVA is used, as it handles this naturally.</w:t>
-      </w:r>
-      <w:r/>
-    </w:p>
-    <w:p>
-      <w:pPr>
-        <w:spacing w:after="120"/>
-      </w:pPr>
+      <w:bookmarkEnd w:id="36"/>
+    </w:p>
+    <w:p>
+      <w:pPr>
+        <w:spacing w:after="0"/>
+      </w:pPr>
+      <w:r>
+        <w:t>This task checks if daily water consumption varies among Apartments, Terraced houses and Detached houses.</w:t>
+      </w:r>
+    </w:p>
+    <w:p>
+      <w:pPr>
+        <w:spacing w:after="0"/>
+      </w:pPr>
+      <w:r>
+        <w:t>We have 8 Apartments, 10 Terraced houses and 6 Detached houses in our data.</w:t>
+      </w:r>
+    </w:p>
+    <w:p>
+      <w:pPr>
+        <w:spacing w:after="0"/>
+      </w:pPr>
+      <w:r>
+        <w:t xml:space="preserve">Since the sample sizes are not the </w:t>
+      </w:r>
+      <w:proofErr w:type="gramStart"/>
+      <w:r>
+        <w:t>same</w:t>
+      </w:r>
+      <w:proofErr w:type="gramEnd"/>
+      <w:r>
+        <w:t xml:space="preserve"> we use one-way ANOVA for analysis because it works well with sample sizes.</w:t>
+      </w:r>
+    </w:p>
+    <w:p>
+      <w:pPr>
+        <w:spacing w:after="0"/>
+      </w:pPr>
+      <w:r>
+        <w:t xml:space="preserve">We also use </w:t>
+      </w:r>
+      <w:proofErr w:type="spellStart"/>
+      <w:r>
+        <w:t>PostHoc</w:t>
+      </w:r>
+      <w:proofErr w:type="spellEnd"/>
+      <w:r>
+        <w:t xml:space="preserve"> Testing to compare the means.</w:t>
+      </w:r>
+    </w:p>
+    <w:p>
+      <w:pPr>
+        <w:spacing w:after="0"/>
+      </w:pPr>
+      <w:r>
+        <w:t>The one-way ANOVA helps us see if there is a difference in water consumption, between these building types.</w:t>
+      </w:r>
+    </w:p>
+    <w:p>
+      <w:pPr>
+        <w:spacing w:after="0"/>
+      </w:pPr>
+      <w:r>
+        <w:t>We are specifically looking at Apartments, Terraced houses and Detached houses to understand their water consumption patterns.</w:t>
+      </w:r>
+    </w:p>
+    <w:bookmarkEnd w:id="35"/>
+    <w:p>
       <w:r>
         <w:t>The data for each group:</w:t>
       </w:r>
     </w:p>
     <w:p>
       <w:pPr>
-        <w:pStyle w:val="ListBullet"/>
-        <w:ind w:left="720"/>
         <w:rPr>
           <w:rFonts w:ascii="Cambria Math" w:hAnsi="Cambria Math"/>
           <w:oMath/>
         </w:rPr>
       </w:pPr>
-      <m:oMath>
-        <m:r>
-          <w:rPr>
-            <w:rFonts w:ascii="Cambria Math" w:hAnsi="Cambria Math"/>
-          </w:rPr>
-          <m:t>Apartments (n=8): 16.8, 17.2, 16.5, 17.9, 18.1, 17.4, 16.9, 17.6</m:t>
-        </m:r>
-      </m:oMath>
-    </w:p>
-    <w:p>
-      <w:pPr>
-        <w:pStyle w:val="ListBullet"/>
-        <w:ind w:left="720"/>
+      <m:oMathPara>
+        <m:oMath>
+          <m:r>
+            <w:rPr>
+              <w:rFonts w:ascii="Cambria Math" w:hAnsi="Cambria Math"/>
+            </w:rPr>
+            <m:t>Apartments (n=8): 16.8,17.2,16.5,17.9,18.1,17.4,16.9,17.6</m:t>
+          </m:r>
+        </m:oMath>
+      </m:oMathPara>
+    </w:p>
+    <w:p>
+      <w:pPr>
         <w:rPr>
           <w:rFonts w:ascii="Cambria Math" w:hAnsi="Cambria Math"/>
           <w:oMath/>
         </w:rPr>
       </w:pPr>
-      <m:oMath>
-        <m:r>
-          <w:rPr>
-            <w:rFonts w:ascii="Cambria Math" w:hAnsi="Cambria Math"/>
-          </w:rPr>
-          <m:t>Terraced (n=10): 18.4, 18.9, 19.1, 18.7, 19.3, 18.6, 19.0, 18.8, 19.2, 18.5</m:t>
-        </m:r>
-      </m:oMath>
-    </w:p>
-    <w:p>
-      <w:pPr>
-        <w:pStyle w:val="ListBullet"/>
-        <w:ind w:left="720"/>
+      <m:oMathPara>
+        <m:oMath>
+          <m:r>
+            <w:rPr>
+              <w:rFonts w:ascii="Cambria Math" w:hAnsi="Cambria Math"/>
+            </w:rPr>
+            <m:t>Terraced (n=10): 18.4,18.9,19.1,18.7,19.3,18.6,19.0,18.8,19.2,18.5</m:t>
+          </m:r>
+        </m:oMath>
+      </m:oMathPara>
+    </w:p>
+    <w:p>
+      <w:pPr>
         <w:rPr>
           <w:rFonts w:ascii="Cambria Math" w:hAnsi="Cambria Math"/>
           <w:oMath/>
         </w:rPr>
       </w:pPr>
-      <m:oMath>
-        <m:r>
-          <w:rPr>
-            <w:rFonts w:ascii="Cambria Math" w:hAnsi="Cambria Math"/>
-          </w:rPr>
-          <m:t>Detached (n=6): 20.1, 19.7, 20.4, 19.9, 20.6, 20.2</m:t>
-        </m:r>
-      </m:oMath>
-    </w:p>
-    <w:p>
-      <w:pPr>
-        <w:spacing w:after="120"/>
-      </w:pPr>
+      <m:oMathPara>
+        <m:oMath>
+          <m:r>
+            <w:rPr>
+              <w:rFonts w:ascii="Cambria Math" w:hAnsi="Cambria Math"/>
+            </w:rPr>
+            <m:t>Detached (n=6): 20.1,19.7,20.4,19.9,20.6,20.2</m:t>
+          </m:r>
+        </m:oMath>
+      </m:oMathPara>
+    </w:p>
+    <w:p>
       <w:r>
         <w:t>Hypothesis testing framework:</w:t>
       </w:r>
     </w:p>
     <w:p>
-      <w:pPr>
-        <w:spacing w:after="120"/>
-      </w:pPr>
-      <w:r>
-        <w:rPr>
-          <w:b/>
-        </w:rPr>
-        <w:t>H₀: μₐ = μᵀ = μᴰ (all group means are equal)</w:t>
-      </w:r>
-    </w:p>
-    <w:p>
-      <w:pPr>
-        <w:spacing w:after="120"/>
-      </w:pPr>
-      <w:r>
-        <w:rPr>
-          <w:b/>
-        </w:rPr>
-        <w:t>H₁: At least one group mean differs from the others</w:t>
-      </w:r>
-    </w:p>
-    <w:p>
-      <w:pPr>
-        <w:spacing w:after="120"/>
-      </w:pPr>
-      <w:r>
-        <w:t>Significance level: α = 0.05</w:t>
-      </w:r>
-    </w:p>
-    <w:p>
-      <w:pPr>
-        <w:spacing w:after="120"/>
-      </w:pPr>
-      <w:r>
-        <w:t>Two assumptions are tested before running ANOVA: normality (Shapiro-Wilk) and equal variances (Levene's test). Standard ANOVA is appropriate when both hold; otherwise, Welch's ANOVA is a robust alternative.</w:t>
+      <w:r>
+        <w:t>H₀: μₐ – μᵀ – μᴰ = 0 (all group means are equal)</w:t>
+      </w:r>
+    </w:p>
+    <w:p>
+      <w:r>
+        <w:t>H₂: Two or more group means differ from each other</w:t>
+      </w:r>
+    </w:p>
+    <w:p>
+      <w:pPr>
+        <w:spacing w:after="0"/>
+      </w:pPr>
+      <w:r>
+        <w:t>The significance level is set at alpha equals 0.05.</w:t>
+      </w:r>
+    </w:p>
+    <w:p>
+      <w:pPr>
+        <w:spacing w:after="0"/>
+      </w:pPr>
+      <w:r>
+        <w:t xml:space="preserve">Before we do an ANOVA test we need to check two things: that the data is normal which we do with the Shapiro-Wilk test and that the variance is equal which we check with </w:t>
+      </w:r>
+      <w:proofErr w:type="spellStart"/>
+      <w:r>
+        <w:t>Levenes</w:t>
+      </w:r>
+      <w:proofErr w:type="spellEnd"/>
+      <w:r>
+        <w:t xml:space="preserve"> test.</w:t>
+      </w:r>
+    </w:p>
+    <w:p>
+      <w:pPr>
+        <w:spacing w:after="0"/>
+      </w:pPr>
+      <w:r>
+        <w:t xml:space="preserve">When the data is normal and the variance is </w:t>
       </w:r>
       <w:proofErr w:type="gramStart"/>
-      <w:r/>
+      <w:r>
+        <w:t>equal</w:t>
+      </w:r>
       <w:proofErr w:type="gramEnd"/>
-      <w:r/>
-      <w:proofErr w:type="gramStart"/>
-      <w:r/>
-      <w:proofErr w:type="gramEnd"/>
-      <w:r/>
+      <w:r>
+        <w:t xml:space="preserve"> we can use the ANOVA test.</w:t>
+      </w:r>
+    </w:p>
+    <w:p>
+      <w:pPr>
+        <w:spacing w:after="0"/>
+      </w:pPr>
+      <w:r>
+        <w:t xml:space="preserve">When these conditions are not met there is a good alternative we can use, which is </w:t>
+      </w:r>
+      <w:proofErr w:type="spellStart"/>
+      <w:r>
+        <w:t>Welchs</w:t>
+      </w:r>
+      <w:proofErr w:type="spellEnd"/>
+      <w:r>
+        <w:t xml:space="preserve"> ANOVA.</w:t>
+      </w:r>
     </w:p>
     <w:p>
       <w:pPr>
         <w:pStyle w:val="Heading2"/>
       </w:pPr>
-      <w:bookmarkStart w:id="34" w:name="_Toc234938390"/>
+      <w:bookmarkStart w:id="37" w:name="_Toc235086758"/>
       <w:r>
         <w:rPr>
           <w:rFonts w:ascii="Times New Roman" w:hAnsi="Times New Roman"/>
         </w:rPr>
         <w:t>6.2 Solution</w:t>
       </w:r>
-      <w:bookmarkEnd w:id="34"/>
+      <w:bookmarkEnd w:id="37"/>
     </w:p>
     <w:p>
       <w:pPr>
         <w:pStyle w:val="Heading3"/>
       </w:pPr>
-      <w:bookmarkStart w:id="35" w:name="_Toc234938391"/>
+      <w:bookmarkStart w:id="38" w:name="_Toc235086759"/>
       <w:r>
         <w:rPr>
           <w:rFonts w:ascii="Times New Roman" w:hAnsi="Times New Roman"/>
         </w:rPr>
         <w:t>6.2.1 Descriptive Statistics</w:t>
       </w:r>
-      <w:bookmarkEnd w:id="35"/>
+      <w:bookmarkEnd w:id="38"/>
     </w:p>
     <w:p>
       <w:pPr>
@@ -9449,6 +9570,7 @@
         <w:spacing w:after="120"/>
       </w:pPr>
       <w:r>
+        <w:lastRenderedPageBreak/>
         <w:t>Detached homes show the highest mean consumption (20.15 units), followed by terraced (18.85 units), and apartments (17.30 units). The standard deviations suggest the variation within each group is small relative to the differences between groups.</w:t>
       </w:r>
     </w:p>
@@ -9456,14 +9578,14 @@
       <w:pPr>
         <w:pStyle w:val="Heading3"/>
       </w:pPr>
-      <w:bookmarkStart w:id="36" w:name="_Toc234938392"/>
+      <w:bookmarkStart w:id="39" w:name="_Toc235086760"/>
       <w:r>
         <w:rPr>
           <w:rFonts w:ascii="Times New Roman" w:hAnsi="Times New Roman"/>
         </w:rPr>
         <w:t>6.2.2 Assumption Checks</w:t>
       </w:r>
-      <w:bookmarkEnd w:id="36"/>
+      <w:bookmarkEnd w:id="39"/>
     </w:p>
     <w:p>
       <w:pPr>
@@ -9494,7 +9616,6 @@
             <w:rPr>
               <w:rFonts w:ascii="Cambria Math" w:hAnsi="Cambria Math"/>
             </w:rPr>
-            <w:lastRenderedPageBreak/>
             <m:t>Apartments: W = 0.9733, p = 0.9222 → Data appears normal</m:t>
           </m:r>
         </m:oMath>
@@ -9570,7 +9691,18 @@
         <w:spacing w:after="120"/>
       </w:pPr>
       <w:r>
-        <w:t>Levene statistic = 2.4889, p = 0.1071 → Variances are equal</w:t>
+        <w:t xml:space="preserve">Levene statistic </w:t>
+      </w:r>
+      <m:oMath>
+        <m:r>
+          <w:rPr>
+            <w:rFonts w:ascii="Cambria Math" w:hAnsi="Cambria Math"/>
+          </w:rPr>
+          <m:t xml:space="preserve">= 2.4889, p = 0.1071 </m:t>
+        </m:r>
+      </m:oMath>
+      <w:r>
+        <w:t>→ Variances are equal</w:t>
       </w:r>
     </w:p>
     <w:p>
@@ -9585,14 +9717,14 @@
       <w:pPr>
         <w:pStyle w:val="Heading3"/>
       </w:pPr>
-      <w:bookmarkStart w:id="37" w:name="_Toc234938393"/>
+      <w:bookmarkStart w:id="40" w:name="_Toc235086761"/>
       <w:r>
         <w:rPr>
           <w:rFonts w:ascii="Times New Roman" w:hAnsi="Times New Roman"/>
         </w:rPr>
         <w:t>6.2.3 One-Way ANOVA</w:t>
       </w:r>
-      <w:bookmarkEnd w:id="37"/>
+      <w:bookmarkEnd w:id="40"/>
     </w:p>
     <w:p>
       <w:pPr>
@@ -9741,21 +9873,21 @@
           <w:rFonts w:ascii="Times New Roman" w:hAnsi="Times New Roman"/>
         </w:rPr>
       </w:pPr>
-      <w:bookmarkStart w:id="38" w:name="_Toc234938394"/>
+      <w:bookmarkStart w:id="41" w:name="_Toc235086762"/>
       <w:r>
         <w:rPr>
           <w:rFonts w:ascii="Times New Roman" w:hAnsi="Times New Roman"/>
         </w:rPr>
         <w:t>6.2.4 Post-Hoc Analysis (Tukey HSD)</w:t>
       </w:r>
-      <w:bookmarkEnd w:id="38"/>
+      <w:bookmarkEnd w:id="41"/>
     </w:p>
     <w:p>
       <w:pPr>
         <w:spacing w:after="120"/>
       </w:pPr>
       <w:r>
-        <w:t>Tukey's Honestly Significant Difference test identifies which specific pairs of groups differ significantly, while controlling the family-wise error rate at α = 0.05. The test automatically adjusts for unequal sample sizes.</w:t>
+        <w:t>Tukey's Honestly Significant Difference test is used to determine which pairs of groups are significantly different at the family-wise error rate α = 0.05. The test automatically computes for unequal sizes of samples.</w:t>
       </w:r>
     </w:p>
     <w:p>
@@ -9883,7 +10015,6 @@
         <w:spacing w:after="120"/>
       </w:pPr>
       <w:r>
-        <w:lastRenderedPageBreak/>
         <w:t>All three pairwise comparisons are statistically significant (p &lt; 0.001). This means each building type has a distinct mean consumption level, with no two groups being statistically indistinguishable.</w:t>
       </w:r>
     </w:p>
@@ -9891,14 +10022,14 @@
       <w:pPr>
         <w:pStyle w:val="Heading3"/>
       </w:pPr>
-      <w:bookmarkStart w:id="39" w:name="_Toc234938395"/>
+      <w:bookmarkStart w:id="42" w:name="_Toc235086763"/>
       <w:r>
         <w:rPr>
           <w:rFonts w:ascii="Times New Roman" w:hAnsi="Times New Roman"/>
         </w:rPr>
         <w:t>6.2.5 Python Verification with Console Output</w:t>
       </w:r>
-      <w:bookmarkEnd w:id="39"/>
+      <w:bookmarkEnd w:id="42"/>
     </w:p>
     <w:p>
       <w:pPr>
@@ -9947,6 +10078,7 @@
         <w:rPr>
           <w:noProof/>
         </w:rPr>
+        <w:lastRenderedPageBreak/>
         <w:drawing>
           <wp:anchor distT="0" distB="0" distL="114300" distR="114300" simplePos="0" relativeHeight="251660288" behindDoc="0" locked="0" layoutInCell="1" allowOverlap="1" wp14:anchorId="01C32415" wp14:editId="1114A81F">
             <wp:simplePos x="0" y="0"/>
@@ -10064,6 +10196,10 @@
         <w:ind w:left="567"/>
       </w:pPr>
       <w:r>
+        <w:rPr>
+          <w:noProof/>
+        </w:rPr>
+        <w:lastRenderedPageBreak/>
         <w:drawing>
           <wp:inline distT="0" distB="0" distL="0" distR="0" wp14:anchorId="54351CA6" wp14:editId="1498F0F0">
             <wp:extent cx="4105848" cy="4267796"/>
@@ -10107,6 +10243,9 @@
         <w:ind w:left="567"/>
       </w:pPr>
       <w:r>
+        <w:rPr>
+          <w:noProof/>
+        </w:rPr>
         <w:lastRenderedPageBreak/>
         <w:drawing>
           <wp:inline distT="0" distB="0" distL="0" distR="0" wp14:anchorId="081D4686" wp14:editId="662742AB">
@@ -10151,6 +10290,9 @@
         <w:ind w:left="567"/>
       </w:pPr>
       <w:r>
+        <w:rPr>
+          <w:noProof/>
+        </w:rPr>
         <w:lastRenderedPageBreak/>
         <w:drawing>
           <wp:inline distT="0" distB="0" distL="0" distR="0" wp14:anchorId="1148E872" wp14:editId="39D5807B">
@@ -10195,6 +10337,9 @@
         <w:ind w:left="567"/>
       </w:pPr>
       <w:r>
+        <w:rPr>
+          <w:noProof/>
+        </w:rPr>
         <w:drawing>
           <wp:inline distT="0" distB="0" distL="0" distR="0" wp14:anchorId="27061890" wp14:editId="2FE90722">
             <wp:extent cx="4848902" cy="628738"/>
@@ -10235,61 +10380,50 @@
     <w:p>
       <w:pPr>
         <w:pStyle w:val="Heading2"/>
-      </w:pPr>
-      <w:bookmarkStart w:id="40" w:name="_Toc234938396"/>
+        <w:rPr>
+          <w:rFonts w:ascii="Times New Roman" w:hAnsi="Times New Roman"/>
+        </w:rPr>
+      </w:pPr>
+      <w:bookmarkStart w:id="43" w:name="_Toc235086764"/>
       <w:r>
         <w:rPr>
           <w:rFonts w:ascii="Times New Roman" w:hAnsi="Times New Roman"/>
         </w:rPr>
         <w:t>6.3 Analysis and Results</w:t>
       </w:r>
-      <w:bookmarkEnd w:id="40"/>
-    </w:p>
-    <w:p>
-      <w:pPr>
-        <w:spacing w:after="120"/>
-      </w:pPr>
-      <w:r>
-        <w:t>The ANOVA results show a highly significant difference between building types (F (2,21) = 84.95, p &lt; 0.001). The Tukey HSD post-hoc test reveals that all three pairwise comparisons are significant, meaning each building type has a distinct consumption profile. Detached homes have the highest mean consumption (20.15 units/day), followed by terraced houses (18.85), and apartments (17.30).</w:t>
-      </w:r>
-    </w:p>
-    <w:p>
-      <w:pPr>
-        <w:spacing w:after="120"/>
-      </w:pPr>
-      <w:r>
-        <w:t>The effect size is substantial: the difference between detached and apartment consumption is 2.85 units, which represents a 16.5% increase over apartment consumption. The difference between terraced and apartment consumption is 1.55 units (9.0% increase).</w:t>
-      </w:r>
-    </w:p>
-    <w:p>
-      <w:pPr>
-        <w:spacing w:after="120"/>
-      </w:pPr>
+      <w:bookmarkEnd w:id="43"/>
+    </w:p>
+    <w:p>
+      <w:r>
+        <w:t>The ANOVA results indicate that there is a very significant difference between building types (F (2,21) = 84.95, p &lt; 0.001). The Tukey HSD post hoc test shows that all three pairwise comparisons are significant, indicating that there are specific consumption profiles for each building type. The mean consumption, for detached, terraced and apartment homes, is 20.15, 18.85 and 17.30 units/day respectively.</w:t>
+      </w:r>
+    </w:p>
+    <w:p>
+      <w:r>
+        <w:t>The effect size is large: The difference of detached and apartment consumption is 2.85 units, 16.5% more than the consumption of apartments. The unit consumption gap between ‘terraced’ and ‘apartments' is 1.55 units (or 9.0% rise).</w:t>
+      </w:r>
+    </w:p>
+    <w:p>
+      <w:r>
+        <w:t xml:space="preserve">These findings imply that detached houses are where the energy efficiency interventions should be considered first for urban planners because they require the greatest resources </w:t>
+      </w:r>
       <w:r>
         <w:lastRenderedPageBreak/>
-        <w:t xml:space="preserve">For urban planners, these results suggest that energy efficiency interventions should be </w:t>
-      </w:r>
-      <w:proofErr w:type="spellStart"/>
-      <w:r>
-        <w:t>prioritised</w:t>
-      </w:r>
-      <w:proofErr w:type="spellEnd"/>
-      <w:r>
-        <w:t xml:space="preserve"> for detached homes, as they consume the most resources per household. The lower consumption in apartments likely reflects shared infrastructure and more compact living spaces, which are inherently more efficient.</w:t>
+        <w:t>per household. The lower consumption in apartments may be attributable to shared facilities and smaller living areas which are already more efficient.</w:t>
       </w:r>
     </w:p>
     <w:p>
       <w:pPr>
         <w:pStyle w:val="Heading2"/>
       </w:pPr>
-      <w:bookmarkStart w:id="41" w:name="_Toc234938397"/>
+      <w:bookmarkStart w:id="44" w:name="_Toc235086765"/>
       <w:r>
         <w:rPr>
           <w:rFonts w:ascii="Times New Roman" w:hAnsi="Times New Roman"/>
         </w:rPr>
         <w:t>6.4 Visualization</w:t>
       </w:r>
-      <w:bookmarkEnd w:id="41"/>
+      <w:bookmarkEnd w:id="44"/>
     </w:p>
     <w:p>
       <w:pPr>
@@ -10376,14 +10510,14 @@
           <w:rFonts w:ascii="Times New Roman" w:hAnsi="Times New Roman"/>
         </w:rPr>
       </w:pPr>
-      <w:bookmarkStart w:id="42" w:name="_Toc234938404"/>
+      <w:bookmarkStart w:id="45" w:name="_Toc235086766"/>
       <w:r>
         <w:rPr>
           <w:rFonts w:ascii="Times New Roman" w:hAnsi="Times New Roman"/>
         </w:rPr>
         <w:t>7. Conclusion</w:t>
       </w:r>
-      <w:bookmarkEnd w:id="42"/>
+      <w:bookmarkEnd w:id="45"/>
     </w:p>
     <w:p>
       <w:pPr>
@@ -10406,6 +10540,7 @@
         <w:spacing w:after="120"/>
       </w:pPr>
       <w:r>
+        <w:lastRenderedPageBreak/>
         <w:t>Calculus analysis showed clear fluctuations in demand across the day, including a mid-period dip followed by a warning sign (the inflection point) that recovery was already beginning. This points to the 1-2 hour window as the best time for maintenance, when the system is under least stress.</w:t>
       </w:r>
     </w:p>
@@ -10437,14 +10572,14 @@
       <w:pPr>
         <w:pStyle w:val="Heading1"/>
       </w:pPr>
-      <w:bookmarkStart w:id="43" w:name="_Toc234938398"/>
+      <w:bookmarkStart w:id="46" w:name="_Toc235086767"/>
       <w:r>
         <w:rPr>
           <w:rFonts w:ascii="Times New Roman" w:hAnsi="Times New Roman"/>
         </w:rPr>
         <w:t>10. References</w:t>
       </w:r>
-      <w:bookmarkEnd w:id="43"/>
+      <w:bookmarkEnd w:id="46"/>
     </w:p>
     <w:p>
       <w:r>
@@ -10472,7 +10607,6 @@
     </w:p>
     <w:p>
       <w:r>
-        <w:lastRenderedPageBreak/>
         <w:t>Strang, G. (2016) Introduction to Linear Algebra. 5th edn. Wellesley: Wellesley-Cambridge Press.</w:t>
       </w:r>
     </w:p>
@@ -10532,6 +10666,7 @@
           <w:b/>
           <w:bCs/>
         </w:rPr>
+        <w:lastRenderedPageBreak/>
         <w:t>Task 4: Statistics</w:t>
       </w:r>
     </w:p>
@@ -10564,7 +10699,7 @@
       <w:pPr>
         <w:pStyle w:val="Heading1"/>
       </w:pPr>
-      <w:bookmarkStart w:id="44" w:name="_Toc234938399"/>
+      <w:bookmarkStart w:id="47" w:name="_Toc235086768"/>
       <w:r>
         <w:rPr>
           <w:rFonts w:ascii="Times New Roman" w:hAnsi="Times New Roman"/>
@@ -10572,7 +10707,7 @@
         <w:lastRenderedPageBreak/>
         <w:t>11. Appendix</w:t>
       </w:r>
-      <w:bookmarkEnd w:id="44"/>
+      <w:bookmarkEnd w:id="47"/>
     </w:p>
     <w:p>
       <w:pPr>
@@ -10592,14 +10727,14 @@
           <w:rFonts w:ascii="Times New Roman" w:hAnsi="Times New Roman"/>
         </w:rPr>
       </w:pPr>
-      <w:bookmarkStart w:id="45" w:name="_Toc234938400"/>
+      <w:bookmarkStart w:id="48" w:name="_Toc235086769"/>
       <w:r>
         <w:rPr>
           <w:rFonts w:ascii="Times New Roman" w:hAnsi="Times New Roman"/>
         </w:rPr>
         <w:t>Task 1: Linear Algebra</w:t>
       </w:r>
-      <w:bookmarkEnd w:id="45"/>
+      <w:bookmarkEnd w:id="48"/>
     </w:p>
     <w:p>
       <w:pPr>
@@ -10718,23 +10853,391 @@
         <w:spacing w:after="0" w:line="240" w:lineRule="auto"/>
       </w:pPr>
       <w:r>
+        <w:t xml:space="preserve">    [ 2, -</w:t>
+      </w:r>
+      <w:proofErr w:type="gramStart"/>
+      <w:r>
+        <w:t>1,  1,  0</w:t>
+      </w:r>
+      <w:proofErr w:type="gramEnd"/>
+      <w:r>
+        <w:t>],</w:t>
+      </w:r>
+    </w:p>
+    <w:p>
+      <w:pPr>
+        <w:spacing w:after="0" w:line="240" w:lineRule="auto"/>
+      </w:pPr>
+      <w:r>
+        <w:t xml:space="preserve">    [-</w:t>
+      </w:r>
+      <w:proofErr w:type="gramStart"/>
+      <w:r>
+        <w:t>1,  3,  0</w:t>
+      </w:r>
+      <w:proofErr w:type="gramEnd"/>
+      <w:r>
+        <w:t>, -1],</w:t>
+      </w:r>
+    </w:p>
+    <w:p>
+      <w:pPr>
+        <w:spacing w:after="0" w:line="240" w:lineRule="auto"/>
+      </w:pPr>
+      <w:r>
+        <w:t xml:space="preserve">    [ </w:t>
+      </w:r>
+      <w:proofErr w:type="gramStart"/>
+      <w:r>
+        <w:t>1,  1,  2</w:t>
+      </w:r>
+      <w:proofErr w:type="gramEnd"/>
+      <w:r>
+        <w:t>, -1],</w:t>
+      </w:r>
+    </w:p>
+    <w:p>
+      <w:pPr>
+        <w:spacing w:after="0" w:line="240" w:lineRule="auto"/>
+      </w:pPr>
+      <w:r>
+        <w:t xml:space="preserve">    [ 0, -</w:t>
+      </w:r>
+      <w:proofErr w:type="gramStart"/>
+      <w:r>
+        <w:t>1,  1,  2</w:t>
+      </w:r>
+      <w:proofErr w:type="gramEnd"/>
+      <w:r>
+        <w:t>]</w:t>
+      </w:r>
+    </w:p>
+    <w:p>
+      <w:pPr>
+        <w:spacing w:after="0" w:line="240" w:lineRule="auto"/>
+      </w:pPr>
+      <w:r>
+        <w:t xml:space="preserve">], </w:t>
+      </w:r>
+      <w:proofErr w:type="spellStart"/>
+      <w:r>
+        <w:t>dtype</w:t>
+      </w:r>
+      <w:proofErr w:type="spellEnd"/>
+      <w:r>
+        <w:t>=float)</w:t>
+      </w:r>
+    </w:p>
+    <w:p>
+      <w:pPr>
+        <w:spacing w:after="0" w:line="240" w:lineRule="auto"/>
+      </w:pPr>
+    </w:p>
+    <w:p>
+      <w:pPr>
+        <w:spacing w:after="0" w:line="240" w:lineRule="auto"/>
+      </w:pPr>
+      <w:r>
+        <w:t># Right-hand side vector b</w:t>
+      </w:r>
+    </w:p>
+    <w:p>
+      <w:pPr>
+        <w:spacing w:after="0" w:line="240" w:lineRule="auto"/>
+      </w:pPr>
+      <w:r>
+        <w:t xml:space="preserve">b = </w:t>
+      </w:r>
+      <w:proofErr w:type="spellStart"/>
+      <w:proofErr w:type="gramStart"/>
+      <w:r>
+        <w:t>np.array</w:t>
+      </w:r>
+      <w:proofErr w:type="spellEnd"/>
+      <w:proofErr w:type="gramEnd"/>
+      <w:r>
+        <w:t xml:space="preserve">([120, 150, 180, 140], </w:t>
+      </w:r>
+      <w:proofErr w:type="spellStart"/>
+      <w:r>
+        <w:t>dtype</w:t>
+      </w:r>
+      <w:proofErr w:type="spellEnd"/>
+      <w:r>
+        <w:t>=float)</w:t>
+      </w:r>
+    </w:p>
+    <w:p>
+      <w:pPr>
+        <w:spacing w:after="0" w:line="240" w:lineRule="auto"/>
+      </w:pPr>
+    </w:p>
+    <w:p>
+      <w:pPr>
+        <w:spacing w:after="0" w:line="240" w:lineRule="auto"/>
+      </w:pPr>
+      <w:proofErr w:type="gramStart"/>
+      <w:r>
+        <w:t>print(</w:t>
+      </w:r>
+      <w:proofErr w:type="gramEnd"/>
+      <w:r>
+        <w:t>"=" * 60)</w:t>
+      </w:r>
+    </w:p>
+    <w:p>
+      <w:pPr>
+        <w:spacing w:after="0" w:line="240" w:lineRule="auto"/>
+      </w:pPr>
+      <w:proofErr w:type="gramStart"/>
+      <w:r>
+        <w:t>print(</w:t>
+      </w:r>
+      <w:proofErr w:type="gramEnd"/>
+      <w:r>
+        <w:t>"TASK 1 - STEADY-STATE RESOURCE DEMAND")</w:t>
+      </w:r>
+    </w:p>
+    <w:p>
+      <w:pPr>
+        <w:spacing w:after="0" w:line="240" w:lineRule="auto"/>
+      </w:pPr>
+      <w:proofErr w:type="gramStart"/>
+      <w:r>
+        <w:t>print(</w:t>
+      </w:r>
+      <w:proofErr w:type="gramEnd"/>
+      <w:r>
+        <w:t>"=" * 60)</w:t>
+      </w:r>
+    </w:p>
+    <w:p>
+      <w:pPr>
+        <w:spacing w:after="0" w:line="240" w:lineRule="auto"/>
+      </w:pPr>
+    </w:p>
+    <w:p>
+      <w:pPr>
+        <w:spacing w:after="0" w:line="240" w:lineRule="auto"/>
+      </w:pPr>
+      <w:proofErr w:type="gramStart"/>
+      <w:r>
+        <w:t>print(</w:t>
+      </w:r>
+      <w:proofErr w:type="gramEnd"/>
+      <w:r>
+        <w:t>"\</w:t>
+      </w:r>
+      <w:proofErr w:type="spellStart"/>
+      <w:r>
+        <w:t>nMatrix</w:t>
+      </w:r>
+      <w:proofErr w:type="spellEnd"/>
+      <w:r>
+        <w:t xml:space="preserve"> A (coefficients):")</w:t>
+      </w:r>
+    </w:p>
+    <w:p>
+      <w:pPr>
+        <w:spacing w:after="0" w:line="240" w:lineRule="auto"/>
+      </w:pPr>
+      <w:r>
+        <w:t>print(A)</w:t>
+      </w:r>
+    </w:p>
+    <w:p>
+      <w:pPr>
+        <w:spacing w:after="0" w:line="240" w:lineRule="auto"/>
+      </w:pPr>
+      <w:proofErr w:type="gramStart"/>
+      <w:r>
+        <w:t>print(</w:t>
+      </w:r>
+      <w:proofErr w:type="gramEnd"/>
+      <w:r>
+        <w:t>"\</w:t>
+      </w:r>
+      <w:proofErr w:type="spellStart"/>
+      <w:r>
+        <w:t>nVector</w:t>
+      </w:r>
+      <w:proofErr w:type="spellEnd"/>
+      <w:r>
+        <w:t xml:space="preserve"> b (demand targets):")</w:t>
+      </w:r>
+    </w:p>
+    <w:p>
+      <w:pPr>
+        <w:spacing w:after="0" w:line="240" w:lineRule="auto"/>
+      </w:pPr>
+      <w:r>
+        <w:t>print(b)</w:t>
+      </w:r>
+    </w:p>
+    <w:p>
+      <w:pPr>
+        <w:spacing w:after="0" w:line="240" w:lineRule="auto"/>
+      </w:pPr>
+    </w:p>
+    <w:p>
+      <w:pPr>
+        <w:spacing w:after="0" w:line="240" w:lineRule="auto"/>
+      </w:pPr>
+      <w:r>
+        <w:t># ============================================================</w:t>
+      </w:r>
+    </w:p>
+    <w:p>
+      <w:pPr>
+        <w:spacing w:after="0" w:line="240" w:lineRule="auto"/>
+      </w:pPr>
+      <w:r>
+        <w:t># 2. CHECK EXISTENCE &amp; UNIQUENESS OF SOLUTION</w:t>
+      </w:r>
+    </w:p>
+    <w:p>
+      <w:pPr>
+        <w:spacing w:after="0" w:line="240" w:lineRule="auto"/>
+      </w:pPr>
+      <w:r>
+        <w:t># ============================================================</w:t>
+      </w:r>
+    </w:p>
+    <w:p>
+      <w:pPr>
+        <w:spacing w:after="0" w:line="240" w:lineRule="auto"/>
+      </w:pPr>
+    </w:p>
+    <w:p>
+      <w:pPr>
+        <w:spacing w:after="0" w:line="240" w:lineRule="auto"/>
+      </w:pPr>
+      <w:r>
+        <w:t># 2a. Determinant - must be non-zero for a unique solution</w:t>
+      </w:r>
+    </w:p>
+    <w:p>
+      <w:pPr>
+        <w:spacing w:after="0" w:line="240" w:lineRule="auto"/>
+      </w:pPr>
+      <w:proofErr w:type="spellStart"/>
+      <w:r>
+        <w:t>det_A</w:t>
+      </w:r>
+      <w:proofErr w:type="spellEnd"/>
+      <w:r>
+        <w:t xml:space="preserve"> = </w:t>
+      </w:r>
+      <w:proofErr w:type="spellStart"/>
+      <w:r>
+        <w:t>np.linalg.det</w:t>
+      </w:r>
+      <w:proofErr w:type="spellEnd"/>
+      <w:r>
+        <w:t>(A)</w:t>
+      </w:r>
+    </w:p>
+    <w:p>
+      <w:pPr>
+        <w:spacing w:after="0" w:line="240" w:lineRule="auto"/>
+      </w:pPr>
+      <w:proofErr w:type="gramStart"/>
+      <w:r>
+        <w:t>print(</w:t>
+      </w:r>
+      <w:proofErr w:type="gramEnd"/>
+      <w:r>
+        <w:t>"\n" + "-" * 50)</w:t>
+      </w:r>
+    </w:p>
+    <w:p>
+      <w:pPr>
+        <w:spacing w:after="0" w:line="240" w:lineRule="auto"/>
+      </w:pPr>
+      <w:proofErr w:type="gramStart"/>
+      <w:r>
+        <w:t>print(</w:t>
+      </w:r>
+      <w:proofErr w:type="gramEnd"/>
+      <w:r>
+        <w:t>"EXISTENCE &amp; UNIQUENESS CHECKS")</w:t>
+      </w:r>
+    </w:p>
+    <w:p>
+      <w:pPr>
+        <w:spacing w:after="0" w:line="240" w:lineRule="auto"/>
+      </w:pPr>
+      <w:proofErr w:type="gramStart"/>
+      <w:r>
+        <w:t>print(</w:t>
+      </w:r>
+      <w:proofErr w:type="gramEnd"/>
+      <w:r>
+        <w:t>"-" * 50)</w:t>
+      </w:r>
+    </w:p>
+    <w:p>
+      <w:pPr>
+        <w:spacing w:after="0" w:line="240" w:lineRule="auto"/>
+      </w:pPr>
+      <w:r>
+        <w:t>print(</w:t>
+      </w:r>
+      <w:proofErr w:type="spellStart"/>
+      <w:r>
+        <w:t>f"det</w:t>
+      </w:r>
+      <w:proofErr w:type="spellEnd"/>
+      <w:r>
+        <w:t>(A) = {det_A:.4f}")</w:t>
+      </w:r>
+    </w:p>
+    <w:p>
+      <w:pPr>
+        <w:spacing w:after="0" w:line="240" w:lineRule="auto"/>
+      </w:pPr>
+      <w:r>
+        <w:t xml:space="preserve">if </w:t>
+      </w:r>
+      <w:proofErr w:type="spellStart"/>
+      <w:r>
+        <w:t>det_</w:t>
+      </w:r>
+      <w:proofErr w:type="gramStart"/>
+      <w:r>
+        <w:t>A</w:t>
+      </w:r>
+      <w:proofErr w:type="spellEnd"/>
+      <w:r>
+        <w:t xml:space="preserve"> !</w:t>
+      </w:r>
+      <w:proofErr w:type="gramEnd"/>
+      <w:r>
+        <w:t>= 0:</w:t>
+      </w:r>
+    </w:p>
+    <w:p>
+      <w:pPr>
+        <w:spacing w:after="0" w:line="240" w:lineRule="auto"/>
+      </w:pPr>
+      <w:r>
         <w:t xml:space="preserve">    </w:t>
       </w:r>
       <w:proofErr w:type="gramStart"/>
       <w:r>
-        <w:t>[ 2</w:t>
+        <w:t>print(</w:t>
       </w:r>
       <w:proofErr w:type="gramEnd"/>
       <w:r>
-        <w:t>, -</w:t>
+        <w:t>"=&gt; det(A</w:t>
       </w:r>
       <w:proofErr w:type="gramStart"/>
       <w:r>
-        <w:t>1,  1,  0</w:t>
+        <w:t>) !</w:t>
       </w:r>
       <w:proofErr w:type="gramEnd"/>
       <w:r>
-        <w:t>],</w:t>
+        <w:t>= 0 -&gt; A is invertible, so a UNIQUE solution exists.")</w:t>
       </w:r>
     </w:p>
     <w:p>
@@ -10742,31 +11245,62 @@
         <w:spacing w:after="0" w:line="240" w:lineRule="auto"/>
       </w:pPr>
       <w:r>
-        <w:t xml:space="preserve">    [-</w:t>
+        <w:t>else:</w:t>
+      </w:r>
+    </w:p>
+    <w:p>
+      <w:pPr>
+        <w:spacing w:after="0" w:line="240" w:lineRule="auto"/>
+      </w:pPr>
+      <w:r>
+        <w:t xml:space="preserve">    </w:t>
       </w:r>
       <w:proofErr w:type="gramStart"/>
       <w:r>
-        <w:t>1,  3,  0</w:t>
+        <w:t>print(</w:t>
       </w:r>
       <w:proofErr w:type="gramEnd"/>
       <w:r>
-        <w:t>, -1],</w:t>
+        <w:t>"=&gt; det(A) = 0 -&gt; System may have no solution or infinitely many.")</w:t>
       </w:r>
     </w:p>
     <w:p>
       <w:pPr>
         <w:spacing w:after="0" w:line="240" w:lineRule="auto"/>
       </w:pPr>
-      <w:r>
-        <w:t xml:space="preserve">    [ </w:t>
-      </w:r>
+    </w:p>
+    <w:p>
+      <w:pPr>
+        <w:spacing w:after="0" w:line="240" w:lineRule="auto"/>
+      </w:pPr>
+      <w:r>
+        <w:t># 2b. Rank - full rank confirms linear independence</w:t>
+      </w:r>
+    </w:p>
+    <w:p>
+      <w:pPr>
+        <w:spacing w:after="0" w:line="240" w:lineRule="auto"/>
+      </w:pPr>
+      <w:proofErr w:type="spellStart"/>
+      <w:r>
+        <w:t>rank_A</w:t>
+      </w:r>
+      <w:proofErr w:type="spellEnd"/>
+      <w:r>
+        <w:t xml:space="preserve"> = </w:t>
+      </w:r>
+      <w:proofErr w:type="spellStart"/>
       <w:proofErr w:type="gramStart"/>
       <w:r>
-        <w:t>1,  1,  2</w:t>
+        <w:t>np.linalg</w:t>
       </w:r>
       <w:proofErr w:type="gramEnd"/>
       <w:r>
-        <w:t>, -1],</w:t>
+        <w:t>.matrix_rank</w:t>
+      </w:r>
+      <w:proofErr w:type="spellEnd"/>
+      <w:r>
+        <w:t>(A)</w:t>
       </w:r>
     </w:p>
     <w:p>
@@ -10774,122 +11308,280 @@
         <w:spacing w:after="0" w:line="240" w:lineRule="auto"/>
       </w:pPr>
       <w:r>
+        <w:t>print(f"\</w:t>
+      </w:r>
+      <w:proofErr w:type="spellStart"/>
+      <w:r>
+        <w:t>nrank</w:t>
+      </w:r>
+      <w:proofErr w:type="spellEnd"/>
+      <w:r>
+        <w:t>(A) = {</w:t>
+      </w:r>
+      <w:proofErr w:type="spellStart"/>
+      <w:r>
+        <w:t>rank_A</w:t>
+      </w:r>
+      <w:proofErr w:type="spellEnd"/>
+      <w:r>
+        <w:t>}")</w:t>
+      </w:r>
+    </w:p>
+    <w:p>
+      <w:pPr>
+        <w:spacing w:after="0" w:line="240" w:lineRule="auto"/>
+      </w:pPr>
+      <w:proofErr w:type="gramStart"/>
+      <w:r>
+        <w:t>print(</w:t>
+      </w:r>
+      <w:proofErr w:type="spellStart"/>
+      <w:proofErr w:type="gramEnd"/>
+      <w:r>
+        <w:t>f"Matrix</w:t>
+      </w:r>
+      <w:proofErr w:type="spellEnd"/>
+      <w:r>
+        <w:t xml:space="preserve"> size: {</w:t>
+      </w:r>
+      <w:proofErr w:type="spellStart"/>
+      <w:proofErr w:type="gramStart"/>
+      <w:r>
+        <w:t>A.shape</w:t>
+      </w:r>
+      <w:proofErr w:type="spellEnd"/>
+      <w:proofErr w:type="gramEnd"/>
+      <w:r>
+        <w:t>[0]}x{</w:t>
+      </w:r>
+      <w:proofErr w:type="spellStart"/>
+      <w:proofErr w:type="gramStart"/>
+      <w:r>
+        <w:t>A.shape</w:t>
+      </w:r>
+      <w:proofErr w:type="spellEnd"/>
+      <w:proofErr w:type="gramEnd"/>
+      <w:r>
+        <w:t>[1]}")</w:t>
+      </w:r>
+    </w:p>
+    <w:p>
+      <w:pPr>
+        <w:spacing w:after="0" w:line="240" w:lineRule="auto"/>
+      </w:pPr>
+      <w:r>
+        <w:t xml:space="preserve">if </w:t>
+      </w:r>
+      <w:proofErr w:type="spellStart"/>
+      <w:r>
+        <w:t>rank_A</w:t>
+      </w:r>
+      <w:proofErr w:type="spellEnd"/>
+      <w:r>
+        <w:t xml:space="preserve"> == </w:t>
+      </w:r>
+      <w:proofErr w:type="spellStart"/>
+      <w:proofErr w:type="gramStart"/>
+      <w:r>
+        <w:t>A.shape</w:t>
+      </w:r>
+      <w:proofErr w:type="spellEnd"/>
+      <w:proofErr w:type="gramEnd"/>
+      <w:r>
+        <w:t>[0]:</w:t>
+      </w:r>
+    </w:p>
+    <w:p>
+      <w:pPr>
+        <w:spacing w:after="0" w:line="240" w:lineRule="auto"/>
+      </w:pPr>
+      <w:r>
         <w:t xml:space="preserve">    </w:t>
       </w:r>
       <w:proofErr w:type="gramStart"/>
       <w:r>
-        <w:t>[ 0</w:t>
+        <w:t>print(</w:t>
       </w:r>
       <w:proofErr w:type="gramEnd"/>
       <w:r>
-        <w:t>, -</w:t>
+        <w:t>"=&gt; Full rank -&gt; all rows are linearly independent.")</w:t>
+      </w:r>
+    </w:p>
+    <w:p>
+      <w:pPr>
+        <w:spacing w:after="0" w:line="240" w:lineRule="auto"/>
+      </w:pPr>
+      <w:r>
+        <w:t>else:</w:t>
+      </w:r>
+    </w:p>
+    <w:p>
+      <w:pPr>
+        <w:spacing w:after="0" w:line="240" w:lineRule="auto"/>
+      </w:pPr>
+      <w:r>
+        <w:t xml:space="preserve">    </w:t>
       </w:r>
       <w:proofErr w:type="gramStart"/>
       <w:r>
-        <w:t>1,  1,  2</w:t>
+        <w:t>print(</w:t>
       </w:r>
       <w:proofErr w:type="gramEnd"/>
       <w:r>
-        <w:t>]</w:t>
+        <w:t>"=&gt; Rank deficient -&gt; some equations may be redundant.")</w:t>
       </w:r>
     </w:p>
     <w:p>
       <w:pPr>
         <w:spacing w:after="0" w:line="240" w:lineRule="auto"/>
       </w:pPr>
-      <w:r>
-        <w:t xml:space="preserve">], </w:t>
-      </w:r>
-      <w:proofErr w:type="spellStart"/>
-      <w:r>
-        <w:t>dtype</w:t>
-      </w:r>
-      <w:proofErr w:type="spellEnd"/>
-      <w:r>
-        <w:t>=float)</w:t>
-      </w:r>
     </w:p>
     <w:p>
       <w:pPr>
         <w:spacing w:after="0" w:line="240" w:lineRule="auto"/>
       </w:pPr>
+      <w:r>
+        <w:t># 2c. Condition number - numerical stability</w:t>
+      </w:r>
     </w:p>
     <w:p>
       <w:pPr>
         <w:spacing w:after="0" w:line="240" w:lineRule="auto"/>
       </w:pPr>
-      <w:r>
-        <w:t># Right-hand side vector b</w:t>
+      <w:proofErr w:type="spellStart"/>
+      <w:r>
+        <w:t>cond_A</w:t>
+      </w:r>
+      <w:proofErr w:type="spellEnd"/>
+      <w:r>
+        <w:t xml:space="preserve"> = </w:t>
+      </w:r>
+      <w:proofErr w:type="spellStart"/>
+      <w:proofErr w:type="gramStart"/>
+      <w:r>
+        <w:t>np.linalg</w:t>
+      </w:r>
+      <w:proofErr w:type="gramEnd"/>
+      <w:r>
+        <w:t>.cond</w:t>
+      </w:r>
+      <w:proofErr w:type="spellEnd"/>
+      <w:r>
+        <w:t>(A)</w:t>
       </w:r>
     </w:p>
     <w:p>
       <w:pPr>
         <w:spacing w:after="0" w:line="240" w:lineRule="auto"/>
       </w:pPr>
-      <w:r>
-        <w:t xml:space="preserve">b = </w:t>
-      </w:r>
-      <w:proofErr w:type="spellStart"/>
       <w:proofErr w:type="gramStart"/>
       <w:r>
-        <w:t>np.array</w:t>
-      </w:r>
-      <w:proofErr w:type="spellEnd"/>
+        <w:t>print(</w:t>
+      </w:r>
       <w:proofErr w:type="gramEnd"/>
       <w:r>
-        <w:t xml:space="preserve">([120, 150, 180, 140], </w:t>
-      </w:r>
-      <w:proofErr w:type="spellStart"/>
-      <w:r>
-        <w:t>dtype</w:t>
-      </w:r>
-      <w:proofErr w:type="spellEnd"/>
-      <w:r>
-        <w:t>=float)</w:t>
+        <w:t>f"\</w:t>
+      </w:r>
+      <w:proofErr w:type="spellStart"/>
+      <w:r>
+        <w:t>nCondition</w:t>
+      </w:r>
+      <w:proofErr w:type="spellEnd"/>
+      <w:r>
+        <w:t xml:space="preserve"> number kappa(A) = {cond_A:.4f}")</w:t>
       </w:r>
     </w:p>
     <w:p>
       <w:pPr>
         <w:spacing w:after="0" w:line="240" w:lineRule="auto"/>
       </w:pPr>
+      <w:r>
+        <w:t xml:space="preserve">if </w:t>
+      </w:r>
+      <w:proofErr w:type="spellStart"/>
+      <w:r>
+        <w:t>cond_A</w:t>
+      </w:r>
+      <w:proofErr w:type="spellEnd"/>
+      <w:r>
+        <w:t xml:space="preserve"> &lt; 100:</w:t>
+      </w:r>
     </w:p>
     <w:p>
       <w:pPr>
         <w:spacing w:after="0" w:line="240" w:lineRule="auto"/>
       </w:pPr>
+      <w:r>
+        <w:t xml:space="preserve">    </w:t>
+      </w:r>
       <w:proofErr w:type="gramStart"/>
       <w:r>
         <w:t>print(</w:t>
       </w:r>
       <w:proofErr w:type="gramEnd"/>
       <w:r>
-        <w:t>"=" * 60)</w:t>
+        <w:t>"=&gt; Well-conditioned (kappa &lt; 100) - solution is numerically stable.")</w:t>
       </w:r>
     </w:p>
     <w:p>
       <w:pPr>
         <w:spacing w:after="0" w:line="240" w:lineRule="auto"/>
       </w:pPr>
+      <w:proofErr w:type="spellStart"/>
+      <w:r>
+        <w:t>elif</w:t>
+      </w:r>
+      <w:proofErr w:type="spellEnd"/>
+      <w:r>
+        <w:t xml:space="preserve"> </w:t>
+      </w:r>
+      <w:proofErr w:type="spellStart"/>
+      <w:r>
+        <w:t>cond_A</w:t>
+      </w:r>
+      <w:proofErr w:type="spellEnd"/>
+      <w:r>
+        <w:t xml:space="preserve"> &lt; 1000:</w:t>
+      </w:r>
+    </w:p>
+    <w:p>
+      <w:pPr>
+        <w:spacing w:after="0" w:line="240" w:lineRule="auto"/>
+      </w:pPr>
+      <w:r>
+        <w:t xml:space="preserve">    </w:t>
+      </w:r>
       <w:proofErr w:type="gramStart"/>
       <w:r>
         <w:t>print(</w:t>
       </w:r>
       <w:proofErr w:type="gramEnd"/>
       <w:r>
-        <w:t>"TASK 1 - STEADY-STATE RESOURCE DEMAND")</w:t>
+        <w:t>"=&gt; Moderately conditioned - small rounding errors may appear.")</w:t>
       </w:r>
     </w:p>
     <w:p>
       <w:pPr>
         <w:spacing w:after="0" w:line="240" w:lineRule="auto"/>
       </w:pPr>
+      <w:r>
+        <w:t>else:</w:t>
+      </w:r>
+    </w:p>
+    <w:p>
+      <w:pPr>
+        <w:spacing w:after="0" w:line="240" w:lineRule="auto"/>
+      </w:pPr>
+      <w:r>
+        <w:t xml:space="preserve">    </w:t>
+      </w:r>
       <w:proofErr w:type="gramStart"/>
       <w:r>
         <w:t>print(</w:t>
       </w:r>
       <w:proofErr w:type="gramEnd"/>
       <w:r>
-        <w:t>"=" * 60)</w:t>
+        <w:t>"=&gt; Ill-conditioned (kappa &gt;= 1000) - solution may be sensitive to rounding.")</w:t>
       </w:r>
     </w:p>
     <w:p>
@@ -10901,21 +11593,173 @@
       <w:pPr>
         <w:spacing w:after="0" w:line="240" w:lineRule="auto"/>
       </w:pPr>
+      <w:r>
+        <w:t># ============================================================</w:t>
+      </w:r>
+    </w:p>
+    <w:p>
+      <w:pPr>
+        <w:spacing w:after="0" w:line="240" w:lineRule="auto"/>
+      </w:pPr>
+      <w:r>
+        <w:t># 3. SOLVE THE SYSTEM</w:t>
+      </w:r>
+    </w:p>
+    <w:p>
+      <w:pPr>
+        <w:spacing w:after="0" w:line="240" w:lineRule="auto"/>
+      </w:pPr>
+      <w:r>
+        <w:t># ============================================================</w:t>
+      </w:r>
+    </w:p>
+    <w:p>
+      <w:pPr>
+        <w:spacing w:after="0" w:line="240" w:lineRule="auto"/>
+      </w:pPr>
+    </w:p>
+    <w:p>
+      <w:pPr>
+        <w:spacing w:after="0" w:line="240" w:lineRule="auto"/>
+      </w:pPr>
       <w:proofErr w:type="gramStart"/>
       <w:r>
         <w:t>print(</w:t>
       </w:r>
       <w:proofErr w:type="gramEnd"/>
       <w:r>
+        <w:t>"\n" + "-" * 50)</w:t>
+      </w:r>
+    </w:p>
+    <w:p>
+      <w:pPr>
+        <w:spacing w:after="0" w:line="240" w:lineRule="auto"/>
+      </w:pPr>
+      <w:r>
+        <w:t>print("SOLUTION")</w:t>
+      </w:r>
+    </w:p>
+    <w:p>
+      <w:pPr>
+        <w:spacing w:after="0" w:line="240" w:lineRule="auto"/>
+      </w:pPr>
+      <w:proofErr w:type="gramStart"/>
+      <w:r>
+        <w:t>print(</w:t>
+      </w:r>
+      <w:proofErr w:type="gramEnd"/>
+      <w:r>
+        <w:t>"-" * 50)</w:t>
+      </w:r>
+    </w:p>
+    <w:p>
+      <w:pPr>
+        <w:spacing w:after="0" w:line="240" w:lineRule="auto"/>
+      </w:pPr>
+    </w:p>
+    <w:p>
+      <w:pPr>
+        <w:spacing w:after="0" w:line="240" w:lineRule="auto"/>
+      </w:pPr>
+      <w:r>
+        <w:t xml:space="preserve"># 3a. Solve via </w:t>
+      </w:r>
+      <w:proofErr w:type="spellStart"/>
+      <w:proofErr w:type="gramStart"/>
+      <w:r>
+        <w:t>numpy.linalg</w:t>
+      </w:r>
+      <w:proofErr w:type="gramEnd"/>
+      <w:r>
+        <w:t>.solve</w:t>
+      </w:r>
+      <w:proofErr w:type="spellEnd"/>
+      <w:r>
+        <w:t xml:space="preserve"> (uses LAPACK - stable, efficient)</w:t>
+      </w:r>
+    </w:p>
+    <w:p>
+      <w:pPr>
+        <w:spacing w:after="0" w:line="240" w:lineRule="auto"/>
+      </w:pPr>
+      <w:r>
+        <w:t xml:space="preserve">x = </w:t>
+      </w:r>
+      <w:proofErr w:type="spellStart"/>
+      <w:proofErr w:type="gramStart"/>
+      <w:r>
+        <w:t>np.linalg</w:t>
+      </w:r>
+      <w:proofErr w:type="gramEnd"/>
+      <w:r>
+        <w:t>.</w:t>
+      </w:r>
+      <w:proofErr w:type="gramStart"/>
+      <w:r>
+        <w:t>solve</w:t>
+      </w:r>
+      <w:proofErr w:type="spellEnd"/>
+      <w:r>
+        <w:t>(</w:t>
+      </w:r>
+      <w:proofErr w:type="gramEnd"/>
+      <w:r>
+        <w:t>A, b)</w:t>
+      </w:r>
+    </w:p>
+    <w:p>
+      <w:pPr>
+        <w:spacing w:after="0" w:line="240" w:lineRule="auto"/>
+      </w:pPr>
+    </w:p>
+    <w:p>
+      <w:pPr>
+        <w:spacing w:after="0" w:line="240" w:lineRule="auto"/>
+      </w:pPr>
+      <w:r>
+        <w:t># Label the solutions</w:t>
+      </w:r>
+    </w:p>
+    <w:p>
+      <w:pPr>
+        <w:spacing w:after="0" w:line="240" w:lineRule="auto"/>
+      </w:pPr>
+      <w:proofErr w:type="spellStart"/>
+      <w:r>
+        <w:t>zone_labels</w:t>
+      </w:r>
+      <w:proofErr w:type="spellEnd"/>
+      <w:r>
+        <w:t xml:space="preserve"> = ['Zone 1', 'Zone 2', 'Zone 3', 'Zone 4']</w:t>
+      </w:r>
+    </w:p>
+    <w:p>
+      <w:pPr>
+        <w:spacing w:after="0" w:line="240" w:lineRule="auto"/>
+      </w:pPr>
+      <w:proofErr w:type="gramStart"/>
+      <w:r>
+        <w:t>print(</w:t>
+      </w:r>
+      <w:proofErr w:type="gramEnd"/>
+      <w:r>
         <w:t>"\</w:t>
       </w:r>
       <w:proofErr w:type="spellStart"/>
       <w:r>
-        <w:t>nMatrix</w:t>
-      </w:r>
-      <w:proofErr w:type="spellEnd"/>
-      <w:r>
-        <w:t xml:space="preserve"> A (coefficients):")</w:t>
+        <w:t>nEquilibrium</w:t>
+      </w:r>
+      <w:proofErr w:type="spellEnd"/>
+      <w:r>
+        <w:t xml:space="preserve"> daily demand per zone (x</w:t>
+      </w:r>
+      <w:proofErr w:type="gramStart"/>
+      <w:r>
+        <w:t>1..</w:t>
+      </w:r>
+      <w:proofErr w:type="gramEnd"/>
+      <w:r>
+        <w:t>x4):")</w:t>
       </w:r>
     </w:p>
     <w:p>
@@ -10923,917 +11767,160 @@
         <w:spacing w:after="0" w:line="240" w:lineRule="auto"/>
       </w:pPr>
       <w:r>
-        <w:t>print(A)</w:t>
+        <w:t xml:space="preserve">for </w:t>
+      </w:r>
+      <w:proofErr w:type="spellStart"/>
+      <w:r>
+        <w:t>i</w:t>
+      </w:r>
+      <w:proofErr w:type="spellEnd"/>
+      <w:r>
+        <w:t xml:space="preserve">, (label, </w:t>
+      </w:r>
+      <w:proofErr w:type="spellStart"/>
+      <w:r>
+        <w:t>val</w:t>
+      </w:r>
+      <w:proofErr w:type="spellEnd"/>
+      <w:r>
+        <w:t xml:space="preserve">) in </w:t>
+      </w:r>
+      <w:proofErr w:type="gramStart"/>
+      <w:r>
+        <w:t>enumerate(zip(</w:t>
+      </w:r>
+      <w:proofErr w:type="spellStart"/>
+      <w:proofErr w:type="gramEnd"/>
+      <w:r>
+        <w:t>zone_labels</w:t>
+      </w:r>
+      <w:proofErr w:type="spellEnd"/>
+      <w:r>
+        <w:t>, x), 1):</w:t>
       </w:r>
     </w:p>
     <w:p>
       <w:pPr>
         <w:spacing w:after="0" w:line="240" w:lineRule="auto"/>
       </w:pPr>
+      <w:r>
+        <w:t xml:space="preserve">    </w:t>
+      </w:r>
       <w:proofErr w:type="gramStart"/>
       <w:r>
         <w:t>print(</w:t>
       </w:r>
       <w:proofErr w:type="gramEnd"/>
       <w:r>
+        <w:t>f</w:t>
+      </w:r>
+      <w:proofErr w:type="gramStart"/>
+      <w:r>
+        <w:t>"  x</w:t>
+      </w:r>
+      <w:proofErr w:type="gramEnd"/>
+      <w:r>
+        <w:t>{</w:t>
+      </w:r>
+      <w:proofErr w:type="spellStart"/>
+      <w:r>
+        <w:t>i</w:t>
+      </w:r>
+      <w:proofErr w:type="spellEnd"/>
+      <w:r>
+        <w:t>} ({label}) = {val:.4</w:t>
+      </w:r>
+      <w:proofErr w:type="gramStart"/>
+      <w:r>
+        <w:t>f}  units</w:t>
+      </w:r>
+      <w:proofErr w:type="gramEnd"/>
+      <w:r>
+        <w:t>/day")</w:t>
+      </w:r>
+    </w:p>
+    <w:p>
+      <w:pPr>
+        <w:spacing w:after="0" w:line="240" w:lineRule="auto"/>
+      </w:pPr>
+    </w:p>
+    <w:p>
+      <w:pPr>
+        <w:spacing w:after="0" w:line="240" w:lineRule="auto"/>
+      </w:pPr>
+      <w:r>
+        <w:t xml:space="preserve"># 3b. Verification - check that Ax is </w:t>
+      </w:r>
+      <w:proofErr w:type="spellStart"/>
+      <w:r>
+        <w:t>approx</w:t>
+      </w:r>
+      <w:proofErr w:type="spellEnd"/>
+      <w:r>
+        <w:t xml:space="preserve"> b</w:t>
+      </w:r>
+    </w:p>
+    <w:p>
+      <w:pPr>
+        <w:spacing w:after="0" w:line="240" w:lineRule="auto"/>
+      </w:pPr>
+      <w:proofErr w:type="gramStart"/>
+      <w:r>
+        <w:t>print(</w:t>
+      </w:r>
+      <w:proofErr w:type="gramEnd"/>
+      <w:r>
         <w:t>"\</w:t>
       </w:r>
       <w:proofErr w:type="spellStart"/>
       <w:r>
-        <w:t>nVector</w:t>
-      </w:r>
-      <w:proofErr w:type="spellEnd"/>
-      <w:r>
-        <w:t xml:space="preserve"> b (demand targets):")</w:t>
+        <w:t>nVerification</w:t>
+      </w:r>
+      <w:proofErr w:type="spellEnd"/>
+      <w:r>
+        <w:t xml:space="preserve"> (A @ x should equal b):")</w:t>
       </w:r>
     </w:p>
     <w:p>
       <w:pPr>
         <w:spacing w:after="0" w:line="240" w:lineRule="auto"/>
       </w:pPr>
-      <w:r>
-        <w:t>print(b)</w:t>
-      </w:r>
-    </w:p>
-    <w:p>
-      <w:pPr>
-        <w:spacing w:after="0" w:line="240" w:lineRule="auto"/>
-      </w:pPr>
-    </w:p>
-    <w:p>
-      <w:pPr>
-        <w:spacing w:after="0" w:line="240" w:lineRule="auto"/>
-      </w:pPr>
-      <w:r>
-        <w:t># ============================================================</w:t>
-      </w:r>
-    </w:p>
-    <w:p>
-      <w:pPr>
-        <w:spacing w:after="0" w:line="240" w:lineRule="auto"/>
-      </w:pPr>
-      <w:r>
-        <w:t># 2. CHECK EXISTENCE &amp; UNIQUENESS OF SOLUTION</w:t>
-      </w:r>
-    </w:p>
-    <w:p>
-      <w:pPr>
-        <w:spacing w:after="0" w:line="240" w:lineRule="auto"/>
-      </w:pPr>
-      <w:r>
-        <w:t># ============================================================</w:t>
-      </w:r>
-    </w:p>
-    <w:p>
-      <w:pPr>
-        <w:spacing w:after="0" w:line="240" w:lineRule="auto"/>
-      </w:pPr>
-    </w:p>
-    <w:p>
-      <w:pPr>
-        <w:spacing w:after="0" w:line="240" w:lineRule="auto"/>
-      </w:pPr>
-      <w:r>
-        <w:t># 2a. Determinant - must be non-zero for a unique solution</w:t>
-      </w:r>
-    </w:p>
-    <w:p>
-      <w:pPr>
-        <w:spacing w:after="0" w:line="240" w:lineRule="auto"/>
-      </w:pPr>
-      <w:proofErr w:type="spellStart"/>
-      <w:r>
-        <w:t>det_A</w:t>
-      </w:r>
-      <w:proofErr w:type="spellEnd"/>
-      <w:r>
-        <w:t xml:space="preserve"> = </w:t>
-      </w:r>
-      <w:proofErr w:type="spellStart"/>
-      <w:r>
-        <w:t>np.linalg.det</w:t>
-      </w:r>
-      <w:proofErr w:type="spellEnd"/>
-      <w:r>
-        <w:t>(A)</w:t>
-      </w:r>
-    </w:p>
-    <w:p>
-      <w:pPr>
-        <w:spacing w:after="0" w:line="240" w:lineRule="auto"/>
-      </w:pPr>
       <w:proofErr w:type="gramStart"/>
       <w:r>
         <w:t>print(</w:t>
       </w:r>
       <w:proofErr w:type="gramEnd"/>
       <w:r>
-        <w:t>"\n" + "-" * 50)</w:t>
-      </w:r>
-    </w:p>
-    <w:p>
-      <w:pPr>
-        <w:spacing w:after="0" w:line="240" w:lineRule="auto"/>
-      </w:pPr>
+        <w:t>f</w:t>
+      </w:r>
       <w:proofErr w:type="gramStart"/>
       <w:r>
-        <w:t>print(</w:t>
+        <w:t>"  Residual</w:t>
       </w:r>
       <w:proofErr w:type="gramEnd"/>
       <w:r>
-        <w:t>"EXISTENCE &amp; UNIQUENESS CHECKS")</w:t>
-      </w:r>
-    </w:p>
-    <w:p>
-      <w:pPr>
-        <w:spacing w:after="0" w:line="240" w:lineRule="auto"/>
-      </w:pPr>
+        <w:t xml:space="preserve"> (max error): {</w:t>
+      </w:r>
+      <w:proofErr w:type="spellStart"/>
       <w:proofErr w:type="gramStart"/>
       <w:r>
-        <w:t>print(</w:t>
+        <w:t>np.max</w:t>
+      </w:r>
+      <w:proofErr w:type="spellEnd"/>
+      <w:r>
+        <w:t>(</w:t>
+      </w:r>
+      <w:proofErr w:type="spellStart"/>
+      <w:r>
+        <w:t>np.abs</w:t>
+      </w:r>
+      <w:proofErr w:type="spellEnd"/>
+      <w:r>
+        <w:t>(</w:t>
       </w:r>
       <w:proofErr w:type="gramEnd"/>
       <w:r>
-        <w:t>"-" * 50)</w:t>
-      </w:r>
-    </w:p>
-    <w:p>
-      <w:pPr>
-        <w:spacing w:after="0" w:line="240" w:lineRule="auto"/>
-      </w:pPr>
-      <w:r>
-        <w:t>print(</w:t>
-      </w:r>
-      <w:proofErr w:type="spellStart"/>
-      <w:r>
-        <w:t>f"det</w:t>
-      </w:r>
-      <w:proofErr w:type="spellEnd"/>
-      <w:r>
-        <w:t>(A) = {det_A:.4f}")</w:t>
-      </w:r>
-    </w:p>
-    <w:p>
-      <w:pPr>
-        <w:spacing w:after="0" w:line="240" w:lineRule="auto"/>
-      </w:pPr>
-      <w:r>
-        <w:t xml:space="preserve">if </w:t>
-      </w:r>
-      <w:proofErr w:type="spellStart"/>
-      <w:r>
-        <w:t>det_</w:t>
-      </w:r>
-      <w:proofErr w:type="gramStart"/>
-      <w:r>
-        <w:t>A</w:t>
-      </w:r>
-      <w:proofErr w:type="spellEnd"/>
-      <w:r>
-        <w:t xml:space="preserve"> !</w:t>
-      </w:r>
-      <w:proofErr w:type="gramEnd"/>
-      <w:r>
-        <w:t>= 0:</w:t>
-      </w:r>
-    </w:p>
-    <w:p>
-      <w:pPr>
-        <w:spacing w:after="0" w:line="240" w:lineRule="auto"/>
-      </w:pPr>
-      <w:r>
-        <w:t xml:space="preserve">    </w:t>
-      </w:r>
-      <w:proofErr w:type="gramStart"/>
-      <w:r>
-        <w:t>print(</w:t>
-      </w:r>
-      <w:proofErr w:type="gramEnd"/>
-      <w:r>
-        <w:t>"=&gt; det(A</w:t>
-      </w:r>
-      <w:proofErr w:type="gramStart"/>
-      <w:r>
-        <w:t>) !</w:t>
-      </w:r>
-      <w:proofErr w:type="gramEnd"/>
-      <w:r>
-        <w:t>= 0 -&gt; A is invertible, so a UNIQUE solution exists.")</w:t>
-      </w:r>
-    </w:p>
-    <w:p>
-      <w:pPr>
-        <w:spacing w:after="0" w:line="240" w:lineRule="auto"/>
-      </w:pPr>
-      <w:r>
-        <w:t>else:</w:t>
-      </w:r>
-    </w:p>
-    <w:p>
-      <w:pPr>
-        <w:spacing w:after="0" w:line="240" w:lineRule="auto"/>
-      </w:pPr>
-      <w:r>
-        <w:t xml:space="preserve">    </w:t>
-      </w:r>
-      <w:proofErr w:type="gramStart"/>
-      <w:r>
-        <w:t>print(</w:t>
-      </w:r>
-      <w:proofErr w:type="gramEnd"/>
-      <w:r>
-        <w:t>"=&gt; det(A) = 0 -&gt; System may have no solution or infinitely many.")</w:t>
-      </w:r>
-    </w:p>
-    <w:p>
-      <w:pPr>
-        <w:spacing w:after="0" w:line="240" w:lineRule="auto"/>
-      </w:pPr>
-    </w:p>
-    <w:p>
-      <w:pPr>
-        <w:spacing w:after="0" w:line="240" w:lineRule="auto"/>
-      </w:pPr>
-      <w:r>
-        <w:t># 2b. Rank - full rank confirms linear independence</w:t>
-      </w:r>
-    </w:p>
-    <w:p>
-      <w:pPr>
-        <w:spacing w:after="0" w:line="240" w:lineRule="auto"/>
-      </w:pPr>
-      <w:proofErr w:type="spellStart"/>
-      <w:r>
-        <w:t>rank_A</w:t>
-      </w:r>
-      <w:proofErr w:type="spellEnd"/>
-      <w:r>
-        <w:t xml:space="preserve"> = </w:t>
-      </w:r>
-      <w:proofErr w:type="spellStart"/>
-      <w:proofErr w:type="gramStart"/>
-      <w:r>
-        <w:t>np.linalg</w:t>
-      </w:r>
-      <w:proofErr w:type="gramEnd"/>
-      <w:r>
-        <w:t>.matrix_rank</w:t>
-      </w:r>
-      <w:proofErr w:type="spellEnd"/>
-      <w:r>
-        <w:t>(A)</w:t>
-      </w:r>
-    </w:p>
-    <w:p>
-      <w:pPr>
-        <w:spacing w:after="0" w:line="240" w:lineRule="auto"/>
-      </w:pPr>
-      <w:r>
-        <w:t>print(f"\</w:t>
-      </w:r>
-      <w:proofErr w:type="spellStart"/>
-      <w:r>
-        <w:t>nrank</w:t>
-      </w:r>
-      <w:proofErr w:type="spellEnd"/>
-      <w:r>
-        <w:t>(A) = {</w:t>
-      </w:r>
-      <w:proofErr w:type="spellStart"/>
-      <w:r>
-        <w:t>rank_A</w:t>
-      </w:r>
-      <w:proofErr w:type="spellEnd"/>
-      <w:r>
-        <w:t>}")</w:t>
-      </w:r>
-    </w:p>
-    <w:p>
-      <w:pPr>
-        <w:spacing w:after="0" w:line="240" w:lineRule="auto"/>
-      </w:pPr>
-      <w:proofErr w:type="gramStart"/>
-      <w:r>
-        <w:t>print(</w:t>
-      </w:r>
-      <w:proofErr w:type="spellStart"/>
-      <w:proofErr w:type="gramEnd"/>
-      <w:r>
-        <w:t>f"Matrix</w:t>
-      </w:r>
-      <w:proofErr w:type="spellEnd"/>
-      <w:r>
-        <w:t xml:space="preserve"> size: {</w:t>
-      </w:r>
-      <w:proofErr w:type="spellStart"/>
-      <w:proofErr w:type="gramStart"/>
-      <w:r>
-        <w:t>A.shape</w:t>
-      </w:r>
-      <w:proofErr w:type="spellEnd"/>
-      <w:proofErr w:type="gramEnd"/>
-      <w:r>
-        <w:t>[0]}x{</w:t>
-      </w:r>
-      <w:proofErr w:type="spellStart"/>
-      <w:proofErr w:type="gramStart"/>
-      <w:r>
-        <w:t>A.shape</w:t>
-      </w:r>
-      <w:proofErr w:type="spellEnd"/>
-      <w:proofErr w:type="gramEnd"/>
-      <w:r>
-        <w:t>[1]}")</w:t>
-      </w:r>
-    </w:p>
-    <w:p>
-      <w:pPr>
-        <w:spacing w:after="0" w:line="240" w:lineRule="auto"/>
-      </w:pPr>
-      <w:r>
-        <w:t xml:space="preserve">if </w:t>
-      </w:r>
-      <w:proofErr w:type="spellStart"/>
-      <w:r>
-        <w:t>rank_A</w:t>
-      </w:r>
-      <w:proofErr w:type="spellEnd"/>
-      <w:r>
-        <w:t xml:space="preserve"> == </w:t>
-      </w:r>
-      <w:proofErr w:type="spellStart"/>
-      <w:proofErr w:type="gramStart"/>
-      <w:r>
-        <w:t>A.shape</w:t>
-      </w:r>
-      <w:proofErr w:type="spellEnd"/>
-      <w:proofErr w:type="gramEnd"/>
-      <w:r>
-        <w:t>[0]:</w:t>
-      </w:r>
-    </w:p>
-    <w:p>
-      <w:pPr>
-        <w:spacing w:after="0" w:line="240" w:lineRule="auto"/>
-      </w:pPr>
-      <w:r>
-        <w:t xml:space="preserve">    </w:t>
-      </w:r>
-      <w:proofErr w:type="gramStart"/>
-      <w:r>
-        <w:t>print(</w:t>
-      </w:r>
-      <w:proofErr w:type="gramEnd"/>
-      <w:r>
-        <w:t>"=&gt; Full rank -&gt; all rows are linearly independent.")</w:t>
-      </w:r>
-    </w:p>
-    <w:p>
-      <w:pPr>
-        <w:spacing w:after="0" w:line="240" w:lineRule="auto"/>
-      </w:pPr>
-      <w:r>
-        <w:t>else:</w:t>
-      </w:r>
-    </w:p>
-    <w:p>
-      <w:pPr>
-        <w:spacing w:after="0" w:line="240" w:lineRule="auto"/>
-      </w:pPr>
-      <w:r>
-        <w:t xml:space="preserve">    </w:t>
-      </w:r>
-      <w:proofErr w:type="gramStart"/>
-      <w:r>
-        <w:t>print(</w:t>
-      </w:r>
-      <w:proofErr w:type="gramEnd"/>
-      <w:r>
-        <w:t>"=&gt; Rank deficient -&gt; some equations may be redundant.")</w:t>
-      </w:r>
-    </w:p>
-    <w:p>
-      <w:pPr>
-        <w:spacing w:after="0" w:line="240" w:lineRule="auto"/>
-      </w:pPr>
-    </w:p>
-    <w:p>
-      <w:pPr>
-        <w:spacing w:after="0" w:line="240" w:lineRule="auto"/>
-      </w:pPr>
-      <w:r>
-        <w:t># 2c. Condition number - numerical stability</w:t>
-      </w:r>
-    </w:p>
-    <w:p>
-      <w:pPr>
-        <w:spacing w:after="0" w:line="240" w:lineRule="auto"/>
-      </w:pPr>
-      <w:proofErr w:type="spellStart"/>
-      <w:r>
-        <w:t>cond_A</w:t>
-      </w:r>
-      <w:proofErr w:type="spellEnd"/>
-      <w:r>
-        <w:t xml:space="preserve"> = </w:t>
-      </w:r>
-      <w:proofErr w:type="spellStart"/>
-      <w:proofErr w:type="gramStart"/>
-      <w:r>
-        <w:t>np.linalg</w:t>
-      </w:r>
-      <w:proofErr w:type="gramEnd"/>
-      <w:r>
-        <w:t>.cond</w:t>
-      </w:r>
-      <w:proofErr w:type="spellEnd"/>
-      <w:r>
-        <w:t>(A)</w:t>
-      </w:r>
-    </w:p>
-    <w:p>
-      <w:pPr>
-        <w:spacing w:after="0" w:line="240" w:lineRule="auto"/>
-      </w:pPr>
-      <w:proofErr w:type="gramStart"/>
-      <w:r>
-        <w:t>print(</w:t>
-      </w:r>
-      <w:proofErr w:type="gramEnd"/>
-      <w:r>
-        <w:t>f"\</w:t>
-      </w:r>
-      <w:proofErr w:type="spellStart"/>
-      <w:r>
-        <w:t>nCondition</w:t>
-      </w:r>
-      <w:proofErr w:type="spellEnd"/>
-      <w:r>
-        <w:t xml:space="preserve"> number kappa(A) = {cond_A:.4</w:t>
-      </w:r>
-      <w:proofErr w:type="gramStart"/>
-      <w:r>
-        <w:t>f}"</w:t>
-      </w:r>
-      <w:proofErr w:type="gramEnd"/>
-      <w:r>
-        <w:t>)</w:t>
-      </w:r>
-    </w:p>
-    <w:p>
-      <w:pPr>
-        <w:spacing w:after="0" w:line="240" w:lineRule="auto"/>
-      </w:pPr>
-      <w:r>
-        <w:t xml:space="preserve">if </w:t>
-      </w:r>
-      <w:proofErr w:type="spellStart"/>
-      <w:r>
-        <w:t>cond_A</w:t>
-      </w:r>
-      <w:proofErr w:type="spellEnd"/>
-      <w:r>
-        <w:t xml:space="preserve"> &lt; 100:</w:t>
-      </w:r>
-    </w:p>
-    <w:p>
-      <w:pPr>
-        <w:spacing w:after="0" w:line="240" w:lineRule="auto"/>
-      </w:pPr>
-      <w:r>
-        <w:t xml:space="preserve">    </w:t>
-      </w:r>
-      <w:proofErr w:type="gramStart"/>
-      <w:r>
-        <w:t>print(</w:t>
-      </w:r>
-      <w:proofErr w:type="gramEnd"/>
-      <w:r>
-        <w:t>"=&gt; Well-conditioned (kappa &lt; 100) - solution is numerically stable.")</w:t>
-      </w:r>
-    </w:p>
-    <w:p>
-      <w:pPr>
-        <w:spacing w:after="0" w:line="240" w:lineRule="auto"/>
-      </w:pPr>
-      <w:proofErr w:type="spellStart"/>
-      <w:r>
-        <w:t>elif</w:t>
-      </w:r>
-      <w:proofErr w:type="spellEnd"/>
-      <w:r>
-        <w:t xml:space="preserve"> </w:t>
-      </w:r>
-      <w:proofErr w:type="spellStart"/>
-      <w:r>
-        <w:t>cond_A</w:t>
-      </w:r>
-      <w:proofErr w:type="spellEnd"/>
-      <w:r>
-        <w:t xml:space="preserve"> &lt; 1000:</w:t>
-      </w:r>
-    </w:p>
-    <w:p>
-      <w:pPr>
-        <w:spacing w:after="0" w:line="240" w:lineRule="auto"/>
-      </w:pPr>
-      <w:r>
-        <w:t xml:space="preserve">    </w:t>
-      </w:r>
-      <w:proofErr w:type="gramStart"/>
-      <w:r>
-        <w:t>print(</w:t>
-      </w:r>
-      <w:proofErr w:type="gramEnd"/>
-      <w:r>
-        <w:t>"=&gt; Moderately conditioned - small rounding errors may appear.")</w:t>
-      </w:r>
-    </w:p>
-    <w:p>
-      <w:pPr>
-        <w:spacing w:after="0" w:line="240" w:lineRule="auto"/>
-      </w:pPr>
-      <w:r>
-        <w:t>else:</w:t>
-      </w:r>
-    </w:p>
-    <w:p>
-      <w:pPr>
-        <w:spacing w:after="0" w:line="240" w:lineRule="auto"/>
-      </w:pPr>
-      <w:r>
-        <w:t xml:space="preserve">    </w:t>
-      </w:r>
-      <w:proofErr w:type="gramStart"/>
-      <w:r>
-        <w:t>print(</w:t>
-      </w:r>
-      <w:proofErr w:type="gramEnd"/>
-      <w:r>
-        <w:t>"=&gt; Ill-conditioned (kappa &gt;= 1000) - solution may be sensitive to rounding.")</w:t>
-      </w:r>
-    </w:p>
-    <w:p>
-      <w:pPr>
-        <w:spacing w:after="0" w:line="240" w:lineRule="auto"/>
-      </w:pPr>
-    </w:p>
-    <w:p>
-      <w:pPr>
-        <w:spacing w:after="0" w:line="240" w:lineRule="auto"/>
-      </w:pPr>
-      <w:r>
-        <w:t># ============================================================</w:t>
-      </w:r>
-    </w:p>
-    <w:p>
-      <w:pPr>
-        <w:spacing w:after="0" w:line="240" w:lineRule="auto"/>
-      </w:pPr>
-      <w:r>
-        <w:t># 3. SOLVE THE SYSTEM</w:t>
-      </w:r>
-    </w:p>
-    <w:p>
-      <w:pPr>
-        <w:spacing w:after="0" w:line="240" w:lineRule="auto"/>
-      </w:pPr>
-      <w:r>
-        <w:t># ============================================================</w:t>
-      </w:r>
-    </w:p>
-    <w:p>
-      <w:pPr>
-        <w:spacing w:after="0" w:line="240" w:lineRule="auto"/>
-      </w:pPr>
-    </w:p>
-    <w:p>
-      <w:pPr>
-        <w:spacing w:after="0" w:line="240" w:lineRule="auto"/>
-      </w:pPr>
-      <w:proofErr w:type="gramStart"/>
-      <w:r>
-        <w:t>print(</w:t>
-      </w:r>
-      <w:proofErr w:type="gramEnd"/>
-      <w:r>
-        <w:t>"\n" + "-" * 50)</w:t>
-      </w:r>
-    </w:p>
-    <w:p>
-      <w:pPr>
-        <w:spacing w:after="0" w:line="240" w:lineRule="auto"/>
-      </w:pPr>
-      <w:r>
-        <w:t>print("SOLUTION")</w:t>
-      </w:r>
-    </w:p>
-    <w:p>
-      <w:pPr>
-        <w:spacing w:after="0" w:line="240" w:lineRule="auto"/>
-      </w:pPr>
-      <w:proofErr w:type="gramStart"/>
-      <w:r>
-        <w:t>print(</w:t>
-      </w:r>
-      <w:proofErr w:type="gramEnd"/>
-      <w:r>
-        <w:t>"-" * 50)</w:t>
-      </w:r>
-    </w:p>
-    <w:p>
-      <w:pPr>
-        <w:spacing w:after="0" w:line="240" w:lineRule="auto"/>
-      </w:pPr>
-    </w:p>
-    <w:p>
-      <w:pPr>
-        <w:spacing w:after="0" w:line="240" w:lineRule="auto"/>
-      </w:pPr>
-      <w:r>
-        <w:t xml:space="preserve"># 3a. Solve via </w:t>
-      </w:r>
-      <w:proofErr w:type="spellStart"/>
-      <w:proofErr w:type="gramStart"/>
-      <w:r>
-        <w:t>numpy.linalg</w:t>
-      </w:r>
-      <w:proofErr w:type="gramEnd"/>
-      <w:r>
-        <w:t>.solve</w:t>
-      </w:r>
-      <w:proofErr w:type="spellEnd"/>
-      <w:r>
-        <w:t xml:space="preserve"> (uses LAPACK - stable, efficient)</w:t>
-      </w:r>
-    </w:p>
-    <w:p>
-      <w:pPr>
-        <w:spacing w:after="0" w:line="240" w:lineRule="auto"/>
-      </w:pPr>
-      <w:r>
-        <w:t xml:space="preserve">x = </w:t>
-      </w:r>
-      <w:proofErr w:type="spellStart"/>
-      <w:proofErr w:type="gramStart"/>
-      <w:r>
-        <w:t>np.linalg</w:t>
-      </w:r>
-      <w:proofErr w:type="gramEnd"/>
-      <w:r>
-        <w:t>.</w:t>
-      </w:r>
-      <w:proofErr w:type="gramStart"/>
-      <w:r>
-        <w:t>solve</w:t>
-      </w:r>
-      <w:proofErr w:type="spellEnd"/>
-      <w:r>
-        <w:t>(</w:t>
-      </w:r>
-      <w:proofErr w:type="gramEnd"/>
-      <w:r>
-        <w:t>A, b)</w:t>
-      </w:r>
-    </w:p>
-    <w:p>
-      <w:pPr>
-        <w:spacing w:after="0" w:line="240" w:lineRule="auto"/>
-      </w:pPr>
-    </w:p>
-    <w:p>
-      <w:pPr>
-        <w:spacing w:after="0" w:line="240" w:lineRule="auto"/>
-      </w:pPr>
-      <w:r>
-        <w:t># Label the solutions</w:t>
-      </w:r>
-    </w:p>
-    <w:p>
-      <w:pPr>
-        <w:spacing w:after="0" w:line="240" w:lineRule="auto"/>
-      </w:pPr>
-      <w:proofErr w:type="spellStart"/>
-      <w:r>
-        <w:t>zone_labels</w:t>
-      </w:r>
-      <w:proofErr w:type="spellEnd"/>
-      <w:r>
-        <w:t xml:space="preserve"> = ['Zone 1', 'Zone 2', 'Zone 3', 'Zone 4']</w:t>
-      </w:r>
-    </w:p>
-    <w:p>
-      <w:pPr>
-        <w:spacing w:after="0" w:line="240" w:lineRule="auto"/>
-      </w:pPr>
-      <w:proofErr w:type="gramStart"/>
-      <w:r>
-        <w:t>print(</w:t>
-      </w:r>
-      <w:proofErr w:type="gramEnd"/>
-      <w:r>
-        <w:t>"\</w:t>
-      </w:r>
-      <w:proofErr w:type="spellStart"/>
-      <w:r>
-        <w:t>nEquilibrium</w:t>
-      </w:r>
-      <w:proofErr w:type="spellEnd"/>
-      <w:r>
-        <w:t xml:space="preserve"> daily demand per zone (x</w:t>
-      </w:r>
-      <w:proofErr w:type="gramStart"/>
-      <w:r>
-        <w:t>1..</w:t>
-      </w:r>
-      <w:proofErr w:type="gramEnd"/>
-      <w:r>
-        <w:t>x4):")</w:t>
-      </w:r>
-    </w:p>
-    <w:p>
-      <w:pPr>
-        <w:spacing w:after="0" w:line="240" w:lineRule="auto"/>
-      </w:pPr>
-      <w:r>
-        <w:t xml:space="preserve">for </w:t>
-      </w:r>
-      <w:proofErr w:type="spellStart"/>
-      <w:r>
-        <w:t>i</w:t>
-      </w:r>
-      <w:proofErr w:type="spellEnd"/>
-      <w:r>
-        <w:t xml:space="preserve">, (label, </w:t>
-      </w:r>
-      <w:proofErr w:type="spellStart"/>
-      <w:r>
-        <w:t>val</w:t>
-      </w:r>
-      <w:proofErr w:type="spellEnd"/>
-      <w:r>
-        <w:t xml:space="preserve">) in </w:t>
-      </w:r>
-      <w:proofErr w:type="gramStart"/>
-      <w:r>
-        <w:t>enumerate(zip(</w:t>
-      </w:r>
-      <w:proofErr w:type="spellStart"/>
-      <w:proofErr w:type="gramEnd"/>
-      <w:r>
-        <w:t>zone_labels</w:t>
-      </w:r>
-      <w:proofErr w:type="spellEnd"/>
-      <w:r>
-        <w:t>, x), 1):</w:t>
-      </w:r>
-    </w:p>
-    <w:p>
-      <w:pPr>
-        <w:spacing w:after="0" w:line="240" w:lineRule="auto"/>
-      </w:pPr>
-      <w:r>
-        <w:t xml:space="preserve">    </w:t>
-      </w:r>
-      <w:proofErr w:type="gramStart"/>
-      <w:r>
-        <w:t>print(</w:t>
-      </w:r>
-      <w:proofErr w:type="gramEnd"/>
-      <w:r>
-        <w:t>f</w:t>
-      </w:r>
-      <w:proofErr w:type="gramStart"/>
-      <w:r>
-        <w:t>"  x</w:t>
-      </w:r>
-      <w:proofErr w:type="gramEnd"/>
-      <w:r>
-        <w:t>{</w:t>
-      </w:r>
-      <w:proofErr w:type="spellStart"/>
-      <w:proofErr w:type="gramStart"/>
-      <w:r>
-        <w:t>i</w:t>
-      </w:r>
-      <w:proofErr w:type="spellEnd"/>
-      <w:r>
-        <w:t>} ({label})</w:t>
-      </w:r>
-      <w:proofErr w:type="gramEnd"/>
-      <w:r>
-        <w:t xml:space="preserve"> = {val:.4</w:t>
-      </w:r>
-      <w:proofErr w:type="gramStart"/>
-      <w:r>
-        <w:t>f}  units</w:t>
-      </w:r>
-      <w:proofErr w:type="gramEnd"/>
-      <w:r>
-        <w:t>/day")</w:t>
-      </w:r>
-    </w:p>
-    <w:p>
-      <w:pPr>
-        <w:spacing w:after="0" w:line="240" w:lineRule="auto"/>
-      </w:pPr>
-    </w:p>
-    <w:p>
-      <w:pPr>
-        <w:spacing w:after="0" w:line="240" w:lineRule="auto"/>
-      </w:pPr>
-      <w:r>
-        <w:t xml:space="preserve"># 3b. Verification - check that Ax is </w:t>
-      </w:r>
-      <w:proofErr w:type="spellStart"/>
-      <w:r>
-        <w:t>approx</w:t>
-      </w:r>
-      <w:proofErr w:type="spellEnd"/>
-      <w:r>
-        <w:t xml:space="preserve"> b</w:t>
-      </w:r>
-    </w:p>
-    <w:p>
-      <w:pPr>
-        <w:spacing w:after="0" w:line="240" w:lineRule="auto"/>
-      </w:pPr>
-      <w:proofErr w:type="gramStart"/>
-      <w:r>
-        <w:t>print(</w:t>
-      </w:r>
-      <w:proofErr w:type="gramEnd"/>
-      <w:r>
-        <w:t>"\</w:t>
-      </w:r>
-      <w:proofErr w:type="spellStart"/>
-      <w:r>
-        <w:t>nVerification</w:t>
-      </w:r>
-      <w:proofErr w:type="spellEnd"/>
-      <w:r>
-        <w:t xml:space="preserve"> (</w:t>
-      </w:r>
-      <w:proofErr w:type="gramStart"/>
-      <w:r>
-        <w:t>A @</w:t>
-      </w:r>
-      <w:proofErr w:type="gramEnd"/>
-      <w:r>
-        <w:t xml:space="preserve"> x should equal b):")</w:t>
-      </w:r>
-    </w:p>
-    <w:p>
-      <w:pPr>
-        <w:spacing w:after="0" w:line="240" w:lineRule="auto"/>
-      </w:pPr>
-      <w:proofErr w:type="gramStart"/>
-      <w:r>
-        <w:t>print(</w:t>
-      </w:r>
-      <w:proofErr w:type="gramEnd"/>
-      <w:r>
-        <w:t>f</w:t>
-      </w:r>
-      <w:proofErr w:type="gramStart"/>
-      <w:r>
-        <w:t>"  Residual</w:t>
-      </w:r>
-      <w:proofErr w:type="gramEnd"/>
-      <w:r>
-        <w:t xml:space="preserve"> (max error</w:t>
-      </w:r>
-      <w:proofErr w:type="gramStart"/>
-      <w:r>
-        <w:t>): {</w:t>
-      </w:r>
-      <w:proofErr w:type="spellStart"/>
-      <w:r>
-        <w:t>np.max</w:t>
-      </w:r>
-      <w:proofErr w:type="spellEnd"/>
-      <w:r>
-        <w:t>(</w:t>
-      </w:r>
-      <w:proofErr w:type="spellStart"/>
-      <w:r>
-        <w:t>np.abs</w:t>
-      </w:r>
-      <w:proofErr w:type="spellEnd"/>
-      <w:r>
-        <w:t>(A @</w:t>
-      </w:r>
-      <w:proofErr w:type="gramEnd"/>
-      <w:r>
-        <w:t xml:space="preserve"> x - b)):.2</w:t>
-      </w:r>
-      <w:proofErr w:type="gramStart"/>
-      <w:r>
-        <w:t>e}"</w:t>
-      </w:r>
-      <w:proofErr w:type="gramEnd"/>
-      <w:r>
-        <w:t>)</w:t>
+        <w:t>A @ x - b)):.2e}")</w:t>
       </w:r>
     </w:p>
     <w:p>
@@ -11932,11 +12019,11 @@
       </w:pPr>
       <w:proofErr w:type="gramStart"/>
       <w:r>
-        <w:t>print(f""</w:t>
+        <w:t>print(</w:t>
       </w:r>
       <w:proofErr w:type="gramEnd"/>
       <w:r>
-        <w:t>"</w:t>
+        <w:t>f"""</w:t>
       </w:r>
     </w:p>
     <w:p>
@@ -11976,15 +12063,49 @@
         <w:spacing w:after="0" w:line="240" w:lineRule="auto"/>
       </w:pPr>
       <w:r>
-        <w:t xml:space="preserve">- The zone with highest </w:t>
-      </w:r>
+        <w:t>- The zone with highest demand: {</w:t>
+      </w:r>
+      <w:proofErr w:type="spellStart"/>
+      <w:r>
+        <w:t>zone_labels</w:t>
+      </w:r>
+      <w:proofErr w:type="spellEnd"/>
+      <w:r>
+        <w:t>[</w:t>
+      </w:r>
+      <w:proofErr w:type="spellStart"/>
       <w:proofErr w:type="gramStart"/>
       <w:r>
-        <w:t>demand: {</w:t>
-      </w:r>
-      <w:proofErr w:type="spellStart"/>
+        <w:t>np.argmax</w:t>
+      </w:r>
+      <w:proofErr w:type="spellEnd"/>
       <w:proofErr w:type="gramEnd"/>
       <w:r>
+        <w:t>(x)]} ({</w:t>
+      </w:r>
+      <w:proofErr w:type="spellStart"/>
+      <w:r>
+        <w:t>x.max</w:t>
+      </w:r>
+      <w:proofErr w:type="spellEnd"/>
+      <w:r>
+        <w:t>():.1f})</w:t>
+      </w:r>
+    </w:p>
+    <w:p>
+      <w:pPr>
+        <w:spacing w:after="0" w:line="240" w:lineRule="auto"/>
+      </w:pPr>
+      <w:r>
+        <w:t>- The zone with lowest demand</w:t>
+      </w:r>
+      <w:proofErr w:type="gramStart"/>
+      <w:r>
+        <w:t>:  {</w:t>
+      </w:r>
+      <w:proofErr w:type="spellStart"/>
+      <w:proofErr w:type="gramEnd"/>
+      <w:r>
         <w:t>zone_labels</w:t>
       </w:r>
       <w:proofErr w:type="spellEnd"/>
@@ -11994,72 +12115,12 @@
       <w:proofErr w:type="spellStart"/>
       <w:proofErr w:type="gramStart"/>
       <w:r>
-        <w:t>np.argmax</w:t>
+        <w:t>np.argmin</w:t>
       </w:r>
       <w:proofErr w:type="spellEnd"/>
       <w:proofErr w:type="gramEnd"/>
       <w:r>
-        <w:t>(x</w:t>
-      </w:r>
-      <w:proofErr w:type="gramStart"/>
-      <w:r>
-        <w:t>)]}</w:t>
-      </w:r>
-      <w:proofErr w:type="gramEnd"/>
-      <w:r>
-        <w:t xml:space="preserve"> ({</w:t>
-      </w:r>
-      <w:proofErr w:type="spellStart"/>
-      <w:r>
-        <w:t>x.max</w:t>
-      </w:r>
-      <w:proofErr w:type="spellEnd"/>
-      <w:r>
-        <w:t>():.1</w:t>
-      </w:r>
-      <w:proofErr w:type="gramStart"/>
-      <w:r>
-        <w:t>f})</w:t>
-      </w:r>
-      <w:proofErr w:type="gramEnd"/>
-    </w:p>
-    <w:p>
-      <w:pPr>
-        <w:spacing w:after="0" w:line="240" w:lineRule="auto"/>
-      </w:pPr>
-      <w:r>
-        <w:t>- The zone with lowest demand</w:t>
-      </w:r>
-      <w:proofErr w:type="gramStart"/>
-      <w:r>
-        <w:t>:  {</w:t>
-      </w:r>
-      <w:proofErr w:type="spellStart"/>
-      <w:proofErr w:type="gramEnd"/>
-      <w:r>
-        <w:t>zone_labels</w:t>
-      </w:r>
-      <w:proofErr w:type="spellEnd"/>
-      <w:r>
-        <w:t>[</w:t>
-      </w:r>
-      <w:proofErr w:type="spellStart"/>
-      <w:proofErr w:type="gramStart"/>
-      <w:r>
-        <w:t>np.argmin</w:t>
-      </w:r>
-      <w:proofErr w:type="spellEnd"/>
-      <w:proofErr w:type="gramEnd"/>
-      <w:r>
-        <w:t>(x</w:t>
-      </w:r>
-      <w:proofErr w:type="gramStart"/>
-      <w:r>
-        <w:t>)]}</w:t>
-      </w:r>
-      <w:proofErr w:type="gramEnd"/>
-      <w:r>
-        <w:t xml:space="preserve"> ({</w:t>
+        <w:t>(x)]} ({</w:t>
       </w:r>
       <w:proofErr w:type="spellStart"/>
       <w:r>
@@ -12067,13 +12128,8 @@
       </w:r>
       <w:proofErr w:type="spellEnd"/>
       <w:r>
-        <w:t>():.1</w:t>
-      </w:r>
-      <w:proofErr w:type="gramStart"/>
-      <w:r>
-        <w:t>f})</w:t>
-      </w:r>
-      <w:proofErr w:type="gramEnd"/>
+        <w:t>():.1f})</w:t>
+      </w:r>
     </w:p>
     <w:p>
       <w:pPr>
@@ -12811,28 +12867,15 @@
       </w:r>
       <w:proofErr w:type="spellEnd"/>
       <w:r>
-        <w:t xml:space="preserve"> saved </w:t>
-      </w:r>
-      <w:proofErr w:type="gramStart"/>
-      <w:r>
-        <w:t>to '{</w:t>
-      </w:r>
-      <w:proofErr w:type="spellStart"/>
-      <w:proofErr w:type="gramEnd"/>
-      <w:r>
-        <w:t>fig_</w:t>
-      </w:r>
-      <w:proofErr w:type="gramStart"/>
-      <w:r>
-        <w:t>path</w:t>
-      </w:r>
-      <w:proofErr w:type="spellEnd"/>
-      <w:r>
-        <w:t>}'</w:t>
-      </w:r>
-      <w:proofErr w:type="gramEnd"/>
-      <w:r>
-        <w:t>")</w:t>
+        <w:t xml:space="preserve"> saved to '{</w:t>
+      </w:r>
+      <w:proofErr w:type="spellStart"/>
+      <w:r>
+        <w:t>fig_path</w:t>
+      </w:r>
+      <w:proofErr w:type="spellEnd"/>
+      <w:r>
+        <w:t>}'")</w:t>
       </w:r>
     </w:p>
     <w:p>
@@ -12920,14 +12963,14 @@
           <w:rFonts w:ascii="Times New Roman" w:hAnsi="Times New Roman"/>
         </w:rPr>
       </w:pPr>
-      <w:bookmarkStart w:id="46" w:name="_Toc234938401"/>
+      <w:bookmarkStart w:id="49" w:name="_Toc235086770"/>
       <w:r>
         <w:rPr>
           <w:rFonts w:ascii="Times New Roman" w:hAnsi="Times New Roman"/>
         </w:rPr>
         <w:t>Task 2: Calculus</w:t>
       </w:r>
-      <w:bookmarkEnd w:id="46"/>
+      <w:bookmarkEnd w:id="49"/>
     </w:p>
     <w:p/>
     <w:p>
@@ -13209,19 +13252,11 @@
       </w:r>
       <w:proofErr w:type="spellStart"/>
       <w:r>
-        <w:t>D_double_</w:t>
-      </w:r>
-      <w:proofErr w:type="gramStart"/>
-      <w:r>
-        <w:t>sym</w:t>
-      </w:r>
-      <w:proofErr w:type="spellEnd"/>
-      <w:r>
-        <w:t>}"</w:t>
-      </w:r>
-      <w:proofErr w:type="gramEnd"/>
-      <w:r>
-        <w:t>)</w:t>
+        <w:t>D_double_sym</w:t>
+      </w:r>
+      <w:proofErr w:type="spellEnd"/>
+      <w:r>
+        <w:t>}")</w:t>
       </w:r>
     </w:p>
     <w:p>
@@ -13277,47 +13312,7 @@
       </w:r>
       <w:proofErr w:type="gramEnd"/>
       <w:r>
-        <w:t>={t:.1</w:t>
-      </w:r>
-      <w:proofErr w:type="gramStart"/>
-      <w:r>
-        <w:t>f}:</w:t>
-      </w:r>
-      <w:proofErr w:type="gramEnd"/>
-      <w:r>
-        <w:t xml:space="preserve"> D={4*t**3-18*t**2+24*t+90:.2</w:t>
-      </w:r>
-      <w:proofErr w:type="gramStart"/>
-      <w:r>
-        <w:t>f},</w:t>
-      </w:r>
-      <w:proofErr w:type="gramEnd"/>
-      <w:r>
-        <w:t xml:space="preserve"> D'={12*t**2-36*t+24:.2</w:t>
-      </w:r>
-      <w:proofErr w:type="gramStart"/>
-      <w:r>
-        <w:t>f},</w:t>
-      </w:r>
-      <w:proofErr w:type="gramEnd"/>
-      <w:r>
-        <w:t xml:space="preserve"> </w:t>
-      </w:r>
-      <w:proofErr w:type="gramStart"/>
-      <w:r>
-        <w:t>D''</w:t>
-      </w:r>
-      <w:proofErr w:type="gramEnd"/>
-      <w:r>
-        <w:t>={24*t-36:.2</w:t>
-      </w:r>
-      <w:proofErr w:type="gramStart"/>
-      <w:r>
-        <w:t>f}"</w:t>
-      </w:r>
-      <w:proofErr w:type="gramEnd"/>
-      <w:r>
-        <w:t>)</w:t>
+        <w:t>={t:.1f}: D={4*t**3-18*t**2+24*t+90:.2f}, D'={12*t**2-36*t+24:.2f}, D''={24*t-36:.2f}")</w:t>
       </w:r>
     </w:p>
     <w:p>
@@ -13443,55 +13438,23 @@
       </w:r>
       <w:proofErr w:type="gramEnd"/>
       <w:r>
-        <w:t xml:space="preserve">={t}: </w:t>
+        <w:t>={t}: D''={Dpp:.0f} -&gt; {</w:t>
+      </w:r>
+      <w:proofErr w:type="spellStart"/>
+      <w:r>
+        <w:t>cls</w:t>
+      </w:r>
+      <w:proofErr w:type="spellEnd"/>
+      <w:r>
+        <w:t>}, D({t</w:t>
       </w:r>
       <w:proofErr w:type="gramStart"/>
       <w:r>
-        <w:t>D''</w:t>
+        <w:t>})=</w:t>
       </w:r>
       <w:proofErr w:type="gramEnd"/>
       <w:r>
-        <w:t>={Dpp:.0</w:t>
-      </w:r>
-      <w:proofErr w:type="gramStart"/>
-      <w:r>
-        <w:t>f} -</w:t>
-      </w:r>
-      <w:proofErr w:type="gramEnd"/>
-      <w:r>
-        <w:t>&gt; {</w:t>
-      </w:r>
-      <w:proofErr w:type="spellStart"/>
-      <w:r>
-        <w:t>cls</w:t>
-      </w:r>
-      <w:proofErr w:type="spellEnd"/>
-      <w:r>
-        <w:t xml:space="preserve">}, </w:t>
-      </w:r>
-      <w:proofErr w:type="gramStart"/>
-      <w:r>
-        <w:t>D({</w:t>
-      </w:r>
-      <w:proofErr w:type="gramEnd"/>
-      <w:r>
-        <w:t>t</w:t>
-      </w:r>
-      <w:proofErr w:type="gramStart"/>
-      <w:r>
-        <w:t>})=</w:t>
-      </w:r>
-      <w:proofErr w:type="gramEnd"/>
-      <w:r>
-        <w:t>{Dv:.2</w:t>
-      </w:r>
-      <w:proofErr w:type="gramStart"/>
-      <w:r>
-        <w:t>f}"</w:t>
-      </w:r>
-      <w:proofErr w:type="gramEnd"/>
-      <w:r>
-        <w:t>)</w:t>
+        <w:t>{Dv:.2f}")</w:t>
       </w:r>
     </w:p>
     <w:p>
@@ -13517,40 +13480,22 @@
         <w:t>print(f"\</w:t>
       </w:r>
       <w:proofErr w:type="spellStart"/>
-      <w:proofErr w:type="gramStart"/>
       <w:r>
         <w:t>nD</w:t>
       </w:r>
       <w:proofErr w:type="spellEnd"/>
       <w:r>
-        <w:t>''</w:t>
-      </w:r>
-      <w:proofErr w:type="gramEnd"/>
-      <w:r>
-        <w:t>(t)=0 -&gt; 24t-36=0 -&gt; t={</w:t>
-      </w:r>
-      <w:proofErr w:type="spellStart"/>
-      <w:r>
-        <w:t>t_</w:t>
-      </w:r>
-      <w:proofErr w:type="gramStart"/>
-      <w:r>
-        <w:t>inf</w:t>
-      </w:r>
-      <w:proofErr w:type="spellEnd"/>
-      <w:r>
-        <w:t>},</w:t>
-      </w:r>
-      <w:proofErr w:type="gramEnd"/>
-      <w:r>
-        <w:t xml:space="preserve"> </w:t>
-      </w:r>
-      <w:proofErr w:type="gramStart"/>
-      <w:r>
-        <w:t>D({</w:t>
-      </w:r>
-      <w:proofErr w:type="spellStart"/>
-      <w:proofErr w:type="gramEnd"/>
+        <w:t>''(t)=0 -&gt; 24t-36=0 -&gt; t={</w:t>
+      </w:r>
+      <w:proofErr w:type="spellStart"/>
+      <w:r>
+        <w:t>t_inf</w:t>
+      </w:r>
+      <w:proofErr w:type="spellEnd"/>
+      <w:r>
+        <w:t>}, D({</w:t>
+      </w:r>
+      <w:proofErr w:type="spellStart"/>
       <w:r>
         <w:t>t_inf</w:t>
       </w:r>
@@ -13599,23 +13544,7 @@
       </w:r>
       <w:proofErr w:type="spellEnd"/>
       <w:r>
-        <w:t xml:space="preserve">&lt;1: D </w:t>
-      </w:r>
-      <w:proofErr w:type="gramStart"/>
-      <w:r>
-        <w:t>increasing | 1</w:t>
-      </w:r>
-      <w:proofErr w:type="gramEnd"/>
-      <w:r>
-        <w:t xml:space="preserve">&lt;t&lt;2: D </w:t>
-      </w:r>
-      <w:proofErr w:type="gramStart"/>
-      <w:r>
-        <w:t>decreasing | t</w:t>
-      </w:r>
-      <w:proofErr w:type="gramEnd"/>
-      <w:r>
-        <w:t>&gt;2: D increasing")</w:t>
+        <w:t>&lt;1: D increasing | 1&lt;t&lt;2: D decreasing | t&gt;2: D increasing")</w:t>
       </w:r>
     </w:p>
     <w:p>
@@ -14265,14 +14194,11 @@
       </w:r>
       <w:proofErr w:type="spellEnd"/>
       <w:r>
-        <w:t xml:space="preserve"> verification -&gt; </w:t>
-      </w:r>
+        <w:t xml:space="preserve"> verification -&gt; Critical: {</w:t>
+      </w:r>
+      <w:proofErr w:type="spellStart"/>
       <w:proofErr w:type="gramStart"/>
       <w:r>
-        <w:t>Critical: {</w:t>
-      </w:r>
-      <w:proofErr w:type="spellStart"/>
-      <w:r>
         <w:t>sp.solve</w:t>
       </w:r>
       <w:proofErr w:type="spellEnd"/>
@@ -14290,56 +14216,37 @@
       </w:r>
       <w:proofErr w:type="spellStart"/>
       <w:r>
-        <w:t>t_</w:t>
-      </w:r>
+        <w:t>t_sym</w:t>
+      </w:r>
+      <w:proofErr w:type="spellEnd"/>
+      <w:r>
+        <w:t>)}, Inflection: {</w:t>
+      </w:r>
+      <w:proofErr w:type="spellStart"/>
       <w:proofErr w:type="gramStart"/>
       <w:r>
-        <w:t>sym</w:t>
-      </w:r>
-      <w:proofErr w:type="spellEnd"/>
-      <w:r>
-        <w:t>)}</w:t>
-      </w:r>
+        <w:t>sp.solve</w:t>
+      </w:r>
+      <w:proofErr w:type="spellEnd"/>
       <w:proofErr w:type="gramEnd"/>
       <w:r>
+        <w:t>(</w:t>
+      </w:r>
+      <w:proofErr w:type="spellStart"/>
+      <w:r>
+        <w:t>D_double_sym</w:t>
+      </w:r>
+      <w:proofErr w:type="spellEnd"/>
+      <w:r>
         <w:t xml:space="preserve">, </w:t>
       </w:r>
-      <w:proofErr w:type="gramStart"/>
-      <w:r>
-        <w:t>Inflection: {</w:t>
-      </w:r>
-      <w:proofErr w:type="spellStart"/>
-      <w:r>
-        <w:t>sp.solve</w:t>
-      </w:r>
-      <w:proofErr w:type="spellEnd"/>
-      <w:proofErr w:type="gramEnd"/>
-      <w:r>
-        <w:t>(</w:t>
-      </w:r>
-      <w:proofErr w:type="spellStart"/>
-      <w:r>
-        <w:t>D_double_sym</w:t>
-      </w:r>
-      <w:proofErr w:type="spellEnd"/>
-      <w:r>
-        <w:t xml:space="preserve">, </w:t>
-      </w:r>
-      <w:proofErr w:type="spellStart"/>
-      <w:r>
-        <w:t>t_</w:t>
-      </w:r>
-      <w:proofErr w:type="gramStart"/>
-      <w:r>
-        <w:t>sym</w:t>
-      </w:r>
-      <w:proofErr w:type="spellEnd"/>
-      <w:r>
-        <w:t>)}</w:t>
-      </w:r>
-      <w:proofErr w:type="gramEnd"/>
-      <w:r>
-        <w:t>")</w:t>
+      <w:proofErr w:type="spellStart"/>
+      <w:r>
+        <w:t>t_sym</w:t>
+      </w:r>
+      <w:proofErr w:type="spellEnd"/>
+      <w:r>
+        <w:t>)}")</w:t>
       </w:r>
     </w:p>
     <w:p>
@@ -14366,16 +14273,16 @@
       <w:pPr>
         <w:pStyle w:val="Heading2"/>
       </w:pPr>
-      <w:bookmarkStart w:id="47" w:name="OLE_LINK3"/>
-      <w:bookmarkStart w:id="48" w:name="_Toc234938402"/>
+      <w:bookmarkStart w:id="50" w:name="OLE_LINK3"/>
+      <w:bookmarkStart w:id="51" w:name="_Toc235086771"/>
       <w:r>
         <w:t xml:space="preserve">Task 3: </w:t>
       </w:r>
-      <w:bookmarkEnd w:id="47"/>
+      <w:bookmarkEnd w:id="50"/>
       <w:r>
         <w:t>Probability</w:t>
       </w:r>
-      <w:bookmarkEnd w:id="48"/>
+      <w:bookmarkEnd w:id="51"/>
     </w:p>
     <w:p>
       <w:pPr>
@@ -14564,18 +14471,92 @@
       </w:r>
       <w:proofErr w:type="gramEnd"/>
       <w:r>
-        <w:t>|error| &gt; {t}) = {p:.6</w:t>
+        <w:t>|error| &gt; {t}) = {p:.6f} ({p*100:.4</w:t>
       </w:r>
       <w:proofErr w:type="gramStart"/>
       <w:r>
-        <w:t>f} ({</w:t>
+        <w:t>f}%</w:t>
       </w:r>
       <w:proofErr w:type="gramEnd"/>
       <w:r>
-        <w:t>p*100:.4</w:t>
-      </w:r>
+        <w:t>)")</w:t>
+      </w:r>
+    </w:p>
+    <w:p>
+      <w:pPr>
+        <w:spacing w:line="240" w:lineRule="auto"/>
+      </w:pPr>
       <w:proofErr w:type="gramStart"/>
       <w:r>
+        <w:t>print(</w:t>
+      </w:r>
+      <w:proofErr w:type="gramEnd"/>
+      <w:r>
+        <w:t>"\n--- Buffer Coverage ---")</w:t>
+      </w:r>
+    </w:p>
+    <w:p>
+      <w:pPr>
+        <w:spacing w:line="240" w:lineRule="auto"/>
+      </w:pPr>
+      <w:r>
+        <w:t>for t in thresholds:</w:t>
+      </w:r>
+    </w:p>
+    <w:p>
+      <w:pPr>
+        <w:spacing w:line="240" w:lineRule="auto"/>
+      </w:pPr>
+      <w:r>
+        <w:t xml:space="preserve">    </w:t>
+      </w:r>
+      <w:proofErr w:type="spellStart"/>
+      <w:r>
+        <w:t>p_in</w:t>
+      </w:r>
+      <w:proofErr w:type="spellEnd"/>
+      <w:r>
+        <w:t xml:space="preserve"> = 1 - probabilities[t]</w:t>
+      </w:r>
+    </w:p>
+    <w:p>
+      <w:pPr>
+        <w:spacing w:line="240" w:lineRule="auto"/>
+      </w:pPr>
+      <w:r>
+        <w:t xml:space="preserve">    </w:t>
+      </w:r>
+      <w:proofErr w:type="gramStart"/>
+      <w:r>
+        <w:t>print(</w:t>
+      </w:r>
+      <w:proofErr w:type="spellStart"/>
+      <w:proofErr w:type="gramEnd"/>
+      <w:r>
+        <w:t>f"</w:t>
+      </w:r>
+      <w:proofErr w:type="gramStart"/>
+      <w:r>
+        <w:t>P</w:t>
+      </w:r>
+      <w:proofErr w:type="spellEnd"/>
+      <w:r>
+        <w:t>(</w:t>
+      </w:r>
+      <w:proofErr w:type="gramEnd"/>
+      <w:r>
+        <w:t>|error| &lt;= {t}) = {p_in:.6f} ({</w:t>
+      </w:r>
+      <w:proofErr w:type="spellStart"/>
+      <w:r>
+        <w:t>p_in</w:t>
+      </w:r>
+      <w:proofErr w:type="spellEnd"/>
+      <w:r>
+        <w:t>*100:.4</w:t>
+      </w:r>
+      <w:proofErr w:type="gramStart"/>
+      <w:r>
         <w:t>f}%</w:t>
       </w:r>
       <w:proofErr w:type="gramEnd"/>
@@ -14593,7 +14574,7 @@
       </w:r>
       <w:proofErr w:type="gramEnd"/>
       <w:r>
-        <w:t>"\n--- Buffer Coverage ---")</w:t>
+        <w:t>"\n--- Z-Scores ---")</w:t>
       </w:r>
     </w:p>
     <w:p>
@@ -14611,22 +14592,6 @@
       <w:r>
         <w:t xml:space="preserve">    </w:t>
       </w:r>
-      <w:proofErr w:type="spellStart"/>
-      <w:r>
-        <w:t>p_in</w:t>
-      </w:r>
-      <w:proofErr w:type="spellEnd"/>
-      <w:r>
-        <w:t xml:space="preserve"> = 1 - probabilities[t]</w:t>
-      </w:r>
-    </w:p>
-    <w:p>
-      <w:pPr>
-        <w:spacing w:line="240" w:lineRule="auto"/>
-      </w:pPr>
-      <w:r>
-        <w:t xml:space="preserve">    </w:t>
-      </w:r>
       <w:proofErr w:type="gramStart"/>
       <w:r>
         <w:t>print(</w:t>
@@ -14634,90 +14599,11 @@
       <w:proofErr w:type="spellStart"/>
       <w:proofErr w:type="gramEnd"/>
       <w:r>
-        <w:t>f"</w:t>
-      </w:r>
-      <w:proofErr w:type="gramStart"/>
-      <w:r>
-        <w:t>P</w:t>
-      </w:r>
-      <w:proofErr w:type="spellEnd"/>
-      <w:r>
-        <w:t>(</w:t>
-      </w:r>
-      <w:proofErr w:type="gramEnd"/>
-      <w:r>
-        <w:t>|error| &lt;= {t}) = {p_in:.6</w:t>
-      </w:r>
-      <w:proofErr w:type="gramStart"/>
-      <w:r>
-        <w:t>f} ({</w:t>
-      </w:r>
-      <w:proofErr w:type="spellStart"/>
-      <w:proofErr w:type="gramEnd"/>
-      <w:r>
-        <w:t>p_in</w:t>
-      </w:r>
-      <w:proofErr w:type="spellEnd"/>
-      <w:r>
-        <w:t>*100:.4</w:t>
-      </w:r>
-      <w:proofErr w:type="gramStart"/>
-      <w:r>
-        <w:t>f}%</w:t>
-      </w:r>
-      <w:proofErr w:type="gramEnd"/>
-      <w:r>
-        <w:t>)")</w:t>
-      </w:r>
-    </w:p>
-    <w:p>
-      <w:pPr>
-        <w:spacing w:line="240" w:lineRule="auto"/>
-      </w:pPr>
-      <w:proofErr w:type="gramStart"/>
-      <w:r>
-        <w:t>print(</w:t>
-      </w:r>
-      <w:proofErr w:type="gramEnd"/>
-      <w:r>
-        <w:t>"\n--- Z-Scores ---")</w:t>
-      </w:r>
-    </w:p>
-    <w:p>
-      <w:pPr>
-        <w:spacing w:line="240" w:lineRule="auto"/>
-      </w:pPr>
-      <w:r>
-        <w:t>for t in thresholds:</w:t>
-      </w:r>
-    </w:p>
-    <w:p>
-      <w:pPr>
-        <w:spacing w:line="240" w:lineRule="auto"/>
-      </w:pPr>
-      <w:r>
-        <w:t xml:space="preserve">    </w:t>
-      </w:r>
-      <w:proofErr w:type="gramStart"/>
-      <w:r>
-        <w:t>print(</w:t>
-      </w:r>
-      <w:proofErr w:type="spellStart"/>
-      <w:proofErr w:type="gramEnd"/>
-      <w:r>
         <w:t>f"z</w:t>
       </w:r>
       <w:proofErr w:type="spellEnd"/>
       <w:r>
-        <w:t xml:space="preserve"> for threshold {t}: {(t - mu) / sigma:.2</w:t>
-      </w:r>
-      <w:proofErr w:type="gramStart"/>
-      <w:r>
-        <w:t>f}"</w:t>
-      </w:r>
-      <w:proofErr w:type="gramEnd"/>
-      <w:r>
-        <w:t>)</w:t>
+        <w:t xml:space="preserve"> for threshold {t}: {(t - mu) / sigma:.2f}")</w:t>
       </w:r>
     </w:p>
     <w:p>
@@ -15433,15 +15319,15 @@
       </w:r>
       <w:proofErr w:type="spellEnd"/>
       <w:r>
-        <w:t xml:space="preserve"> ±</w:t>
+        <w:t xml:space="preserve"> ±{t}: covers {cov:.2</w:t>
       </w:r>
       <w:proofErr w:type="gramStart"/>
       <w:r>
-        <w:t>{t}:</w:t>
+        <w:t>f}%</w:t>
       </w:r>
       <w:proofErr w:type="gramEnd"/>
       <w:r>
-        <w:t xml:space="preserve"> covers {cov:.2</w:t>
+        <w:t xml:space="preserve"> of days | risk of exceedance: {probabilities[t]*100:.2</w:t>
       </w:r>
       <w:proofErr w:type="gramStart"/>
       <w:r>
@@ -15449,30 +15335,6 @@
       </w:r>
       <w:proofErr w:type="gramEnd"/>
       <w:r>
-        <w:t xml:space="preserve"> of days | risk of </w:t>
-      </w:r>
-      <w:proofErr w:type="gramStart"/>
-      <w:r>
-        <w:t>exceedance: {</w:t>
-      </w:r>
-      <w:proofErr w:type="gramEnd"/>
-      <w:r>
-        <w:t>probabilities[</w:t>
-      </w:r>
-      <w:proofErr w:type="gramStart"/>
-      <w:r>
-        <w:t>t]*</w:t>
-      </w:r>
-      <w:proofErr w:type="gramEnd"/>
-      <w:r>
-        <w:t>100:.2</w:t>
-      </w:r>
-      <w:proofErr w:type="gramStart"/>
-      <w:r>
-        <w:t>f}%</w:t>
-      </w:r>
-      <w:proofErr w:type="gramEnd"/>
-      <w:r>
         <w:t>")</w:t>
       </w:r>
     </w:p>
@@ -15481,7 +15343,7 @@
       <w:pPr>
         <w:pStyle w:val="Heading2"/>
       </w:pPr>
-      <w:bookmarkStart w:id="49" w:name="_Toc234938403"/>
+      <w:bookmarkStart w:id="52" w:name="_Toc235086772"/>
       <w:r>
         <w:t>Task 4:</w:t>
       </w:r>
@@ -15494,7 +15356,7 @@
       <w:r>
         <w:t>tatistics</w:t>
       </w:r>
-      <w:bookmarkEnd w:id="49"/>
+      <w:bookmarkEnd w:id="52"/>
     </w:p>
     <w:p>
       <w:pPr>
@@ -15790,714 +15652,621 @@
         <w:spacing w:after="0" w:line="240" w:lineRule="auto"/>
       </w:pPr>
       <w:r>
-        <w:t>    print(</w:t>
-      </w:r>
+        <w:t>    print(f"{name:&lt;12} {</w:t>
+      </w:r>
+      <w:proofErr w:type="spellStart"/>
+      <w:r>
+        <w:t>len</w:t>
+      </w:r>
+      <w:proofErr w:type="spellEnd"/>
+      <w:r>
+        <w:t>(d):&lt;4} {</w:t>
+      </w:r>
+      <w:proofErr w:type="spellStart"/>
       <w:proofErr w:type="gramStart"/>
       <w:r>
-        <w:t>f"{</w:t>
+        <w:t>d.mean</w:t>
+      </w:r>
+      <w:proofErr w:type="spellEnd"/>
+      <w:r>
+        <w:t>():&lt;</w:t>
       </w:r>
       <w:proofErr w:type="gramEnd"/>
       <w:r>
-        <w:t>name:&lt;12} {</w:t>
-      </w:r>
-      <w:proofErr w:type="spellStart"/>
+        <w:t>8.4f} {</w:t>
+      </w:r>
+      <w:proofErr w:type="spellStart"/>
+      <w:r>
+        <w:t>d.std</w:t>
+      </w:r>
+      <w:proofErr w:type="spellEnd"/>
+      <w:r>
+        <w:t>(</w:t>
+      </w:r>
+      <w:proofErr w:type="spellStart"/>
+      <w:r>
+        <w:t>ddof</w:t>
+      </w:r>
+      <w:proofErr w:type="spellEnd"/>
+      <w:r>
+        <w:t>=</w:t>
+      </w:r>
+      <w:proofErr w:type="gramStart"/>
+      <w:r>
+        <w:t>1):&lt;</w:t>
+      </w:r>
+      <w:proofErr w:type="gramEnd"/>
+      <w:r>
+        <w:t>8.4f} {</w:t>
+      </w:r>
+      <w:proofErr w:type="spellStart"/>
+      <w:r>
+        <w:t>d.min</w:t>
+      </w:r>
+      <w:proofErr w:type="spellEnd"/>
+      <w:proofErr w:type="gramStart"/>
+      <w:r>
+        <w:t>():&lt;</w:t>
+      </w:r>
+      <w:proofErr w:type="gramEnd"/>
+      <w:r>
+        <w:t>7.2f} {</w:t>
+      </w:r>
+      <w:proofErr w:type="spellStart"/>
+      <w:r>
+        <w:t>d.max</w:t>
+      </w:r>
+      <w:proofErr w:type="spellEnd"/>
+      <w:proofErr w:type="gramStart"/>
+      <w:r>
+        <w:t>():&lt;</w:t>
+      </w:r>
+      <w:proofErr w:type="gramEnd"/>
+      <w:r>
+        <w:t>7.2f}")</w:t>
+      </w:r>
+    </w:p>
+    <w:p>
+      <w:pPr>
+        <w:spacing w:after="0" w:line="240" w:lineRule="auto"/>
+      </w:pPr>
+    </w:p>
+    <w:p>
+      <w:pPr>
+        <w:spacing w:after="0" w:line="240" w:lineRule="auto"/>
+      </w:pPr>
+      <w:r>
+        <w:t># 2. Assumption Checks</w:t>
+      </w:r>
+    </w:p>
+    <w:p>
+      <w:pPr>
+        <w:spacing w:after="0" w:line="240" w:lineRule="auto"/>
+      </w:pPr>
+      <w:proofErr w:type="gramStart"/>
+      <w:r>
+        <w:t>print(</w:t>
+      </w:r>
+      <w:proofErr w:type="gramEnd"/>
+      <w:r>
+        <w:t>"\n2. ASSUMPTION CHECKS")</w:t>
+      </w:r>
+    </w:p>
+    <w:p>
+      <w:pPr>
+        <w:spacing w:after="0" w:line="240" w:lineRule="auto"/>
+      </w:pPr>
+      <w:proofErr w:type="gramStart"/>
+      <w:r>
+        <w:t>print("  Shapiro</w:t>
+      </w:r>
+      <w:proofErr w:type="gramEnd"/>
+      <w:r>
+        <w:t>-Wilk (H0: normal distribution):")</w:t>
+      </w:r>
+    </w:p>
+    <w:p>
+      <w:pPr>
+        <w:spacing w:after="0" w:line="240" w:lineRule="auto"/>
+      </w:pPr>
+      <w:r>
+        <w:t xml:space="preserve">for name, d in </w:t>
+      </w:r>
+      <w:proofErr w:type="spellStart"/>
+      <w:proofErr w:type="gramStart"/>
+      <w:r>
+        <w:t>groups.items</w:t>
+      </w:r>
+      <w:proofErr w:type="spellEnd"/>
+      <w:proofErr w:type="gramEnd"/>
+      <w:r>
+        <w:t>():</w:t>
+      </w:r>
+    </w:p>
+    <w:p>
+      <w:pPr>
+        <w:spacing w:after="0" w:line="240" w:lineRule="auto"/>
+      </w:pPr>
+      <w:r>
+        <w:t xml:space="preserve">    w, p = </w:t>
+      </w:r>
+      <w:proofErr w:type="spellStart"/>
+      <w:proofErr w:type="gramStart"/>
+      <w:r>
+        <w:t>stats.shapiro</w:t>
+      </w:r>
+      <w:proofErr w:type="spellEnd"/>
+      <w:proofErr w:type="gramEnd"/>
+      <w:r>
+        <w:t>(d)</w:t>
+      </w:r>
+    </w:p>
+    <w:p>
+      <w:pPr>
+        <w:spacing w:after="0" w:line="240" w:lineRule="auto"/>
+      </w:pPr>
+      <w:r>
+        <w:t xml:space="preserve">    </w:t>
+      </w:r>
+      <w:proofErr w:type="gramStart"/>
+      <w:r>
+        <w:t>print(</w:t>
+      </w:r>
+      <w:proofErr w:type="gramEnd"/>
+      <w:r>
+        <w:t xml:space="preserve">f" </w:t>
+      </w:r>
+      <w:proofErr w:type="gramStart"/>
+      <w:r>
+        <w:t>   {</w:t>
+      </w:r>
+      <w:proofErr w:type="gramEnd"/>
+      <w:r>
+        <w:t>name:&lt;12} W={w:.4f}, p={p:.4f} -&gt; {'Normal' if p &gt; 0.05 else 'Not normal'}")</w:t>
+      </w:r>
+    </w:p>
+    <w:p>
+      <w:pPr>
+        <w:spacing w:after="0" w:line="240" w:lineRule="auto"/>
+      </w:pPr>
+    </w:p>
+    <w:p>
+      <w:pPr>
+        <w:spacing w:after="0" w:line="240" w:lineRule="auto"/>
+      </w:pPr>
+      <w:proofErr w:type="spellStart"/>
+      <w:r>
+        <w:t>lev_stat</w:t>
+      </w:r>
+      <w:proofErr w:type="spellEnd"/>
+      <w:r>
+        <w:t xml:space="preserve">, </w:t>
+      </w:r>
+      <w:proofErr w:type="spellStart"/>
+      <w:r>
+        <w:t>lev_p</w:t>
+      </w:r>
+      <w:proofErr w:type="spellEnd"/>
+      <w:r>
+        <w:t xml:space="preserve"> = </w:t>
+      </w:r>
+      <w:proofErr w:type="spellStart"/>
+      <w:proofErr w:type="gramStart"/>
+      <w:r>
+        <w:t>stats.levene</w:t>
+      </w:r>
+      <w:proofErr w:type="spellEnd"/>
+      <w:proofErr w:type="gramEnd"/>
+      <w:r>
+        <w:t>(apartments, terraced, detached)</w:t>
+      </w:r>
+    </w:p>
+    <w:p>
+      <w:pPr>
+        <w:spacing w:after="0" w:line="240" w:lineRule="auto"/>
+      </w:pPr>
+      <w:proofErr w:type="gramStart"/>
+      <w:r>
+        <w:t>print(</w:t>
+      </w:r>
+      <w:proofErr w:type="gramEnd"/>
+      <w:r>
+        <w:t>f</w:t>
+      </w:r>
+      <w:proofErr w:type="gramStart"/>
+      <w:r>
+        <w:t>"  Levene's</w:t>
+      </w:r>
+      <w:proofErr w:type="gramEnd"/>
+      <w:r>
+        <w:t xml:space="preserve"> test: stat={lev_stat:.4f}, p={lev_p:.4f} -&gt; {'Equal variances' if </w:t>
+      </w:r>
+      <w:proofErr w:type="spellStart"/>
+      <w:r>
+        <w:t>lev_p</w:t>
+      </w:r>
+      <w:proofErr w:type="spellEnd"/>
+      <w:r>
+        <w:t xml:space="preserve"> &gt; 0.05 else 'Unequal variances'}")</w:t>
+      </w:r>
+    </w:p>
+    <w:p>
+      <w:pPr>
+        <w:spacing w:after="0" w:line="240" w:lineRule="auto"/>
+      </w:pPr>
+    </w:p>
+    <w:p>
+      <w:pPr>
+        <w:spacing w:after="0" w:line="240" w:lineRule="auto"/>
+      </w:pPr>
+      <w:r>
+        <w:t># 3. One-Way ANOVA</w:t>
+      </w:r>
+    </w:p>
+    <w:p>
+      <w:pPr>
+        <w:spacing w:after="0" w:line="240" w:lineRule="auto"/>
+      </w:pPr>
+      <w:proofErr w:type="gramStart"/>
+      <w:r>
+        <w:t>print(</w:t>
+      </w:r>
+      <w:proofErr w:type="gramEnd"/>
+      <w:r>
+        <w:t>"\n3. ONE-WAY ANOVA")</w:t>
+      </w:r>
+    </w:p>
+    <w:p>
+      <w:pPr>
+        <w:spacing w:after="0" w:line="240" w:lineRule="auto"/>
+      </w:pPr>
+      <w:proofErr w:type="gramStart"/>
+      <w:r>
+        <w:t>print("  H</w:t>
+      </w:r>
+      <w:proofErr w:type="gramEnd"/>
+      <w:r>
+        <w:t>0: All group means are equal | H1: At least one differs | α=0.05")</w:t>
+      </w:r>
+    </w:p>
+    <w:p>
+      <w:pPr>
+        <w:spacing w:after="0" w:line="240" w:lineRule="auto"/>
+      </w:pPr>
+      <w:proofErr w:type="spellStart"/>
+      <w:r>
+        <w:t>f_stat</w:t>
+      </w:r>
+      <w:proofErr w:type="spellEnd"/>
+      <w:r>
+        <w:t xml:space="preserve">, </w:t>
+      </w:r>
+      <w:proofErr w:type="spellStart"/>
+      <w:r>
+        <w:t>anova_p</w:t>
+      </w:r>
+      <w:proofErr w:type="spellEnd"/>
+      <w:r>
+        <w:t xml:space="preserve"> = </w:t>
+      </w:r>
+      <w:proofErr w:type="spellStart"/>
+      <w:proofErr w:type="gramStart"/>
+      <w:r>
+        <w:t>stats.f</w:t>
+      </w:r>
+      <w:proofErr w:type="gramEnd"/>
+      <w:r>
+        <w:t>_</w:t>
+      </w:r>
+      <w:proofErr w:type="gramStart"/>
+      <w:r>
+        <w:t>oneway</w:t>
+      </w:r>
+      <w:proofErr w:type="spellEnd"/>
+      <w:r>
+        <w:t>(</w:t>
+      </w:r>
+      <w:proofErr w:type="gramEnd"/>
+      <w:r>
+        <w:t>apartments, terraced, detached)</w:t>
+      </w:r>
+    </w:p>
+    <w:p>
+      <w:pPr>
+        <w:spacing w:after="0" w:line="240" w:lineRule="auto"/>
+      </w:pPr>
+      <w:proofErr w:type="gramStart"/>
+      <w:r>
+        <w:t>print(</w:t>
+      </w:r>
+      <w:proofErr w:type="gramEnd"/>
+      <w:r>
+        <w:t>f</w:t>
+      </w:r>
+      <w:proofErr w:type="gramStart"/>
+      <w:r>
+        <w:t>"  F</w:t>
+      </w:r>
+      <w:proofErr w:type="gramEnd"/>
+      <w:r>
+        <w:t xml:space="preserve"> = {f_stat:.4f}, p = {anova_p:.6f}")</w:t>
+      </w:r>
+    </w:p>
+    <w:p>
+      <w:pPr>
+        <w:spacing w:after="0" w:line="240" w:lineRule="auto"/>
+      </w:pPr>
+      <w:proofErr w:type="gramStart"/>
+      <w:r>
+        <w:t>print(</w:t>
+      </w:r>
+      <w:proofErr w:type="gramEnd"/>
+      <w:r>
+        <w:t>f</w:t>
+      </w:r>
+      <w:proofErr w:type="gramStart"/>
+      <w:r>
+        <w:t>"  -</w:t>
+      </w:r>
+      <w:proofErr w:type="gramEnd"/>
+      <w:r>
+        <w:t xml:space="preserve">&gt; {'REJECT H0: significant difference exists' if </w:t>
+      </w:r>
+      <w:proofErr w:type="spellStart"/>
+      <w:r>
+        <w:t>anova_p</w:t>
+      </w:r>
+      <w:proofErr w:type="spellEnd"/>
+      <w:r>
+        <w:t xml:space="preserve"> &lt; 0.05 else 'Fail to reject H0'}")</w:t>
+      </w:r>
+    </w:p>
+    <w:p>
+      <w:pPr>
+        <w:spacing w:after="0" w:line="240" w:lineRule="auto"/>
+      </w:pPr>
+    </w:p>
+    <w:p>
+      <w:pPr>
+        <w:spacing w:after="0" w:line="240" w:lineRule="auto"/>
+      </w:pPr>
+      <w:r>
+        <w:t xml:space="preserve"># 4. Tukey HSD </w:t>
+      </w:r>
+      <w:proofErr w:type="gramStart"/>
+      <w:r>
+        <w:t>Post-Hoc</w:t>
+      </w:r>
+      <w:proofErr w:type="gramEnd"/>
+    </w:p>
+    <w:p>
+      <w:pPr>
+        <w:spacing w:after="0" w:line="240" w:lineRule="auto"/>
+      </w:pPr>
+      <w:proofErr w:type="gramStart"/>
+      <w:r>
+        <w:t>print(</w:t>
+      </w:r>
+      <w:proofErr w:type="gramEnd"/>
+      <w:r>
+        <w:t>"\n4. TUKEY HSD POST-HOC")</w:t>
+      </w:r>
+    </w:p>
+    <w:p>
+      <w:pPr>
+        <w:spacing w:after="0" w:line="240" w:lineRule="auto"/>
+      </w:pPr>
+      <w:proofErr w:type="spellStart"/>
+      <w:r>
+        <w:t>all_vals</w:t>
+      </w:r>
+      <w:proofErr w:type="spellEnd"/>
+      <w:r>
+        <w:t xml:space="preserve"> = </w:t>
+      </w:r>
+      <w:proofErr w:type="spellStart"/>
+      <w:proofErr w:type="gramStart"/>
+      <w:r>
+        <w:t>np.concatenate</w:t>
+      </w:r>
+      <w:proofErr w:type="spellEnd"/>
+      <w:proofErr w:type="gramEnd"/>
+      <w:r>
+        <w:t>([apartments, terraced, detached])</w:t>
+      </w:r>
+    </w:p>
+    <w:p>
+      <w:pPr>
+        <w:spacing w:after="0" w:line="240" w:lineRule="auto"/>
+      </w:pPr>
+      <w:proofErr w:type="spellStart"/>
+      <w:r>
+        <w:t>all_lbls</w:t>
+      </w:r>
+      <w:proofErr w:type="spellEnd"/>
+      <w:r>
+        <w:t xml:space="preserve"> = ['Apartments</w:t>
+      </w:r>
+      <w:proofErr w:type="gramStart"/>
+      <w:r>
+        <w:t>']*</w:t>
+      </w:r>
+      <w:proofErr w:type="spellStart"/>
+      <w:proofErr w:type="gramEnd"/>
       <w:r>
         <w:t>len</w:t>
       </w:r>
       <w:proofErr w:type="spellEnd"/>
       <w:r>
-        <w:t>(d):&lt;4} {</w:t>
-      </w:r>
-      <w:proofErr w:type="spellStart"/>
+        <w:t>(apartments) + ['Terraced</w:t>
+      </w:r>
       <w:proofErr w:type="gramStart"/>
       <w:r>
-        <w:t>d.mean</w:t>
-      </w:r>
-      <w:proofErr w:type="spellEnd"/>
-      <w:r>
-        <w:t>():&lt;</w:t>
-      </w:r>
+        <w:t>']*</w:t>
+      </w:r>
+      <w:proofErr w:type="spellStart"/>
       <w:proofErr w:type="gramEnd"/>
       <w:r>
-        <w:t>8.4f} {</w:t>
-      </w:r>
-      <w:proofErr w:type="spellStart"/>
-      <w:r>
-        <w:t>d.std</w:t>
+        <w:t>len</w:t>
+      </w:r>
+      <w:proofErr w:type="spellEnd"/>
+      <w:r>
+        <w:t>(terraced) + ['Detached</w:t>
+      </w:r>
+      <w:proofErr w:type="gramStart"/>
+      <w:r>
+        <w:t>']*</w:t>
+      </w:r>
+      <w:proofErr w:type="spellStart"/>
+      <w:proofErr w:type="gramEnd"/>
+      <w:r>
+        <w:t>len</w:t>
+      </w:r>
+      <w:proofErr w:type="spellEnd"/>
+      <w:r>
+        <w:t>(detached)</w:t>
+      </w:r>
+    </w:p>
+    <w:p>
+      <w:pPr>
+        <w:spacing w:after="0" w:line="240" w:lineRule="auto"/>
+      </w:pPr>
+      <w:proofErr w:type="spellStart"/>
+      <w:r>
+        <w:t>tukey</w:t>
+      </w:r>
+      <w:proofErr w:type="spellEnd"/>
+      <w:r>
+        <w:t xml:space="preserve"> = </w:t>
+      </w:r>
+      <w:proofErr w:type="spellStart"/>
+      <w:r>
+        <w:t>pairwise_</w:t>
+      </w:r>
+      <w:proofErr w:type="gramStart"/>
+      <w:r>
+        <w:t>tukeyhsd</w:t>
       </w:r>
       <w:proofErr w:type="spellEnd"/>
       <w:r>
         <w:t>(</w:t>
       </w:r>
       <w:proofErr w:type="spellStart"/>
-      <w:r>
-        <w:t>ddof</w:t>
-      </w:r>
-      <w:proofErr w:type="spellEnd"/>
-      <w:r>
-        <w:t>=</w:t>
-      </w:r>
+      <w:proofErr w:type="gramEnd"/>
+      <w:r>
+        <w:t>all_vals</w:t>
+      </w:r>
+      <w:proofErr w:type="spellEnd"/>
+      <w:r>
+        <w:t xml:space="preserve">, </w:t>
+      </w:r>
+      <w:proofErr w:type="spellStart"/>
+      <w:r>
+        <w:t>all_lbls</w:t>
+      </w:r>
+      <w:proofErr w:type="spellEnd"/>
+      <w:r>
+        <w:t>, alpha=0.05)</w:t>
+      </w:r>
+    </w:p>
+    <w:p>
+      <w:pPr>
+        <w:spacing w:after="0" w:line="240" w:lineRule="auto"/>
+      </w:pPr>
+      <w:r>
+        <w:t>print(</w:t>
+      </w:r>
+      <w:proofErr w:type="spellStart"/>
+      <w:r>
+        <w:t>tukey</w:t>
+      </w:r>
+      <w:proofErr w:type="spellEnd"/>
+      <w:r>
+        <w:t>)</w:t>
+      </w:r>
+    </w:p>
+    <w:p>
+      <w:pPr>
+        <w:spacing w:after="0" w:line="240" w:lineRule="auto"/>
+      </w:pPr>
+    </w:p>
+    <w:p>
+      <w:pPr>
+        <w:spacing w:after="0" w:line="240" w:lineRule="auto"/>
+      </w:pPr>
+      <w:r>
+        <w:t># 5. Visualisation</w:t>
+      </w:r>
+    </w:p>
+    <w:p>
+      <w:pPr>
+        <w:spacing w:after="0" w:line="240" w:lineRule="auto"/>
+      </w:pPr>
+      <w:r>
+        <w:t xml:space="preserve">fig, ax = </w:t>
+      </w:r>
+      <w:proofErr w:type="spellStart"/>
       <w:proofErr w:type="gramStart"/>
       <w:r>
-        <w:t>1):&lt;</w:t>
-      </w:r>
+        <w:t>plt.subplots</w:t>
+      </w:r>
+      <w:proofErr w:type="spellEnd"/>
       <w:proofErr w:type="gramEnd"/>
       <w:r>
-        <w:t>8.4f} {</w:t>
-      </w:r>
-      <w:proofErr w:type="spellStart"/>
-      <w:r>
-        <w:t>d.min</w:t>
+        <w:t>(</w:t>
+      </w:r>
+      <w:proofErr w:type="spellStart"/>
+      <w:r>
+        <w:t>figsize</w:t>
       </w:r>
       <w:proofErr w:type="spellEnd"/>
       <w:proofErr w:type="gramStart"/>
       <w:r>
-        <w:t>():&lt;</w:t>
+        <w:t>=(</w:t>
       </w:r>
       <w:proofErr w:type="gramEnd"/>
       <w:r>
-        <w:t>7.2f} {</w:t>
-      </w:r>
-      <w:proofErr w:type="spellStart"/>
-      <w:r>
-        <w:t>d.max</w:t>
-      </w:r>
-      <w:proofErr w:type="spellEnd"/>
+        <w:t>10, 6))</w:t>
+      </w:r>
+    </w:p>
+    <w:p>
+      <w:pPr>
+        <w:spacing w:after="0" w:line="240" w:lineRule="auto"/>
+      </w:pPr>
+      <w:proofErr w:type="spellStart"/>
+      <w:r>
+        <w:t>df</w:t>
+      </w:r>
+      <w:proofErr w:type="spellEnd"/>
+      <w:r>
+        <w:t xml:space="preserve"> = </w:t>
+      </w:r>
+      <w:proofErr w:type="spellStart"/>
       <w:proofErr w:type="gramStart"/>
       <w:r>
-        <w:t>():&lt;</w:t>
-      </w:r>
+        <w:t>pd.DataFrame</w:t>
+      </w:r>
+      <w:proofErr w:type="spellEnd"/>
       <w:proofErr w:type="gramEnd"/>
       <w:r>
-        <w:t>7.2</w:t>
-      </w:r>
-      <w:proofErr w:type="gramStart"/>
-      <w:r>
-        <w:t>f}"</w:t>
-      </w:r>
-      <w:proofErr w:type="gramEnd"/>
-      <w:r>
-        <w:t>)</w:t>
-      </w:r>
-    </w:p>
-    <w:p>
-      <w:pPr>
-        <w:spacing w:after="0" w:line="240" w:lineRule="auto"/>
-      </w:pPr>
-    </w:p>
-    <w:p>
-      <w:pPr>
-        <w:spacing w:after="0" w:line="240" w:lineRule="auto"/>
-      </w:pPr>
-      <w:r>
-        <w:t># 2. Assumption Checks</w:t>
-      </w:r>
-    </w:p>
-    <w:p>
-      <w:pPr>
-        <w:spacing w:after="0" w:line="240" w:lineRule="auto"/>
-      </w:pPr>
-      <w:proofErr w:type="gramStart"/>
-      <w:r>
-        <w:t>print(</w:t>
-      </w:r>
-      <w:proofErr w:type="gramEnd"/>
-      <w:r>
-        <w:t>"\n2. ASSUMPTION CHECKS")</w:t>
-      </w:r>
-    </w:p>
-    <w:p>
-      <w:pPr>
-        <w:spacing w:after="0" w:line="240" w:lineRule="auto"/>
-      </w:pPr>
-      <w:proofErr w:type="gramStart"/>
-      <w:r>
-        <w:t>print("  Shapiro</w:t>
-      </w:r>
-      <w:proofErr w:type="gramEnd"/>
-      <w:r>
-        <w:t>-Wilk (H0: normal distribution):")</w:t>
-      </w:r>
-    </w:p>
-    <w:p>
-      <w:pPr>
-        <w:spacing w:after="0" w:line="240" w:lineRule="auto"/>
-      </w:pPr>
-      <w:r>
-        <w:t xml:space="preserve">for name, d in </w:t>
-      </w:r>
-      <w:proofErr w:type="spellStart"/>
-      <w:proofErr w:type="gramStart"/>
-      <w:r>
-        <w:t>groups.items</w:t>
-      </w:r>
-      <w:proofErr w:type="spellEnd"/>
-      <w:proofErr w:type="gramEnd"/>
-      <w:r>
-        <w:t>():</w:t>
-      </w:r>
-    </w:p>
-    <w:p>
-      <w:pPr>
-        <w:spacing w:after="0" w:line="240" w:lineRule="auto"/>
-      </w:pPr>
-      <w:r>
-        <w:t xml:space="preserve">    w, p = </w:t>
-      </w:r>
-      <w:proofErr w:type="spellStart"/>
-      <w:proofErr w:type="gramStart"/>
-      <w:r>
-        <w:t>stats.shapiro</w:t>
-      </w:r>
-      <w:proofErr w:type="spellEnd"/>
-      <w:proofErr w:type="gramEnd"/>
-      <w:r>
-        <w:t>(d)</w:t>
-      </w:r>
-    </w:p>
-    <w:p>
-      <w:pPr>
-        <w:spacing w:after="0" w:line="240" w:lineRule="auto"/>
-      </w:pPr>
-      <w:r>
-        <w:t xml:space="preserve">    </w:t>
-      </w:r>
-      <w:proofErr w:type="gramStart"/>
-      <w:r>
-        <w:t>print(</w:t>
-      </w:r>
-      <w:proofErr w:type="gramEnd"/>
-      <w:r>
-        <w:t xml:space="preserve">f" </w:t>
-      </w:r>
-      <w:proofErr w:type="gramStart"/>
-      <w:r>
-        <w:t>   {</w:t>
-      </w:r>
-      <w:proofErr w:type="gramEnd"/>
-      <w:r>
-        <w:t>name:&lt;12} W={w:.4</w:t>
-      </w:r>
-      <w:proofErr w:type="gramStart"/>
-      <w:r>
-        <w:t>f},</w:t>
-      </w:r>
-      <w:proofErr w:type="gramEnd"/>
-      <w:r>
-        <w:t xml:space="preserve"> p={p:.4</w:t>
-      </w:r>
-      <w:proofErr w:type="gramStart"/>
-      <w:r>
-        <w:t>f} -&gt; {'</w:t>
-      </w:r>
-      <w:proofErr w:type="gramEnd"/>
-      <w:r>
-        <w:t xml:space="preserve">Normal' if p &gt; 0.05 else 'Not </w:t>
-      </w:r>
-      <w:proofErr w:type="gramStart"/>
-      <w:r>
-        <w:t>normal'}</w:t>
-      </w:r>
-      <w:proofErr w:type="gramEnd"/>
-      <w:r>
-        <w:t>")</w:t>
-      </w:r>
-    </w:p>
-    <w:p>
-      <w:pPr>
-        <w:spacing w:after="0" w:line="240" w:lineRule="auto"/>
-      </w:pPr>
-    </w:p>
-    <w:p>
-      <w:pPr>
-        <w:spacing w:after="0" w:line="240" w:lineRule="auto"/>
-      </w:pPr>
-      <w:proofErr w:type="spellStart"/>
-      <w:r>
-        <w:t>lev_stat</w:t>
-      </w:r>
-      <w:proofErr w:type="spellEnd"/>
-      <w:r>
-        <w:t xml:space="preserve">, </w:t>
-      </w:r>
-      <w:proofErr w:type="spellStart"/>
-      <w:r>
-        <w:t>lev_p</w:t>
-      </w:r>
-      <w:proofErr w:type="spellEnd"/>
-      <w:r>
-        <w:t xml:space="preserve"> = </w:t>
-      </w:r>
-      <w:proofErr w:type="spellStart"/>
-      <w:proofErr w:type="gramStart"/>
-      <w:r>
-        <w:t>stats.levene</w:t>
-      </w:r>
-      <w:proofErr w:type="spellEnd"/>
-      <w:proofErr w:type="gramEnd"/>
-      <w:r>
-        <w:t>(apartments, terraced, detached)</w:t>
-      </w:r>
-    </w:p>
-    <w:p>
-      <w:pPr>
-        <w:spacing w:after="0" w:line="240" w:lineRule="auto"/>
-      </w:pPr>
-      <w:proofErr w:type="gramStart"/>
-      <w:r>
-        <w:t>print(</w:t>
-      </w:r>
-      <w:proofErr w:type="gramEnd"/>
-      <w:r>
-        <w:t>f</w:t>
-      </w:r>
-      <w:proofErr w:type="gramStart"/>
-      <w:r>
-        <w:t>"  Levene's</w:t>
-      </w:r>
-      <w:proofErr w:type="gramEnd"/>
-      <w:r>
-        <w:t xml:space="preserve"> test: stat={lev_stat:.4</w:t>
-      </w:r>
-      <w:proofErr w:type="gramStart"/>
-      <w:r>
-        <w:t>f},</w:t>
-      </w:r>
-      <w:proofErr w:type="gramEnd"/>
-      <w:r>
-        <w:t xml:space="preserve"> p={lev_p:.4</w:t>
-      </w:r>
-      <w:proofErr w:type="gramStart"/>
-      <w:r>
-        <w:t>f} -&gt; {'</w:t>
-      </w:r>
-      <w:proofErr w:type="gramEnd"/>
-      <w:r>
-        <w:t xml:space="preserve">Equal variances' if </w:t>
-      </w:r>
-      <w:proofErr w:type="spellStart"/>
-      <w:r>
-        <w:t>lev_p</w:t>
-      </w:r>
-      <w:proofErr w:type="spellEnd"/>
-      <w:r>
-        <w:t xml:space="preserve"> &gt; 0.05 else 'Unequal </w:t>
-      </w:r>
-      <w:proofErr w:type="gramStart"/>
-      <w:r>
-        <w:t>variances'}</w:t>
-      </w:r>
-      <w:proofErr w:type="gramEnd"/>
-      <w:r>
-        <w:t>")</w:t>
-      </w:r>
-    </w:p>
-    <w:p>
-      <w:pPr>
-        <w:spacing w:after="0" w:line="240" w:lineRule="auto"/>
-      </w:pPr>
-    </w:p>
-    <w:p>
-      <w:pPr>
-        <w:spacing w:after="0" w:line="240" w:lineRule="auto"/>
-      </w:pPr>
-      <w:r>
-        <w:t># 3. One-Way ANOVA</w:t>
-      </w:r>
-    </w:p>
-    <w:p>
-      <w:pPr>
-        <w:spacing w:after="0" w:line="240" w:lineRule="auto"/>
-      </w:pPr>
-      <w:proofErr w:type="gramStart"/>
-      <w:r>
-        <w:t>print(</w:t>
-      </w:r>
-      <w:proofErr w:type="gramEnd"/>
-      <w:r>
-        <w:t>"\n3. ONE-WAY ANOVA")</w:t>
-      </w:r>
-    </w:p>
-    <w:p>
-      <w:pPr>
-        <w:spacing w:after="0" w:line="240" w:lineRule="auto"/>
-      </w:pPr>
-      <w:proofErr w:type="gramStart"/>
-      <w:r>
-        <w:t>print("  H</w:t>
-      </w:r>
-      <w:proofErr w:type="gramEnd"/>
-      <w:r>
-        <w:t>0: All group means are equal | H1: At least one differs | α=0.05")</w:t>
-      </w:r>
-    </w:p>
-    <w:p>
-      <w:pPr>
-        <w:spacing w:after="0" w:line="240" w:lineRule="auto"/>
-      </w:pPr>
-      <w:proofErr w:type="spellStart"/>
-      <w:r>
-        <w:t>f_stat</w:t>
-      </w:r>
-      <w:proofErr w:type="spellEnd"/>
-      <w:r>
-        <w:t xml:space="preserve">, </w:t>
-      </w:r>
-      <w:proofErr w:type="spellStart"/>
-      <w:r>
-        <w:t>anova_p</w:t>
-      </w:r>
-      <w:proofErr w:type="spellEnd"/>
-      <w:r>
-        <w:t xml:space="preserve"> = </w:t>
-      </w:r>
-      <w:proofErr w:type="spellStart"/>
-      <w:proofErr w:type="gramStart"/>
-      <w:r>
-        <w:t>stats.f</w:t>
-      </w:r>
-      <w:proofErr w:type="gramEnd"/>
-      <w:r>
-        <w:t>_</w:t>
-      </w:r>
-      <w:proofErr w:type="gramStart"/>
-      <w:r>
-        <w:t>oneway</w:t>
-      </w:r>
-      <w:proofErr w:type="spellEnd"/>
-      <w:r>
-        <w:t>(</w:t>
-      </w:r>
-      <w:proofErr w:type="gramEnd"/>
-      <w:r>
-        <w:t>apartments, terraced, detached)</w:t>
-      </w:r>
-    </w:p>
-    <w:p>
-      <w:pPr>
-        <w:spacing w:after="0" w:line="240" w:lineRule="auto"/>
-      </w:pPr>
-      <w:proofErr w:type="gramStart"/>
-      <w:r>
-        <w:t>print(</w:t>
-      </w:r>
-      <w:proofErr w:type="gramEnd"/>
-      <w:r>
-        <w:t>f</w:t>
-      </w:r>
-      <w:proofErr w:type="gramStart"/>
-      <w:r>
-        <w:t>"  F</w:t>
-      </w:r>
-      <w:proofErr w:type="gramEnd"/>
-      <w:r>
-        <w:t xml:space="preserve"> = {f_stat:.4</w:t>
-      </w:r>
-      <w:proofErr w:type="gramStart"/>
-      <w:r>
-        <w:t>f},</w:t>
-      </w:r>
-      <w:proofErr w:type="gramEnd"/>
-      <w:r>
-        <w:t xml:space="preserve"> p = {anova_p:.6</w:t>
-      </w:r>
-      <w:proofErr w:type="gramStart"/>
-      <w:r>
-        <w:t>f}"</w:t>
-      </w:r>
-      <w:proofErr w:type="gramEnd"/>
-      <w:r>
-        <w:t>)</w:t>
-      </w:r>
-    </w:p>
-    <w:p>
-      <w:pPr>
-        <w:spacing w:after="0" w:line="240" w:lineRule="auto"/>
-      </w:pPr>
-      <w:proofErr w:type="gramStart"/>
-      <w:r>
-        <w:t>print(</w:t>
-      </w:r>
-      <w:proofErr w:type="gramEnd"/>
-      <w:r>
-        <w:t>f</w:t>
-      </w:r>
-      <w:proofErr w:type="gramStart"/>
-      <w:r>
-        <w:t>"  -&gt; {'</w:t>
-      </w:r>
-      <w:proofErr w:type="gramEnd"/>
-      <w:r>
-        <w:t xml:space="preserve">REJECT H0: significant difference exists' if </w:t>
-      </w:r>
-      <w:proofErr w:type="spellStart"/>
-      <w:r>
-        <w:t>anova_p</w:t>
-      </w:r>
-      <w:proofErr w:type="spellEnd"/>
-      <w:r>
-        <w:t xml:space="preserve"> &lt; 0.05 else 'Fail to reject </w:t>
-      </w:r>
-      <w:proofErr w:type="gramStart"/>
-      <w:r>
-        <w:t>H0'}</w:t>
-      </w:r>
-      <w:proofErr w:type="gramEnd"/>
-      <w:r>
-        <w:t>")</w:t>
-      </w:r>
-    </w:p>
-    <w:p>
-      <w:pPr>
-        <w:spacing w:after="0" w:line="240" w:lineRule="auto"/>
-      </w:pPr>
-    </w:p>
-    <w:p>
-      <w:pPr>
-        <w:spacing w:after="0" w:line="240" w:lineRule="auto"/>
-      </w:pPr>
-      <w:r>
-        <w:t xml:space="preserve"># 4. Tukey HSD </w:t>
-      </w:r>
-      <w:proofErr w:type="gramStart"/>
-      <w:r>
-        <w:t>Post-Hoc</w:t>
-      </w:r>
-      <w:proofErr w:type="gramEnd"/>
-    </w:p>
-    <w:p>
-      <w:pPr>
-        <w:spacing w:after="0" w:line="240" w:lineRule="auto"/>
-      </w:pPr>
-      <w:proofErr w:type="gramStart"/>
-      <w:r>
-        <w:t>print(</w:t>
-      </w:r>
-      <w:proofErr w:type="gramEnd"/>
-      <w:r>
-        <w:t>"\n4. TUKEY HSD POST-HOC")</w:t>
-      </w:r>
-    </w:p>
-    <w:p>
-      <w:pPr>
-        <w:spacing w:after="0" w:line="240" w:lineRule="auto"/>
-      </w:pPr>
+        <w:t xml:space="preserve">({'Building Type': </w:t>
+      </w:r>
+      <w:proofErr w:type="spellStart"/>
+      <w:r>
+        <w:t>all_lbls</w:t>
+      </w:r>
+      <w:proofErr w:type="spellEnd"/>
+      <w:r>
+        <w:t xml:space="preserve">, 'Daily Consumption (units)': </w:t>
+      </w:r>
       <w:proofErr w:type="spellStart"/>
       <w:r>
         <w:t>all_vals</w:t>
       </w:r>
       <w:proofErr w:type="spellEnd"/>
       <w:r>
-        <w:t xml:space="preserve"> = </w:t>
-      </w:r>
-      <w:proofErr w:type="spellStart"/>
-      <w:proofErr w:type="gramStart"/>
-      <w:r>
-        <w:t>np.concatenate</w:t>
-      </w:r>
-      <w:proofErr w:type="spellEnd"/>
-      <w:proofErr w:type="gramEnd"/>
-      <w:r>
-        <w:t>([apartments, terraced, detached])</w:t>
-      </w:r>
-    </w:p>
-    <w:p>
-      <w:pPr>
-        <w:spacing w:after="0" w:line="240" w:lineRule="auto"/>
-      </w:pPr>
-      <w:proofErr w:type="spellStart"/>
-      <w:r>
-        <w:t>all_lbls</w:t>
-      </w:r>
-      <w:proofErr w:type="spellEnd"/>
-      <w:r>
-        <w:t xml:space="preserve"> = ['Apartments</w:t>
-      </w:r>
-      <w:proofErr w:type="gramStart"/>
-      <w:r>
-        <w:t>']*</w:t>
-      </w:r>
-      <w:proofErr w:type="spellStart"/>
-      <w:proofErr w:type="gramEnd"/>
-      <w:r>
-        <w:t>len</w:t>
-      </w:r>
-      <w:proofErr w:type="spellEnd"/>
-      <w:r>
-        <w:t>(apartments) + ['Terraced</w:t>
-      </w:r>
-      <w:proofErr w:type="gramStart"/>
-      <w:r>
-        <w:t>']*</w:t>
-      </w:r>
-      <w:proofErr w:type="spellStart"/>
-      <w:proofErr w:type="gramEnd"/>
-      <w:r>
-        <w:t>len</w:t>
-      </w:r>
-      <w:proofErr w:type="spellEnd"/>
-      <w:r>
-        <w:t>(terraced) + ['Detached</w:t>
-      </w:r>
-      <w:proofErr w:type="gramStart"/>
-      <w:r>
-        <w:t>']*</w:t>
-      </w:r>
-      <w:proofErr w:type="spellStart"/>
-      <w:proofErr w:type="gramEnd"/>
-      <w:r>
-        <w:t>len</w:t>
-      </w:r>
-      <w:proofErr w:type="spellEnd"/>
-      <w:r>
-        <w:t>(detached)</w:t>
-      </w:r>
-    </w:p>
-    <w:p>
-      <w:pPr>
-        <w:spacing w:after="0" w:line="240" w:lineRule="auto"/>
-      </w:pPr>
-      <w:proofErr w:type="spellStart"/>
-      <w:r>
-        <w:t>tukey</w:t>
-      </w:r>
-      <w:proofErr w:type="spellEnd"/>
-      <w:r>
-        <w:t xml:space="preserve"> = </w:t>
-      </w:r>
-      <w:proofErr w:type="spellStart"/>
-      <w:r>
-        <w:t>pairwise_</w:t>
-      </w:r>
-      <w:proofErr w:type="gramStart"/>
-      <w:r>
-        <w:t>tukeyhsd</w:t>
-      </w:r>
-      <w:proofErr w:type="spellEnd"/>
-      <w:r>
-        <w:t>(</w:t>
-      </w:r>
-      <w:proofErr w:type="spellStart"/>
-      <w:proofErr w:type="gramEnd"/>
-      <w:r>
-        <w:t>all_vals</w:t>
-      </w:r>
-      <w:proofErr w:type="spellEnd"/>
-      <w:r>
-        <w:t xml:space="preserve">, </w:t>
-      </w:r>
-      <w:proofErr w:type="spellStart"/>
-      <w:r>
-        <w:t>all_lbls</w:t>
-      </w:r>
-      <w:proofErr w:type="spellEnd"/>
-      <w:r>
-        <w:t>, alpha=0.05)</w:t>
-      </w:r>
-    </w:p>
-    <w:p>
-      <w:pPr>
-        <w:spacing w:after="0" w:line="240" w:lineRule="auto"/>
-      </w:pPr>
-      <w:r>
-        <w:t>print(</w:t>
-      </w:r>
-      <w:proofErr w:type="spellStart"/>
-      <w:r>
-        <w:t>tukey</w:t>
-      </w:r>
-      <w:proofErr w:type="spellEnd"/>
-      <w:r>
-        <w:t>)</w:t>
-      </w:r>
-    </w:p>
-    <w:p>
-      <w:pPr>
-        <w:spacing w:after="0" w:line="240" w:lineRule="auto"/>
-      </w:pPr>
-    </w:p>
-    <w:p>
-      <w:pPr>
-        <w:spacing w:after="0" w:line="240" w:lineRule="auto"/>
-      </w:pPr>
-      <w:r>
-        <w:t># 5. Visualisation</w:t>
-      </w:r>
-    </w:p>
-    <w:p>
-      <w:pPr>
-        <w:spacing w:after="0" w:line="240" w:lineRule="auto"/>
-      </w:pPr>
-      <w:r>
-        <w:t xml:space="preserve">fig, ax = </w:t>
-      </w:r>
-      <w:proofErr w:type="spellStart"/>
-      <w:proofErr w:type="gramStart"/>
-      <w:r>
-        <w:t>plt.subplots</w:t>
-      </w:r>
-      <w:proofErr w:type="spellEnd"/>
-      <w:proofErr w:type="gramEnd"/>
-      <w:r>
-        <w:t>(</w:t>
-      </w:r>
-      <w:proofErr w:type="spellStart"/>
-      <w:r>
-        <w:t>figsize</w:t>
-      </w:r>
-      <w:proofErr w:type="spellEnd"/>
-      <w:proofErr w:type="gramStart"/>
-      <w:r>
-        <w:t>=(</w:t>
-      </w:r>
-      <w:proofErr w:type="gramEnd"/>
-      <w:r>
-        <w:t>10, 6))</w:t>
-      </w:r>
-    </w:p>
-    <w:p>
-      <w:pPr>
-        <w:spacing w:after="0" w:line="240" w:lineRule="auto"/>
-      </w:pPr>
-      <w:proofErr w:type="spellStart"/>
-      <w:r>
-        <w:t>df</w:t>
-      </w:r>
-      <w:proofErr w:type="spellEnd"/>
-      <w:r>
-        <w:t xml:space="preserve"> = </w:t>
-      </w:r>
-      <w:proofErr w:type="spellStart"/>
-      <w:proofErr w:type="gramStart"/>
-      <w:r>
-        <w:t>pd.DataFrame</w:t>
-      </w:r>
-      <w:proofErr w:type="spellEnd"/>
-      <w:proofErr w:type="gramEnd"/>
-      <w:r>
-        <w:t xml:space="preserve">({'Building Type': </w:t>
-      </w:r>
-      <w:proofErr w:type="spellStart"/>
-      <w:r>
-        <w:t>all_lbls</w:t>
-      </w:r>
-      <w:proofErr w:type="spellEnd"/>
-      <w:r>
-        <w:t xml:space="preserve">, 'Daily Consumption (units)': </w:t>
-      </w:r>
-      <w:proofErr w:type="spellStart"/>
-      <w:r>
-        <w:t>all_</w:t>
-      </w:r>
-      <w:proofErr w:type="gramStart"/>
-      <w:r>
-        <w:t>vals</w:t>
-      </w:r>
-      <w:proofErr w:type="spellEnd"/>
-      <w:r>
         <w:t>})</w:t>
       </w:r>
-      <w:proofErr w:type="gramEnd"/>
     </w:p>
     <w:p>
       <w:pPr>
@@ -16825,11 +16594,11 @@
       </w:r>
       <w:proofErr w:type="gramStart"/>
       <w:r>
-        <w:t>"  {name}:</w:t>
+        <w:t>"  {</w:t>
       </w:r>
       <w:proofErr w:type="gramEnd"/>
       <w:r>
-        <w:t xml:space="preserve"> mean={</w:t>
+        <w:t>name}: mean={</w:t>
       </w:r>
       <w:proofErr w:type="spellStart"/>
       <w:proofErr w:type="gramStart"/>
@@ -16839,116 +16608,68 @@
       <w:proofErr w:type="spellEnd"/>
       <w:proofErr w:type="gramEnd"/>
       <w:r>
-        <w:t>():.2</w:t>
-      </w:r>
+        <w:t>():.2f}, n={</w:t>
+      </w:r>
+      <w:proofErr w:type="spellStart"/>
+      <w:r>
+        <w:t>len</w:t>
+      </w:r>
+      <w:proofErr w:type="spellEnd"/>
+      <w:r>
+        <w:t>(d)}")</w:t>
+      </w:r>
+    </w:p>
+    <w:p>
+      <w:pPr>
+        <w:spacing w:after="0" w:line="240" w:lineRule="auto"/>
+      </w:pPr>
+      <w:r>
+        <w:t xml:space="preserve">n = </w:t>
+      </w:r>
+      <w:proofErr w:type="spellStart"/>
+      <w:r>
+        <w:t>len</w:t>
+      </w:r>
+      <w:proofErr w:type="spellEnd"/>
+      <w:r>
+        <w:t>(</w:t>
+      </w:r>
+      <w:proofErr w:type="spellStart"/>
+      <w:r>
+        <w:t>all_vals</w:t>
+      </w:r>
+      <w:proofErr w:type="spellEnd"/>
+      <w:r>
+        <w:t>)</w:t>
+      </w:r>
+    </w:p>
+    <w:p>
+      <w:pPr>
+        <w:spacing w:after="0" w:line="240" w:lineRule="auto"/>
+      </w:pPr>
       <w:proofErr w:type="gramStart"/>
       <w:r>
-        <w:t>f},</w:t>
+        <w:t>print(</w:t>
       </w:r>
       <w:proofErr w:type="gramEnd"/>
       <w:r>
-        <w:t xml:space="preserve"> n={</w:t>
-      </w:r>
-      <w:proofErr w:type="spellStart"/>
-      <w:r>
-        <w:t>len</w:t>
-      </w:r>
-      <w:proofErr w:type="spellEnd"/>
-      <w:r>
-        <w:t>(</w:t>
+        <w:t>f</w:t>
       </w:r>
       <w:proofErr w:type="gramStart"/>
       <w:r>
-        <w:t>d)}</w:t>
+        <w:t>"  ANOVA</w:t>
       </w:r>
       <w:proofErr w:type="gramEnd"/>
       <w:r>
-        <w:t>")</w:t>
-      </w:r>
-    </w:p>
-    <w:p>
-      <w:pPr>
-        <w:spacing w:after="0" w:line="240" w:lineRule="auto"/>
-      </w:pPr>
-      <w:r>
-        <w:t xml:space="preserve">n = </w:t>
-      </w:r>
-      <w:proofErr w:type="spellStart"/>
-      <w:r>
-        <w:t>len</w:t>
-      </w:r>
-      <w:proofErr w:type="spellEnd"/>
-      <w:r>
-        <w:t>(</w:t>
-      </w:r>
-      <w:proofErr w:type="spellStart"/>
-      <w:r>
-        <w:t>all_vals</w:t>
-      </w:r>
-      <w:proofErr w:type="spellEnd"/>
-      <w:r>
-        <w:t>)</w:t>
-      </w:r>
-    </w:p>
-    <w:p>
-      <w:pPr>
-        <w:spacing w:after="0" w:line="240" w:lineRule="auto"/>
-      </w:pPr>
+        <w:t>: F({2</w:t>
+      </w:r>
       <w:proofErr w:type="gramStart"/>
       <w:r>
-        <w:t>print(</w:t>
+        <w:t>},{</w:t>
       </w:r>
       <w:proofErr w:type="gramEnd"/>
       <w:r>
-        <w:t>f</w:t>
-      </w:r>
-      <w:proofErr w:type="gramStart"/>
-      <w:r>
-        <w:t>"  ANOVA</w:t>
-      </w:r>
-      <w:proofErr w:type="gramEnd"/>
-      <w:r>
-        <w:t xml:space="preserve">: </w:t>
-      </w:r>
-      <w:proofErr w:type="gramStart"/>
-      <w:r>
-        <w:t>F({</w:t>
-      </w:r>
-      <w:proofErr w:type="gramEnd"/>
-      <w:r>
-        <w:t>2</w:t>
-      </w:r>
-      <w:proofErr w:type="gramStart"/>
-      <w:r>
-        <w:t>},{</w:t>
-      </w:r>
-      <w:proofErr w:type="gramEnd"/>
-      <w:r>
-        <w:t>n-</w:t>
-      </w:r>
-      <w:proofErr w:type="gramStart"/>
-      <w:r>
-        <w:t>3})</w:t>
-      </w:r>
-      <w:proofErr w:type="gramEnd"/>
-      <w:r>
-        <w:t xml:space="preserve"> = {f_stat:.2</w:t>
-      </w:r>
-      <w:proofErr w:type="gramStart"/>
-      <w:r>
-        <w:t>f},</w:t>
-      </w:r>
-      <w:proofErr w:type="gramEnd"/>
-      <w:r>
-        <w:t xml:space="preserve"> p = {anova_p:.6</w:t>
-      </w:r>
-      <w:proofErr w:type="gramStart"/>
-      <w:r>
-        <w:t>f}"</w:t>
-      </w:r>
-      <w:proofErr w:type="gramEnd"/>
-      <w:r>
-        <w:t>)</w:t>
+        <w:t>n-3}) = {f_stat:.2f}, p = {anova_p:.6f}")</w:t>
       </w:r>
     </w:p>
     <w:p>
@@ -17938,7 +17659,6 @@
   <w:style w:type="character" w:default="1" w:styleId="DefaultParagraphFont">
     <w:name w:val="Default Paragraph Font"/>
     <w:uiPriority w:val="1"/>
-    <w:semiHidden/>
     <w:unhideWhenUsed/>
   </w:style>
   <w:style w:type="table" w:default="1" w:styleId="TableNormal">
@@ -26854,7 +26574,7 @@
       </w:tcPr>
     </w:tblStylePr>
   </w:style>
-  <w:style w:type="table" w:styleId="ColorfulShading">
+  <w:style w:type="table" w:styleId="ColourfulShading">
     <w:name w:val="Colorful Shading"/>
     <w:basedOn w:val="TableNormal"/>
     <w:uiPriority w:val="71"/>
@@ -26969,7 +26689,7 @@
       </w:rPr>
     </w:tblStylePr>
   </w:style>
-  <w:style w:type="table" w:styleId="ColorfulShading-Accent1">
+  <w:style w:type="table" w:styleId="ColourfulShadingAccent1">
     <w:name w:val="Colorful Shading Accent 1"/>
     <w:basedOn w:val="TableNormal"/>
     <w:uiPriority w:val="71"/>
@@ -27084,7 +26804,7 @@
       </w:rPr>
     </w:tblStylePr>
   </w:style>
-  <w:style w:type="table" w:styleId="ColorfulShading-Accent2">
+  <w:style w:type="table" w:styleId="ColourfulShadingAccent2">
     <w:name w:val="Colorful Shading Accent 2"/>
     <w:basedOn w:val="TableNormal"/>
     <w:uiPriority w:val="71"/>
@@ -27199,7 +26919,7 @@
       </w:rPr>
     </w:tblStylePr>
   </w:style>
-  <w:style w:type="table" w:styleId="ColorfulShading-Accent3">
+  <w:style w:type="table" w:styleId="ColourfulShadingAccent3">
     <w:name w:val="Colorful Shading Accent 3"/>
     <w:basedOn w:val="TableNormal"/>
     <w:uiPriority w:val="71"/>
@@ -27304,7 +27024,7 @@
       </w:tcPr>
     </w:tblStylePr>
   </w:style>
-  <w:style w:type="table" w:styleId="ColorfulShading-Accent4">
+  <w:style w:type="table" w:styleId="ColourfulShadingAccent4">
     <w:name w:val="Colorful Shading Accent 4"/>
     <w:basedOn w:val="TableNormal"/>
     <w:uiPriority w:val="71"/>
@@ -27419,7 +27139,7 @@
       </w:rPr>
     </w:tblStylePr>
   </w:style>
-  <w:style w:type="table" w:styleId="ColorfulShading-Accent5">
+  <w:style w:type="table" w:styleId="ColourfulShadingAccent5">
     <w:name w:val="Colorful Shading Accent 5"/>
     <w:basedOn w:val="TableNormal"/>
     <w:uiPriority w:val="71"/>
@@ -27534,7 +27254,7 @@
       </w:rPr>
     </w:tblStylePr>
   </w:style>
-  <w:style w:type="table" w:styleId="ColorfulShading-Accent6">
+  <w:style w:type="table" w:styleId="ColourfulShadingAccent6">
     <w:name w:val="Colorful Shading Accent 6"/>
     <w:basedOn w:val="TableNormal"/>
     <w:uiPriority w:val="71"/>
@@ -27649,7 +27369,7 @@
       </w:rPr>
     </w:tblStylePr>
   </w:style>
-  <w:style w:type="table" w:styleId="ColorfulList">
+  <w:style w:type="table" w:styleId="ColourfulList">
     <w:name w:val="Colorful List"/>
     <w:basedOn w:val="TableNormal"/>
     <w:uiPriority w:val="72"/>
@@ -27728,7 +27448,7 @@
       </w:tcPr>
     </w:tblStylePr>
   </w:style>
-  <w:style w:type="table" w:styleId="ColorfulList-Accent1">
+  <w:style w:type="table" w:styleId="ColourfulListAccent1">
     <w:name w:val="Colorful List Accent 1"/>
     <w:basedOn w:val="TableNormal"/>
     <w:uiPriority w:val="72"/>
@@ -27807,7 +27527,7 @@
       </w:tcPr>
     </w:tblStylePr>
   </w:style>
-  <w:style w:type="table" w:styleId="ColorfulList-Accent2">
+  <w:style w:type="table" w:styleId="ColourfulListAccent2">
     <w:name w:val="Colorful List Accent 2"/>
     <w:basedOn w:val="TableNormal"/>
     <w:uiPriority w:val="72"/>
@@ -27886,7 +27606,7 @@
       </w:tcPr>
     </w:tblStylePr>
   </w:style>
-  <w:style w:type="table" w:styleId="ColorfulList-Accent3">
+  <w:style w:type="table" w:styleId="ColourfulListAccent3">
     <w:name w:val="Colorful List Accent 3"/>
     <w:basedOn w:val="TableNormal"/>
     <w:uiPriority w:val="72"/>
@@ -27965,7 +27685,7 @@
       </w:tcPr>
     </w:tblStylePr>
   </w:style>
-  <w:style w:type="table" w:styleId="ColorfulList-Accent4">
+  <w:style w:type="table" w:styleId="ColourfulListAccent4">
     <w:name w:val="Colorful List Accent 4"/>
     <w:basedOn w:val="TableNormal"/>
     <w:uiPriority w:val="72"/>
@@ -28044,7 +27764,7 @@
       </w:tcPr>
     </w:tblStylePr>
   </w:style>
-  <w:style w:type="table" w:styleId="ColorfulList-Accent5">
+  <w:style w:type="table" w:styleId="ColourfulListAccent5">
     <w:name w:val="Colorful List Accent 5"/>
     <w:basedOn w:val="TableNormal"/>
     <w:uiPriority w:val="72"/>
@@ -28123,7 +27843,7 @@
       </w:tcPr>
     </w:tblStylePr>
   </w:style>
-  <w:style w:type="table" w:styleId="ColorfulList-Accent6">
+  <w:style w:type="table" w:styleId="ColourfulListAccent6">
     <w:name w:val="Colorful List Accent 6"/>
     <w:basedOn w:val="TableNormal"/>
     <w:uiPriority w:val="72"/>
@@ -28202,7 +27922,7 @@
       </w:tcPr>
     </w:tblStylePr>
   </w:style>
-  <w:style w:type="table" w:styleId="ColorfulGrid">
+  <w:style w:type="table" w:styleId="ColourfulGrid">
     <w:name w:val="Colorful Grid"/>
     <w:basedOn w:val="TableNormal"/>
     <w:uiPriority w:val="73"/>
@@ -28275,7 +27995,7 @@
       </w:tcPr>
     </w:tblStylePr>
   </w:style>
-  <w:style w:type="table" w:styleId="ColorfulGrid-Accent1">
+  <w:style w:type="table" w:styleId="ColourfulGridAccent1">
     <w:name w:val="Colorful Grid Accent 1"/>
     <w:basedOn w:val="TableNormal"/>
     <w:uiPriority w:val="73"/>
@@ -28348,7 +28068,7 @@
       </w:tcPr>
     </w:tblStylePr>
   </w:style>
-  <w:style w:type="table" w:styleId="ColorfulGrid-Accent2">
+  <w:style w:type="table" w:styleId="ColourfulGridAccent2">
     <w:name w:val="Colorful Grid Accent 2"/>
     <w:basedOn w:val="TableNormal"/>
     <w:uiPriority w:val="73"/>
@@ -28421,7 +28141,7 @@
       </w:tcPr>
     </w:tblStylePr>
   </w:style>
-  <w:style w:type="table" w:styleId="ColorfulGrid-Accent3">
+  <w:style w:type="table" w:styleId="ColourfulGridAccent3">
     <w:name w:val="Colorful Grid Accent 3"/>
     <w:basedOn w:val="TableNormal"/>
     <w:uiPriority w:val="73"/>
@@ -28494,7 +28214,7 @@
       </w:tcPr>
     </w:tblStylePr>
   </w:style>
-  <w:style w:type="table" w:styleId="ColorfulGrid-Accent4">
+  <w:style w:type="table" w:styleId="ColourfulGridAccent4">
     <w:name w:val="Colorful Grid Accent 4"/>
     <w:basedOn w:val="TableNormal"/>
     <w:uiPriority w:val="73"/>
@@ -28567,7 +28287,7 @@
       </w:tcPr>
     </w:tblStylePr>
   </w:style>
-  <w:style w:type="table" w:styleId="ColorfulGrid-Accent5">
+  <w:style w:type="table" w:styleId="ColourfulGridAccent5">
     <w:name w:val="Colorful Grid Accent 5"/>
     <w:basedOn w:val="TableNormal"/>
     <w:uiPriority w:val="73"/>
@@ -28640,7 +28360,7 @@
       </w:tcPr>
     </w:tblStylePr>
   </w:style>
-  <w:style w:type="table" w:styleId="ColorfulGrid-Accent6">
+  <w:style w:type="table" w:styleId="ColourfulGridAccent6">
     <w:name w:val="Colorful Grid Accent 6"/>
     <w:basedOn w:val="TableNormal"/>
     <w:uiPriority w:val="73"/>
